--- a/zht/docx/173.content.docx
+++ b/zht/docx/173.content.docx
@@ -19,7 +19,7 @@
         <w:rPr>
           <w:lang w:val="zh_TW" w:bidi="zh_TW"/>
         </w:rPr>
-        <w:t>Resource: 聖經詞典 (Tyndale)</w:t>
+        <w:t>Resource: Tyndale Open Bible Dictionary</w:t>
       </w:r>
       <w:r>
         <w:rPr>
@@ -112,7 +112,7 @@
         <w:rPr>
           <w:lang w:val="zh_TW" w:bidi="zh_TW"/>
         </w:rPr>
-        <w:t>聖經詞典 (Tyndale)</w:t>
+        <w:t>Tyndale Open Bible Dictionary</w:t>
       </w:r>
     </w:p>
     <w:p>
@@ -149,7 +149,7 @@
         <w:rPr>
           <w:lang w:val="zh_TW" w:bidi="zh_TW"/>
         </w:rPr>
-        <w:t>zhou</w:t>
+        <w:t>yu</w:t>
       </w:r>
       <w:r>
         <w:rPr>
@@ -212,7 +212,7 @@
         <w:rPr>
           <w:lang w:val="zh_TW" w:bidi="zh_TW"/>
         </w:rPr>
-        <w:t>咒詛，被咒詛</w:t>
+        <w:t>漁夫</w:t>
       </w:r>
       <w:r>
         <w:rPr>
@@ -231,7 +231,305 @@
         <w:rPr>
           <w:lang w:val="zh_TW" w:bidi="zh_TW"/>
         </w:rPr>
-        <w:t>「咒詛」是嚴肅的宣告或禱告，求神審判某人、群體或其他事物（如土地或國家）。</w:t>
+        <w:t>指以捕魚為生的人。從早期開始，漁夫就在聖地從事捕魚工作，這在舊約（</w:t>
+      </w:r>
+      <w:hyperlink r:id="rId13">
+        <w:r>
+          <w:rPr>
+            <w:lang w:val="zh_TW" w:bidi="zh_TW"/>
+          </w:rPr>
+          <w:rPr>
+            <w:color w:val="0000EE"/>
+            <w:u w:val="single"/>
+          </w:rPr>
+          <w:t>賽19:8</w:t>
+        </w:r>
+      </w:hyperlink>
+      <w:r>
+        <w:rPr>
+          <w:lang w:val="zh_TW" w:bidi="zh_TW"/>
+        </w:rPr>
+        <w:t>；</w:t>
+      </w:r>
+      <w:hyperlink r:id="rId14">
+        <w:r>
+          <w:rPr>
+            <w:lang w:val="zh_TW" w:bidi="zh_TW"/>
+          </w:rPr>
+          <w:rPr>
+            <w:color w:val="0000EE"/>
+            <w:u w:val="single"/>
+          </w:rPr>
+          <w:t>耶16:16</w:t>
+        </w:r>
+      </w:hyperlink>
+      <w:r>
+        <w:rPr>
+          <w:lang w:val="zh_TW" w:bidi="zh_TW"/>
+        </w:rPr>
+        <w:t>；</w:t>
+      </w:r>
+      <w:hyperlink r:id="rId15">
+        <w:r>
+          <w:rPr>
+            <w:lang w:val="zh_TW" w:bidi="zh_TW"/>
+          </w:rPr>
+          <w:rPr>
+            <w:color w:val="0000EE"/>
+            <w:u w:val="single"/>
+          </w:rPr>
+          <w:t>結47:10</w:t>
+        </w:r>
+      </w:hyperlink>
+      <w:r>
+        <w:rPr>
+          <w:lang w:val="zh_TW" w:bidi="zh_TW"/>
+        </w:rPr>
+        <w:t>）和新約（</w:t>
+      </w:r>
+      <w:hyperlink r:id="rId16">
+        <w:r>
+          <w:rPr>
+            <w:lang w:val="zh_TW" w:bidi="zh_TW"/>
+          </w:rPr>
+          <w:rPr>
+            <w:color w:val="0000EE"/>
+            <w:u w:val="single"/>
+          </w:rPr>
+          <w:t>太4:18–19</w:t>
+        </w:r>
+      </w:hyperlink>
+      <w:r>
+        <w:rPr>
+          <w:lang w:val="zh_TW" w:bidi="zh_TW"/>
+        </w:rPr>
+        <w:t>；</w:t>
+      </w:r>
+      <w:hyperlink r:id="rId17">
+        <w:r>
+          <w:rPr>
+            <w:lang w:val="zh_TW" w:bidi="zh_TW"/>
+          </w:rPr>
+          <w:rPr>
+            <w:color w:val="0000EE"/>
+            <w:u w:val="single"/>
+          </w:rPr>
+          <w:t>可1:16–17</w:t>
+        </w:r>
+      </w:hyperlink>
+      <w:r>
+        <w:rPr>
+          <w:lang w:val="zh_TW" w:bidi="zh_TW"/>
+        </w:rPr>
+        <w:t>；</w:t>
+      </w:r>
+      <w:hyperlink r:id="rId18">
+        <w:r>
+          <w:rPr>
+            <w:lang w:val="zh_TW" w:bidi="zh_TW"/>
+          </w:rPr>
+          <w:rPr>
+            <w:color w:val="0000EE"/>
+            <w:u w:val="single"/>
+          </w:rPr>
+          <w:t>路5:2</w:t>
+        </w:r>
+      </w:hyperlink>
+      <w:r>
+        <w:rPr>
+          <w:lang w:val="zh_TW" w:bidi="zh_TW"/>
+        </w:rPr>
+        <w:t>；</w:t>
+      </w:r>
+      <w:hyperlink r:id="rId19">
+        <w:r>
+          <w:rPr>
+            <w:lang w:val="zh_TW" w:bidi="zh_TW"/>
+          </w:rPr>
+          <w:rPr>
+            <w:color w:val="0000EE"/>
+            <w:u w:val="single"/>
+          </w:rPr>
+          <w:t>約21:7</w:t>
+        </w:r>
+      </w:hyperlink>
+      <w:r>
+        <w:rPr>
+          <w:lang w:val="zh_TW" w:bidi="zh_TW"/>
+        </w:rPr>
+        <w:t>）中都有提及。漁夫在社會中形成了一個獨特的階層。耶穌的幾個門徒就是漁夫（</w:t>
+      </w:r>
+      <w:hyperlink r:id="rId20">
+        <w:r>
+          <w:rPr>
+            <w:lang w:val="zh_TW" w:bidi="zh_TW"/>
+          </w:rPr>
+          <w:rPr>
+            <w:color w:val="0000EE"/>
+            <w:u w:val="single"/>
+          </w:rPr>
+          <w:t>太4:18–22</w:t>
+        </w:r>
+      </w:hyperlink>
+      <w:r>
+        <w:rPr>
+          <w:lang w:val="zh_TW" w:bidi="zh_TW"/>
+        </w:rPr>
+        <w:t>；</w:t>
+      </w:r>
+      <w:hyperlink r:id="rId21">
+        <w:r>
+          <w:rPr>
+            <w:lang w:val="zh_TW" w:bidi="zh_TW"/>
+          </w:rPr>
+          <w:rPr>
+            <w:color w:val="0000EE"/>
+            <w:u w:val="single"/>
+          </w:rPr>
+          <w:t>可1:16–20</w:t>
+        </w:r>
+      </w:hyperlink>
+      <w:r>
+        <w:rPr>
+          <w:lang w:val="zh_TW" w:bidi="zh_TW"/>
+        </w:rPr>
+        <w:t>；參</w:t>
+      </w:r>
+      <w:hyperlink r:id="rId22">
+        <w:r>
+          <w:rPr>
+            <w:lang w:val="zh_TW" w:bidi="zh_TW"/>
+          </w:rPr>
+          <w:rPr>
+            <w:color w:val="0000EE"/>
+            <w:u w:val="single"/>
+          </w:rPr>
+          <w:t>路5:2–11</w:t>
+        </w:r>
+      </w:hyperlink>
+      <w:r>
+        <w:rPr>
+          <w:lang w:val="zh_TW" w:bidi="zh_TW"/>
+        </w:rPr>
+        <w:t>）。他們的工作十分勞苦（</w:t>
+      </w:r>
+      <w:hyperlink r:id="rId23">
+        <w:r>
+          <w:rPr>
+            <w:lang w:val="zh_TW" w:bidi="zh_TW"/>
+          </w:rPr>
+          <w:rPr>
+            <w:color w:val="0000EE"/>
+            <w:u w:val="single"/>
+          </w:rPr>
+          <w:t>路5:2–5</w:t>
+        </w:r>
+      </w:hyperlink>
+      <w:r>
+        <w:rPr>
+          <w:lang w:val="zh_TW" w:bidi="zh_TW"/>
+        </w:rPr>
+        <w:t>），並不總是有收穫（</w:t>
+      </w:r>
+      <w:hyperlink r:id="rId24">
+        <w:r>
+          <w:rPr>
+            <w:lang w:val="zh_TW" w:bidi="zh_TW"/>
+          </w:rPr>
+          <w:rPr>
+            <w:color w:val="0000EE"/>
+            <w:u w:val="single"/>
+          </w:rPr>
+          <w:t>路5:5</w:t>
+        </w:r>
+      </w:hyperlink>
+      <w:r>
+        <w:rPr>
+          <w:lang w:val="zh_TW" w:bidi="zh_TW"/>
+        </w:rPr>
+        <w:t>；</w:t>
+      </w:r>
+      <w:hyperlink r:id="rId25">
+        <w:r>
+          <w:rPr>
+            <w:lang w:val="zh_TW" w:bidi="zh_TW"/>
+          </w:rPr>
+          <w:rPr>
+            <w:color w:val="0000EE"/>
+            <w:u w:val="single"/>
+          </w:rPr>
+          <w:t>約21:3</w:t>
+        </w:r>
+      </w:hyperlink>
+      <w:r>
+        <w:rPr>
+          <w:lang w:val="zh_TW" w:bidi="zh_TW"/>
+        </w:rPr>
+        <w:t>）。耶穌用「得人如得魚」的比喻來形容祂的門徒，表示他們如何為天國「捕捉（catch）」人（</w:t>
+      </w:r>
+      <w:hyperlink r:id="rId26">
+        <w:r>
+          <w:rPr>
+            <w:lang w:val="zh_TW" w:bidi="zh_TW"/>
+          </w:rPr>
+          <w:rPr>
+            <w:color w:val="0000EE"/>
+            <w:u w:val="single"/>
+          </w:rPr>
+          <w:t>太4:19</w:t>
+        </w:r>
+      </w:hyperlink>
+      <w:r>
+        <w:rPr>
+          <w:lang w:val="zh_TW" w:bidi="zh_TW"/>
+        </w:rPr>
+        <w:t>；</w:t>
+      </w:r>
+      <w:hyperlink r:id="rId27">
+        <w:r>
+          <w:rPr>
+            <w:lang w:val="zh_TW" w:bidi="zh_TW"/>
+          </w:rPr>
+          <w:rPr>
+            <w:color w:val="0000EE"/>
+            <w:u w:val="single"/>
+          </w:rPr>
+          <w:t>可1:17</w:t>
+        </w:r>
+      </w:hyperlink>
+      <w:r>
+        <w:rPr>
+          <w:lang w:val="zh_TW" w:bidi="zh_TW"/>
+        </w:rPr>
+        <w:t>；</w:t>
+      </w:r>
+      <w:hyperlink r:id="rId28">
+        <w:r>
+          <w:rPr>
+            <w:lang w:val="zh_TW" w:bidi="zh_TW"/>
+          </w:rPr>
+          <w:rPr>
+            <w:color w:val="0000EE"/>
+            <w:u w:val="single"/>
+          </w:rPr>
+          <w:t>路5:10</w:t>
+        </w:r>
+      </w:hyperlink>
+      <w:r>
+        <w:rPr>
+          <w:lang w:val="zh_TW" w:bidi="zh_TW"/>
+        </w:rPr>
+        <w:t>）。</w:t>
+      </w:r>
+      <w:r>
+        <w:rPr>
+          <w:lang w:val="zh_TW" w:bidi="zh_TW"/>
+        </w:rPr>
+      </w:r>
+      <w:r>
+        <w:rPr>
+          <w:lang w:val="zh_TW" w:bidi="zh_TW"/>
+        </w:rPr>
       </w:r>
     </w:p>
     <w:p>
@@ -241,11 +539,21 @@
           <w:lang w:val="zh_TW" w:bidi="zh_TW"/>
         </w:rPr>
       </w:r>
-      <w:r>
-        <w:rPr>
-          <w:lang w:val="zh_TW" w:bidi="zh_TW"/>
-        </w:rPr>
-        <w:t>「咒詛」一詞也可以指神已經施行、或已定意執行的審判。</w:t>
+    </w:p>
+    <w:p>
+      <w:pPr>
+        <w:pStyle w:val="Heading2"/>
+      </w:pPr>
+      <w:r>
+        <w:rPr>
+          <w:lang w:val="zh_TW" w:bidi="zh_TW"/>
+        </w:rPr>
+        <w:t>餘民</w:t>
+      </w:r>
+      <w:r>
+        <w:rPr>
+          <w:lang w:val="zh_TW" w:bidi="zh_TW"/>
+        </w:rPr>
       </w:r>
     </w:p>
     <w:p>
@@ -259,7 +567,7 @@
         <w:rPr>
           <w:lang w:val="zh_TW" w:bidi="zh_TW"/>
         </w:rPr>
-        <w:t>從本質上來說，咒詛與祝福是完全對立的。</w:t>
+        <w:t>一群在神所帶來的災難中倖存的人，這災難通常是祂對罪的審判。這群人成為人類或神子民延續發展的核心；其他人未來是否存在，有賴於這些經過神的審判而被煉淨、成為聖潔的餘民。餘民的概念出現在救贖歷史的所有時期，每當災難（無論是自然災害、疾病、戰爭或其它工具）威脅神旨意的延續時，這概念便會浮現出來；從創造敘事直到舊約結尾，這概念逐漸顯得清晰。</w:t>
       </w:r>
     </w:p>
     <w:p>
@@ -270,7 +578,7 @@
         <w:rPr>
           <w:lang w:val="zh_TW" w:bidi="zh_TW"/>
         </w:rPr>
-        <w:t>異教信仰</w:t>
+        <w:t>問題</w:t>
       </w:r>
     </w:p>
     <w:p>
@@ -284,7 +592,7 @@
         <w:rPr>
           <w:lang w:val="zh_TW" w:bidi="zh_TW"/>
         </w:rPr>
-        <w:t>咒詛與賜福在古代異教的觀念中彼此相連，人們相信「諸神」的靈會因著某人重複唸特定咒語或做某些行為（例如獻祭）而出現，並為他出手。當時的人認為，說出口的咒詛具有隱秘的能力，能使災禍臨到敵人。有些異教文化會把咒詛寫在陶罐上，然後把陶罐打碎，以象徵地啟動或完成預期的咒詛。</w:t>
+        <w:t>餘民概念要處理的神學問題，是神的恩典與應許，與祂的聖潔和祂公義審判罪之間的張力。這種神的恩典與祂審判之間的張力，區分神真實與虛假的子民，以及現今與未來的神子民。聖潔、純潔且真實的神子民，將作為忠信的餘民，在祂對罪的審判中存留，並將成為蒙更新、蒙揀選子民的核心。神的旨意並未受阻，而是實現在那真實且蒙更新的子民之中。</w:t>
       </w:r>
     </w:p>
     <w:p>
@@ -298,18 +606,345 @@
         <w:rPr>
           <w:lang w:val="zh_TW" w:bidi="zh_TW"/>
         </w:rPr>
-        <w:t>墳墓常以咒詛來防止褻瀆者靠近。王室的銘文也會用詛咒的語句保護，針對任何企圖改動、破壞或違背該命令的人（</w:t>
-      </w:r>
-      <w:hyperlink r:id="rId13">
-        <w:r>
-          <w:rPr>
-            <w:lang w:val="zh_TW" w:bidi="zh_TW"/>
-          </w:rPr>
-          <w:rPr>
-            <w:color w:val="0000EE"/>
-            <w:u w:val="single"/>
-          </w:rPr>
-          <w:t>拉6:11–12</w:t>
+        <w:t>這個概念有兩個方面。一方面，視乎聖經作者的期待是否迫切，所強調的可能是審判，即神因祂子民的罪而即將毀滅他們；甚至餘民本身也可能受到威脅，因為所設想的審判十分嚴厲。另一方面，餘民得以存留的事實，強調神的恩典（祂向其保護之人顯明的恩惠），以及新時代與新群體的黎明；這新群體出自餘民，並承受神的應許。</w:t>
+      </w:r>
+    </w:p>
+    <w:p>
+      <w:pPr>
+        <w:pStyle w:val="Heading3"/>
+      </w:pPr>
+      <w:r>
+        <w:rPr>
+          <w:lang w:val="zh_TW" w:bidi="zh_TW"/>
+        </w:rPr>
+        <w:t>在舊約聖經中</w:t>
+      </w:r>
+    </w:p>
+    <w:p>
+      <w:pPr>
+        <w:pStyle w:val="Heading4"/>
+      </w:pPr>
+      <w:r>
+        <w:rPr>
+          <w:lang w:val="zh_TW" w:bidi="zh_TW"/>
+        </w:rPr>
+        <w:t>族長時期之前</w:t>
+      </w:r>
+    </w:p>
+    <w:p>
+      <w:pPr/>
+      <w:r>
+        <w:rPr>
+          <w:lang w:val="zh_TW" w:bidi="zh_TW"/>
+        </w:rPr>
+      </w:r>
+      <w:r>
+        <w:rPr>
+          <w:lang w:val="zh_TW" w:bidi="zh_TW"/>
+        </w:rPr>
+        <w:t>首次展現餘民概念的經文，是人類墮落的敘事。雖然沒有立即喪失生命或減少人數，但神的審判威脅到人類持續存在的可能性（</w:t>
+      </w:r>
+      <w:hyperlink r:id="rId29">
+        <w:r>
+          <w:rPr>
+            <w:lang w:val="zh_TW" w:bidi="zh_TW"/>
+          </w:rPr>
+          <w:rPr>
+            <w:color w:val="0000EE"/>
+            <w:u w:val="single"/>
+          </w:rPr>
+          <w:t>創3:15–19</w:t>
+        </w:r>
+      </w:hyperlink>
+      <w:r>
+        <w:rPr>
+          <w:lang w:val="zh_TW" w:bidi="zh_TW"/>
+        </w:rPr>
+        <w:t>）。因著神的恩典，審判得以避免，亞當與夏娃就成為人類的核心；未來的盼望集中在他們的後裔身上（</w:t>
+      </w:r>
+      <w:hyperlink r:id="rId30">
+        <w:r>
+          <w:rPr>
+            <w:lang w:val="zh_TW" w:bidi="zh_TW"/>
+          </w:rPr>
+          <w:rPr>
+            <w:color w:val="0000EE"/>
+            <w:u w:val="single"/>
+          </w:rPr>
+          <w:t>3:16</w:t>
+        </w:r>
+      </w:hyperlink>
+      <w:r>
+        <w:rPr>
+          <w:lang w:val="zh_TW" w:bidi="zh_TW"/>
+        </w:rPr>
+        <w:t>、</w:t>
+      </w:r>
+      <w:hyperlink r:id="rId30">
+        <w:r>
+          <w:rPr>
+            <w:lang w:val="zh_TW" w:bidi="zh_TW"/>
+          </w:rPr>
+          <w:rPr>
+            <w:color w:val="0000EE"/>
+            <w:u w:val="single"/>
+          </w:rPr>
+          <w:t>20</w:t>
+        </w:r>
+      </w:hyperlink>
+      <w:r>
+        <w:rPr>
+          <w:lang w:val="zh_TW" w:bidi="zh_TW"/>
+        </w:rPr>
+        <w:t>，</w:t>
+      </w:r>
+      <w:hyperlink r:id="rId31">
+        <w:r>
+          <w:rPr>
+            <w:lang w:val="zh_TW" w:bidi="zh_TW"/>
+          </w:rPr>
+          <w:rPr>
+            <w:color w:val="0000EE"/>
+            <w:u w:val="single"/>
+          </w:rPr>
+          <w:t>4:1</w:t>
+        </w:r>
+      </w:hyperlink>
+      <w:r>
+        <w:rPr>
+          <w:lang w:val="zh_TW" w:bidi="zh_TW"/>
+        </w:rPr>
+        <w:t>）。神對人類的旨意，將藉著女人的後裔得以實現。</w:t>
+      </w:r>
+    </w:p>
+    <w:p>
+      <w:pPr/>
+      <w:r>
+        <w:rPr>
+          <w:lang w:val="zh_TW" w:bidi="zh_TW"/>
+        </w:rPr>
+      </w:r>
+      <w:r>
+        <w:rPr>
+          <w:lang w:val="zh_TW" w:bidi="zh_TW"/>
+        </w:rPr>
+        <w:t>洪水的敘事則更加具體。因為人類的邪惡，神決意要從地上塗抹一切生命。然而，一位在神面前為義且完全的人，連同他的家人，一同蒙受神的恩惠（</w:t>
+      </w:r>
+      <w:hyperlink r:id="rId32">
+        <w:r>
+          <w:rPr>
+            <w:lang w:val="zh_TW" w:bidi="zh_TW"/>
+          </w:rPr>
+          <w:rPr>
+            <w:color w:val="0000EE"/>
+            <w:u w:val="single"/>
+          </w:rPr>
+          <w:t>創6:8–9</w:t>
+        </w:r>
+      </w:hyperlink>
+      <w:r>
+        <w:rPr>
+          <w:lang w:val="zh_TW" w:bidi="zh_TW"/>
+        </w:rPr>
+        <w:t>；</w:t>
+      </w:r>
+      <w:hyperlink r:id="rId33">
+        <w:r>
+          <w:rPr>
+            <w:lang w:val="zh_TW" w:bidi="zh_TW"/>
+          </w:rPr>
+          <w:rPr>
+            <w:color w:val="0000EE"/>
+            <w:u w:val="single"/>
+          </w:rPr>
+          <w:t>來11:7</w:t>
+        </w:r>
+      </w:hyperlink>
+      <w:r>
+        <w:rPr>
+          <w:lang w:val="zh_TW" w:bidi="zh_TW"/>
+        </w:rPr>
+        <w:t>）。只有挪亞和同在方舟的人，能免於神的審判（</w:t>
+      </w:r>
+      <w:hyperlink r:id="rId34">
+        <w:r>
+          <w:rPr>
+            <w:lang w:val="zh_TW" w:bidi="zh_TW"/>
+          </w:rPr>
+          <w:rPr>
+            <w:color w:val="0000EE"/>
+            <w:u w:val="single"/>
+          </w:rPr>
+          <w:t>創7:23</w:t>
+        </w:r>
+      </w:hyperlink>
+      <w:r>
+        <w:rPr>
+          <w:lang w:val="zh_TW" w:bidi="zh_TW"/>
+        </w:rPr>
+        <w:t>）。人類的延續因此集中在他兒子的繁衍和增長上（</w:t>
+      </w:r>
+      <w:hyperlink r:id="rId35">
+        <w:r>
+          <w:rPr>
+            <w:lang w:val="zh_TW" w:bidi="zh_TW"/>
+          </w:rPr>
+          <w:rPr>
+            <w:color w:val="0000EE"/>
+            <w:u w:val="single"/>
+          </w:rPr>
+          <w:t>9:1</w:t>
+        </w:r>
+      </w:hyperlink>
+      <w:r>
+        <w:rPr>
+          <w:lang w:val="zh_TW" w:bidi="zh_TW"/>
+        </w:rPr>
+        <w:t>），並由此引進新時代和新的盟約（</w:t>
+      </w:r>
+      <w:hyperlink r:id="rId36">
+        <w:r>
+          <w:rPr>
+            <w:lang w:val="zh_TW" w:bidi="zh_TW"/>
+          </w:rPr>
+          <w:rPr>
+            <w:color w:val="0000EE"/>
+            <w:u w:val="single"/>
+          </w:rPr>
+          <w:t>8–17</w:t>
+        </w:r>
+      </w:hyperlink>
+      <w:r>
+        <w:rPr>
+          <w:lang w:val="zh_TW" w:bidi="zh_TW"/>
+        </w:rPr>
+        <w:t>）。神對人類的旨意，將在挪亞的後裔中得以實現。</w:t>
+      </w:r>
+    </w:p>
+    <w:p>
+      <w:pPr>
+        <w:pStyle w:val="Heading4"/>
+      </w:pPr>
+      <w:r>
+        <w:rPr>
+          <w:lang w:val="zh_TW" w:bidi="zh_TW"/>
+        </w:rPr>
+        <w:t>從族長時期到君主時期</w:t>
+      </w:r>
+    </w:p>
+    <w:p>
+      <w:pPr/>
+      <w:r>
+        <w:rPr>
+          <w:lang w:val="zh_TW" w:bidi="zh_TW"/>
+        </w:rPr>
+      </w:r>
+      <w:r>
+        <w:rPr>
+          <w:lang w:val="zh_TW" w:bidi="zh_TW"/>
+        </w:rPr>
+        <w:t>促成餘民主題發展的經文，不一定涉及普遍審判的威脅。所多瑪和蛾摩拉這兩座城市的罪惡十分重大，以致神決定毀滅它們。神為了僕人亞伯拉罕的（</w:t>
+      </w:r>
+      <w:hyperlink r:id="rId37">
+        <w:r>
+          <w:rPr>
+            <w:lang w:val="zh_TW" w:bidi="zh_TW"/>
+          </w:rPr>
+          <w:rPr>
+            <w:color w:val="0000EE"/>
+            <w:u w:val="single"/>
+          </w:rPr>
+          <w:t>創18:16–19</w:t>
+        </w:r>
+      </w:hyperlink>
+      <w:r>
+        <w:rPr>
+          <w:lang w:val="zh_TW" w:bidi="zh_TW"/>
+        </w:rPr>
+        <w:t>，</w:t>
+      </w:r>
+      <w:hyperlink r:id="rId38">
+        <w:r>
+          <w:rPr>
+            <w:lang w:val="zh_TW" w:bidi="zh_TW"/>
+          </w:rPr>
+          <w:rPr>
+            <w:color w:val="0000EE"/>
+            <w:u w:val="single"/>
+          </w:rPr>
+          <w:t>19:29</w:t>
+        </w:r>
+      </w:hyperlink>
+      <w:r>
+        <w:rPr>
+          <w:lang w:val="zh_TW" w:bidi="zh_TW"/>
+        </w:rPr>
+        <w:t>），並因為羅得的義（</w:t>
+      </w:r>
+      <w:hyperlink r:id="rId39">
+        <w:r>
+          <w:rPr>
+            <w:lang w:val="zh_TW" w:bidi="zh_TW"/>
+          </w:rPr>
+          <w:rPr>
+            <w:color w:val="0000EE"/>
+            <w:u w:val="single"/>
+          </w:rPr>
+          <w:t>彼後2:8</w:t>
+        </w:r>
+      </w:hyperlink>
+      <w:r>
+        <w:rPr>
+          <w:lang w:val="zh_TW" w:bidi="zh_TW"/>
+        </w:rPr>
+        <w:t>），饒恕了羅得和他的兩個女兒。亞伯拉罕與神的協商，若在城中可以找到50義人，最後甚至是10個，便赦免全城（</w:t>
+      </w:r>
+      <w:hyperlink r:id="rId40">
+        <w:r>
+          <w:rPr>
+            <w:lang w:val="zh_TW" w:bidi="zh_TW"/>
+          </w:rPr>
+          <w:rPr>
+            <w:color w:val="0000EE"/>
+            <w:u w:val="single"/>
+          </w:rPr>
+          <w:t>創18:22–33</w:t>
+        </w:r>
+      </w:hyperlink>
+      <w:r>
+        <w:rPr>
+          <w:lang w:val="zh_TW" w:bidi="zh_TW"/>
+        </w:rPr>
+        <w:t>），再次強調義人能逃避審判。神不會將義人與惡人一同滅絕；即使他們猶豫不決，祂仍然憐憫並引領他們離開那城（</w:t>
+      </w:r>
+      <w:hyperlink r:id="rId41">
+        <w:r>
+          <w:rPr>
+            <w:lang w:val="zh_TW" w:bidi="zh_TW"/>
+          </w:rPr>
+          <w:rPr>
+            <w:color w:val="0000EE"/>
+            <w:u w:val="single"/>
+          </w:rPr>
+          <w:t>19:16</w:t>
+        </w:r>
+      </w:hyperlink>
+      <w:r>
+        <w:rPr>
+          <w:lang w:val="zh_TW" w:bidi="zh_TW"/>
+        </w:rPr>
+        <w:t>、</w:t>
+      </w:r>
+      <w:hyperlink r:id="rId41">
+        <w:r>
+          <w:rPr>
+            <w:lang w:val="zh_TW" w:bidi="zh_TW"/>
+          </w:rPr>
+          <w:rPr>
+            <w:color w:val="0000EE"/>
+            <w:u w:val="single"/>
+          </w:rPr>
+          <w:t>29</w:t>
         </w:r>
       </w:hyperlink>
       <w:r>
@@ -320,6 +955,1069 @@
       </w:r>
     </w:p>
     <w:p>
+      <w:pPr/>
+      <w:r>
+        <w:rPr>
+          <w:lang w:val="zh_TW" w:bidi="zh_TW"/>
+        </w:rPr>
+      </w:r>
+      <w:r>
+        <w:rPr>
+          <w:lang w:val="zh_TW" w:bidi="zh_TW"/>
+        </w:rPr>
+        <w:t>約瑟的故事，是從雅各的子孫，一個在迦南的家庭（</w:t>
+      </w:r>
+      <w:hyperlink r:id="rId42">
+        <w:r>
+          <w:rPr>
+            <w:lang w:val="zh_TW" w:bidi="zh_TW"/>
+          </w:rPr>
+          <w:rPr>
+            <w:color w:val="0000EE"/>
+            <w:u w:val="single"/>
+          </w:rPr>
+          <w:t>創46:26–27</w:t>
+        </w:r>
+      </w:hyperlink>
+      <w:r>
+        <w:rPr>
+          <w:lang w:val="zh_TW" w:bidi="zh_TW"/>
+        </w:rPr>
+        <w:t>）開始；過渡到出埃及事件中，以色列成千上萬子孫的文學橋樑。故事中主導的神學主題，是在面對饑荒所帶來致命威脅時，保存這個族長家庭的性命。神差遣約瑟到埃及，為了拯救生命，並為他的家族保留餘種（</w:t>
+      </w:r>
+      <w:hyperlink r:id="rId43">
+        <w:r>
+          <w:rPr>
+            <w:lang w:val="zh_TW" w:bidi="zh_TW"/>
+          </w:rPr>
+          <w:rPr>
+            <w:color w:val="0000EE"/>
+            <w:u w:val="single"/>
+          </w:rPr>
+          <w:t>45:6–7</w:t>
+        </w:r>
+      </w:hyperlink>
+      <w:r>
+        <w:rPr>
+          <w:lang w:val="zh_TW" w:bidi="zh_TW"/>
+        </w:rPr>
+        <w:t>）。約瑟的兄弟本意要害他，但神將其轉為好的結果，拯救許多生命（</w:t>
+      </w:r>
+      <w:hyperlink r:id="rId44">
+        <w:r>
+          <w:rPr>
+            <w:lang w:val="zh_TW" w:bidi="zh_TW"/>
+          </w:rPr>
+          <w:rPr>
+            <w:color w:val="0000EE"/>
+            <w:u w:val="single"/>
+          </w:rPr>
+          <w:t>50:19–20</w:t>
+        </w:r>
+      </w:hyperlink>
+      <w:r>
+        <w:rPr>
+          <w:lang w:val="zh_TW" w:bidi="zh_TW"/>
+        </w:rPr>
+        <w:t>）。神的旨意再次沒被阻撓，而是藉著這些從滅亡威脅中存留下來的人得以實現。</w:t>
+      </w:r>
+    </w:p>
+    <w:p>
+      <w:pPr/>
+      <w:r>
+        <w:rPr>
+          <w:lang w:val="zh_TW" w:bidi="zh_TW"/>
+        </w:rPr>
+      </w:r>
+      <w:r>
+        <w:rPr>
+          <w:lang w:val="zh_TW" w:bidi="zh_TW"/>
+        </w:rPr>
+        <w:t>探子從迦南之地回來，順服神的命令並信靠祂的應許，成為重點（</w:t>
+      </w:r>
+      <w:hyperlink r:id="rId45">
+        <w:r>
+          <w:rPr>
+            <w:lang w:val="zh_TW" w:bidi="zh_TW"/>
+          </w:rPr>
+          <w:rPr>
+            <w:color w:val="0000EE"/>
+            <w:u w:val="single"/>
+          </w:rPr>
+          <w:t>民13–14章</w:t>
+        </w:r>
+      </w:hyperlink>
+      <w:r>
+        <w:rPr>
+          <w:lang w:val="zh_TW" w:bidi="zh_TW"/>
+        </w:rPr>
+        <w:t>）。各支派的代表都曾探察那地。他們雖然一致同意那地非常美好，但除了兩名探子以外，其餘的人都回報那地無法攻取。因著他們發怨言，神宣告祂要毀滅他們所有人，並從祂忠信的僕人摩西，興起一個更大的國。摩西為百姓代求之後，主就轉意不照原先所說的施行。祂並非讓眾人全然滅亡，而是只有約書亞與迦勒因著他們忠信的報告，得以進入所應許的產業。百姓要在曠野度過四十年，直到除了這兩人之外，其餘的人都死在那裡。悖逆者必死亡，但忠信的餘民必承受應許。</w:t>
+      </w:r>
+    </w:p>
+    <w:p>
+      <w:pPr/>
+      <w:r>
+        <w:rPr>
+          <w:lang w:val="zh_TW" w:bidi="zh_TW"/>
+        </w:rPr>
+      </w:r>
+      <w:r>
+        <w:rPr>
+          <w:lang w:val="zh_TW" w:bidi="zh_TW"/>
+        </w:rPr>
+        <w:t>律法也定明，若要持守那地，必須守約而忠信。不順服將帶來疾病、戰敗、乾旱、農作失收、野獸攻擊、因刀劍與饑荒而死、同類相食、城邑毀壞，並會被擄至敵國之地（</w:t>
+      </w:r>
+      <w:hyperlink r:id="rId46">
+        <w:r>
+          <w:rPr>
+            <w:lang w:val="zh_TW" w:bidi="zh_TW"/>
+          </w:rPr>
+          <w:rPr>
+            <w:color w:val="0000EE"/>
+            <w:u w:val="single"/>
+          </w:rPr>
+          <w:t>利26:1–39</w:t>
+        </w:r>
+      </w:hyperlink>
+      <w:r>
+        <w:rPr>
+          <w:lang w:val="zh_TW" w:bidi="zh_TW"/>
+        </w:rPr>
+        <w:t>）。不過那些存留、承認自己罪孽並悔改的餘民，神要與他們持守祂的約，使他們回到自己的地上，並藉著他們成就祂的旨意。</w:t>
+      </w:r>
+    </w:p>
+    <w:p>
+      <w:pPr>
+        <w:pStyle w:val="Heading4"/>
+      </w:pPr>
+      <w:r>
+        <w:rPr>
+          <w:lang w:val="zh_TW" w:bidi="zh_TW"/>
+        </w:rPr>
+        <w:t>從君主時期到被擄時期</w:t>
+      </w:r>
+    </w:p>
+    <w:p>
+      <w:pPr/>
+      <w:r>
+        <w:rPr>
+          <w:lang w:val="zh_TW" w:bidi="zh_TW"/>
+        </w:rPr>
+      </w:r>
+      <w:r>
+        <w:rPr>
+          <w:lang w:val="zh_TW" w:bidi="zh_TW"/>
+        </w:rPr>
+        <w:t>即使在叛教的北國，主仍然為祂自己保留忠信的餘民。在北國罪惡所帶來的三年乾旱後期（</w:t>
+      </w:r>
+      <w:hyperlink r:id="rId47">
+        <w:r>
+          <w:rPr>
+            <w:lang w:val="zh_TW" w:bidi="zh_TW"/>
+          </w:rPr>
+          <w:rPr>
+            <w:color w:val="0000EE"/>
+            <w:u w:val="single"/>
+          </w:rPr>
+          <w:t>王上17:1</w:t>
+        </w:r>
+      </w:hyperlink>
+      <w:r>
+        <w:rPr>
+          <w:lang w:val="zh_TW" w:bidi="zh_TW"/>
+        </w:rPr>
+        <w:t>，</w:t>
+      </w:r>
+      <w:hyperlink r:id="rId48">
+        <w:r>
+          <w:rPr>
+            <w:lang w:val="zh_TW" w:bidi="zh_TW"/>
+          </w:rPr>
+          <w:rPr>
+            <w:color w:val="0000EE"/>
+            <w:u w:val="single"/>
+          </w:rPr>
+          <w:t>18:1</w:t>
+        </w:r>
+      </w:hyperlink>
+      <w:r>
+        <w:rPr>
+          <w:lang w:val="zh_TW" w:bidi="zh_TW"/>
+        </w:rPr>
+        <w:t>），並在迦密山戰勝巴力祭司之後，以利亞為逃避耶洗別的追殺而逃到西奈山（第</w:t>
+      </w:r>
+      <w:hyperlink r:id="rId49">
+        <w:r>
+          <w:rPr>
+            <w:lang w:val="zh_TW" w:bidi="zh_TW"/>
+          </w:rPr>
+          <w:rPr>
+            <w:color w:val="0000EE"/>
+            <w:u w:val="single"/>
+          </w:rPr>
+          <w:t>19</w:t>
+        </w:r>
+      </w:hyperlink>
+      <w:r>
+        <w:rPr>
+          <w:lang w:val="zh_TW" w:bidi="zh_TW"/>
+        </w:rPr>
+        <w:t>章）。他在那裡哀嘆以色列已全然轉向虛假敬拜，而他自己是僅存的忠信者。神回應他，吩咐他膏立耶戶為王，並膏立以利沙作他的先知繼承者。耶戶與以利沙將要除滅叛教之人，而神為自己存留了七千個未曾向巴力屈膝的人。忠信的餘民將被保守，不至於遭受毀滅。</w:t>
+      </w:r>
+    </w:p>
+    <w:p>
+      <w:pPr/>
+      <w:r>
+        <w:rPr>
+          <w:lang w:val="zh_TW" w:bidi="zh_TW"/>
+        </w:rPr>
+      </w:r>
+      <w:r>
+        <w:rPr>
+          <w:lang w:val="zh_TW" w:bidi="zh_TW"/>
+        </w:rPr>
+        <w:t>被擄前的先知強調，在亞述和巴比倫所施行的毀滅之下，得以存活的餘民人數稀少。阿摩司警告說，將有巨大審判臨到，甚至連餘民本身也會受到威脅。神將毀滅這罪惡的王國，卻不至完全滅絕。以賽亞也談到餘民的微小。以色列僅存的，好像葡萄園的草棚，瓜田的茅屋，只是勉強逃過所多瑪與蛾摩拉的命運（</w:t>
+      </w:r>
+      <w:hyperlink r:id="rId50">
+        <w:r>
+          <w:rPr>
+            <w:lang w:val="zh_TW" w:bidi="zh_TW"/>
+          </w:rPr>
+          <w:rPr>
+            <w:color w:val="0000EE"/>
+            <w:u w:val="single"/>
+          </w:rPr>
+          <w:t>賽1:8–9</w:t>
+        </w:r>
+      </w:hyperlink>
+      <w:r>
+        <w:rPr>
+          <w:lang w:val="zh_TW" w:bidi="zh_TW"/>
+        </w:rPr>
+        <w:t>）。它像山頂上的旗杆（</w:t>
+      </w:r>
+      <w:hyperlink r:id="rId51">
+        <w:r>
+          <w:rPr>
+            <w:lang w:val="zh_TW" w:bidi="zh_TW"/>
+          </w:rPr>
+          <w:rPr>
+            <w:color w:val="0000EE"/>
+            <w:u w:val="single"/>
+          </w:rPr>
+          <w:t>30:17</w:t>
+        </w:r>
+      </w:hyperlink>
+      <w:r>
+        <w:rPr>
+          <w:lang w:val="zh_TW" w:bidi="zh_TW"/>
+        </w:rPr>
+        <w:t>），像被砍伐的樹墩子（</w:t>
+      </w:r>
+      <w:hyperlink r:id="rId52">
+        <w:r>
+          <w:rPr>
+            <w:lang w:val="zh_TW" w:bidi="zh_TW"/>
+          </w:rPr>
+          <w:rPr>
+            <w:color w:val="0000EE"/>
+            <w:u w:val="single"/>
+          </w:rPr>
+          <w:t>6:13</w:t>
+        </w:r>
+      </w:hyperlink>
+      <w:r>
+        <w:rPr>
+          <w:lang w:val="zh_TW" w:bidi="zh_TW"/>
+        </w:rPr>
+        <w:t>）。當收割的人收聚莊稼時，以色列就如收成後剩下的拾穗，是樹梢上僅存的幾顆橄欖（</w:t>
+      </w:r>
+      <w:hyperlink r:id="rId53">
+        <w:r>
+          <w:rPr>
+            <w:lang w:val="zh_TW" w:bidi="zh_TW"/>
+          </w:rPr>
+          <w:rPr>
+            <w:color w:val="0000EE"/>
+            <w:u w:val="single"/>
+          </w:rPr>
+          <w:t>17:4–6</w:t>
+        </w:r>
+      </w:hyperlink>
+      <w:r>
+        <w:rPr>
+          <w:lang w:val="zh_TW" w:bidi="zh_TW"/>
+        </w:rPr>
+        <w:t>）。但從那被砍伐的樹墩子中，將會萌發新的生命（</w:t>
+      </w:r>
+      <w:hyperlink r:id="rId54">
+        <w:r>
+          <w:rPr>
+            <w:lang w:val="zh_TW" w:bidi="zh_TW"/>
+          </w:rPr>
+          <w:rPr>
+            <w:color w:val="0000EE"/>
+            <w:u w:val="single"/>
+          </w:rPr>
+          <w:t>6:11–13</w:t>
+        </w:r>
+      </w:hyperlink>
+      <w:r>
+        <w:rPr>
+          <w:lang w:val="zh_TW" w:bidi="zh_TW"/>
+        </w:rPr>
+        <w:t>）。那些在耶路撒冷倖存的人將是聖潔的，主將從耶西的樹墩子中帶來一個新的枝條，一位公義的僕人（枝子），祂要從多國中招聚神子民的餘民（</w:t>
+      </w:r>
+      <w:hyperlink r:id="rId55">
+        <w:r>
+          <w:rPr>
+            <w:lang w:val="zh_TW" w:bidi="zh_TW"/>
+          </w:rPr>
+          <w:rPr>
+            <w:color w:val="0000EE"/>
+            <w:u w:val="single"/>
+          </w:rPr>
+          <w:t>4:2–3</w:t>
+        </w:r>
+      </w:hyperlink>
+      <w:r>
+        <w:rPr>
+          <w:lang w:val="zh_TW" w:bidi="zh_TW"/>
+        </w:rPr>
+        <w:t>，</w:t>
+      </w:r>
+      <w:hyperlink r:id="rId56">
+        <w:r>
+          <w:rPr>
+            <w:lang w:val="zh_TW" w:bidi="zh_TW"/>
+          </w:rPr>
+          <w:rPr>
+            <w:color w:val="0000EE"/>
+            <w:u w:val="single"/>
+          </w:rPr>
+          <w:t>11:1–16</w:t>
+        </w:r>
+      </w:hyperlink>
+      <w:r>
+        <w:rPr>
+          <w:lang w:val="zh_TW" w:bidi="zh_TW"/>
+        </w:rPr>
+        <w:t>）。當神洗淨百姓的罪孽後，耶路撒冷將被稱為公義之城（</w:t>
+      </w:r>
+      <w:hyperlink r:id="rId57">
+        <w:r>
+          <w:rPr>
+            <w:lang w:val="zh_TW" w:bidi="zh_TW"/>
+          </w:rPr>
+          <w:rPr>
+            <w:color w:val="0000EE"/>
+            <w:u w:val="single"/>
+          </w:rPr>
+          <w:t>1:21–26</w:t>
+        </w:r>
+      </w:hyperlink>
+      <w:r>
+        <w:rPr>
+          <w:lang w:val="zh_TW" w:bidi="zh_TW"/>
+        </w:rPr>
+        <w:t>）。</w:t>
+      </w:r>
+    </w:p>
+    <w:p>
+      <w:pPr>
+        <w:pStyle w:val="Heading4"/>
+      </w:pPr>
+      <w:r>
+        <w:rPr>
+          <w:lang w:val="zh_TW" w:bidi="zh_TW"/>
+        </w:rPr>
+        <w:t>被擄期間</w:t>
+      </w:r>
+    </w:p>
+    <w:p>
+      <w:pPr/>
+      <w:r>
+        <w:rPr>
+          <w:lang w:val="zh_TW" w:bidi="zh_TW"/>
+        </w:rPr>
+      </w:r>
+      <w:r>
+        <w:rPr>
+          <w:lang w:val="zh_TW" w:bidi="zh_TW"/>
+        </w:rPr>
+        <w:t>以西結在迦巴魯河邊、身處被擄之民中（</w:t>
+      </w:r>
+      <w:hyperlink r:id="rId58">
+        <w:r>
+          <w:rPr>
+            <w:lang w:val="zh_TW" w:bidi="zh_TW"/>
+          </w:rPr>
+          <w:rPr>
+            <w:color w:val="0000EE"/>
+            <w:u w:val="single"/>
+          </w:rPr>
+          <w:t>結1:1</w:t>
+        </w:r>
+      </w:hyperlink>
+      <w:r>
+        <w:rPr>
+          <w:lang w:val="zh_TW" w:bidi="zh_TW"/>
+        </w:rPr>
+        <w:t>），關注未來餘民與復興應許的結局。在一個異象中（第</w:t>
+      </w:r>
+      <w:hyperlink r:id="rId59">
+        <w:r>
+          <w:rPr>
+            <w:lang w:val="zh_TW" w:bidi="zh_TW"/>
+          </w:rPr>
+          <w:rPr>
+            <w:color w:val="0000EE"/>
+            <w:u w:val="single"/>
+          </w:rPr>
+          <w:t>9</w:t>
+        </w:r>
+      </w:hyperlink>
+      <w:r>
+        <w:rPr>
+          <w:lang w:val="zh_TW" w:bidi="zh_TW"/>
+        </w:rPr>
+        <w:t>章），他看見一位文士走遍耶路撒冷全城，為城中行可憎之事而哀痛的人，在額上作記號。在那位文士之後，隨著一群執行審判的人，他們擊殺所有額上沒有記號的人。因懼怕全體百姓都將被毀滅，以西結呼喊道：「哎！主耶和華啊，你……豈要將以色列所剩下的人都滅絕嗎？」隨後，他看見榮耀的雲彩，就是神在祂子民中可見的同在，升起並離開了聖殿（第</w:t>
+      </w:r>
+      <w:hyperlink r:id="rId60">
+        <w:r>
+          <w:rPr>
+            <w:lang w:val="zh_TW" w:bidi="zh_TW"/>
+          </w:rPr>
+          <w:rPr>
+            <w:color w:val="0000EE"/>
+            <w:u w:val="single"/>
+          </w:rPr>
+          <w:t>10</w:t>
+        </w:r>
+      </w:hyperlink>
+      <w:r>
+        <w:rPr>
+          <w:lang w:val="zh_TW" w:bidi="zh_TW"/>
+        </w:rPr>
+        <w:t>章）。以西結宣告對以色列領袖的審判。此時毗拉提雅（其名意為「逃脫」）死去，於是以西結再度問道：「哎！主耶和華啊，你要將以色列剩下的人滅絕淨盡嗎？」（</w:t>
+      </w:r>
+      <w:hyperlink r:id="rId61">
+        <w:r>
+          <w:rPr>
+            <w:lang w:val="zh_TW" w:bidi="zh_TW"/>
+          </w:rPr>
+          <w:rPr>
+            <w:color w:val="0000EE"/>
+            <w:u w:val="single"/>
+          </w:rPr>
+          <w:t>11:13</w:t>
+        </w:r>
+      </w:hyperlink>
+      <w:r>
+        <w:rPr>
+          <w:lang w:val="zh_TW" w:bidi="zh_TW"/>
+        </w:rPr>
+        <w:t>）。主將招聚祂的子民，使他們回到自己的地土，成為不再拜偶像的純潔百姓。雖然他們罪孽深重，然而對被煉淨的國度仍然有憐憫與復興。以西結看見離開聖殿的榮耀雲彩，將回到一座新的聖殿（第</w:t>
+      </w:r>
+      <w:hyperlink r:id="rId62">
+        <w:r>
+          <w:rPr>
+            <w:lang w:val="zh_TW" w:bidi="zh_TW"/>
+          </w:rPr>
+          <w:rPr>
+            <w:color w:val="0000EE"/>
+            <w:u w:val="single"/>
+          </w:rPr>
+          <w:t>43</w:t>
+        </w:r>
+      </w:hyperlink>
+      <w:r>
+        <w:rPr>
+          <w:lang w:val="zh_TW" w:bidi="zh_TW"/>
+        </w:rPr>
+        <w:t>章）。百姓將不再偏離神（</w:t>
+      </w:r>
+      <w:hyperlink r:id="rId63">
+        <w:r>
+          <w:rPr>
+            <w:lang w:val="zh_TW" w:bidi="zh_TW"/>
+          </w:rPr>
+          <w:rPr>
+            <w:color w:val="0000EE"/>
+            <w:u w:val="single"/>
+          </w:rPr>
+          <w:t>14:11</w:t>
+        </w:r>
+      </w:hyperlink>
+      <w:r>
+        <w:rPr>
+          <w:lang w:val="zh_TW" w:bidi="zh_TW"/>
+        </w:rPr>
+        <w:t>），而是享受一個新的永恆盟約（</w:t>
+      </w:r>
+      <w:hyperlink r:id="rId64">
+        <w:r>
+          <w:rPr>
+            <w:lang w:val="zh_TW" w:bidi="zh_TW"/>
+          </w:rPr>
+          <w:rPr>
+            <w:color w:val="0000EE"/>
+            <w:u w:val="single"/>
+          </w:rPr>
+          <w:t>16:60–62</w:t>
+        </w:r>
+      </w:hyperlink>
+      <w:r>
+        <w:rPr>
+          <w:lang w:val="zh_TW" w:bidi="zh_TW"/>
+        </w:rPr>
+        <w:t>）。以西結回憶起餘民的主題，這適用於出埃及後的曠野群體：許多人將離開奴役之地，而悖逆的人將死在途中，不得進入以色列（</w:t>
+      </w:r>
+      <w:hyperlink r:id="rId65">
+        <w:r>
+          <w:rPr>
+            <w:lang w:val="zh_TW" w:bidi="zh_TW"/>
+          </w:rPr>
+          <w:rPr>
+            <w:color w:val="0000EE"/>
+            <w:u w:val="single"/>
+          </w:rPr>
+          <w:t>20:35–38</w:t>
+        </w:r>
+      </w:hyperlink>
+      <w:r>
+        <w:rPr>
+          <w:lang w:val="zh_TW" w:bidi="zh_TW"/>
+        </w:rPr>
+        <w:t>）。神將聚集他的羊群，他們將有「一牧人……，就是我的僕人大衛」（</w:t>
+      </w:r>
+      <w:hyperlink r:id="rId66">
+        <w:r>
+          <w:rPr>
+            <w:lang w:val="zh_TW" w:bidi="zh_TW"/>
+          </w:rPr>
+          <w:rPr>
+            <w:color w:val="0000EE"/>
+            <w:u w:val="single"/>
+          </w:rPr>
+          <w:t>34:20–24</w:t>
+        </w:r>
+      </w:hyperlink>
+      <w:r>
+        <w:rPr>
+          <w:lang w:val="zh_TW" w:bidi="zh_TW"/>
+        </w:rPr>
+        <w:t>）。神要除去他們的石心，賜給他們肉心，並將祂的靈放在他們裡面（</w:t>
+      </w:r>
+      <w:hyperlink r:id="rId67">
+        <w:r>
+          <w:rPr>
+            <w:lang w:val="zh_TW" w:bidi="zh_TW"/>
+          </w:rPr>
+          <w:rPr>
+            <w:color w:val="0000EE"/>
+            <w:u w:val="single"/>
+          </w:rPr>
+          <w:t>36:24–27</w:t>
+        </w:r>
+      </w:hyperlink>
+      <w:r>
+        <w:rPr>
+          <w:lang w:val="zh_TW" w:bidi="zh_TW"/>
+        </w:rPr>
+        <w:t>）。雖然以色列看似已死去、毫無復生的可能，然而神要向這些枯骨說話，使它們活過來（</w:t>
+      </w:r>
+      <w:hyperlink r:id="rId68">
+        <w:r>
+          <w:rPr>
+            <w:lang w:val="zh_TW" w:bidi="zh_TW"/>
+          </w:rPr>
+          <w:rPr>
+            <w:color w:val="0000EE"/>
+            <w:u w:val="single"/>
+          </w:rPr>
+          <w:t>37:1–14</w:t>
+        </w:r>
+      </w:hyperlink>
+      <w:r>
+        <w:rPr>
+          <w:lang w:val="zh_TW" w:bidi="zh_TW"/>
+        </w:rPr>
+        <w:t>）。</w:t>
+      </w:r>
+      <w:r>
+        <w:rPr>
+          <w:lang w:val="zh_TW" w:bidi="zh_TW"/>
+        </w:rPr>
+      </w:r>
+      <w:r>
+        <w:rPr>
+          <w:lang w:val="zh_TW" w:bidi="zh_TW"/>
+        </w:rPr>
+      </w:r>
+    </w:p>
+    <w:p>
+      <w:pPr/>
+      <w:r>
+        <w:rPr>
+          <w:lang w:val="zh_TW" w:bidi="zh_TW"/>
+        </w:rPr>
+      </w:r>
+    </w:p>
+    <w:p>
+      <w:pPr>
+        <w:pStyle w:val="Heading2"/>
+      </w:pPr>
+      <w:r>
+        <w:rPr>
+          <w:lang w:val="zh_TW" w:bidi="zh_TW"/>
+        </w:rPr>
+        <w:t>預像</w:t>
+      </w:r>
+      <w:r>
+        <w:rPr>
+          <w:lang w:val="zh_TW" w:bidi="zh_TW"/>
+        </w:rPr>
+      </w:r>
+    </w:p>
+    <w:p>
+      <w:pPr/>
+      <w:r>
+        <w:rPr>
+          <w:lang w:val="zh_TW" w:bidi="zh_TW"/>
+        </w:rPr>
+      </w:r>
+      <w:r>
+        <w:rPr>
+          <w:lang w:val="zh_TW" w:bidi="zh_TW"/>
+        </w:rPr>
+        <w:t>英文單詞type（預像）源自希臘文</w:t>
+      </w:r>
+      <w:r>
+        <w:rPr>
+          <w:i/>
+          <w:lang w:val="zh_TW" w:bidi="zh_TW"/>
+        </w:rPr>
+        <w:t>tupos，</w:t>
+      </w:r>
+      <w:r>
+        <w:rPr>
+          <w:lang w:val="zh_TW" w:bidi="zh_TW"/>
+        </w:rPr>
+        <w:t>其基本意思是「由打擊或壓力所造成的可見印記或痕跡」。在希臘文新約中，這個詞出現了16次，具有不同的含義。預像可以指一個副本、印記或通過模具鑄造出的形像。在</w:t>
+      </w:r>
+      <w:hyperlink r:id="rId69">
+        <w:r>
+          <w:rPr>
+            <w:lang w:val="zh_TW" w:bidi="zh_TW"/>
+          </w:rPr>
+          <w:rPr>
+            <w:color w:val="0000EE"/>
+            <w:u w:val="single"/>
+          </w:rPr>
+          <w:t>使徒行傳七章43節</w:t>
+        </w:r>
+      </w:hyperlink>
+      <w:r>
+        <w:rPr>
+          <w:lang w:val="zh_TW" w:bidi="zh_TW"/>
+        </w:rPr>
+        <w:t>中，它被應用於偶像或假神的「像」。預像可以是製作某物所依據的樣式（例如，會幕，</w:t>
+      </w:r>
+      <w:hyperlink r:id="rId70">
+        <w:r>
+          <w:rPr>
+            <w:lang w:val="zh_TW" w:bidi="zh_TW"/>
+          </w:rPr>
+          <w:rPr>
+            <w:color w:val="0000EE"/>
+            <w:u w:val="single"/>
+          </w:rPr>
+          <w:t>徒7:44</w:t>
+        </w:r>
+      </w:hyperlink>
+      <w:r>
+        <w:rPr>
+          <w:lang w:val="zh_TW" w:bidi="zh_TW"/>
+        </w:rPr>
+        <w:t>；</w:t>
+      </w:r>
+      <w:hyperlink r:id="rId71">
+        <w:r>
+          <w:rPr>
+            <w:lang w:val="zh_TW" w:bidi="zh_TW"/>
+          </w:rPr>
+          <w:rPr>
+            <w:color w:val="0000EE"/>
+            <w:u w:val="single"/>
+          </w:rPr>
+          <w:t>來8:5</w:t>
+        </w:r>
+      </w:hyperlink>
+      <w:r>
+        <w:rPr>
+          <w:lang w:val="zh_TW" w:bidi="zh_TW"/>
+        </w:rPr>
+        <w:t>）。它可以是一個範例或模式，無論是要避免的邪惡（</w:t>
+      </w:r>
+      <w:hyperlink r:id="rId72">
+        <w:r>
+          <w:rPr>
+            <w:lang w:val="zh_TW" w:bidi="zh_TW"/>
+          </w:rPr>
+          <w:rPr>
+            <w:color w:val="0000EE"/>
+            <w:u w:val="single"/>
+          </w:rPr>
+          <w:t>林前10:6–11</w:t>
+        </w:r>
+      </w:hyperlink>
+      <w:r>
+        <w:rPr>
+          <w:lang w:val="zh_TW" w:bidi="zh_TW"/>
+        </w:rPr>
+        <w:t>），還是要效仿的善行（</w:t>
+      </w:r>
+      <w:hyperlink r:id="rId73">
+        <w:r>
+          <w:rPr>
+            <w:lang w:val="zh_TW" w:bidi="zh_TW"/>
+          </w:rPr>
+          <w:rPr>
+            <w:color w:val="0000EE"/>
+            <w:u w:val="single"/>
+          </w:rPr>
+          <w:t>腓3:17</w:t>
+        </w:r>
+      </w:hyperlink>
+      <w:r>
+        <w:rPr>
+          <w:lang w:val="zh_TW" w:bidi="zh_TW"/>
+        </w:rPr>
+        <w:t>；</w:t>
+      </w:r>
+      <w:hyperlink r:id="rId74">
+        <w:r>
+          <w:rPr>
+            <w:lang w:val="zh_TW" w:bidi="zh_TW"/>
+          </w:rPr>
+          <w:rPr>
+            <w:color w:val="0000EE"/>
+            <w:u w:val="single"/>
+          </w:rPr>
+          <w:t>帖後3:9</w:t>
+        </w:r>
+      </w:hyperlink>
+      <w:r>
+        <w:rPr>
+          <w:lang w:val="zh_TW" w:bidi="zh_TW"/>
+        </w:rPr>
+        <w:t>；</w:t>
+      </w:r>
+      <w:hyperlink r:id="rId75">
+        <w:r>
+          <w:rPr>
+            <w:lang w:val="zh_TW" w:bidi="zh_TW"/>
+          </w:rPr>
+          <w:rPr>
+            <w:color w:val="0000EE"/>
+            <w:u w:val="single"/>
+          </w:rPr>
+          <w:t>提前4:12</w:t>
+        </w:r>
+      </w:hyperlink>
+      <w:r>
+        <w:rPr>
+          <w:lang w:val="zh_TW" w:bidi="zh_TW"/>
+        </w:rPr>
+        <w:t>；</w:t>
+      </w:r>
+      <w:hyperlink r:id="rId76">
+        <w:r>
+          <w:rPr>
+            <w:lang w:val="zh_TW" w:bidi="zh_TW"/>
+          </w:rPr>
+          <w:rPr>
+            <w:color w:val="0000EE"/>
+            <w:u w:val="single"/>
+          </w:rPr>
+          <w:t>多2:7</w:t>
+        </w:r>
+      </w:hyperlink>
+      <w:r>
+        <w:rPr>
+          <w:lang w:val="zh_TW" w:bidi="zh_TW"/>
+        </w:rPr>
+        <w:t>；</w:t>
+      </w:r>
+      <w:hyperlink r:id="rId77">
+        <w:r>
+          <w:rPr>
+            <w:lang w:val="zh_TW" w:bidi="zh_TW"/>
+          </w:rPr>
+          <w:rPr>
+            <w:color w:val="0000EE"/>
+            <w:u w:val="single"/>
+          </w:rPr>
+          <w:t>彼前5:3</w:t>
+        </w:r>
+      </w:hyperlink>
+      <w:r>
+        <w:rPr>
+          <w:lang w:val="zh_TW" w:bidi="zh_TW"/>
+        </w:rPr>
+        <w:t>）。它就像澆築混凝土的模具，決定了所製作物品的形狀和內容。</w:t>
+      </w:r>
+    </w:p>
+    <w:p>
+      <w:pPr/>
+      <w:r>
+        <w:rPr>
+          <w:lang w:val="zh_TW" w:bidi="zh_TW"/>
+        </w:rPr>
+      </w:r>
+      <w:r>
+        <w:rPr>
+          <w:lang w:val="zh_TW" w:bidi="zh_TW"/>
+        </w:rPr>
+        <w:t>預像在神學中也指舊約中的一個實體，預表新約中的另一個實體。舊約中的實體被稱為「預像」（type），而新約中的實現被稱為「對範」（antetype）。預像或對範可以指人物、事物或事件，但通常預像具有彌賽亞性質（預表彌賽亞，即神的受膏者），並且經常與救恩相關。</w:t>
+      </w:r>
+    </w:p>
+    <w:p>
+      <w:pPr/>
+      <w:r>
+        <w:rPr>
+          <w:lang w:val="zh_TW" w:bidi="zh_TW"/>
+        </w:rPr>
+      </w:r>
+      <w:r>
+        <w:rPr>
+          <w:lang w:val="zh_TW" w:bidi="zh_TW"/>
+        </w:rPr>
+        <w:t>預像與象徵有所不同，象徵（symbol）是一種永恆的符號，可能指向過去、現在或未來，而預像總是預表即將到來的事物。</w:t>
+      </w:r>
+    </w:p>
+    <w:p>
+      <w:pPr/>
+      <w:r>
+        <w:rPr>
+          <w:lang w:val="zh_TW" w:bidi="zh_TW"/>
+        </w:rPr>
+      </w:r>
+      <w:r>
+        <w:rPr>
+          <w:lang w:val="zh_TW" w:bidi="zh_TW"/>
+        </w:rPr>
+        <w:t>一些例子有助於識別一些聖經中的預像或對範。舉蛇在曠野讓以色列人得醫治，是預表耶穌被舉起在十字架上，為世人帶來救恩（</w:t>
+      </w:r>
+      <w:hyperlink r:id="rId78">
+        <w:r>
+          <w:rPr>
+            <w:lang w:val="zh_TW" w:bidi="zh_TW"/>
+          </w:rPr>
+          <w:rPr>
+            <w:color w:val="0000EE"/>
+            <w:u w:val="single"/>
+          </w:rPr>
+          <w:t>約3:14</w:t>
+        </w:r>
+      </w:hyperlink>
+      <w:r>
+        <w:rPr>
+          <w:lang w:val="zh_TW" w:bidi="zh_TW"/>
+        </w:rPr>
+        <w:t>；參</w:t>
+      </w:r>
+      <w:hyperlink r:id="rId79">
+        <w:r>
+          <w:rPr>
+            <w:lang w:val="zh_TW" w:bidi="zh_TW"/>
+          </w:rPr>
+          <w:rPr>
+            <w:color w:val="0000EE"/>
+            <w:u w:val="single"/>
+          </w:rPr>
+          <w:t>民21:9</w:t>
+        </w:r>
+      </w:hyperlink>
+      <w:r>
+        <w:rPr>
+          <w:lang w:val="zh_TW" w:bidi="zh_TW"/>
+        </w:rPr>
+        <w:t>）。逾越節的羔羊（</w:t>
+      </w:r>
+      <w:hyperlink r:id="rId80">
+        <w:r>
+          <w:rPr>
+            <w:lang w:val="zh_TW" w:bidi="zh_TW"/>
+          </w:rPr>
+          <w:rPr>
+            <w:color w:val="0000EE"/>
+            <w:u w:val="single"/>
+          </w:rPr>
+          <w:t>出12:1–13</w:t>
+        </w:r>
+      </w:hyperlink>
+      <w:r>
+        <w:rPr>
+          <w:lang w:val="zh_TW" w:bidi="zh_TW"/>
+        </w:rPr>
+        <w:t>）是基督的預表（</w:t>
+      </w:r>
+      <w:hyperlink r:id="rId81">
+        <w:r>
+          <w:rPr>
+            <w:lang w:val="zh_TW" w:bidi="zh_TW"/>
+          </w:rPr>
+          <w:rPr>
+            <w:color w:val="0000EE"/>
+            <w:u w:val="single"/>
+          </w:rPr>
+          <w:t>林前5:7</w:t>
+        </w:r>
+      </w:hyperlink>
+      <w:r>
+        <w:rPr>
+          <w:lang w:val="zh_TW" w:bidi="zh_TW"/>
+        </w:rPr>
+        <w:t>）。以色列人在曠野中所喝的從磐石流出的水，這磐石（</w:t>
+      </w:r>
+      <w:hyperlink r:id="rId82">
+        <w:r>
+          <w:rPr>
+            <w:lang w:val="zh_TW" w:bidi="zh_TW"/>
+          </w:rPr>
+          <w:rPr>
+            <w:color w:val="0000EE"/>
+            <w:u w:val="single"/>
+          </w:rPr>
+          <w:t>出17:6</w:t>
+        </w:r>
+      </w:hyperlink>
+      <w:r>
+        <w:rPr>
+          <w:lang w:val="zh_TW" w:bidi="zh_TW"/>
+        </w:rPr>
+        <w:t>）預表基督（</w:t>
+      </w:r>
+      <w:hyperlink r:id="rId83">
+        <w:r>
+          <w:rPr>
+            <w:lang w:val="zh_TW" w:bidi="zh_TW"/>
+          </w:rPr>
+          <w:rPr>
+            <w:color w:val="0000EE"/>
+            <w:u w:val="single"/>
+          </w:rPr>
+          <w:t>林前10:3–4</w:t>
+        </w:r>
+      </w:hyperlink>
+      <w:r>
+        <w:rPr>
+          <w:lang w:val="zh_TW" w:bidi="zh_TW"/>
+        </w:rPr>
+        <w:t>）。在</w:t>
+      </w:r>
+      <w:hyperlink r:id="rId84">
+        <w:r>
+          <w:rPr>
+            <w:lang w:val="zh_TW" w:bidi="zh_TW"/>
+          </w:rPr>
+          <w:rPr>
+            <w:color w:val="0000EE"/>
+            <w:u w:val="single"/>
+          </w:rPr>
+          <w:t>羅馬書五章14節</w:t>
+        </w:r>
+      </w:hyperlink>
+      <w:r>
+        <w:rPr>
+          <w:lang w:val="zh_TW" w:bidi="zh_TW"/>
+        </w:rPr>
+        <w:t>中，亞當被稱為「以後要來之人的預像」，即基督的預表。</w:t>
+      </w:r>
+    </w:p>
+    <w:p>
+      <w:pPr/>
+      <w:r>
+        <w:rPr>
+          <w:lang w:val="zh_TW" w:bidi="zh_TW"/>
+        </w:rPr>
+      </w:r>
+      <w:r>
+        <w:rPr>
+          <w:lang w:val="zh_TW" w:bidi="zh_TW"/>
+        </w:rPr>
+        <w:t>希伯來書中有許多代表彌賽亞的預表。神在西奈山所頒佈的儀式律法中所有的獻祭，都是耶穌基督位格與工作的預表。祭壇上所灑的血，預表那位一次獻上永遠贖罪的救主的血（</w:t>
+      </w:r>
+      <w:hyperlink r:id="rId85">
+        <w:r>
+          <w:rPr>
+            <w:lang w:val="zh_TW" w:bidi="zh_TW"/>
+          </w:rPr>
+          <w:rPr>
+            <w:color w:val="0000EE"/>
+            <w:u w:val="single"/>
+          </w:rPr>
+          <w:t>來9:12–22</w:t>
+        </w:r>
+      </w:hyperlink>
+      <w:r>
+        <w:rPr>
+          <w:lang w:val="zh_TW" w:bidi="zh_TW"/>
+        </w:rPr>
+        <w:t>）。</w:t>
+      </w:r>
+      <w:r>
+        <w:rPr>
+          <w:lang w:val="zh_TW" w:bidi="zh_TW"/>
+        </w:rPr>
+      </w:r>
+      <w:r>
+        <w:rPr>
+          <w:lang w:val="zh_TW" w:bidi="zh_TW"/>
+        </w:rPr>
+      </w:r>
+    </w:p>
+    <w:p>
+      <w:pPr/>
+      <w:r>
+        <w:rPr>
+          <w:lang w:val="zh_TW" w:bidi="zh_TW"/>
+        </w:rPr>
+      </w:r>
+    </w:p>
+    <w:p>
+      <w:pPr>
+        <w:pStyle w:val="Heading2"/>
+      </w:pPr>
+      <w:r>
+        <w:rPr>
+          <w:lang w:val="zh_TW" w:bidi="zh_TW"/>
+        </w:rPr>
+        <w:t>預言</w:t>
+      </w:r>
+      <w:r>
+        <w:rPr>
+          <w:lang w:val="zh_TW" w:bidi="zh_TW"/>
+        </w:rPr>
+      </w:r>
+    </w:p>
+    <w:p>
+      <w:pPr/>
+      <w:r>
+        <w:rPr>
+          <w:lang w:val="zh_TW" w:bidi="zh_TW"/>
+        </w:rPr>
+      </w:r>
+      <w:r>
+        <w:rPr>
+          <w:lang w:val="zh_TW" w:bidi="zh_TW"/>
+        </w:rPr>
+        <w:t>這個詞，以及相關的「先知」（prophet）、「說預言」（to prophesy）、「先知主義」（prophetism）和「先知性」（prophetic），源自於一組希臘文詞彙，在世俗希臘文中意指「說出來」、「宣佈」、「宣告」。然而，在聖經希臘文中，這些詞語通常帶有屬靈啟示的意義，指人受到屬靈啟示而說話、宣佈或宣告。</w:t>
+      </w:r>
+    </w:p>
+    <w:p>
       <w:pPr>
         <w:pStyle w:val="Heading3"/>
       </w:pPr>
@@ -327,7 +2025,108 @@
         <w:rPr>
           <w:lang w:val="zh_TW" w:bidi="zh_TW"/>
         </w:rPr>
-        <w:t>舊約聖經時期的咒詛</w:t>
+        <w:t>概述</w:t>
+      </w:r>
+    </w:p>
+    <w:p>
+      <w:pPr>
+        <w:pStyle w:val="ListBullet"/>
+        <w:spacing w:line="240" w:lineRule="auto"/>
+        <w:ind w:left="720"/>
+      </w:pPr>
+      <w:r>
+        <w:rPr>
+          <w:lang w:val="zh_TW" w:bidi="zh_TW"/>
+        </w:rPr>
+      </w:r>
+      <w:r>
+        <w:rPr>
+          <w:lang w:val="zh_TW" w:bidi="zh_TW"/>
+        </w:rPr>
+        <w:t>舊約中的預言</w:t>
+      </w:r>
+    </w:p>
+    <w:p>
+      <w:pPr>
+        <w:pStyle w:val="ListBullet"/>
+        <w:spacing w:line="240" w:lineRule="auto"/>
+        <w:ind w:left="720"/>
+      </w:pPr>
+      <w:r>
+        <w:rPr>
+          <w:lang w:val="zh_TW" w:bidi="zh_TW"/>
+        </w:rPr>
+      </w:r>
+      <w:r>
+        <w:rPr>
+          <w:lang w:val="zh_TW" w:bidi="zh_TW"/>
+        </w:rPr>
+        <w:t>舊約先知的類型</w:t>
+      </w:r>
+    </w:p>
+    <w:p>
+      <w:pPr>
+        <w:pStyle w:val="ListBullet"/>
+        <w:spacing w:line="240" w:lineRule="auto"/>
+        <w:ind w:left="720"/>
+      </w:pPr>
+      <w:r>
+        <w:rPr>
+          <w:lang w:val="zh_TW" w:bidi="zh_TW"/>
+        </w:rPr>
+      </w:r>
+      <w:r>
+        <w:rPr>
+          <w:lang w:val="zh_TW" w:bidi="zh_TW"/>
+        </w:rPr>
+        <w:t>先知的信息</w:t>
+      </w:r>
+    </w:p>
+    <w:p>
+      <w:pPr>
+        <w:pStyle w:val="ListBullet"/>
+        <w:spacing w:line="240" w:lineRule="auto"/>
+        <w:ind w:left="720"/>
+      </w:pPr>
+      <w:r>
+        <w:rPr>
+          <w:lang w:val="zh_TW" w:bidi="zh_TW"/>
+        </w:rPr>
+      </w:r>
+      <w:r>
+        <w:rPr>
+          <w:lang w:val="zh_TW" w:bidi="zh_TW"/>
+        </w:rPr>
+        <w:t>新約中的預言</w:t>
+      </w:r>
+    </w:p>
+    <w:p>
+      <w:pPr>
+        <w:pStyle w:val="ListBullet"/>
+        <w:spacing w:line="240" w:lineRule="auto"/>
+        <w:ind w:left="720"/>
+      </w:pPr>
+      <w:r>
+        <w:rPr>
+          <w:lang w:val="zh_TW" w:bidi="zh_TW"/>
+        </w:rPr>
+      </w:r>
+      <w:r>
+        <w:rPr>
+          <w:lang w:val="zh_TW" w:bidi="zh_TW"/>
+        </w:rPr>
+        <w:t>基督教先知的角色</w:t>
+      </w:r>
+    </w:p>
+    <w:p>
+      <w:pPr>
+        <w:pStyle w:val="Heading3"/>
+      </w:pPr>
+      <w:r>
+        <w:rPr>
+          <w:lang w:val="zh_TW" w:bidi="zh_TW"/>
+        </w:rPr>
+        <w:t>舊約中的預言</w:t>
       </w:r>
     </w:p>
     <w:p>
@@ -341,36 +2140,184 @@
         <w:rPr>
           <w:lang w:val="zh_TW" w:bidi="zh_TW"/>
         </w:rPr>
-        <w:t>在以色列人中，有一種咒詛只在神所監察之約的架構之內，才能生效，而人們說出該咒詛是為了彰顯公義。在舊約聖經裡，咒詛是約的關係的重要部分——無論是神與群體、神與個人，或群體之間的關係。違背約的條款，就等於自招約的咒詛。若在其它情況下發出咒詛，咒詛就無效。「麻雀往來，燕子翻飛； 這樣，無故的咒詛也必不臨到」（</w:t>
-      </w:r>
-      <w:hyperlink r:id="rId14">
-        <w:r>
-          <w:rPr>
-            <w:lang w:val="zh_TW" w:bidi="zh_TW"/>
-          </w:rPr>
-          <w:rPr>
-            <w:color w:val="0000EE"/>
-            <w:u w:val="single"/>
-          </w:rPr>
-          <w:t>箴26:2</w:t>
-        </w:r>
-      </w:hyperlink>
-      <w:r>
-        <w:rPr>
-          <w:lang w:val="zh_TW" w:bidi="zh_TW"/>
-        </w:rPr>
-        <w:t>）。人可以藉著宣告祝福而撤回咒詛（</w:t>
-      </w:r>
-      <w:hyperlink r:id="rId15">
-        <w:r>
-          <w:rPr>
-            <w:lang w:val="zh_TW" w:bidi="zh_TW"/>
-          </w:rPr>
-          <w:rPr>
-            <w:color w:val="0000EE"/>
-            <w:u w:val="single"/>
-          </w:rPr>
-          <w:t>出12:32</w:t>
+        <w:t>舊約中，關於先知啟示本質最清楚且最重要的陳述之一，出現在</w:t>
+      </w:r>
+      <w:hyperlink r:id="rId86">
+        <w:r>
+          <w:rPr>
+            <w:lang w:val="zh_TW" w:bidi="zh_TW"/>
+          </w:rPr>
+          <w:rPr>
+            <w:color w:val="0000EE"/>
+            <w:u w:val="single"/>
+          </w:rPr>
+          <w:t>民數記十二章6至8節</w:t>
+        </w:r>
+      </w:hyperlink>
+      <w:r>
+        <w:rPr>
+          <w:lang w:val="zh_TW" w:bidi="zh_TW"/>
+        </w:rPr>
+        <w:t>：</w:t>
+      </w:r>
+    </w:p>
+    <w:p>
+      <w:pPr/>
+      <w:r>
+        <w:rPr>
+          <w:lang w:val="zh_TW" w:bidi="zh_TW"/>
+        </w:rPr>
+      </w:r>
+      <w:r>
+        <w:rPr>
+          <w:lang w:val="zh_TW" w:bidi="zh_TW"/>
+        </w:rPr>
+        <w:t>耶和華說：「你們且聽我的話：你們中間若有先知，我──耶和華必在異象中向他顯現，在夢中與他說話。我的僕人摩西不是這樣；他是在我全家盡忠的。我要與他面對面說話，乃是明說，不用謎語，並且他必見我的形像。」</w:t>
+      </w:r>
+    </w:p>
+    <w:p>
+      <w:pPr/>
+      <w:r>
+        <w:rPr>
+          <w:lang w:val="zh_TW" w:bidi="zh_TW"/>
+        </w:rPr>
+      </w:r>
+      <w:r>
+        <w:rPr>
+          <w:lang w:val="zh_TW" w:bidi="zh_TW"/>
+        </w:rPr>
+        <w:t>我們從這段經文，可以看見幾個關於預言啟示本質的重要見解：</w:t>
+      </w:r>
+    </w:p>
+    <w:p>
+      <w:pPr>
+        <w:pStyle w:val="ListNumber"/>
+        <w:numPr>
+          <w:ilvl w:val="0"/>
+          <w:numId w:val="14"/>
+        </w:numPr>
+        <w:spacing w:line="240" w:lineRule="auto"/>
+        <w:ind w:left="720"/>
+      </w:pPr>
+      <w:r>
+        <w:rPr>
+          <w:lang w:val="zh_TW" w:bidi="zh_TW"/>
+        </w:rPr>
+      </w:r>
+      <w:r>
+        <w:rPr>
+          <w:lang w:val="zh_TW" w:bidi="zh_TW"/>
+        </w:rPr>
+        <w:t>摩西的預言恩賜是獨特的，因為只有他直接從神那裡領受啟示。</w:t>
+      </w:r>
+    </w:p>
+    <w:p>
+      <w:pPr>
+        <w:pStyle w:val="ListNumber"/>
+        <w:spacing w:line="240" w:lineRule="auto"/>
+        <w:ind w:left="720"/>
+      </w:pPr>
+      <w:r>
+        <w:rPr>
+          <w:lang w:val="zh_TW" w:bidi="zh_TW"/>
+        </w:rPr>
+      </w:r>
+      <w:r>
+        <w:rPr>
+          <w:lang w:val="zh_TW" w:bidi="zh_TW"/>
+        </w:rPr>
+        <w:t>通常，人們會在夢境或異象中領受預言啟示。</w:t>
+      </w:r>
+    </w:p>
+    <w:p>
+      <w:pPr>
+        <w:pStyle w:val="ListNumber"/>
+        <w:spacing w:line="240" w:lineRule="auto"/>
+        <w:ind w:left="720"/>
+      </w:pPr>
+      <w:r>
+        <w:rPr>
+          <w:lang w:val="zh_TW" w:bidi="zh_TW"/>
+        </w:rPr>
+      </w:r>
+      <w:r>
+        <w:rPr>
+          <w:lang w:val="zh_TW" w:bidi="zh_TW"/>
+        </w:rPr>
+        <w:t>預言啟示的含義一一定完全明確，有時預言是模稜兩可的。</w:t>
+      </w:r>
+    </w:p>
+    <w:p>
+      <w:pPr/>
+      <w:r>
+        <w:rPr>
+          <w:lang w:val="zh_TW" w:bidi="zh_TW"/>
+        </w:rPr>
+      </w:r>
+      <w:hyperlink r:id="rId87">
+        <w:r>
+          <w:rPr>
+            <w:lang w:val="zh_TW" w:bidi="zh_TW"/>
+          </w:rPr>
+          <w:rPr>
+            <w:color w:val="0000EE"/>
+            <w:u w:val="single"/>
+          </w:rPr>
+          <w:t>申命記十八章18節</w:t>
+        </w:r>
+      </w:hyperlink>
+      <w:r>
+        <w:rPr>
+          <w:lang w:val="zh_TW" w:bidi="zh_TW"/>
+        </w:rPr>
+        <w:t>進一步揭示了預言啟示的本質：「我（神）必在他們弟兄中間給他們（以色列人）興起一位先知，像你（摩西）。我要將當說的話傳給他；他要將我一切所吩咐的都傳給他們。」這處經文之所以引人注目，是因為耶穌被認為是應驗了這個預言的「一位先知像我（摩西）」（</w:t>
+      </w:r>
+      <w:hyperlink r:id="rId88">
+        <w:r>
+          <w:rPr>
+            <w:lang w:val="zh_TW" w:bidi="zh_TW"/>
+          </w:rPr>
+          <w:rPr>
+            <w:color w:val="0000EE"/>
+            <w:u w:val="single"/>
+          </w:rPr>
+          <w:t>徒3:22</w:t>
+        </w:r>
+      </w:hyperlink>
+      <w:r>
+        <w:rPr>
+          <w:lang w:val="zh_TW" w:bidi="zh_TW"/>
+        </w:rPr>
+        <w:t>，</w:t>
+      </w:r>
+      <w:hyperlink r:id="rId89">
+        <w:r>
+          <w:rPr>
+            <w:lang w:val="zh_TW" w:bidi="zh_TW"/>
+          </w:rPr>
+          <w:rPr>
+            <w:color w:val="0000EE"/>
+            <w:u w:val="single"/>
+          </w:rPr>
+          <w:t>7:37</w:t>
+        </w:r>
+      </w:hyperlink>
+      <w:r>
+        <w:rPr>
+          <w:lang w:val="zh_TW" w:bidi="zh_TW"/>
+        </w:rPr>
+        <w:t>）。但在歷史上更直接的參照，是指從約書亞到瑪拉基，這一系列引導以色列的先知。「我要將當說的話傳給他」這句話，指的是神啟示的過程，讓人聯想到舊約中常見的先知表達方式「耶和華的話臨到（某位先知）」（例如，見</w:t>
+      </w:r>
+      <w:hyperlink r:id="rId90">
+        <w:r>
+          <w:rPr>
+            <w:lang w:val="zh_TW" w:bidi="zh_TW"/>
+          </w:rPr>
+          <w:rPr>
+            <w:color w:val="0000EE"/>
+            <w:u w:val="single"/>
+          </w:rPr>
+          <w:t>撒上15:10</w:t>
         </w:r>
       </w:hyperlink>
       <w:r>
@@ -379,16 +2326,16 @@
         </w:rPr>
         <w:t>；</w:t>
       </w:r>
-      <w:hyperlink r:id="rId16">
-        <w:r>
-          <w:rPr>
-            <w:lang w:val="zh_TW" w:bidi="zh_TW"/>
-          </w:rPr>
-          <w:rPr>
-            <w:color w:val="0000EE"/>
-            <w:u w:val="single"/>
-          </w:rPr>
-          <w:t>士17:1–2</w:t>
+      <w:hyperlink r:id="rId91">
+        <w:r>
+          <w:rPr>
+            <w:lang w:val="zh_TW" w:bidi="zh_TW"/>
+          </w:rPr>
+          <w:rPr>
+            <w:color w:val="0000EE"/>
+            <w:u w:val="single"/>
+          </w:rPr>
+          <w:t>撒下24:11</w:t>
         </w:r>
       </w:hyperlink>
       <w:r>
@@ -397,16 +2344,493 @@
         </w:rPr>
         <w:t>；</w:t>
       </w:r>
-      <w:hyperlink r:id="rId17">
-        <w:r>
-          <w:rPr>
-            <w:lang w:val="zh_TW" w:bidi="zh_TW"/>
-          </w:rPr>
-          <w:rPr>
-            <w:color w:val="0000EE"/>
-            <w:u w:val="single"/>
-          </w:rPr>
-          <w:t>撒下21:1–3</w:t>
+      <w:hyperlink r:id="rId92">
+        <w:r>
+          <w:rPr>
+            <w:lang w:val="zh_TW" w:bidi="zh_TW"/>
+          </w:rPr>
+          <w:rPr>
+            <w:color w:val="0000EE"/>
+            <w:u w:val="single"/>
+          </w:rPr>
+          <w:t>王上19:9</w:t>
+        </w:r>
+      </w:hyperlink>
+      <w:r>
+        <w:rPr>
+          <w:lang w:val="zh_TW" w:bidi="zh_TW"/>
+        </w:rPr>
+        <w:t>；</w:t>
+      </w:r>
+      <w:hyperlink r:id="rId93">
+        <w:r>
+          <w:rPr>
+            <w:lang w:val="zh_TW" w:bidi="zh_TW"/>
+          </w:rPr>
+          <w:rPr>
+            <w:color w:val="0000EE"/>
+            <w:u w:val="single"/>
+          </w:rPr>
+          <w:t>拿1:1</w:t>
+        </w:r>
+      </w:hyperlink>
+      <w:r>
+        <w:rPr>
+          <w:lang w:val="zh_TW" w:bidi="zh_TW"/>
+        </w:rPr>
+        <w:t>；</w:t>
+      </w:r>
+      <w:hyperlink r:id="rId94">
+        <w:r>
+          <w:rPr>
+            <w:lang w:val="zh_TW" w:bidi="zh_TW"/>
+          </w:rPr>
+          <w:rPr>
+            <w:color w:val="0000EE"/>
+            <w:u w:val="single"/>
+          </w:rPr>
+          <w:t>該1:1</w:t>
+        </w:r>
+      </w:hyperlink>
+      <w:r>
+        <w:rPr>
+          <w:lang w:val="zh_TW" w:bidi="zh_TW"/>
+        </w:rPr>
+        <w:t>，</w:t>
+      </w:r>
+      <w:hyperlink r:id="rId95">
+        <w:r>
+          <w:rPr>
+            <w:lang w:val="zh_TW" w:bidi="zh_TW"/>
+          </w:rPr>
+          <w:rPr>
+            <w:color w:val="0000EE"/>
+            <w:u w:val="single"/>
+          </w:rPr>
+          <w:t>2:1、20</w:t>
+        </w:r>
+      </w:hyperlink>
+      <w:r>
+        <w:rPr>
+          <w:lang w:val="zh_TW" w:bidi="zh_TW"/>
+        </w:rPr>
+        <w:t>；</w:t>
+      </w:r>
+      <w:hyperlink r:id="rId96">
+        <w:r>
+          <w:rPr>
+            <w:lang w:val="zh_TW" w:bidi="zh_TW"/>
+          </w:rPr>
+          <w:rPr>
+            <w:color w:val="0000EE"/>
+            <w:u w:val="single"/>
+          </w:rPr>
+          <w:t>亞7:1、8</w:t>
+        </w:r>
+      </w:hyperlink>
+      <w:r>
+        <w:rPr>
+          <w:lang w:val="zh_TW" w:bidi="zh_TW"/>
+        </w:rPr>
+        <w:t>，</w:t>
+      </w:r>
+      <w:hyperlink r:id="rId97">
+        <w:r>
+          <w:rPr>
+            <w:lang w:val="zh_TW" w:bidi="zh_TW"/>
+          </w:rPr>
+          <w:rPr>
+            <w:color w:val="0000EE"/>
+            <w:u w:val="single"/>
+          </w:rPr>
+          <w:t>8:1</w:t>
+        </w:r>
+      </w:hyperlink>
+      <w:r>
+        <w:rPr>
+          <w:lang w:val="zh_TW" w:bidi="zh_TW"/>
+        </w:rPr>
+        <w:t>）。真正的先知會講述（或重複）神告訴他〔或她〕的一切。</w:t>
+      </w:r>
+    </w:p>
+    <w:p>
+      <w:pPr>
+        <w:pStyle w:val="Heading4"/>
+      </w:pPr>
+      <w:r>
+        <w:rPr>
+          <w:lang w:val="zh_TW" w:bidi="zh_TW"/>
+        </w:rPr>
+        <w:t>預言啟示的模式</w:t>
+      </w:r>
+    </w:p>
+    <w:p>
+      <w:pPr/>
+      <w:r>
+        <w:rPr>
+          <w:lang w:val="zh_TW" w:bidi="zh_TW"/>
+        </w:rPr>
+      </w:r>
+      <w:r>
+        <w:rPr>
+          <w:lang w:val="zh_TW" w:bidi="zh_TW"/>
+        </w:rPr>
+        <w:t>夢境是古代世界普遍認可的啟示方式，但它在希臘的地位比在古代以色列的地位更高。聖經中的啟示性夢境可分為兩大類：（1）意義顯而易見的夢境，和（2）通常需要專門解夢者解釋，具象徵意義的夢境；這兩類夢境通常都包括視覺和聽覺元素。在那些意義顯而易見的夢境中，通常會有超自然的存在（神或天使）向夢者顯現，並以直接的方式與其交談。</w:t>
+      </w:r>
+    </w:p>
+    <w:p>
+      <w:pPr/>
+      <w:r>
+        <w:rPr>
+          <w:lang w:val="zh_TW" w:bidi="zh_TW"/>
+        </w:rPr>
+      </w:r>
+      <w:r>
+        <w:rPr>
+          <w:lang w:val="zh_TW" w:bidi="zh_TW"/>
+        </w:rPr>
+        <w:t>較常見的，則是具有象徵元素的啟示性夢境，需要解夢者解釋。舊約中的兩大解夢者是約瑟和但以理，其中但以理明確稱為先知。約瑟自己夢見的兩個象徵性夢境（</w:t>
+      </w:r>
+      <w:hyperlink r:id="rId98">
+        <w:r>
+          <w:rPr>
+            <w:lang w:val="zh_TW" w:bidi="zh_TW"/>
+          </w:rPr>
+          <w:rPr>
+            <w:color w:val="0000EE"/>
+            <w:u w:val="single"/>
+          </w:rPr>
+          <w:t>創37:5–11</w:t>
+        </w:r>
+      </w:hyperlink>
+      <w:r>
+        <w:rPr>
+          <w:lang w:val="zh_TW" w:bidi="zh_TW"/>
+        </w:rPr>
+        <w:t>），其意義相對明顯，因此他的兄弟和父親能夠立即解釋。酒政和膳長的夢則較為複雜（</w:t>
+      </w:r>
+      <w:hyperlink r:id="rId99">
+        <w:r>
+          <w:rPr>
+            <w:lang w:val="zh_TW" w:bidi="zh_TW"/>
+          </w:rPr>
+          <w:rPr>
+            <w:color w:val="0000EE"/>
+            <w:u w:val="single"/>
+          </w:rPr>
+          <w:t>40:1–19</w:t>
+        </w:r>
+      </w:hyperlink>
+      <w:r>
+        <w:rPr>
+          <w:lang w:val="zh_TW" w:bidi="zh_TW"/>
+        </w:rPr>
+        <w:t>），法老的夢也是如此，約瑟得到神的幫助，得以解釋這些夢。同樣，但以理也能解釋尼布甲尼撒的夢（</w:t>
+      </w:r>
+      <w:hyperlink r:id="rId100">
+        <w:r>
+          <w:rPr>
+            <w:lang w:val="zh_TW" w:bidi="zh_TW"/>
+          </w:rPr>
+          <w:rPr>
+            <w:color w:val="0000EE"/>
+            <w:u w:val="single"/>
+          </w:rPr>
+          <w:t>但2:25–45</w:t>
+        </w:r>
+      </w:hyperlink>
+      <w:r>
+        <w:rPr>
+          <w:lang w:val="zh_TW" w:bidi="zh_TW"/>
+        </w:rPr>
+        <w:t>，</w:t>
+      </w:r>
+      <w:hyperlink r:id="rId101">
+        <w:r>
+          <w:rPr>
+            <w:lang w:val="zh_TW" w:bidi="zh_TW"/>
+          </w:rPr>
+          <w:rPr>
+            <w:color w:val="0000EE"/>
+            <w:u w:val="single"/>
+          </w:rPr>
+          <w:t>4:4–27</w:t>
+        </w:r>
+      </w:hyperlink>
+      <w:r>
+        <w:rPr>
+          <w:lang w:val="zh_TW" w:bidi="zh_TW"/>
+        </w:rPr>
+        <w:t>）。約瑟和但以理都指出解夢的能力出於神（</w:t>
+      </w:r>
+      <w:hyperlink r:id="rId102">
+        <w:r>
+          <w:rPr>
+            <w:lang w:val="zh_TW" w:bidi="zh_TW"/>
+          </w:rPr>
+          <w:rPr>
+            <w:color w:val="0000EE"/>
+            <w:u w:val="single"/>
+          </w:rPr>
+          <w:t>創40:8，</w:t>
+        </w:r>
+      </w:hyperlink>
+      <w:hyperlink r:id="rId103">
+        <w:r>
+          <w:rPr>
+            <w:lang w:val="zh_TW" w:bidi="zh_TW"/>
+          </w:rPr>
+          <w:rPr>
+            <w:color w:val="0000EE"/>
+            <w:u w:val="single"/>
+          </w:rPr>
+          <w:t>41:16、25</w:t>
+        </w:r>
+      </w:hyperlink>
+      <w:r>
+        <w:rPr>
+          <w:lang w:val="zh_TW" w:bidi="zh_TW"/>
+        </w:rPr>
+        <w:t>；</w:t>
+      </w:r>
+      <w:hyperlink r:id="rId104">
+        <w:r>
+          <w:rPr>
+            <w:lang w:val="zh_TW" w:bidi="zh_TW"/>
+          </w:rPr>
+          <w:rPr>
+            <w:color w:val="0000EE"/>
+            <w:u w:val="single"/>
+          </w:rPr>
+          <w:t>但2:27–30</w:t>
+        </w:r>
+      </w:hyperlink>
+      <w:r>
+        <w:rPr>
+          <w:lang w:val="zh_TW" w:bidi="zh_TW"/>
+        </w:rPr>
+        <w:t>；參</w:t>
+      </w:r>
+      <w:hyperlink r:id="rId105">
+        <w:r>
+          <w:rPr>
+            <w:lang w:val="zh_TW" w:bidi="zh_TW"/>
+          </w:rPr>
+          <w:rPr>
+            <w:color w:val="0000EE"/>
+            <w:u w:val="single"/>
+          </w:rPr>
+          <w:t>4:9</w:t>
+        </w:r>
+      </w:hyperlink>
+      <w:r>
+        <w:rPr>
+          <w:lang w:val="zh_TW" w:bidi="zh_TW"/>
+        </w:rPr>
+        <w:t>）。描述預言啟示的模式時，夢和異象幾乎可以互換使用（</w:t>
+      </w:r>
+      <w:hyperlink r:id="rId106">
+        <w:r>
+          <w:rPr>
+            <w:lang w:val="zh_TW" w:bidi="zh_TW"/>
+          </w:rPr>
+          <w:rPr>
+            <w:color w:val="0000EE"/>
+            <w:u w:val="single"/>
+          </w:rPr>
+          <w:t>珥2:28</w:t>
+        </w:r>
+      </w:hyperlink>
+      <w:r>
+        <w:rPr>
+          <w:lang w:val="zh_TW" w:bidi="zh_TW"/>
+        </w:rPr>
+        <w:t>）；但除了但以理之外，夢並不是舊約先知啟示的重要部分。</w:t>
+      </w:r>
+    </w:p>
+    <w:p>
+      <w:pPr/>
+      <w:r>
+        <w:rPr>
+          <w:lang w:val="zh_TW" w:bidi="zh_TW"/>
+        </w:rPr>
+      </w:r>
+      <w:r>
+        <w:rPr>
+          <w:lang w:val="zh_TW" w:bidi="zh_TW"/>
+        </w:rPr>
+        <w:t>異象是預言啟示中最具特徵的模式之一（</w:t>
+      </w:r>
+      <w:hyperlink r:id="rId107">
+        <w:r>
+          <w:rPr>
+            <w:lang w:val="zh_TW" w:bidi="zh_TW"/>
+          </w:rPr>
+          <w:rPr>
+            <w:color w:val="0000EE"/>
+            <w:u w:val="single"/>
+          </w:rPr>
+          <w:t>民12:6</w:t>
+        </w:r>
+      </w:hyperlink>
+      <w:r>
+        <w:rPr>
+          <w:lang w:val="zh_TW" w:bidi="zh_TW"/>
+        </w:rPr>
+        <w:t>，</w:t>
+      </w:r>
+      <w:hyperlink r:id="rId108">
+        <w:r>
+          <w:rPr>
+            <w:lang w:val="zh_TW" w:bidi="zh_TW"/>
+          </w:rPr>
+          <w:rPr>
+            <w:color w:val="0000EE"/>
+            <w:u w:val="single"/>
+          </w:rPr>
+          <w:t>24:4、16</w:t>
+        </w:r>
+      </w:hyperlink>
+      <w:r>
+        <w:rPr>
+          <w:lang w:val="zh_TW" w:bidi="zh_TW"/>
+        </w:rPr>
+        <w:t>；</w:t>
+      </w:r>
+      <w:hyperlink r:id="rId109">
+        <w:r>
+          <w:rPr>
+            <w:lang w:val="zh_TW" w:bidi="zh_TW"/>
+          </w:rPr>
+          <w:rPr>
+            <w:color w:val="0000EE"/>
+            <w:u w:val="single"/>
+          </w:rPr>
+          <w:t>何12:10</w:t>
+        </w:r>
+      </w:hyperlink>
+      <w:r>
+        <w:rPr>
+          <w:lang w:val="zh_TW" w:bidi="zh_TW"/>
+        </w:rPr>
+        <w:t>）。先知所經歷的啟示性異象，不僅僅局限於視覺現象，還包括聽覺方面。在</w:t>
+      </w:r>
+      <w:hyperlink r:id="rId110">
+        <w:r>
+          <w:rPr>
+            <w:lang w:val="zh_TW" w:bidi="zh_TW"/>
+          </w:rPr>
+          <w:rPr>
+            <w:color w:val="0000EE"/>
+            <w:u w:val="single"/>
+          </w:rPr>
+          <w:t>以賽亞書一章1節</w:t>
+        </w:r>
+      </w:hyperlink>
+      <w:r>
+        <w:rPr>
+          <w:lang w:val="zh_TW" w:bidi="zh_TW"/>
+        </w:rPr>
+        <w:t>中，作者將整卷先知書描述為「異象」：「當烏西雅、約坦、亞哈斯、希西家作猶大王的時候， 亞摩斯的兒子以賽亞得默示，論到猶大和耶路撒冷。」然而在接下來的經文中，以賽亞說：「 天哪，要聽！地啊，側耳而聽！因為耶和華說。」同樣在</w:t>
+      </w:r>
+      <w:hyperlink r:id="rId111">
+        <w:r>
+          <w:rPr>
+            <w:lang w:val="zh_TW" w:bidi="zh_TW"/>
+          </w:rPr>
+          <w:rPr>
+            <w:color w:val="0000EE"/>
+            <w:u w:val="single"/>
+          </w:rPr>
+          <w:t>阿摩司書一章1節</w:t>
+        </w:r>
+      </w:hyperlink>
+      <w:r>
+        <w:rPr>
+          <w:lang w:val="zh_TW" w:bidi="zh_TW"/>
+        </w:rPr>
+        <w:t>中，「這提哥亞牧人中的阿摩司</w:t>
+      </w:r>
+      <w:r>
+        <w:rPr>
+          <w:i/>
+          <w:lang w:val="zh_TW" w:bidi="zh_TW"/>
+        </w:rPr>
+        <w:t>得默示</w:t>
+      </w:r>
+      <w:r>
+        <w:rPr>
+          <w:lang w:val="zh_TW" w:bidi="zh_TW"/>
+        </w:rPr>
+        <w:t>論以色列」（斜體為筆者所加）。</w:t>
+      </w:r>
+    </w:p>
+    <w:p>
+      <w:pPr>
+        <w:pStyle w:val="Heading4"/>
+      </w:pPr>
+      <w:r>
+        <w:rPr>
+          <w:lang w:val="zh_TW" w:bidi="zh_TW"/>
+        </w:rPr>
+        <w:t>預言啟示的表現形式</w:t>
+      </w:r>
+    </w:p>
+    <w:p>
+      <w:pPr/>
+      <w:r>
+        <w:rPr>
+          <w:lang w:val="zh_TW" w:bidi="zh_TW"/>
+        </w:rPr>
+      </w:r>
+      <w:r>
+        <w:rPr>
+          <w:lang w:val="zh_TW" w:bidi="zh_TW"/>
+        </w:rPr>
+        <w:t>所有預言，不論聖經內外，都假設先知擁有超自然力量，或是受到超自然力量所附著。這種力量會導致許多不同類型的外顯行為。</w:t>
+      </w:r>
+    </w:p>
+    <w:p>
+      <w:pPr/>
+      <w:r>
+        <w:rPr>
+          <w:lang w:val="zh_TW" w:bidi="zh_TW"/>
+        </w:rPr>
+      </w:r>
+      <w:r>
+        <w:rPr>
+          <w:lang w:val="zh_TW" w:bidi="zh_TW"/>
+        </w:rPr>
+        <w:t>這種通常稱為「入神」（ecstatic）的預言現象，似乎在公元前十三世紀，希伯來人到達迦南之前就已存在。關於以色列中入神預言的首個記載，出現在</w:t>
+      </w:r>
+      <w:hyperlink r:id="rId112">
+        <w:r>
+          <w:rPr>
+            <w:lang w:val="zh_TW" w:bidi="zh_TW"/>
+          </w:rPr>
+          <w:rPr>
+            <w:color w:val="0000EE"/>
+            <w:u w:val="single"/>
+          </w:rPr>
+          <w:t>撒母耳記上十章5至13節</w:t>
+        </w:r>
+      </w:hyperlink>
+      <w:r>
+        <w:rPr>
+          <w:lang w:val="zh_TW" w:bidi="zh_TW"/>
+        </w:rPr>
+        <w:t>（公元前十一世紀），並且至少持續到公元前六世紀（</w:t>
+      </w:r>
+      <w:hyperlink r:id="rId113">
+        <w:r>
+          <w:rPr>
+            <w:lang w:val="zh_TW" w:bidi="zh_TW"/>
+          </w:rPr>
+          <w:rPr>
+            <w:color w:val="0000EE"/>
+            <w:u w:val="single"/>
+          </w:rPr>
+          <w:t>耶29:26</w:t>
         </w:r>
       </w:hyperlink>
       <w:r>
@@ -427,18 +2851,2717 @@
         <w:rPr>
           <w:lang w:val="zh_TW" w:bidi="zh_TW"/>
         </w:rPr>
-        <w:t>摩西的律法禁止人咒詛父母（</w:t>
-      </w:r>
-      <w:hyperlink r:id="rId18">
-        <w:r>
-          <w:rPr>
-            <w:lang w:val="zh_TW" w:bidi="zh_TW"/>
-          </w:rPr>
-          <w:rPr>
-            <w:color w:val="0000EE"/>
-            <w:u w:val="single"/>
-          </w:rPr>
-          <w:t>出21:17</w:t>
+        <w:t>入神的先知通常通過自我誘導的方式，達到類似恍惚的狀態。最常用來達到入神狀態的方式，是使用樂器，例如豎琴、手鼓、笛子和琴（</w:t>
+      </w:r>
+      <w:hyperlink r:id="rId114">
+        <w:r>
+          <w:rPr>
+            <w:lang w:val="zh_TW" w:bidi="zh_TW"/>
+          </w:rPr>
+          <w:rPr>
+            <w:color w:val="0000EE"/>
+            <w:u w:val="single"/>
+          </w:rPr>
+          <w:t>撒上10:5</w:t>
+        </w:r>
+      </w:hyperlink>
+      <w:r>
+        <w:rPr>
+          <w:lang w:val="zh_TW" w:bidi="zh_TW"/>
+        </w:rPr>
+        <w:t>）。在巴力的先知中，鞭打自己也是引發入神的一種方式（</w:t>
+      </w:r>
+      <w:hyperlink r:id="rId115">
+        <w:r>
+          <w:rPr>
+            <w:lang w:val="zh_TW" w:bidi="zh_TW"/>
+          </w:rPr>
+          <w:rPr>
+            <w:color w:val="0000EE"/>
+            <w:u w:val="single"/>
+          </w:rPr>
+          <w:t>王上18:28–29</w:t>
+        </w:r>
+      </w:hyperlink>
+      <w:r>
+        <w:rPr>
+          <w:lang w:val="zh_TW" w:bidi="zh_TW"/>
+        </w:rPr>
+        <w:t>）。</w:t>
+      </w:r>
+    </w:p>
+    <w:p>
+      <w:pPr/>
+      <w:r>
+        <w:rPr>
+          <w:lang w:val="zh_TW" w:bidi="zh_TW"/>
+        </w:rPr>
+      </w:r>
+      <w:r>
+        <w:rPr>
+          <w:lang w:val="zh_TW" w:bidi="zh_TW"/>
+        </w:rPr>
+        <w:t>這類入神的預言通常由一群先知進行（</w:t>
+      </w:r>
+      <w:hyperlink r:id="rId114">
+        <w:r>
+          <w:rPr>
+            <w:lang w:val="zh_TW" w:bidi="zh_TW"/>
+          </w:rPr>
+          <w:rPr>
+            <w:color w:val="0000EE"/>
+            <w:u w:val="single"/>
+          </w:rPr>
+          <w:t>撒上10:5</w:t>
+        </w:r>
+      </w:hyperlink>
+      <w:r>
+        <w:rPr>
+          <w:lang w:val="zh_TW" w:bidi="zh_TW"/>
+        </w:rPr>
+        <w:t>），並且這種入神是具有傳染性的。當掃羅遇到一隊這樣的先知時，神的靈降在他身上，他也開始說預言（</w:t>
+      </w:r>
+      <w:hyperlink r:id="rId116">
+        <w:r>
+          <w:rPr>
+            <w:lang w:val="zh_TW" w:bidi="zh_TW"/>
+          </w:rPr>
+          <w:rPr>
+            <w:color w:val="0000EE"/>
+            <w:u w:val="single"/>
+          </w:rPr>
+          <w:t>10–13</w:t>
+        </w:r>
+      </w:hyperlink>
+      <w:r>
+        <w:rPr>
+          <w:lang w:val="zh_TW" w:bidi="zh_TW"/>
+        </w:rPr>
+        <w:t>節）。這種現象後來又發生在掃羅派去的幾位使者身上（</w:t>
+      </w:r>
+      <w:hyperlink r:id="rId117">
+        <w:r>
+          <w:rPr>
+            <w:lang w:val="zh_TW" w:bidi="zh_TW"/>
+          </w:rPr>
+          <w:rPr>
+            <w:color w:val="0000EE"/>
+            <w:u w:val="single"/>
+          </w:rPr>
+          <w:t>19:20–22</w:t>
+        </w:r>
+      </w:hyperlink>
+      <w:r>
+        <w:rPr>
+          <w:lang w:val="zh_TW" w:bidi="zh_TW"/>
+        </w:rPr>
+        <w:t>）。掃羅再次開始預言，並且他的入神行為在</w:t>
+      </w:r>
+      <w:hyperlink r:id="rId118">
+        <w:r>
+          <w:rPr>
+            <w:lang w:val="zh_TW" w:bidi="zh_TW"/>
+          </w:rPr>
+          <w:rPr>
+            <w:color w:val="0000EE"/>
+            <w:u w:val="single"/>
+          </w:rPr>
+          <w:t>撒母耳記上十九章24節</w:t>
+        </w:r>
+      </w:hyperlink>
+      <w:r>
+        <w:rPr>
+          <w:lang w:val="zh_TW" w:bidi="zh_TW"/>
+        </w:rPr>
+        <w:t>中有所描述。當以利沙被要求為以色列王約蘭說預言時，他首先要求一名樂師。當樂師奏樂時，耶和華的靈降在他身上（</w:t>
+      </w:r>
+      <w:hyperlink r:id="rId119">
+        <w:r>
+          <w:rPr>
+            <w:lang w:val="zh_TW" w:bidi="zh_TW"/>
+          </w:rPr>
+          <w:rPr>
+            <w:color w:val="0000EE"/>
+            <w:u w:val="single"/>
+          </w:rPr>
+          <w:t>王下3:15</w:t>
+        </w:r>
+      </w:hyperlink>
+      <w:r>
+        <w:rPr>
+          <w:lang w:val="zh_TW" w:bidi="zh_TW"/>
+        </w:rPr>
+        <w:t>）。</w:t>
+      </w:r>
+    </w:p>
+    <w:p>
+      <w:pPr>
+        <w:pStyle w:val="Heading3"/>
+      </w:pPr>
+      <w:r>
+        <w:rPr>
+          <w:lang w:val="zh_TW" w:bidi="zh_TW"/>
+        </w:rPr>
+        <w:t>舊約先知的類型</w:t>
+      </w:r>
+    </w:p>
+    <w:p>
+      <w:pPr/>
+      <w:r>
+        <w:rPr>
+          <w:lang w:val="zh_TW" w:bidi="zh_TW"/>
+        </w:rPr>
+      </w:r>
+      <w:r>
+        <w:rPr>
+          <w:lang w:val="zh_TW" w:bidi="zh_TW"/>
+        </w:rPr>
+        <w:t>在舊約中，先知受差遣的方式主要有兩種。第一種是神直接呼召人，而該人對這呼召提出異議，接著透過他與神的對話，逐漸克服內心的阻礙。這類先知受差遣的典型例子可見於</w:t>
+      </w:r>
+      <w:hyperlink r:id="rId120">
+        <w:r>
+          <w:rPr>
+            <w:lang w:val="zh_TW" w:bidi="zh_TW"/>
+          </w:rPr>
+          <w:rPr>
+            <w:color w:val="0000EE"/>
+            <w:u w:val="single"/>
+          </w:rPr>
+          <w:t>耶利米書一章4至8節</w:t>
+        </w:r>
+      </w:hyperlink>
+      <w:r>
+        <w:rPr>
+          <w:lang w:val="zh_TW" w:bidi="zh_TW"/>
+        </w:rPr>
+        <w:t>：</w:t>
+      </w:r>
+    </w:p>
+    <w:p>
+      <w:pPr/>
+      <w:r>
+        <w:rPr>
+          <w:lang w:val="zh_TW" w:bidi="zh_TW"/>
+        </w:rPr>
+      </w:r>
+      <w:r>
+        <w:rPr>
+          <w:lang w:val="zh_TW" w:bidi="zh_TW"/>
+        </w:rPr>
+        <w:t>耶和華的話臨到我，說：我未將你造在腹中，我已曉得你；你未出母胎，我已分別你為聖；我已派你作列國的先知。</w:t>
+      </w:r>
+    </w:p>
+    <w:p>
+      <w:pPr/>
+      <w:r>
+        <w:rPr>
+          <w:lang w:val="zh_TW" w:bidi="zh_TW"/>
+        </w:rPr>
+      </w:r>
+      <w:r>
+        <w:rPr>
+          <w:lang w:val="zh_TW" w:bidi="zh_TW"/>
+        </w:rPr>
+        <w:t>我就說：主耶和華啊，我不知怎樣說，因為我是年幼的。</w:t>
+      </w:r>
+    </w:p>
+    <w:p>
+      <w:pPr/>
+      <w:r>
+        <w:rPr>
+          <w:lang w:val="zh_TW" w:bidi="zh_TW"/>
+        </w:rPr>
+      </w:r>
+      <w:r>
+        <w:rPr>
+          <w:lang w:val="zh_TW" w:bidi="zh_TW"/>
+        </w:rPr>
+        <w:t>耶和華對我說：你不要說我是年幼的，因為我差遣你到誰那裏去，你都要去；我吩咐你說甚麼話，你都要說。你不要懼怕他們，因為我與你同在，要拯救你。這是耶和華說的。</w:t>
+      </w:r>
+    </w:p>
+    <w:p>
+      <w:pPr/>
+      <w:r>
+        <w:rPr>
+          <w:lang w:val="zh_TW" w:bidi="zh_TW"/>
+        </w:rPr>
+      </w:r>
+      <w:r>
+        <w:rPr>
+          <w:lang w:val="zh_TW" w:bidi="zh_TW"/>
+        </w:rPr>
+        <w:t>類似的先知受差遣方式，也出現在摩西（</w:t>
+      </w:r>
+      <w:hyperlink r:id="rId121">
+        <w:r>
+          <w:rPr>
+            <w:lang w:val="zh_TW" w:bidi="zh_TW"/>
+          </w:rPr>
+          <w:rPr>
+            <w:color w:val="0000EE"/>
+            <w:u w:val="single"/>
+          </w:rPr>
+          <w:t>出3:1–4:17</w:t>
+        </w:r>
+      </w:hyperlink>
+      <w:r>
+        <w:rPr>
+          <w:lang w:val="zh_TW" w:bidi="zh_TW"/>
+        </w:rPr>
+        <w:t>）和基甸（</w:t>
+      </w:r>
+      <w:hyperlink r:id="rId122">
+        <w:r>
+          <w:rPr>
+            <w:lang w:val="zh_TW" w:bidi="zh_TW"/>
+          </w:rPr>
+          <w:rPr>
+            <w:color w:val="0000EE"/>
+            <w:u w:val="single"/>
+          </w:rPr>
+          <w:t>士6:11–17</w:t>
+        </w:r>
+      </w:hyperlink>
+      <w:r>
+        <w:rPr>
+          <w:lang w:val="zh_TW" w:bidi="zh_TW"/>
+        </w:rPr>
+        <w:t>）的呼召中。</w:t>
+      </w:r>
+    </w:p>
+    <w:p>
+      <w:pPr/>
+      <w:r>
+        <w:rPr>
+          <w:lang w:val="zh_TW" w:bidi="zh_TW"/>
+        </w:rPr>
+      </w:r>
+      <w:r>
+        <w:rPr>
+          <w:lang w:val="zh_TW" w:bidi="zh_TW"/>
+        </w:rPr>
+        <w:t>第二種主要的先知受差遣形式是「寶座的異象」。一個典型的例子是</w:t>
+      </w:r>
+      <w:hyperlink r:id="rId123">
+        <w:r>
+          <w:rPr>
+            <w:lang w:val="zh_TW" w:bidi="zh_TW"/>
+          </w:rPr>
+          <w:rPr>
+            <w:color w:val="0000EE"/>
+            <w:u w:val="single"/>
+          </w:rPr>
+          <w:t>以賽亞書六章1至8節</w:t>
+        </w:r>
+      </w:hyperlink>
+      <w:r>
+        <w:rPr>
+          <w:lang w:val="zh_TW" w:bidi="zh_TW"/>
+        </w:rPr>
+        <w:t>：</w:t>
+      </w:r>
+    </w:p>
+    <w:p>
+      <w:pPr/>
+      <w:r>
+        <w:rPr>
+          <w:lang w:val="zh_TW" w:bidi="zh_TW"/>
+        </w:rPr>
+      </w:r>
+      <w:r>
+        <w:rPr>
+          <w:lang w:val="zh_TW" w:bidi="zh_TW"/>
+        </w:rPr>
+        <w:t>當烏西雅王崩的那年，我見主坐在高高的寶座上。他的衣裳垂下，遮滿聖殿……</w:t>
+      </w:r>
+    </w:p>
+    <w:p>
+      <w:pPr/>
+      <w:r>
+        <w:rPr>
+          <w:lang w:val="zh_TW" w:bidi="zh_TW"/>
+        </w:rPr>
+      </w:r>
+      <w:r>
+        <w:rPr>
+          <w:lang w:val="zh_TW" w:bidi="zh_TW"/>
+        </w:rPr>
+        <w:t>那時我說：「禍哉！我滅亡了！因為我是嘴唇不潔的人，又住在嘴唇不潔的民中，又因我眼見大君王—萬軍之耶和華。」</w:t>
+      </w:r>
+    </w:p>
+    <w:p>
+      <w:pPr/>
+      <w:r>
+        <w:rPr>
+          <w:lang w:val="zh_TW" w:bidi="zh_TW"/>
+        </w:rPr>
+      </w:r>
+      <w:r>
+        <w:rPr>
+          <w:lang w:val="zh_TW" w:bidi="zh_TW"/>
+        </w:rPr>
+        <w:t>有一撒拉弗飛到我跟前，手裡拿著紅炭，是用火剪從壇上取下來的，將炭沾我的口，說：「看哪，這炭沾了你的嘴，你的罪孽便除掉，你的罪惡就赦免了。」</w:t>
+      </w:r>
+    </w:p>
+    <w:p>
+      <w:pPr/>
+      <w:r>
+        <w:rPr>
+          <w:lang w:val="zh_TW" w:bidi="zh_TW"/>
+        </w:rPr>
+      </w:r>
+      <w:r>
+        <w:rPr>
+          <w:lang w:val="zh_TW" w:bidi="zh_TW"/>
+        </w:rPr>
+        <w:t>我又聽見主的聲音說：「我可以差遣誰呢？誰肯為我們去呢？」</w:t>
+      </w:r>
+    </w:p>
+    <w:p>
+      <w:pPr/>
+      <w:r>
+        <w:rPr>
+          <w:lang w:val="zh_TW" w:bidi="zh_TW"/>
+        </w:rPr>
+      </w:r>
+      <w:r>
+        <w:rPr>
+          <w:lang w:val="zh_TW" w:bidi="zh_TW"/>
+        </w:rPr>
+        <w:t>我說：「我在這裡，請差遣我！」</w:t>
+      </w:r>
+    </w:p>
+    <w:p>
+      <w:pPr/>
+      <w:r>
+        <w:rPr>
+          <w:lang w:val="zh_TW" w:bidi="zh_TW"/>
+        </w:rPr>
+      </w:r>
+      <w:r>
+        <w:rPr>
+          <w:lang w:val="zh_TW" w:bidi="zh_TW"/>
+        </w:rPr>
+        <w:t>這段經文記述了以賽亞先知在天庭議會中的異象經歷。在這個案例中，先知參與了議會的討論，並因此接受差遣。雖然鮮有先知記錄他們受差遣的過程，但他們多數都意識到自己是被神「差派」的（</w:t>
+      </w:r>
+      <w:hyperlink r:id="rId124">
+        <w:r>
+          <w:rPr>
+            <w:lang w:val="zh_TW" w:bidi="zh_TW"/>
+          </w:rPr>
+          <w:rPr>
+            <w:color w:val="0000EE"/>
+            <w:u w:val="single"/>
+          </w:rPr>
+          <w:t>賽48:16</w:t>
+        </w:r>
+      </w:hyperlink>
+      <w:r>
+        <w:rPr>
+          <w:lang w:val="zh_TW" w:bidi="zh_TW"/>
+        </w:rPr>
+        <w:t>；</w:t>
+      </w:r>
+      <w:hyperlink r:id="rId125">
+        <w:r>
+          <w:rPr>
+            <w:lang w:val="zh_TW" w:bidi="zh_TW"/>
+          </w:rPr>
+          <w:rPr>
+            <w:color w:val="0000EE"/>
+            <w:u w:val="single"/>
+          </w:rPr>
+          <w:t>何8:1</w:t>
+        </w:r>
+      </w:hyperlink>
+      <w:r>
+        <w:rPr>
+          <w:lang w:val="zh_TW" w:bidi="zh_TW"/>
+        </w:rPr>
+        <w:t>；</w:t>
+      </w:r>
+      <w:hyperlink r:id="rId126">
+        <w:r>
+          <w:rPr>
+            <w:lang w:val="zh_TW" w:bidi="zh_TW"/>
+          </w:rPr>
+          <w:rPr>
+            <w:color w:val="0000EE"/>
+            <w:u w:val="single"/>
+          </w:rPr>
+          <w:t>摩7:14–15</w:t>
+        </w:r>
+      </w:hyperlink>
+      <w:r>
+        <w:rPr>
+          <w:lang w:val="zh_TW" w:bidi="zh_TW"/>
+        </w:rPr>
+        <w:t>）。根據耶利米書所言，假先知並沒有接受這類神的差遣（</w:t>
+      </w:r>
+      <w:hyperlink r:id="rId127">
+        <w:r>
+          <w:rPr>
+            <w:lang w:val="zh_TW" w:bidi="zh_TW"/>
+          </w:rPr>
+          <w:rPr>
+            <w:color w:val="0000EE"/>
+            <w:u w:val="single"/>
+          </w:rPr>
+          <w:t>耶23:21、32</w:t>
+        </w:r>
+      </w:hyperlink>
+      <w:r>
+        <w:rPr>
+          <w:lang w:val="zh_TW" w:bidi="zh_TW"/>
+        </w:rPr>
+        <w:t>，</w:t>
+      </w:r>
+      <w:hyperlink r:id="rId128">
+        <w:r>
+          <w:rPr>
+            <w:lang w:val="zh_TW" w:bidi="zh_TW"/>
+          </w:rPr>
+          <w:rPr>
+            <w:color w:val="0000EE"/>
+            <w:u w:val="single"/>
+          </w:rPr>
+          <w:t>28:15</w:t>
+        </w:r>
+      </w:hyperlink>
+      <w:r>
+        <w:rPr>
+          <w:lang w:val="zh_TW" w:bidi="zh_TW"/>
+        </w:rPr>
+        <w:t>）。</w:t>
+      </w:r>
+    </w:p>
+    <w:p>
+      <w:pPr>
+        <w:pStyle w:val="Heading3"/>
+      </w:pPr>
+      <w:r>
+        <w:rPr>
+          <w:lang w:val="zh_TW" w:bidi="zh_TW"/>
+        </w:rPr>
+        <w:t>先知的信息</w:t>
+      </w:r>
+    </w:p>
+    <w:p>
+      <w:pPr>
+        <w:pStyle w:val="Heading4"/>
+      </w:pPr>
+      <w:r>
+        <w:rPr>
+          <w:lang w:val="zh_TW" w:bidi="zh_TW"/>
+        </w:rPr>
+        <w:t>信息的形式</w:t>
+      </w:r>
+    </w:p>
+    <w:p>
+      <w:pPr/>
+      <w:r>
+        <w:rPr>
+          <w:lang w:val="zh_TW" w:bidi="zh_TW"/>
+        </w:rPr>
+      </w:r>
+      <w:r>
+        <w:rPr>
+          <w:lang w:val="zh_TW" w:bidi="zh_TW"/>
+        </w:rPr>
+        <w:t>在舊約中，先知預言最常見的開場白是「耶和華如此說」，這句話在先知的語境中出現了數百次。這個公式明確表明，接著所引入的信息不是先知自己的話，而是以色列的神將祂的話語傳給先知。先知使用這公式，也是重申他意識到自己是神所差遣的。在以上述片語說出的預言中，神以第一人稱說話。事實上，幾乎所有以色列的先知話語，都是以以色列神的直接言詞來表述的。</w:t>
+      </w:r>
+    </w:p>
+    <w:p>
+      <w:pPr/>
+      <w:r>
+        <w:rPr>
+          <w:lang w:val="zh_TW" w:bidi="zh_TW"/>
+        </w:rPr>
+      </w:r>
+      <w:r>
+        <w:rPr>
+          <w:lang w:val="zh_TW" w:bidi="zh_TW"/>
+        </w:rPr>
+        <w:t>先知會使用多種文學形式來表達神諭，其中兩種常用的先知言論形式，就是審判的宣講和有關拯救的神諭。有關審判的宣講，至少包括兩個主要元素，分別是責備或斥責的言語和審判的宣告（見</w:t>
+      </w:r>
+      <w:hyperlink r:id="rId129">
+        <w:r>
+          <w:rPr>
+            <w:lang w:val="zh_TW" w:bidi="zh_TW"/>
+          </w:rPr>
+          <w:rPr>
+            <w:color w:val="0000EE"/>
+            <w:u w:val="single"/>
+          </w:rPr>
+          <w:t>王下1:3–4</w:t>
+        </w:r>
+      </w:hyperlink>
+      <w:r>
+        <w:rPr>
+          <w:lang w:val="zh_TW" w:bidi="zh_TW"/>
+        </w:rPr>
+        <w:t>）。第二種常見的先知言論形式，則是有關拯救的神諭（見</w:t>
+      </w:r>
+      <w:hyperlink r:id="rId130">
+        <w:r>
+          <w:rPr>
+            <w:lang w:val="zh_TW" w:bidi="zh_TW"/>
+          </w:rPr>
+          <w:rPr>
+            <w:color w:val="0000EE"/>
+            <w:u w:val="single"/>
+          </w:rPr>
+          <w:t>賽41:8–13</w:t>
+        </w:r>
+      </w:hyperlink>
+      <w:r>
+        <w:rPr>
+          <w:lang w:val="zh_TW" w:bidi="zh_TW"/>
+        </w:rPr>
+        <w:t>）。其它固定的先知宣講形式，包括拯救的預言（</w:t>
+      </w:r>
+      <w:hyperlink r:id="rId131">
+        <w:r>
+          <w:rPr>
+            <w:lang w:val="zh_TW" w:bidi="zh_TW"/>
+          </w:rPr>
+          <w:rPr>
+            <w:color w:val="0000EE"/>
+            <w:u w:val="single"/>
+          </w:rPr>
+          <w:t>43:14–21</w:t>
+        </w:r>
+      </w:hyperlink>
+      <w:r>
+        <w:rPr>
+          <w:lang w:val="zh_TW" w:bidi="zh_TW"/>
+        </w:rPr>
+        <w:t>）、拯救的宣告（</w:t>
+      </w:r>
+      <w:hyperlink r:id="rId132">
+        <w:r>
+          <w:rPr>
+            <w:lang w:val="zh_TW" w:bidi="zh_TW"/>
+          </w:rPr>
+          <w:rPr>
+            <w:color w:val="0000EE"/>
+            <w:u w:val="single"/>
+          </w:rPr>
+          <w:t>41:17–20</w:t>
+        </w:r>
+      </w:hyperlink>
+      <w:r>
+        <w:rPr>
+          <w:lang w:val="zh_TW" w:bidi="zh_TW"/>
+        </w:rPr>
+        <w:t>，</w:t>
+      </w:r>
+      <w:hyperlink r:id="rId133">
+        <w:r>
+          <w:rPr>
+            <w:lang w:val="zh_TW" w:bidi="zh_TW"/>
+          </w:rPr>
+          <w:rPr>
+            <w:color w:val="0000EE"/>
+            <w:u w:val="single"/>
+          </w:rPr>
+          <w:t>42:14–17</w:t>
+        </w:r>
+      </w:hyperlink>
+      <w:r>
+        <w:rPr>
+          <w:lang w:val="zh_TW" w:bidi="zh_TW"/>
+        </w:rPr>
+        <w:t>，</w:t>
+      </w:r>
+      <w:hyperlink r:id="rId134">
+        <w:r>
+          <w:rPr>
+            <w:lang w:val="zh_TW" w:bidi="zh_TW"/>
+          </w:rPr>
+          <w:rPr>
+            <w:color w:val="0000EE"/>
+            <w:u w:val="single"/>
+          </w:rPr>
+          <w:t>43:16–21</w:t>
+        </w:r>
+      </w:hyperlink>
+      <w:r>
+        <w:rPr>
+          <w:lang w:val="zh_TW" w:bidi="zh_TW"/>
+        </w:rPr>
+        <w:t>，</w:t>
+      </w:r>
+      <w:hyperlink r:id="rId135">
+        <w:r>
+          <w:rPr>
+            <w:lang w:val="zh_TW" w:bidi="zh_TW"/>
+          </w:rPr>
+          <w:rPr>
+            <w:color w:val="0000EE"/>
+            <w:u w:val="single"/>
+          </w:rPr>
+          <w:t>49:7–12</w:t>
+        </w:r>
+      </w:hyperlink>
+      <w:r>
+        <w:rPr>
+          <w:lang w:val="zh_TW" w:bidi="zh_TW"/>
+        </w:rPr>
+        <w:t>），以及災難的神諭（</w:t>
+      </w:r>
+      <w:hyperlink r:id="rId136">
+        <w:r>
+          <w:rPr>
+            <w:lang w:val="zh_TW" w:bidi="zh_TW"/>
+          </w:rPr>
+          <w:rPr>
+            <w:color w:val="0000EE"/>
+            <w:u w:val="single"/>
+          </w:rPr>
+          <w:t>賽5:8–10</w:t>
+        </w:r>
+      </w:hyperlink>
+      <w:r>
+        <w:rPr>
+          <w:lang w:val="zh_TW" w:bidi="zh_TW"/>
+        </w:rPr>
+        <w:t>，</w:t>
+      </w:r>
+      <w:hyperlink r:id="rId137">
+        <w:r>
+          <w:rPr>
+            <w:lang w:val="zh_TW" w:bidi="zh_TW"/>
+          </w:rPr>
+          <w:rPr>
+            <w:color w:val="0000EE"/>
+            <w:u w:val="single"/>
+          </w:rPr>
+          <w:t>10:1–4</w:t>
+        </w:r>
+      </w:hyperlink>
+      <w:r>
+        <w:rPr>
+          <w:lang w:val="zh_TW" w:bidi="zh_TW"/>
+        </w:rPr>
+        <w:t>；</w:t>
+      </w:r>
+      <w:hyperlink r:id="rId138">
+        <w:r>
+          <w:rPr>
+            <w:lang w:val="zh_TW" w:bidi="zh_TW"/>
+          </w:rPr>
+          <w:rPr>
+            <w:color w:val="0000EE"/>
+            <w:u w:val="single"/>
+          </w:rPr>
+          <w:t>摩5:18–24</w:t>
+        </w:r>
+      </w:hyperlink>
+      <w:r>
+        <w:rPr>
+          <w:lang w:val="zh_TW" w:bidi="zh_TW"/>
+        </w:rPr>
+        <w:t>，</w:t>
+      </w:r>
+      <w:hyperlink r:id="rId139">
+        <w:r>
+          <w:rPr>
+            <w:lang w:val="zh_TW" w:bidi="zh_TW"/>
+          </w:rPr>
+          <w:rPr>
+            <w:color w:val="0000EE"/>
+            <w:u w:val="single"/>
+          </w:rPr>
+          <w:t>6:1–7</w:t>
+        </w:r>
+      </w:hyperlink>
+      <w:r>
+        <w:rPr>
+          <w:lang w:val="zh_TW" w:bidi="zh_TW"/>
+        </w:rPr>
+        <w:t>；</w:t>
+      </w:r>
+      <w:hyperlink r:id="rId140">
+        <w:r>
+          <w:rPr>
+            <w:lang w:val="zh_TW" w:bidi="zh_TW"/>
+          </w:rPr>
+          <w:rPr>
+            <w:color w:val="0000EE"/>
+            <w:u w:val="single"/>
+          </w:rPr>
+          <w:t>彌2:1–5</w:t>
+        </w:r>
+      </w:hyperlink>
+      <w:r>
+        <w:rPr>
+          <w:lang w:val="zh_TW" w:bidi="zh_TW"/>
+        </w:rPr>
+        <w:t>）。</w:t>
+      </w:r>
+    </w:p>
+    <w:p>
+      <w:pPr>
+        <w:pStyle w:val="Heading4"/>
+      </w:pPr>
+      <w:r>
+        <w:rPr>
+          <w:lang w:val="zh_TW" w:bidi="zh_TW"/>
+        </w:rPr>
+        <w:t>信息的內容</w:t>
+      </w:r>
+    </w:p>
+    <w:p>
+      <w:pPr/>
+      <w:r>
+        <w:rPr>
+          <w:lang w:val="zh_TW" w:bidi="zh_TW"/>
+        </w:rPr>
+      </w:r>
+      <w:r>
+        <w:rPr>
+          <w:lang w:val="zh_TW" w:bidi="zh_TW"/>
+        </w:rPr>
+        <w:t>所有先知都會預告未來，但不是為了回應人們對未來的好奇心，而是根植於人們在過去或當下違背聖約的行為，所帶來將會出現的後果，或是宣告神在未來的拯救行動，為沮喪的百姓帶來盼望。舊約記載大多數先知的講論，最初是以公開宣講或講道形式發表的，這些先知的宣講多數源於以色列的罪孽和背道。何西阿和耶利米譴責以色列，因為她違背了約（</w:t>
+      </w:r>
+      <w:hyperlink r:id="rId141">
+        <w:r>
+          <w:rPr>
+            <w:lang w:val="zh_TW" w:bidi="zh_TW"/>
+          </w:rPr>
+          <w:rPr>
+            <w:color w:val="0000EE"/>
+            <w:u w:val="single"/>
+          </w:rPr>
+          <w:t>耶11:2–3</w:t>
+        </w:r>
+      </w:hyperlink>
+      <w:r>
+        <w:rPr>
+          <w:lang w:val="zh_TW" w:bidi="zh_TW"/>
+        </w:rPr>
+        <w:t>；</w:t>
+      </w:r>
+      <w:hyperlink r:id="rId125">
+        <w:r>
+          <w:rPr>
+            <w:lang w:val="zh_TW" w:bidi="zh_TW"/>
+          </w:rPr>
+          <w:rPr>
+            <w:color w:val="0000EE"/>
+            <w:u w:val="single"/>
+          </w:rPr>
+          <w:t>何8:1</w:t>
+        </w:r>
+      </w:hyperlink>
+      <w:r>
+        <w:rPr>
+          <w:lang w:val="zh_TW" w:bidi="zh_TW"/>
+        </w:rPr>
+        <w:t>）。</w:t>
+      </w:r>
+    </w:p>
+    <w:p>
+      <w:pPr/>
+      <w:r>
+        <w:rPr>
+          <w:lang w:val="zh_TW" w:bidi="zh_TW"/>
+        </w:rPr>
+      </w:r>
+      <w:r>
+        <w:rPr>
+          <w:lang w:val="zh_TW" w:bidi="zh_TW"/>
+        </w:rPr>
+        <w:t>先知經常與社會公義和社會改革聯繫在一起，這些元素無疑是他們信息中的重要層面。阿摩司譴責富人欺壓窮人（</w:t>
+      </w:r>
+      <w:hyperlink r:id="rId142">
+        <w:r>
+          <w:rPr>
+            <w:lang w:val="zh_TW" w:bidi="zh_TW"/>
+          </w:rPr>
+          <w:rPr>
+            <w:color w:val="0000EE"/>
+            <w:u w:val="single"/>
+          </w:rPr>
+          <w:t>摩2:6–8</w:t>
+        </w:r>
+      </w:hyperlink>
+      <w:r>
+        <w:rPr>
+          <w:lang w:val="zh_TW" w:bidi="zh_TW"/>
+        </w:rPr>
+        <w:t>，</w:t>
+      </w:r>
+      <w:hyperlink r:id="rId143">
+        <w:r>
+          <w:rPr>
+            <w:lang w:val="zh_TW" w:bidi="zh_TW"/>
+          </w:rPr>
+          <w:rPr>
+            <w:color w:val="0000EE"/>
+            <w:u w:val="single"/>
+          </w:rPr>
+          <w:t>4:1</w:t>
+        </w:r>
+      </w:hyperlink>
+      <w:r>
+        <w:rPr>
+          <w:lang w:val="zh_TW" w:bidi="zh_TW"/>
+        </w:rPr>
+        <w:t>，</w:t>
+      </w:r>
+      <w:hyperlink r:id="rId144">
+        <w:r>
+          <w:rPr>
+            <w:lang w:val="zh_TW" w:bidi="zh_TW"/>
+          </w:rPr>
+          <w:rPr>
+            <w:color w:val="0000EE"/>
+            <w:u w:val="single"/>
+          </w:rPr>
+          <w:t>5:11</w:t>
+        </w:r>
+      </w:hyperlink>
+      <w:r>
+        <w:rPr>
+          <w:lang w:val="zh_TW" w:bidi="zh_TW"/>
+        </w:rPr>
+        <w:t>，</w:t>
+      </w:r>
+      <w:hyperlink r:id="rId145">
+        <w:r>
+          <w:rPr>
+            <w:lang w:val="zh_TW" w:bidi="zh_TW"/>
+          </w:rPr>
+          <w:rPr>
+            <w:color w:val="0000EE"/>
+            <w:u w:val="single"/>
+          </w:rPr>
+          <w:t>8:4–6</w:t>
+        </w:r>
+      </w:hyperlink>
+      <w:r>
+        <w:rPr>
+          <w:lang w:val="zh_TW" w:bidi="zh_TW"/>
+        </w:rPr>
+        <w:t>），痛斥人們性失德（</w:t>
+      </w:r>
+      <w:hyperlink r:id="rId142">
+        <w:r>
+          <w:rPr>
+            <w:lang w:val="zh_TW" w:bidi="zh_TW"/>
+          </w:rPr>
+          <w:rPr>
+            <w:color w:val="0000EE"/>
+            <w:u w:val="single"/>
+          </w:rPr>
+          <w:t>2:6–8</w:t>
+        </w:r>
+      </w:hyperlink>
+      <w:r>
+        <w:rPr>
+          <w:lang w:val="zh_TW" w:bidi="zh_TW"/>
+        </w:rPr>
+        <w:t>）和收受賄賂（</w:t>
+      </w:r>
+      <w:hyperlink r:id="rId146">
+        <w:r>
+          <w:rPr>
+            <w:lang w:val="zh_TW" w:bidi="zh_TW"/>
+          </w:rPr>
+          <w:rPr>
+            <w:color w:val="0000EE"/>
+            <w:u w:val="single"/>
+          </w:rPr>
+          <w:t>5:12</w:t>
+        </w:r>
+      </w:hyperlink>
+      <w:r>
+        <w:rPr>
+          <w:lang w:val="zh_TW" w:bidi="zh_TW"/>
+        </w:rPr>
+        <w:t>）。何西阿列出了一些普遍的罪惡，包括不踐前言、殺害、偷盜、姦淫（</w:t>
+      </w:r>
+      <w:hyperlink r:id="rId147">
+        <w:r>
+          <w:rPr>
+            <w:lang w:val="zh_TW" w:bidi="zh_TW"/>
+          </w:rPr>
+          <w:rPr>
+            <w:color w:val="0000EE"/>
+            <w:u w:val="single"/>
+          </w:rPr>
+          <w:t>何4:2</w:t>
+        </w:r>
+      </w:hyperlink>
+      <w:r>
+        <w:rPr>
+          <w:lang w:val="zh_TW" w:bidi="zh_TW"/>
+        </w:rPr>
+        <w:t>）和拜偶像，而拜偶像的行為是他特別譴責的目標（</w:t>
+      </w:r>
+      <w:hyperlink r:id="rId148">
+        <w:r>
+          <w:rPr>
+            <w:lang w:val="zh_TW" w:bidi="zh_TW"/>
+          </w:rPr>
+          <w:rPr>
+            <w:color w:val="0000EE"/>
+            <w:u w:val="single"/>
+          </w:rPr>
+          <w:t>8:5</w:t>
+        </w:r>
+      </w:hyperlink>
+      <w:r>
+        <w:rPr>
+          <w:lang w:val="zh_TW" w:bidi="zh_TW"/>
+        </w:rPr>
+        <w:t>，</w:t>
+      </w:r>
+      <w:hyperlink r:id="rId149">
+        <w:r>
+          <w:rPr>
+            <w:lang w:val="zh_TW" w:bidi="zh_TW"/>
+          </w:rPr>
+          <w:rPr>
+            <w:color w:val="0000EE"/>
+            <w:u w:val="single"/>
+          </w:rPr>
+          <w:t>11:2</w:t>
+        </w:r>
+      </w:hyperlink>
+      <w:r>
+        <w:rPr>
+          <w:lang w:val="zh_TW" w:bidi="zh_TW"/>
+        </w:rPr>
+        <w:t>）。這些對以色列行為的強烈譴責背後，是神對以色列無盡的愛（</w:t>
+      </w:r>
+      <w:hyperlink r:id="rId150">
+        <w:r>
+          <w:rPr>
+            <w:lang w:val="zh_TW" w:bidi="zh_TW"/>
+          </w:rPr>
+          <w:rPr>
+            <w:color w:val="0000EE"/>
+            <w:u w:val="single"/>
+          </w:rPr>
+          <w:t>賽43:4</w:t>
+        </w:r>
+      </w:hyperlink>
+      <w:r>
+        <w:rPr>
+          <w:lang w:val="zh_TW" w:bidi="zh_TW"/>
+        </w:rPr>
+        <w:t>；</w:t>
+      </w:r>
+      <w:hyperlink r:id="rId151">
+        <w:r>
+          <w:rPr>
+            <w:lang w:val="zh_TW" w:bidi="zh_TW"/>
+          </w:rPr>
+          <w:rPr>
+            <w:color w:val="0000EE"/>
+            <w:u w:val="single"/>
+          </w:rPr>
+          <w:t>耶31:3</w:t>
+        </w:r>
+      </w:hyperlink>
+      <w:r>
+        <w:rPr>
+          <w:lang w:val="zh_TW" w:bidi="zh_TW"/>
+        </w:rPr>
+        <w:t>；</w:t>
+      </w:r>
+      <w:hyperlink r:id="rId152">
+        <w:r>
+          <w:rPr>
+            <w:lang w:val="zh_TW" w:bidi="zh_TW"/>
+          </w:rPr>
+          <w:rPr>
+            <w:color w:val="0000EE"/>
+            <w:u w:val="single"/>
+          </w:rPr>
+          <w:t>何3:1</w:t>
+        </w:r>
+      </w:hyperlink>
+      <w:r>
+        <w:rPr>
+          <w:lang w:val="zh_TW" w:bidi="zh_TW"/>
+        </w:rPr>
+        <w:t>，</w:t>
+      </w:r>
+      <w:hyperlink r:id="rId153">
+        <w:r>
+          <w:rPr>
+            <w:lang w:val="zh_TW" w:bidi="zh_TW"/>
+          </w:rPr>
+          <w:rPr>
+            <w:color w:val="0000EE"/>
+            <w:u w:val="single"/>
+          </w:rPr>
+          <w:t>11:1–4</w:t>
+        </w:r>
+      </w:hyperlink>
+      <w:r>
+        <w:rPr>
+          <w:lang w:val="zh_TW" w:bidi="zh_TW"/>
+        </w:rPr>
+        <w:t>，</w:t>
+      </w:r>
+      <w:hyperlink r:id="rId154">
+        <w:r>
+          <w:rPr>
+            <w:lang w:val="zh_TW" w:bidi="zh_TW"/>
+          </w:rPr>
+          <w:rPr>
+            <w:color w:val="0000EE"/>
+            <w:u w:val="single"/>
+          </w:rPr>
+          <w:t>14:4</w:t>
+        </w:r>
+      </w:hyperlink>
+      <w:r>
+        <w:rPr>
+          <w:lang w:val="zh_TW" w:bidi="zh_TW"/>
+        </w:rPr>
+        <w:t>；</w:t>
+      </w:r>
+      <w:hyperlink r:id="rId155">
+        <w:r>
+          <w:rPr>
+            <w:lang w:val="zh_TW" w:bidi="zh_TW"/>
+          </w:rPr>
+          <w:rPr>
+            <w:color w:val="0000EE"/>
+            <w:u w:val="single"/>
+          </w:rPr>
+          <w:t>瑪1:2</w:t>
+        </w:r>
+      </w:hyperlink>
+      <w:r>
+        <w:rPr>
+          <w:lang w:val="zh_TW" w:bidi="zh_TW"/>
+        </w:rPr>
+        <w:t>），這愛與祂對以色列的揀選密不可分（</w:t>
+      </w:r>
+      <w:hyperlink r:id="rId156">
+        <w:r>
+          <w:rPr>
+            <w:lang w:val="zh_TW" w:bidi="zh_TW"/>
+          </w:rPr>
+          <w:rPr>
+            <w:color w:val="0000EE"/>
+            <w:u w:val="single"/>
+          </w:rPr>
+          <w:t>賽43:1</w:t>
+        </w:r>
+      </w:hyperlink>
+      <w:r>
+        <w:rPr>
+          <w:lang w:val="zh_TW" w:bidi="zh_TW"/>
+        </w:rPr>
+        <w:t>；</w:t>
+      </w:r>
+      <w:hyperlink r:id="rId157">
+        <w:r>
+          <w:rPr>
+            <w:lang w:val="zh_TW" w:bidi="zh_TW"/>
+          </w:rPr>
+          <w:rPr>
+            <w:color w:val="0000EE"/>
+            <w:u w:val="single"/>
+          </w:rPr>
+          <w:t>耶33:24</w:t>
+        </w:r>
+      </w:hyperlink>
+      <w:r>
+        <w:rPr>
+          <w:lang w:val="zh_TW" w:bidi="zh_TW"/>
+        </w:rPr>
+        <w:t>；</w:t>
+      </w:r>
+      <w:hyperlink r:id="rId158">
+        <w:r>
+          <w:rPr>
+            <w:lang w:val="zh_TW" w:bidi="zh_TW"/>
+          </w:rPr>
+          <w:rPr>
+            <w:color w:val="0000EE"/>
+            <w:u w:val="single"/>
+          </w:rPr>
+          <w:t>結20:5</w:t>
+        </w:r>
+      </w:hyperlink>
+      <w:r>
+        <w:rPr>
+          <w:lang w:val="zh_TW" w:bidi="zh_TW"/>
+        </w:rPr>
+        <w:t>；</w:t>
+      </w:r>
+      <w:hyperlink r:id="rId159">
+        <w:r>
+          <w:rPr>
+            <w:lang w:val="zh_TW" w:bidi="zh_TW"/>
+          </w:rPr>
+          <w:rPr>
+            <w:color w:val="0000EE"/>
+            <w:u w:val="single"/>
+          </w:rPr>
+          <w:t>何3</w:t>
+        </w:r>
+      </w:hyperlink>
+      <w:r>
+        <w:rPr>
+          <w:lang w:val="zh_TW" w:bidi="zh_TW"/>
+        </w:rPr>
+        <w:t>）。</w:t>
+      </w:r>
+    </w:p>
+    <w:p>
+      <w:pPr/>
+      <w:r>
+        <w:rPr>
+          <w:lang w:val="zh_TW" w:bidi="zh_TW"/>
+        </w:rPr>
+      </w:r>
+      <w:r>
+        <w:rPr>
+          <w:lang w:val="zh_TW" w:bidi="zh_TW"/>
+        </w:rPr>
+        <w:t>先知不僅關注以色列的過犯和不可避免的歷史審判，也關注那將來終會實現的無上福分。許多先知的信息極其關注末世，這種末世概念之一，就是「耶和華的日子」。「耶和華的日子」這個概念首先出現在阿摩司書中，強調當那日將有災難臨到以色列。儘管阿摩司強調災難，但「耶和華的日子」對以色列來說，也包含拯救和審判的意義。「耶和華的日子」中的災難，可以看為歷史上按照字面意思的應驗，例如公元前722年（撒馬利亞陷落）和公元前586年（猶大陷落）的悲劇事件；但這些預言的某些特徵超越了歷史上的應驗，並指向末世時的應驗。</w:t>
+      </w:r>
+    </w:p>
+    <w:p>
+      <w:pPr/>
+      <w:r>
+        <w:rPr>
+          <w:lang w:val="zh_TW" w:bidi="zh_TW"/>
+        </w:rPr>
+      </w:r>
+      <w:r>
+        <w:rPr>
+          <w:lang w:val="zh_TW" w:bidi="zh_TW"/>
+        </w:rPr>
+        <w:t>由於以色列對「拯救」的概念主要從時間角度理解，包括長壽、生養眾多、物產豐饒、平安和勝過仇敵、水源充足等等。呼應這個拯救概念，人們所構想的未來時代也是以這些形式出現，例如</w:t>
+      </w:r>
+      <w:hyperlink r:id="rId160">
+        <w:r>
+          <w:rPr>
+            <w:lang w:val="zh_TW" w:bidi="zh_TW"/>
+          </w:rPr>
+          <w:rPr>
+            <w:color w:val="0000EE"/>
+            <w:u w:val="single"/>
+          </w:rPr>
+          <w:t>阿摩司書九章13至15節</w:t>
+        </w:r>
+      </w:hyperlink>
+      <w:r>
+        <w:rPr>
+          <w:lang w:val="zh_TW" w:bidi="zh_TW"/>
+        </w:rPr>
+        <w:t>所描繪的景象。</w:t>
+      </w:r>
+    </w:p>
+    <w:p>
+      <w:pPr/>
+      <w:r>
+        <w:rPr>
+          <w:lang w:val="zh_TW" w:bidi="zh_TW"/>
+        </w:rPr>
+      </w:r>
+      <w:r>
+        <w:rPr>
+          <w:lang w:val="zh_TW" w:bidi="zh_TW"/>
+        </w:rPr>
+        <w:t>先知又曾描繪，大衛本人或與他非常相似的人將會回來，並開啟一個黃金時代，如同大衛和所羅門的偉大時期。神與大衛所立的約，不是有條件的約，而是一個絕對不可侵犯的約（</w:t>
+      </w:r>
+      <w:hyperlink r:id="rId161">
+        <w:r>
+          <w:rPr>
+            <w:lang w:val="zh_TW" w:bidi="zh_TW"/>
+          </w:rPr>
+          <w:rPr>
+            <w:color w:val="0000EE"/>
+            <w:u w:val="single"/>
+          </w:rPr>
+          <w:t>撒下7:4–17</w:t>
+        </w:r>
+      </w:hyperlink>
+      <w:r>
+        <w:rPr>
+          <w:lang w:val="zh_TW" w:bidi="zh_TW"/>
+        </w:rPr>
+        <w:t>；</w:t>
+      </w:r>
+      <w:hyperlink r:id="rId162">
+        <w:r>
+          <w:rPr>
+            <w:lang w:val="zh_TW" w:bidi="zh_TW"/>
+          </w:rPr>
+          <w:rPr>
+            <w:color w:val="0000EE"/>
+            <w:u w:val="single"/>
+          </w:rPr>
+          <w:t>詩89篇</w:t>
+        </w:r>
+      </w:hyperlink>
+      <w:r>
+        <w:rPr>
+          <w:lang w:val="zh_TW" w:bidi="zh_TW"/>
+        </w:rPr>
+        <w:t>；</w:t>
+      </w:r>
+      <w:hyperlink r:id="rId163">
+        <w:r>
+          <w:rPr>
+            <w:lang w:val="zh_TW" w:bidi="zh_TW"/>
+          </w:rPr>
+          <w:rPr>
+            <w:color w:val="0000EE"/>
+            <w:u w:val="single"/>
+          </w:rPr>
+          <w:t>耶33:19–22</w:t>
+        </w:r>
+      </w:hyperlink>
+      <w:r>
+        <w:rPr>
+          <w:lang w:val="zh_TW" w:bidi="zh_TW"/>
+        </w:rPr>
+        <w:t>）。正是基於這個認識，先知們可以充滿信心，期待大衛王權恢復（</w:t>
+      </w:r>
+      <w:hyperlink r:id="rId164">
+        <w:r>
+          <w:rPr>
+            <w:lang w:val="zh_TW" w:bidi="zh_TW"/>
+          </w:rPr>
+          <w:rPr>
+            <w:color w:val="0000EE"/>
+            <w:u w:val="single"/>
+          </w:rPr>
+          <w:t>耶17:24–26</w:t>
+        </w:r>
+      </w:hyperlink>
+      <w:r>
+        <w:rPr>
+          <w:lang w:val="zh_TW" w:bidi="zh_TW"/>
+        </w:rPr>
+        <w:t>，</w:t>
+      </w:r>
+      <w:hyperlink r:id="rId165">
+        <w:r>
+          <w:rPr>
+            <w:lang w:val="zh_TW" w:bidi="zh_TW"/>
+          </w:rPr>
+          <w:rPr>
+            <w:color w:val="0000EE"/>
+            <w:u w:val="single"/>
+          </w:rPr>
+          <w:t>23:5–6</w:t>
+        </w:r>
+      </w:hyperlink>
+      <w:r>
+        <w:rPr>
+          <w:lang w:val="zh_TW" w:bidi="zh_TW"/>
+        </w:rPr>
+        <w:t>，</w:t>
+      </w:r>
+      <w:hyperlink r:id="rId166">
+        <w:r>
+          <w:rPr>
+            <w:lang w:val="zh_TW" w:bidi="zh_TW"/>
+          </w:rPr>
+          <w:rPr>
+            <w:color w:val="0000EE"/>
+            <w:u w:val="single"/>
+          </w:rPr>
+          <w:t>33:14–15</w:t>
+        </w:r>
+      </w:hyperlink>
+      <w:r>
+        <w:rPr>
+          <w:lang w:val="zh_TW" w:bidi="zh_TW"/>
+        </w:rPr>
+        <w:t>）。</w:t>
+      </w:r>
+    </w:p>
+    <w:p>
+      <w:pPr>
+        <w:pStyle w:val="Heading3"/>
+      </w:pPr>
+      <w:r>
+        <w:rPr>
+          <w:lang w:val="zh_TW" w:bidi="zh_TW"/>
+        </w:rPr>
+        <w:t>新約中的預言</w:t>
+      </w:r>
+    </w:p>
+    <w:p>
+      <w:pPr/>
+      <w:r>
+        <w:rPr>
+          <w:lang w:val="zh_TW" w:bidi="zh_TW"/>
+        </w:rPr>
+      </w:r>
+      <w:r>
+        <w:rPr>
+          <w:lang w:val="zh_TW" w:bidi="zh_TW"/>
+        </w:rPr>
+        <w:t>舊約和新約之間的兩約時期，鮮有自稱先知的人出現；相比之下，早期基督教則開始於先知活躍的時期，為時短暫但活動頻繁。這個時期一直持續到公元二世紀。耶穌、祂的門徒和跟隨者們，以及早期基督徒，都堅信他們所處的時代，是應驗舊約預言的時代（</w:t>
+      </w:r>
+      <w:hyperlink r:id="rId167">
+        <w:r>
+          <w:rPr>
+            <w:lang w:val="zh_TW" w:bidi="zh_TW"/>
+          </w:rPr>
+          <w:rPr>
+            <w:color w:val="0000EE"/>
+            <w:u w:val="single"/>
+          </w:rPr>
+          <w:t>可1:14–15</w:t>
+        </w:r>
+      </w:hyperlink>
+      <w:r>
+        <w:rPr>
+          <w:lang w:val="zh_TW" w:bidi="zh_TW"/>
+        </w:rPr>
+        <w:t>；</w:t>
+      </w:r>
+      <w:hyperlink r:id="rId168">
+        <w:r>
+          <w:rPr>
+            <w:lang w:val="zh_TW" w:bidi="zh_TW"/>
+          </w:rPr>
+          <w:rPr>
+            <w:color w:val="0000EE"/>
+            <w:u w:val="single"/>
+          </w:rPr>
+          <w:t>徒2:16–21</w:t>
+        </w:r>
+      </w:hyperlink>
+      <w:r>
+        <w:rPr>
+          <w:lang w:val="zh_TW" w:bidi="zh_TW"/>
+        </w:rPr>
+        <w:t>；</w:t>
+      </w:r>
+      <w:hyperlink r:id="rId169">
+        <w:r>
+          <w:rPr>
+            <w:lang w:val="zh_TW" w:bidi="zh_TW"/>
+          </w:rPr>
+          <w:rPr>
+            <w:color w:val="0000EE"/>
+            <w:u w:val="single"/>
+          </w:rPr>
+          <w:t>羅16:25–27</w:t>
+        </w:r>
+      </w:hyperlink>
+      <w:r>
+        <w:rPr>
+          <w:lang w:val="zh_TW" w:bidi="zh_TW"/>
+        </w:rPr>
+        <w:t>；</w:t>
+      </w:r>
+      <w:hyperlink r:id="rId170">
+        <w:r>
+          <w:rPr>
+            <w:lang w:val="zh_TW" w:bidi="zh_TW"/>
+          </w:rPr>
+          <w:rPr>
+            <w:color w:val="0000EE"/>
+            <w:u w:val="single"/>
+          </w:rPr>
+          <w:t>林前10:11</w:t>
+        </w:r>
+      </w:hyperlink>
+      <w:r>
+        <w:rPr>
+          <w:lang w:val="zh_TW" w:bidi="zh_TW"/>
+        </w:rPr>
+        <w:t>）。然而，這個時代不僅是應驗的時代，也是一個預言恩賜得著更新的時代。</w:t>
+      </w:r>
+    </w:p>
+    <w:p>
+      <w:pPr>
+        <w:pStyle w:val="Heading4"/>
+      </w:pPr>
+      <w:r>
+        <w:rPr>
+          <w:lang w:val="zh_TW" w:bidi="zh_TW"/>
+        </w:rPr>
+        <w:t>施洗約翰</w:t>
+      </w:r>
+    </w:p>
+    <w:p>
+      <w:pPr/>
+      <w:r>
+        <w:rPr>
+          <w:lang w:val="zh_TW" w:bidi="zh_TW"/>
+        </w:rPr>
+      </w:r>
+      <w:r>
+        <w:rPr>
+          <w:lang w:val="zh_TW" w:bidi="zh_TW"/>
+        </w:rPr>
+        <w:t>在新約中，施洗約翰主要記載為耶穌的先鋒，瑪拉基書早已預言了他的來臨（</w:t>
+      </w:r>
+      <w:hyperlink r:id="rId171">
+        <w:r>
+          <w:rPr>
+            <w:lang w:val="zh_TW" w:bidi="zh_TW"/>
+          </w:rPr>
+          <w:rPr>
+            <w:color w:val="0000EE"/>
+            <w:u w:val="single"/>
+          </w:rPr>
+          <w:t>瑪4:5–6</w:t>
+        </w:r>
+      </w:hyperlink>
+      <w:r>
+        <w:rPr>
+          <w:lang w:val="zh_TW" w:bidi="zh_TW"/>
+        </w:rPr>
+        <w:t>）。然而，施洗約翰自身也以類似舊約先知的譴責和斥責口吻，宣告神即將來臨的審判。約翰的衣著，包括毛衣和皮帶（</w:t>
+      </w:r>
+      <w:hyperlink r:id="rId172">
+        <w:r>
+          <w:rPr>
+            <w:lang w:val="zh_TW" w:bidi="zh_TW"/>
+          </w:rPr>
+          <w:rPr>
+            <w:color w:val="0000EE"/>
+            <w:u w:val="single"/>
+          </w:rPr>
+          <w:t>可1:6</w:t>
+        </w:r>
+      </w:hyperlink>
+      <w:r>
+        <w:rPr>
+          <w:lang w:val="zh_TW" w:bidi="zh_TW"/>
+        </w:rPr>
+        <w:t>），讓人聯想到舊約先知的典型服飾（</w:t>
+      </w:r>
+      <w:hyperlink r:id="rId173">
+        <w:r>
+          <w:rPr>
+            <w:lang w:val="zh_TW" w:bidi="zh_TW"/>
+          </w:rPr>
+          <w:rPr>
+            <w:color w:val="0000EE"/>
+            <w:u w:val="single"/>
+          </w:rPr>
+          <w:t>王上19:19</w:t>
+        </w:r>
+      </w:hyperlink>
+      <w:r>
+        <w:rPr>
+          <w:lang w:val="zh_TW" w:bidi="zh_TW"/>
+        </w:rPr>
+        <w:t>；</w:t>
+      </w:r>
+      <w:hyperlink r:id="rId174">
+        <w:r>
+          <w:rPr>
+            <w:lang w:val="zh_TW" w:bidi="zh_TW"/>
+          </w:rPr>
+          <w:rPr>
+            <w:color w:val="0000EE"/>
+            <w:u w:val="single"/>
+          </w:rPr>
+          <w:t>王下1:8</w:t>
+        </w:r>
+      </w:hyperlink>
+      <w:r>
+        <w:rPr>
+          <w:lang w:val="zh_TW" w:bidi="zh_TW"/>
+        </w:rPr>
+        <w:t>，</w:t>
+      </w:r>
+      <w:hyperlink r:id="rId175">
+        <w:r>
+          <w:rPr>
+            <w:lang w:val="zh_TW" w:bidi="zh_TW"/>
+          </w:rPr>
+          <w:rPr>
+            <w:color w:val="0000EE"/>
+            <w:u w:val="single"/>
+          </w:rPr>
+          <w:t>2:13–14；</w:t>
+        </w:r>
+      </w:hyperlink>
+      <w:hyperlink r:id="rId176">
+        <w:r>
+          <w:rPr>
+            <w:lang w:val="zh_TW" w:bidi="zh_TW"/>
+          </w:rPr>
+          <w:rPr>
+            <w:color w:val="0000EE"/>
+            <w:u w:val="single"/>
+          </w:rPr>
+          <w:t>亞13:4</w:t>
+        </w:r>
+      </w:hyperlink>
+      <w:r>
+        <w:rPr>
+          <w:lang w:val="zh_TW" w:bidi="zh_TW"/>
+        </w:rPr>
+        <w:t>）。當時的人普遍認為約翰是一位先知（</w:t>
+      </w:r>
+      <w:hyperlink r:id="rId177">
+        <w:r>
+          <w:rPr>
+            <w:lang w:val="zh_TW" w:bidi="zh_TW"/>
+          </w:rPr>
+          <w:rPr>
+            <w:color w:val="0000EE"/>
+            <w:u w:val="single"/>
+          </w:rPr>
+          <w:t>太14:5</w:t>
+        </w:r>
+      </w:hyperlink>
+      <w:r>
+        <w:rPr>
+          <w:lang w:val="zh_TW" w:bidi="zh_TW"/>
+        </w:rPr>
+        <w:t>，</w:t>
+      </w:r>
+      <w:hyperlink r:id="rId178">
+        <w:r>
+          <w:rPr>
+            <w:lang w:val="zh_TW" w:bidi="zh_TW"/>
+          </w:rPr>
+          <w:rPr>
+            <w:color w:val="0000EE"/>
+            <w:u w:val="single"/>
+          </w:rPr>
+          <w:t>17:10–13</w:t>
+        </w:r>
+      </w:hyperlink>
+      <w:r>
+        <w:rPr>
+          <w:lang w:val="zh_TW" w:bidi="zh_TW"/>
+        </w:rPr>
+        <w:t>；</w:t>
+      </w:r>
+      <w:hyperlink r:id="rId179">
+        <w:r>
+          <w:rPr>
+            <w:lang w:val="zh_TW" w:bidi="zh_TW"/>
+          </w:rPr>
+          <w:rPr>
+            <w:color w:val="0000EE"/>
+            <w:u w:val="single"/>
+          </w:rPr>
+          <w:t>可9:11–13</w:t>
+        </w:r>
+      </w:hyperlink>
+      <w:r>
+        <w:rPr>
+          <w:lang w:val="zh_TW" w:bidi="zh_TW"/>
+        </w:rPr>
+        <w:t>，</w:t>
+      </w:r>
+      <w:hyperlink r:id="rId180">
+        <w:r>
+          <w:rPr>
+            <w:lang w:val="zh_TW" w:bidi="zh_TW"/>
+          </w:rPr>
+          <w:rPr>
+            <w:color w:val="0000EE"/>
+            <w:u w:val="single"/>
+          </w:rPr>
+          <w:t>11:32；</w:t>
+        </w:r>
+      </w:hyperlink>
+      <w:hyperlink r:id="rId181">
+        <w:r>
+          <w:rPr>
+            <w:lang w:val="zh_TW" w:bidi="zh_TW"/>
+          </w:rPr>
+          <w:rPr>
+            <w:color w:val="0000EE"/>
+            <w:u w:val="single"/>
+          </w:rPr>
+          <w:t>路1:76</w:t>
+        </w:r>
+      </w:hyperlink>
+      <w:r>
+        <w:rPr>
+          <w:lang w:val="zh_TW" w:bidi="zh_TW"/>
+        </w:rPr>
+        <w:t>，</w:t>
+      </w:r>
+      <w:hyperlink r:id="rId182">
+        <w:r>
+          <w:rPr>
+            <w:lang w:val="zh_TW" w:bidi="zh_TW"/>
+          </w:rPr>
+          <w:rPr>
+            <w:color w:val="0000EE"/>
+            <w:u w:val="single"/>
+          </w:rPr>
+          <w:t>7:26</w:t>
+        </w:r>
+      </w:hyperlink>
+      <w:r>
+        <w:rPr>
+          <w:lang w:val="zh_TW" w:bidi="zh_TW"/>
+        </w:rPr>
+        <w:t>）。路加以類似舊約先知書的風格記載說：「神的話臨到他（約翰）」（</w:t>
+      </w:r>
+      <w:hyperlink r:id="rId183">
+        <w:r>
+          <w:rPr>
+            <w:lang w:val="zh_TW" w:bidi="zh_TW"/>
+          </w:rPr>
+          <w:rPr>
+            <w:color w:val="0000EE"/>
+            <w:u w:val="single"/>
+          </w:rPr>
+          <w:t>路3:2</w:t>
+        </w:r>
+      </w:hyperlink>
+      <w:r>
+        <w:rPr>
+          <w:lang w:val="zh_TW" w:bidi="zh_TW"/>
+        </w:rPr>
+        <w:t>）。</w:t>
+      </w:r>
+    </w:p>
+    <w:p>
+      <w:pPr/>
+      <w:r>
+        <w:rPr>
+          <w:lang w:val="zh_TW" w:bidi="zh_TW"/>
+        </w:rPr>
+      </w:r>
+      <w:hyperlink r:id="rId184">
+        <w:r>
+          <w:rPr>
+            <w:lang w:val="zh_TW" w:bidi="zh_TW"/>
+          </w:rPr>
+          <w:rPr>
+            <w:color w:val="0000EE"/>
+            <w:u w:val="single"/>
+          </w:rPr>
+          <w:t>馬太福音三章7至10節</w:t>
+        </w:r>
+      </w:hyperlink>
+      <w:r>
+        <w:rPr>
+          <w:lang w:val="zh_TW" w:bidi="zh_TW"/>
+        </w:rPr>
+        <w:t>（參</w:t>
+      </w:r>
+      <w:hyperlink r:id="rId185">
+        <w:r>
+          <w:rPr>
+            <w:lang w:val="zh_TW" w:bidi="zh_TW"/>
+          </w:rPr>
+          <w:rPr>
+            <w:color w:val="0000EE"/>
+            <w:u w:val="single"/>
+          </w:rPr>
+          <w:t>路3:7–9</w:t>
+        </w:r>
+      </w:hyperlink>
+      <w:r>
+        <w:rPr>
+          <w:lang w:val="zh_TW" w:bidi="zh_TW"/>
+        </w:rPr>
+        <w:t>）和</w:t>
+      </w:r>
+      <w:hyperlink r:id="rId186">
+        <w:r>
+          <w:rPr>
+            <w:lang w:val="zh_TW" w:bidi="zh_TW"/>
+          </w:rPr>
+          <w:rPr>
+            <w:color w:val="0000EE"/>
+            <w:u w:val="single"/>
+          </w:rPr>
+          <w:t>馬可福音一章7至8節</w:t>
+        </w:r>
+      </w:hyperlink>
+      <w:r>
+        <w:rPr>
+          <w:lang w:val="zh_TW" w:bidi="zh_TW"/>
+        </w:rPr>
+        <w:t>（參</w:t>
+      </w:r>
+      <w:hyperlink r:id="rId187">
+        <w:r>
+          <w:rPr>
+            <w:lang w:val="zh_TW" w:bidi="zh_TW"/>
+          </w:rPr>
+          <w:rPr>
+            <w:color w:val="0000EE"/>
+            <w:u w:val="single"/>
+          </w:rPr>
+          <w:t>太3:11–12</w:t>
+        </w:r>
+      </w:hyperlink>
+      <w:r>
+        <w:rPr>
+          <w:lang w:val="zh_TW" w:bidi="zh_TW"/>
+        </w:rPr>
+        <w:t>；</w:t>
+      </w:r>
+      <w:hyperlink r:id="rId188">
+        <w:r>
+          <w:rPr>
+            <w:lang w:val="zh_TW" w:bidi="zh_TW"/>
+          </w:rPr>
+          <w:rPr>
+            <w:color w:val="0000EE"/>
+            <w:u w:val="single"/>
+          </w:rPr>
+          <w:t>路3:15–18</w:t>
+        </w:r>
+      </w:hyperlink>
+      <w:r>
+        <w:rPr>
+          <w:lang w:val="zh_TW" w:bidi="zh_TW"/>
+        </w:rPr>
+        <w:t>），記載了兩段簡短的先知講話。在第一段講話中，約翰譴責了那世代違背聖約的人，並呼籲他們改變生活方式。在第二段講話中，約翰預言了那位大能者──耶穌的來臨（</w:t>
+      </w:r>
+      <w:hyperlink r:id="rId189">
+        <w:r>
+          <w:rPr>
+            <w:lang w:val="zh_TW" w:bidi="zh_TW"/>
+          </w:rPr>
+          <w:rPr>
+            <w:color w:val="0000EE"/>
+            <w:u w:val="single"/>
+          </w:rPr>
+          <w:t>太3:11</w:t>
+        </w:r>
+      </w:hyperlink>
+      <w:r>
+        <w:rPr>
+          <w:lang w:val="zh_TW" w:bidi="zh_TW"/>
+        </w:rPr>
+        <w:t>；</w:t>
+      </w:r>
+      <w:hyperlink r:id="rId190">
+        <w:r>
+          <w:rPr>
+            <w:lang w:val="zh_TW" w:bidi="zh_TW"/>
+          </w:rPr>
+          <w:rPr>
+            <w:color w:val="0000EE"/>
+            <w:u w:val="single"/>
+          </w:rPr>
+          <w:t>可1:7</w:t>
+        </w:r>
+      </w:hyperlink>
+      <w:r>
+        <w:rPr>
+          <w:lang w:val="zh_TW" w:bidi="zh_TW"/>
+        </w:rPr>
+        <w:t>；</w:t>
+      </w:r>
+      <w:hyperlink r:id="rId191">
+        <w:r>
+          <w:rPr>
+            <w:lang w:val="zh_TW" w:bidi="zh_TW"/>
+          </w:rPr>
+          <w:rPr>
+            <w:color w:val="0000EE"/>
+            <w:u w:val="single"/>
+          </w:rPr>
+          <w:t>路3:16</w:t>
+        </w:r>
+      </w:hyperlink>
+      <w:r>
+        <w:rPr>
+          <w:lang w:val="zh_TW" w:bidi="zh_TW"/>
+        </w:rPr>
+        <w:t>；</w:t>
+      </w:r>
+      <w:hyperlink r:id="rId192">
+        <w:r>
+          <w:rPr>
+            <w:lang w:val="zh_TW" w:bidi="zh_TW"/>
+          </w:rPr>
+          <w:rPr>
+            <w:color w:val="0000EE"/>
+            <w:u w:val="single"/>
+          </w:rPr>
+          <w:t>約1:15、27、30</w:t>
+        </w:r>
+      </w:hyperlink>
+      <w:r>
+        <w:rPr>
+          <w:lang w:val="zh_TW" w:bidi="zh_TW"/>
+        </w:rPr>
+        <w:t>；</w:t>
+      </w:r>
+      <w:hyperlink r:id="rId193">
+        <w:r>
+          <w:rPr>
+            <w:lang w:val="zh_TW" w:bidi="zh_TW"/>
+          </w:rPr>
+          <w:rPr>
+            <w:color w:val="0000EE"/>
+            <w:u w:val="single"/>
+          </w:rPr>
+          <w:t>徒13:25</w:t>
+        </w:r>
+      </w:hyperlink>
+      <w:r>
+        <w:rPr>
+          <w:lang w:val="zh_TW" w:bidi="zh_TW"/>
+        </w:rPr>
+        <w:t>）。然而，約翰的風格與舊約先知的風格並不完全相同，他的宣講以自己的權柄發出，從未使用「耶和華如此說」等公式，或將他的預言話語表達為神的話語。然而，儘管有這些差異，把約翰當作舊約先知傳統的最後代表，仍然是十分恰當的（</w:t>
+      </w:r>
+      <w:hyperlink r:id="rId194">
+        <w:r>
+          <w:rPr>
+            <w:lang w:val="zh_TW" w:bidi="zh_TW"/>
+          </w:rPr>
+          <w:rPr>
+            <w:color w:val="0000EE"/>
+            <w:u w:val="single"/>
+          </w:rPr>
+          <w:t>太11:13</w:t>
+        </w:r>
+      </w:hyperlink>
+      <w:r>
+        <w:rPr>
+          <w:lang w:val="zh_TW" w:bidi="zh_TW"/>
+        </w:rPr>
+        <w:t>；</w:t>
+      </w:r>
+      <w:hyperlink r:id="rId195">
+        <w:r>
+          <w:rPr>
+            <w:lang w:val="zh_TW" w:bidi="zh_TW"/>
+          </w:rPr>
+          <w:rPr>
+            <w:color w:val="0000EE"/>
+            <w:u w:val="single"/>
+          </w:rPr>
+          <w:t>路16:16</w:t>
+        </w:r>
+      </w:hyperlink>
+      <w:r>
+        <w:rPr>
+          <w:lang w:val="zh_TW" w:bidi="zh_TW"/>
+        </w:rPr>
+        <w:t>）。</w:t>
+      </w:r>
+    </w:p>
+    <w:p>
+      <w:pPr>
+        <w:pStyle w:val="Heading4"/>
+      </w:pPr>
+      <w:r>
+        <w:rPr>
+          <w:lang w:val="zh_TW" w:bidi="zh_TW"/>
+        </w:rPr>
+        <w:t>拿撒勒的耶穌</w:t>
+      </w:r>
+    </w:p>
+    <w:p>
+      <w:pPr/>
+      <w:r>
+        <w:rPr>
+          <w:lang w:val="zh_TW" w:bidi="zh_TW"/>
+        </w:rPr>
+      </w:r>
+      <w:r>
+        <w:rPr>
+          <w:lang w:val="zh_TW" w:bidi="zh_TW"/>
+        </w:rPr>
+        <w:t>耶穌在普遍民眾眼中，被視為先知（</w:t>
+      </w:r>
+      <w:hyperlink r:id="rId196">
+        <w:r>
+          <w:rPr>
+            <w:lang w:val="zh_TW" w:bidi="zh_TW"/>
+          </w:rPr>
+          <w:rPr>
+            <w:color w:val="0000EE"/>
+            <w:u w:val="single"/>
+          </w:rPr>
+          <w:t>太16:14</w:t>
+        </w:r>
+      </w:hyperlink>
+      <w:r>
+        <w:rPr>
+          <w:lang w:val="zh_TW" w:bidi="zh_TW"/>
+        </w:rPr>
+        <w:t>，</w:t>
+      </w:r>
+      <w:hyperlink r:id="rId197">
+        <w:r>
+          <w:rPr>
+            <w:lang w:val="zh_TW" w:bidi="zh_TW"/>
+          </w:rPr>
+          <w:rPr>
+            <w:color w:val="0000EE"/>
+            <w:u w:val="single"/>
+          </w:rPr>
+          <w:t>21:10–11</w:t>
+        </w:r>
+      </w:hyperlink>
+      <w:r>
+        <w:rPr>
+          <w:lang w:val="zh_TW" w:bidi="zh_TW"/>
+        </w:rPr>
+        <w:t>；</w:t>
+      </w:r>
+      <w:hyperlink r:id="rId198">
+        <w:r>
+          <w:rPr>
+            <w:lang w:val="zh_TW" w:bidi="zh_TW"/>
+          </w:rPr>
+          <w:rPr>
+            <w:color w:val="0000EE"/>
+            <w:u w:val="single"/>
+          </w:rPr>
+          <w:t>可6:14–15</w:t>
+        </w:r>
+      </w:hyperlink>
+      <w:r>
+        <w:rPr>
+          <w:lang w:val="zh_TW" w:bidi="zh_TW"/>
+        </w:rPr>
+        <w:t>，</w:t>
+      </w:r>
+      <w:hyperlink r:id="rId199">
+        <w:r>
+          <w:rPr>
+            <w:lang w:val="zh_TW" w:bidi="zh_TW"/>
+          </w:rPr>
+          <w:rPr>
+            <w:color w:val="0000EE"/>
+            <w:u w:val="single"/>
+          </w:rPr>
+          <w:t>8:28</w:t>
+        </w:r>
+      </w:hyperlink>
+      <w:r>
+        <w:rPr>
+          <w:lang w:val="zh_TW" w:bidi="zh_TW"/>
+        </w:rPr>
+        <w:t>；</w:t>
+      </w:r>
+      <w:hyperlink r:id="rId200">
+        <w:r>
+          <w:rPr>
+            <w:lang w:val="zh_TW" w:bidi="zh_TW"/>
+          </w:rPr>
+          <w:rPr>
+            <w:color w:val="0000EE"/>
+            <w:u w:val="single"/>
+          </w:rPr>
+          <w:t>路7:16、39</w:t>
+        </w:r>
+      </w:hyperlink>
+      <w:r>
+        <w:rPr>
+          <w:lang w:val="zh_TW" w:bidi="zh_TW"/>
+        </w:rPr>
+        <w:t>，</w:t>
+      </w:r>
+      <w:hyperlink r:id="rId201">
+        <w:r>
+          <w:rPr>
+            <w:lang w:val="zh_TW" w:bidi="zh_TW"/>
+          </w:rPr>
+          <w:rPr>
+            <w:color w:val="0000EE"/>
+            <w:u w:val="single"/>
+          </w:rPr>
+          <w:t>9:8、19</w:t>
+        </w:r>
+      </w:hyperlink>
+      <w:r>
+        <w:rPr>
+          <w:lang w:val="zh_TW" w:bidi="zh_TW"/>
+        </w:rPr>
+        <w:t>；</w:t>
+      </w:r>
+      <w:hyperlink r:id="rId202">
+        <w:r>
+          <w:rPr>
+            <w:lang w:val="zh_TW" w:bidi="zh_TW"/>
+          </w:rPr>
+          <w:rPr>
+            <w:color w:val="0000EE"/>
+            <w:u w:val="single"/>
+          </w:rPr>
+          <w:t>約6:14</w:t>
+        </w:r>
+      </w:hyperlink>
+      <w:r>
+        <w:rPr>
+          <w:lang w:val="zh_TW" w:bidi="zh_TW"/>
+        </w:rPr>
+        <w:t>，</w:t>
+      </w:r>
+      <w:hyperlink r:id="rId203">
+        <w:r>
+          <w:rPr>
+            <w:lang w:val="zh_TW" w:bidi="zh_TW"/>
+          </w:rPr>
+          <w:rPr>
+            <w:color w:val="0000EE"/>
+            <w:u w:val="single"/>
+          </w:rPr>
+          <w:t>7:40、52</w:t>
+        </w:r>
+      </w:hyperlink>
+      <w:r>
+        <w:rPr>
+          <w:lang w:val="zh_TW" w:bidi="zh_TW"/>
+        </w:rPr>
+        <w:t>）。他們有此想法，既是基於耶穌所行的神蹟，也是基於祂的先知講論和預言。雖然耶穌從未直接宣稱自己是先知，但這一身份的暗示可見於</w:t>
+      </w:r>
+      <w:hyperlink r:id="rId204">
+        <w:r>
+          <w:rPr>
+            <w:lang w:val="zh_TW" w:bidi="zh_TW"/>
+          </w:rPr>
+          <w:rPr>
+            <w:color w:val="0000EE"/>
+            <w:u w:val="single"/>
+          </w:rPr>
+          <w:t>馬可福音六章4節</w:t>
+        </w:r>
+      </w:hyperlink>
+      <w:r>
+        <w:rPr>
+          <w:lang w:val="zh_TW" w:bidi="zh_TW"/>
+        </w:rPr>
+        <w:t>：「大凡先知，除了本地、親屬、本家之外，沒有不被人尊敬的。」（參</w:t>
+      </w:r>
+      <w:hyperlink r:id="rId205">
+        <w:r>
+          <w:rPr>
+            <w:lang w:val="zh_TW" w:bidi="zh_TW"/>
+          </w:rPr>
+          <w:rPr>
+            <w:color w:val="0000EE"/>
+            <w:u w:val="single"/>
+          </w:rPr>
+          <w:t>太13:57</w:t>
+        </w:r>
+      </w:hyperlink>
+      <w:r>
+        <w:rPr>
+          <w:lang w:val="zh_TW" w:bidi="zh_TW"/>
+        </w:rPr>
+        <w:t>；</w:t>
+      </w:r>
+      <w:hyperlink r:id="rId206">
+        <w:r>
+          <w:rPr>
+            <w:lang w:val="zh_TW" w:bidi="zh_TW"/>
+          </w:rPr>
+          <w:rPr>
+            <w:color w:val="0000EE"/>
+            <w:u w:val="single"/>
+          </w:rPr>
+          <w:t>路4:24</w:t>
+        </w:r>
+      </w:hyperlink>
+      <w:r>
+        <w:rPr>
+          <w:lang w:val="zh_TW" w:bidi="zh_TW"/>
+        </w:rPr>
+        <w:t>）。同樣，這一身份也隱含在</w:t>
+      </w:r>
+      <w:hyperlink r:id="rId207">
+        <w:r>
+          <w:rPr>
+            <w:lang w:val="zh_TW" w:bidi="zh_TW"/>
+          </w:rPr>
+          <w:rPr>
+            <w:color w:val="0000EE"/>
+            <w:u w:val="single"/>
+          </w:rPr>
+          <w:t>路加福音十二章33節</w:t>
+        </w:r>
+      </w:hyperlink>
+      <w:r>
+        <w:rPr>
+          <w:lang w:val="zh_TW" w:bidi="zh_TW"/>
+        </w:rPr>
+        <w:t>當中：「雖然這樣，今天、明天、後天，我必須前行，因為先知在耶路撒冷之外喪命是不能的。」在使徒行傳中，耶穌被視為</w:t>
+      </w:r>
+      <w:hyperlink r:id="rId87">
+        <w:r>
+          <w:rPr>
+            <w:lang w:val="zh_TW" w:bidi="zh_TW"/>
+          </w:rPr>
+          <w:rPr>
+            <w:color w:val="0000EE"/>
+            <w:u w:val="single"/>
+          </w:rPr>
+          <w:t>申命記十八章18節</w:t>
+        </w:r>
+      </w:hyperlink>
+      <w:r>
+        <w:rPr>
+          <w:lang w:val="zh_TW" w:bidi="zh_TW"/>
+        </w:rPr>
+        <w:t>中預言的「一位先知，像你（摩西）」（</w:t>
+      </w:r>
+      <w:hyperlink r:id="rId88">
+        <w:r>
+          <w:rPr>
+            <w:lang w:val="zh_TW" w:bidi="zh_TW"/>
+          </w:rPr>
+          <w:rPr>
+            <w:color w:val="0000EE"/>
+            <w:u w:val="single"/>
+          </w:rPr>
+          <w:t>徒3:22</w:t>
+        </w:r>
+      </w:hyperlink>
+      <w:r>
+        <w:rPr>
+          <w:lang w:val="zh_TW" w:bidi="zh_TW"/>
+        </w:rPr>
+        <w:t>，</w:t>
+      </w:r>
+      <w:hyperlink r:id="rId89">
+        <w:r>
+          <w:rPr>
+            <w:lang w:val="zh_TW" w:bidi="zh_TW"/>
+          </w:rPr>
+          <w:rPr>
+            <w:color w:val="0000EE"/>
+            <w:u w:val="single"/>
+          </w:rPr>
+          <w:t>7:37</w:t>
+        </w:r>
+      </w:hyperlink>
+      <w:r>
+        <w:rPr>
+          <w:lang w:val="zh_TW" w:bidi="zh_TW"/>
+        </w:rPr>
+        <w:t>）。馬太福音所呈現的耶穌是新的摩西，但並未特別強調祂的先知角色。約翰福音與路加福音相似，強調耶穌作為先知的角色（</w:t>
+      </w:r>
+      <w:hyperlink r:id="rId208">
+        <w:r>
+          <w:rPr>
+            <w:lang w:val="zh_TW" w:bidi="zh_TW"/>
+          </w:rPr>
+          <w:rPr>
+            <w:color w:val="0000EE"/>
+            <w:u w:val="single"/>
+          </w:rPr>
+          <w:t>約4:19</w:t>
+        </w:r>
+      </w:hyperlink>
+      <w:r>
+        <w:rPr>
+          <w:lang w:val="zh_TW" w:bidi="zh_TW"/>
+        </w:rPr>
+        <w:t>，</w:t>
+      </w:r>
+      <w:hyperlink r:id="rId209">
+        <w:r>
+          <w:rPr>
+            <w:lang w:val="zh_TW" w:bidi="zh_TW"/>
+          </w:rPr>
+          <w:rPr>
+            <w:color w:val="0000EE"/>
+            <w:u w:val="single"/>
+          </w:rPr>
+          <w:t>6:14–15</w:t>
+        </w:r>
+      </w:hyperlink>
+      <w:r>
+        <w:rPr>
+          <w:lang w:val="zh_TW" w:bidi="zh_TW"/>
+        </w:rPr>
+        <w:t>，</w:t>
+      </w:r>
+      <w:hyperlink r:id="rId210">
+        <w:r>
+          <w:rPr>
+            <w:lang w:val="zh_TW" w:bidi="zh_TW"/>
+          </w:rPr>
+          <w:rPr>
+            <w:color w:val="0000EE"/>
+            <w:u w:val="single"/>
+          </w:rPr>
+          <w:t>7:40</w:t>
+        </w:r>
+      </w:hyperlink>
+      <w:r>
+        <w:rPr>
+          <w:lang w:val="zh_TW" w:bidi="zh_TW"/>
+        </w:rPr>
+        <w:t>）。</w:t>
+      </w:r>
+    </w:p>
+    <w:p>
+      <w:pPr/>
+      <w:r>
+        <w:rPr>
+          <w:lang w:val="zh_TW" w:bidi="zh_TW"/>
+        </w:rPr>
+      </w:r>
+      <w:r>
+        <w:rPr>
+          <w:lang w:val="zh_TW" w:bidi="zh_TW"/>
+        </w:rPr>
+        <w:t>雖然四福音書和使徒行傳，皆反映了耶穌被當時的人視為先知，但它們也強調祂比先知更大。然而，先知的角色在早期猶太教中非常重要，因此耶穌被認定為先知，是具有極大的意義。有12個有力的理由，可以解釋人們為何將耶穌視為舊約傳統中的先知：</w:t>
+      </w:r>
+    </w:p>
+    <w:p>
+      <w:pPr>
+        <w:pStyle w:val="ListNumber"/>
+        <w:numPr>
+          <w:ilvl w:val="0"/>
+          <w:numId w:val="15"/>
+        </w:numPr>
+        <w:spacing w:line="240" w:lineRule="auto"/>
+        <w:ind w:left="720"/>
+      </w:pPr>
+      <w:r>
+        <w:rPr>
+          <w:lang w:val="zh_TW" w:bidi="zh_TW"/>
+        </w:rPr>
+      </w:r>
+      <w:r>
+        <w:rPr>
+          <w:lang w:val="zh_TW" w:bidi="zh_TW"/>
+        </w:rPr>
+        <w:t>耶穌教導的終極權柄（</w:t>
+      </w:r>
+      <w:hyperlink r:id="rId211">
+        <w:r>
+          <w:rPr>
+            <w:lang w:val="zh_TW" w:bidi="zh_TW"/>
+          </w:rPr>
+          <w:rPr>
+            <w:color w:val="0000EE"/>
+            <w:u w:val="single"/>
+          </w:rPr>
+          <w:t>可1:27</w:t>
+        </w:r>
+      </w:hyperlink>
+      <w:r>
+        <w:rPr>
+          <w:lang w:val="zh_TW" w:bidi="zh_TW"/>
+        </w:rPr>
+        <w:t>）。這一特點特別見於祂使用的開場公式：「我實在（阿們地）告訴你們」，使人聯想到舊約先知使用的「耶和華如此說」。</w:t>
+      </w:r>
+    </w:p>
+    <w:p>
+      <w:pPr>
+        <w:pStyle w:val="ListNumber"/>
+        <w:spacing w:line="240" w:lineRule="auto"/>
+        <w:ind w:left="720"/>
+      </w:pPr>
+      <w:r>
+        <w:rPr>
+          <w:lang w:val="zh_TW" w:bidi="zh_TW"/>
+        </w:rPr>
+      </w:r>
+      <w:r>
+        <w:rPr>
+          <w:lang w:val="zh_TW" w:bidi="zh_TW"/>
+        </w:rPr>
+        <w:t>耶穌許多話語的詩化特徵，不同於當代拉比的教導，卻與舊約先知的詩化修辭相似。</w:t>
+      </w:r>
+    </w:p>
+    <w:p>
+      <w:pPr>
+        <w:pStyle w:val="ListNumber"/>
+        <w:spacing w:line="240" w:lineRule="auto"/>
+        <w:ind w:left="720"/>
+      </w:pPr>
+      <w:r>
+        <w:rPr>
+          <w:lang w:val="zh_TW" w:bidi="zh_TW"/>
+        </w:rPr>
+      </w:r>
+      <w:r>
+        <w:rPr>
+          <w:lang w:val="zh_TW" w:bidi="zh_TW"/>
+        </w:rPr>
+        <w:t>耶穌像古代先知一樣，曾經歷異象（</w:t>
+      </w:r>
+      <w:hyperlink r:id="rId212">
+        <w:r>
+          <w:rPr>
+            <w:lang w:val="zh_TW" w:bidi="zh_TW"/>
+          </w:rPr>
+          <w:rPr>
+            <w:color w:val="0000EE"/>
+            <w:u w:val="single"/>
+          </w:rPr>
+          <w:t>路10:18</w:t>
+        </w:r>
+      </w:hyperlink>
+      <w:r>
+        <w:rPr>
+          <w:lang w:val="zh_TW" w:bidi="zh_TW"/>
+        </w:rPr>
+        <w:t>）。</w:t>
+      </w:r>
+    </w:p>
+    <w:p>
+      <w:pPr>
+        <w:pStyle w:val="ListNumber"/>
+        <w:spacing w:line="240" w:lineRule="auto"/>
+        <w:ind w:left="720"/>
+      </w:pPr>
+      <w:r>
+        <w:rPr>
+          <w:lang w:val="zh_TW" w:bidi="zh_TW"/>
+        </w:rPr>
+      </w:r>
+      <w:r>
+        <w:rPr>
+          <w:lang w:val="zh_TW" w:bidi="zh_TW"/>
+        </w:rPr>
+        <w:t>耶穌像先知一樣，說出許多預言（</w:t>
+      </w:r>
+      <w:hyperlink r:id="rId213">
+        <w:r>
+          <w:rPr>
+            <w:lang w:val="zh_TW" w:bidi="zh_TW"/>
+          </w:rPr>
+          <w:rPr>
+            <w:color w:val="0000EE"/>
+            <w:u w:val="single"/>
+          </w:rPr>
+          <w:t>太23:38</w:t>
+        </w:r>
+      </w:hyperlink>
+      <w:r>
+        <w:rPr>
+          <w:lang w:val="zh_TW" w:bidi="zh_TW"/>
+        </w:rPr>
+        <w:t>；</w:t>
+      </w:r>
+      <w:hyperlink r:id="rId214">
+        <w:r>
+          <w:rPr>
+            <w:lang w:val="zh_TW" w:bidi="zh_TW"/>
+          </w:rPr>
+          <w:rPr>
+            <w:color w:val="0000EE"/>
+            <w:u w:val="single"/>
+          </w:rPr>
+          <w:t>可13:2</w:t>
+        </w:r>
+      </w:hyperlink>
+      <w:r>
+        <w:rPr>
+          <w:lang w:val="zh_TW" w:bidi="zh_TW"/>
+        </w:rPr>
+        <w:t>，</w:t>
+      </w:r>
+      <w:hyperlink r:id="rId215">
+        <w:r>
+          <w:rPr>
+            <w:lang w:val="zh_TW" w:bidi="zh_TW"/>
+          </w:rPr>
+          <w:rPr>
+            <w:color w:val="0000EE"/>
+            <w:u w:val="single"/>
+          </w:rPr>
+          <w:t>14:58</w:t>
+        </w:r>
+      </w:hyperlink>
+      <w:r>
+        <w:rPr>
+          <w:lang w:val="zh_TW" w:bidi="zh_TW"/>
+        </w:rPr>
+        <w:t>；</w:t>
+      </w:r>
+      <w:hyperlink r:id="rId216">
+        <w:r>
+          <w:rPr>
+            <w:lang w:val="zh_TW" w:bidi="zh_TW"/>
+          </w:rPr>
+          <w:rPr>
+            <w:color w:val="0000EE"/>
+            <w:u w:val="single"/>
+          </w:rPr>
+          <w:t>路13:35</w:t>
+        </w:r>
+      </w:hyperlink>
+      <w:r>
+        <w:rPr>
+          <w:lang w:val="zh_TW" w:bidi="zh_TW"/>
+        </w:rPr>
+        <w:t>；以及其它）。</w:t>
+      </w:r>
+    </w:p>
+    <w:p>
+      <w:pPr>
+        <w:pStyle w:val="ListNumber"/>
+        <w:spacing w:line="240" w:lineRule="auto"/>
+        <w:ind w:left="720"/>
+      </w:pPr>
+      <w:r>
+        <w:rPr>
+          <w:lang w:val="zh_TW" w:bidi="zh_TW"/>
+        </w:rPr>
+      </w:r>
+      <w:r>
+        <w:rPr>
+          <w:lang w:val="zh_TW" w:bidi="zh_TW"/>
+        </w:rPr>
+        <w:t>像舊約先知一樣，耶穌多次作出具象徵意義的行動（如潔淨聖殿、進入耶路撒冷、最後的晚餐）。</w:t>
+      </w:r>
+    </w:p>
+    <w:p>
+      <w:pPr>
+        <w:pStyle w:val="ListNumber"/>
+        <w:spacing w:line="240" w:lineRule="auto"/>
+        <w:ind w:left="720"/>
+      </w:pPr>
+      <w:r>
+        <w:rPr>
+          <w:lang w:val="zh_TW" w:bidi="zh_TW"/>
+        </w:rPr>
+      </w:r>
+      <w:r>
+        <w:rPr>
+          <w:lang w:val="zh_TW" w:bidi="zh_TW"/>
+        </w:rPr>
+        <w:t>耶穌像先知一樣，在必要時會拒絕形式化的宗教儀式，強調順服神的道德與屬靈層面。</w:t>
+      </w:r>
+    </w:p>
+    <w:p>
+      <w:pPr>
+        <w:pStyle w:val="ListNumber"/>
+        <w:spacing w:line="240" w:lineRule="auto"/>
+        <w:ind w:left="720"/>
+      </w:pPr>
+      <w:r>
+        <w:rPr>
+          <w:lang w:val="zh_TW" w:bidi="zh_TW"/>
+        </w:rPr>
+      </w:r>
+      <w:r>
+        <w:rPr>
+          <w:lang w:val="zh_TW" w:bidi="zh_TW"/>
+        </w:rPr>
+        <w:t>耶穌宣告神國的即將來臨──類似先知所作的末世宣告。</w:t>
+      </w:r>
+    </w:p>
+    <w:p>
+      <w:pPr>
+        <w:pStyle w:val="ListNumber"/>
+        <w:spacing w:line="240" w:lineRule="auto"/>
+        <w:ind w:left="720"/>
+      </w:pPr>
+      <w:r>
+        <w:rPr>
+          <w:lang w:val="zh_TW" w:bidi="zh_TW"/>
+        </w:rPr>
+      </w:r>
+      <w:r>
+        <w:rPr>
+          <w:lang w:val="zh_TW" w:bidi="zh_TW"/>
+        </w:rPr>
+        <w:t>耶穌像舊約先知一樣，是勸人悔改的傳道者。</w:t>
+      </w:r>
+    </w:p>
+    <w:p>
+      <w:pPr>
+        <w:pStyle w:val="ListNumber"/>
+        <w:spacing w:line="240" w:lineRule="auto"/>
+        <w:ind w:left="720"/>
+      </w:pPr>
+      <w:r>
+        <w:rPr>
+          <w:lang w:val="zh_TW" w:bidi="zh_TW"/>
+        </w:rPr>
+      </w:r>
+      <w:r>
+        <w:rPr>
+          <w:lang w:val="zh_TW" w:bidi="zh_TW"/>
+        </w:rPr>
+        <w:t>耶穌像許多先知一樣，意識到自己蒙神特別呼召（</w:t>
+      </w:r>
+      <w:hyperlink r:id="rId217">
+        <w:r>
+          <w:rPr>
+            <w:lang w:val="zh_TW" w:bidi="zh_TW"/>
+          </w:rPr>
+          <w:rPr>
+            <w:color w:val="0000EE"/>
+            <w:u w:val="single"/>
+          </w:rPr>
+          <w:t>太15:24</w:t>
+        </w:r>
+      </w:hyperlink>
+      <w:r>
+        <w:rPr>
+          <w:lang w:val="zh_TW" w:bidi="zh_TW"/>
+        </w:rPr>
+        <w:t>；</w:t>
+      </w:r>
+      <w:hyperlink r:id="rId218">
+        <w:r>
+          <w:rPr>
+            <w:lang w:val="zh_TW" w:bidi="zh_TW"/>
+          </w:rPr>
+          <w:rPr>
+            <w:color w:val="0000EE"/>
+            <w:u w:val="single"/>
+          </w:rPr>
+          <w:t>可8:31</w:t>
+        </w:r>
+      </w:hyperlink>
+      <w:r>
+        <w:rPr>
+          <w:lang w:val="zh_TW" w:bidi="zh_TW"/>
+        </w:rPr>
+        <w:t>，</w:t>
+      </w:r>
+      <w:hyperlink r:id="rId219">
+        <w:r>
+          <w:rPr>
+            <w:lang w:val="zh_TW" w:bidi="zh_TW"/>
+          </w:rPr>
+          <w:rPr>
+            <w:color w:val="0000EE"/>
+            <w:u w:val="single"/>
+          </w:rPr>
+          <w:t>9:37</w:t>
+        </w:r>
+      </w:hyperlink>
+      <w:r>
+        <w:rPr>
+          <w:lang w:val="zh_TW" w:bidi="zh_TW"/>
+        </w:rPr>
+        <w:t>，</w:t>
+      </w:r>
+      <w:hyperlink r:id="rId220">
+        <w:r>
+          <w:rPr>
+            <w:lang w:val="zh_TW" w:bidi="zh_TW"/>
+          </w:rPr>
+          <w:rPr>
+            <w:color w:val="0000EE"/>
+            <w:u w:val="single"/>
+          </w:rPr>
+          <w:t>14:36</w:t>
+        </w:r>
+      </w:hyperlink>
+      <w:r>
+        <w:rPr>
+          <w:lang w:val="zh_TW" w:bidi="zh_TW"/>
+        </w:rPr>
+        <w:t>；</w:t>
+      </w:r>
+      <w:hyperlink r:id="rId221">
+        <w:r>
+          <w:rPr>
+            <w:lang w:val="zh_TW" w:bidi="zh_TW"/>
+          </w:rPr>
+          <w:rPr>
+            <w:color w:val="0000EE"/>
+            <w:u w:val="single"/>
+          </w:rPr>
+          <w:t>路4:18–26</w:t>
+        </w:r>
+      </w:hyperlink>
+      <w:r>
+        <w:rPr>
+          <w:lang w:val="zh_TW" w:bidi="zh_TW"/>
+        </w:rPr>
+        <w:t>）。</w:t>
+      </w:r>
+    </w:p>
+    <w:p>
+      <w:pPr>
+        <w:pStyle w:val="ListNumber"/>
+        <w:spacing w:line="240" w:lineRule="auto"/>
+        <w:ind w:left="720"/>
+      </w:pPr>
+      <w:r>
+        <w:rPr>
+          <w:lang w:val="zh_TW" w:bidi="zh_TW"/>
+        </w:rPr>
+      </w:r>
+      <w:r>
+        <w:rPr>
+          <w:lang w:val="zh_TW" w:bidi="zh_TW"/>
+        </w:rPr>
+        <w:t>耶穌像先知一樣，藉著與神親密相交而得著啟示（</w:t>
+      </w:r>
+      <w:hyperlink r:id="rId222">
+        <w:r>
+          <w:rPr>
+            <w:lang w:val="zh_TW" w:bidi="zh_TW"/>
+          </w:rPr>
+          <w:rPr>
+            <w:color w:val="0000EE"/>
+            <w:u w:val="single"/>
+          </w:rPr>
+          <w:t>太11:27</w:t>
+        </w:r>
+      </w:hyperlink>
+      <w:r>
+        <w:rPr>
+          <w:lang w:val="zh_TW" w:bidi="zh_TW"/>
+        </w:rPr>
+        <w:t>；</w:t>
+      </w:r>
+      <w:hyperlink r:id="rId223">
+        <w:r>
+          <w:rPr>
+            <w:lang w:val="zh_TW" w:bidi="zh_TW"/>
+          </w:rPr>
+          <w:rPr>
+            <w:color w:val="0000EE"/>
+            <w:u w:val="single"/>
+          </w:rPr>
+          <w:t>路10:22</w:t>
+        </w:r>
+      </w:hyperlink>
+      <w:r>
+        <w:rPr>
+          <w:lang w:val="zh_TW" w:bidi="zh_TW"/>
+        </w:rPr>
+        <w:t>）。</w:t>
+      </w:r>
+    </w:p>
+    <w:p>
+      <w:pPr>
+        <w:pStyle w:val="ListNumber"/>
+        <w:spacing w:line="240" w:lineRule="auto"/>
+        <w:ind w:left="720"/>
+      </w:pPr>
+      <w:r>
+        <w:rPr>
+          <w:lang w:val="zh_TW" w:bidi="zh_TW"/>
+        </w:rPr>
+      </w:r>
+      <w:r>
+        <w:rPr>
+          <w:lang w:val="zh_TW" w:bidi="zh_TW"/>
+        </w:rPr>
+        <w:t>像先知一樣，耶穌代表神。順服耶穌就是順服神，拒絕耶穌就是拒絕神（</w:t>
+      </w:r>
+      <w:hyperlink r:id="rId219">
+        <w:r>
+          <w:rPr>
+            <w:lang w:val="zh_TW" w:bidi="zh_TW"/>
+          </w:rPr>
+          <w:rPr>
+            <w:color w:val="0000EE"/>
+            <w:u w:val="single"/>
+          </w:rPr>
+          <w:t>可9:37</w:t>
         </w:r>
       </w:hyperlink>
       <w:r>
@@ -447,16 +5570,64 @@
         </w:rPr>
         <w:t>；參</w:t>
       </w:r>
-      <w:hyperlink r:id="rId19">
-        <w:r>
-          <w:rPr>
-            <w:lang w:val="zh_TW" w:bidi="zh_TW"/>
-          </w:rPr>
-          <w:rPr>
-            <w:color w:val="0000EE"/>
-            <w:u w:val="single"/>
-          </w:rPr>
-          <w:t>箴20:20</w:t>
+      <w:hyperlink r:id="rId224">
+        <w:r>
+          <w:rPr>
+            <w:lang w:val="zh_TW" w:bidi="zh_TW"/>
+          </w:rPr>
+          <w:rPr>
+            <w:color w:val="0000EE"/>
+            <w:u w:val="single"/>
+          </w:rPr>
+          <w:t>結33:30–33</w:t>
+        </w:r>
+      </w:hyperlink>
+      <w:r>
+        <w:rPr>
+          <w:lang w:val="zh_TW" w:bidi="zh_TW"/>
+        </w:rPr>
+        <w:t>）。</w:t>
+      </w:r>
+    </w:p>
+    <w:p>
+      <w:pPr>
+        <w:pStyle w:val="ListNumber"/>
+        <w:spacing w:line="240" w:lineRule="auto"/>
+        <w:ind w:left="720"/>
+      </w:pPr>
+      <w:r>
+        <w:rPr>
+          <w:lang w:val="zh_TW" w:bidi="zh_TW"/>
+        </w:rPr>
+      </w:r>
+      <w:r>
+        <w:rPr>
+          <w:lang w:val="zh_TW" w:bidi="zh_TW"/>
+        </w:rPr>
+        <w:t>像先知一樣，耶穌意識到祂對以色列全體的使命（</w:t>
+      </w:r>
+      <w:hyperlink r:id="rId217">
+        <w:r>
+          <w:rPr>
+            <w:lang w:val="zh_TW" w:bidi="zh_TW"/>
+          </w:rPr>
+          <w:rPr>
+            <w:color w:val="0000EE"/>
+            <w:u w:val="single"/>
+          </w:rPr>
+          <w:t>太15:24，</w:t>
+        </w:r>
+      </w:hyperlink>
+      <w:hyperlink r:id="rId225">
+        <w:r>
+          <w:rPr>
+            <w:lang w:val="zh_TW" w:bidi="zh_TW"/>
+          </w:rPr>
+          <w:rPr>
+            <w:color w:val="0000EE"/>
+            <w:u w:val="single"/>
+          </w:rPr>
+          <w:t>19:28</w:t>
         </w:r>
       </w:hyperlink>
       <w:r>
@@ -465,88 +5636,82 @@
         </w:rPr>
         <w:t>；</w:t>
       </w:r>
-      <w:hyperlink r:id="rId20">
-        <w:r>
-          <w:rPr>
-            <w:lang w:val="zh_TW" w:bidi="zh_TW"/>
-          </w:rPr>
-          <w:rPr>
-            <w:color w:val="0000EE"/>
-            <w:u w:val="single"/>
-          </w:rPr>
-          <w:t>太15:4</w:t>
-        </w:r>
-      </w:hyperlink>
-      <w:r>
-        <w:rPr>
-          <w:lang w:val="zh_TW" w:bidi="zh_TW"/>
-        </w:rPr>
-        <w:t>）、咒詛掌權者（</w:t>
-      </w:r>
-      <w:hyperlink r:id="rId21">
-        <w:r>
-          <w:rPr>
-            <w:lang w:val="zh_TW" w:bidi="zh_TW"/>
-          </w:rPr>
-          <w:rPr>
-            <w:color w:val="0000EE"/>
-            <w:u w:val="single"/>
-          </w:rPr>
-          <w:t>出22:28</w:t>
-        </w:r>
-      </w:hyperlink>
-      <w:r>
-        <w:rPr>
-          <w:lang w:val="zh_TW" w:bidi="zh_TW"/>
-        </w:rPr>
-        <w:t>），以及咒詛聾子（</w:t>
-      </w:r>
-      <w:hyperlink r:id="rId22">
-        <w:r>
-          <w:rPr>
-            <w:lang w:val="zh_TW" w:bidi="zh_TW"/>
-          </w:rPr>
-          <w:rPr>
-            <w:color w:val="0000EE"/>
-            <w:u w:val="single"/>
-          </w:rPr>
-          <w:t>利19:14</w:t>
-        </w:r>
-      </w:hyperlink>
-      <w:r>
-        <w:rPr>
-          <w:lang w:val="zh_TW" w:bidi="zh_TW"/>
-        </w:rPr>
-        <w:t>）。一個懷疑妻子不忠的男人，可以要求她接受祭司所施行的試驗，若她有罪，這試驗便會使咒詛臨到她（</w:t>
-      </w:r>
-      <w:hyperlink r:id="rId23">
-        <w:r>
-          <w:rPr>
-            <w:lang w:val="zh_TW" w:bidi="zh_TW"/>
-          </w:rPr>
-          <w:rPr>
-            <w:color w:val="0000EE"/>
-            <w:u w:val="single"/>
-          </w:rPr>
-          <w:t>民5:11–31</w:t>
-        </w:r>
-      </w:hyperlink>
-      <w:r>
-        <w:rPr>
-          <w:lang w:val="zh_TW" w:bidi="zh_TW"/>
-        </w:rPr>
-        <w:t>）。人有時會為了證明自己所說或所起的誓是真實的，而向自己宣告咒詛（</w:t>
-      </w:r>
-      <w:hyperlink r:id="rId24">
-        <w:r>
-          <w:rPr>
-            <w:lang w:val="zh_TW" w:bidi="zh_TW"/>
-          </w:rPr>
-          <w:rPr>
-            <w:color w:val="0000EE"/>
-            <w:u w:val="single"/>
-          </w:rPr>
-          <w:t>民5:19–22</w:t>
+      <w:hyperlink r:id="rId226">
+        <w:r>
+          <w:rPr>
+            <w:lang w:val="zh_TW" w:bidi="zh_TW"/>
+          </w:rPr>
+          <w:rPr>
+            <w:color w:val="0000EE"/>
+            <w:u w:val="single"/>
+          </w:rPr>
+          <w:t>路22:30</w:t>
+        </w:r>
+      </w:hyperlink>
+      <w:r>
+        <w:rPr>
+          <w:lang w:val="zh_TW" w:bidi="zh_TW"/>
+        </w:rPr>
+        <w:t>）。</w:t>
+      </w:r>
+    </w:p>
+    <w:p>
+      <w:pPr/>
+      <w:r>
+        <w:rPr>
+          <w:lang w:val="zh_TW" w:bidi="zh_TW"/>
+        </w:rPr>
+      </w:r>
+      <w:r>
+        <w:rPr>
+          <w:lang w:val="zh_TW" w:bidi="zh_TW"/>
+        </w:rPr>
+        <w:t>耶穌說過許多先知預言，包括以下幾個：</w:t>
+      </w:r>
+    </w:p>
+    <w:p>
+      <w:pPr>
+        <w:pStyle w:val="ListNumber"/>
+        <w:numPr>
+          <w:ilvl w:val="0"/>
+          <w:numId w:val="16"/>
+        </w:numPr>
+        <w:spacing w:line="240" w:lineRule="auto"/>
+        <w:ind w:left="720"/>
+      </w:pPr>
+      <w:r>
+        <w:rPr>
+          <w:lang w:val="zh_TW" w:bidi="zh_TW"/>
+        </w:rPr>
+      </w:r>
+      <w:r>
+        <w:rPr>
+          <w:lang w:val="zh_TW" w:bidi="zh_TW"/>
+        </w:rPr>
+        <w:t>預言神國即將來臨（</w:t>
+      </w:r>
+      <w:hyperlink r:id="rId227">
+        <w:r>
+          <w:rPr>
+            <w:lang w:val="zh_TW" w:bidi="zh_TW"/>
+          </w:rPr>
+          <w:rPr>
+            <w:color w:val="0000EE"/>
+            <w:u w:val="single"/>
+          </w:rPr>
+          <w:t>太10:7–8、23，</w:t>
+        </w:r>
+      </w:hyperlink>
+      <w:hyperlink r:id="rId228">
+        <w:r>
+          <w:rPr>
+            <w:lang w:val="zh_TW" w:bidi="zh_TW"/>
+          </w:rPr>
+          <w:rPr>
+            <w:color w:val="0000EE"/>
+            <w:u w:val="single"/>
+          </w:rPr>
+          <w:t>23:39</w:t>
         </w:r>
       </w:hyperlink>
       <w:r>
@@ -555,16 +5720,220 @@
         </w:rPr>
         <w:t>；</w:t>
       </w:r>
-      <w:hyperlink r:id="rId25">
-        <w:r>
-          <w:rPr>
-            <w:lang w:val="zh_TW" w:bidi="zh_TW"/>
-          </w:rPr>
-          <w:rPr>
-            <w:color w:val="0000EE"/>
-            <w:u w:val="single"/>
-          </w:rPr>
-          <w:t>伯31:7–10、16–22</w:t>
+      <w:hyperlink r:id="rId229">
+        <w:r>
+          <w:rPr>
+            <w:lang w:val="zh_TW" w:bidi="zh_TW"/>
+          </w:rPr>
+          <w:rPr>
+            <w:color w:val="0000EE"/>
+            <w:u w:val="single"/>
+          </w:rPr>
+          <w:t>可1:15</w:t>
+        </w:r>
+      </w:hyperlink>
+      <w:r>
+        <w:rPr>
+          <w:lang w:val="zh_TW" w:bidi="zh_TW"/>
+        </w:rPr>
+        <w:t>，</w:t>
+      </w:r>
+      <w:hyperlink r:id="rId230">
+        <w:r>
+          <w:rPr>
+            <w:lang w:val="zh_TW" w:bidi="zh_TW"/>
+          </w:rPr>
+          <w:rPr>
+            <w:color w:val="0000EE"/>
+            <w:u w:val="single"/>
+          </w:rPr>
+          <w:t>9:1</w:t>
+        </w:r>
+      </w:hyperlink>
+      <w:r>
+        <w:rPr>
+          <w:lang w:val="zh_TW" w:bidi="zh_TW"/>
+        </w:rPr>
+        <w:t>，</w:t>
+      </w:r>
+      <w:hyperlink r:id="rId231">
+        <w:r>
+          <w:rPr>
+            <w:lang w:val="zh_TW" w:bidi="zh_TW"/>
+          </w:rPr>
+          <w:rPr>
+            <w:color w:val="0000EE"/>
+            <w:u w:val="single"/>
+          </w:rPr>
+          <w:t>13:28–29</w:t>
+        </w:r>
+      </w:hyperlink>
+      <w:r>
+        <w:rPr>
+          <w:lang w:val="zh_TW" w:bidi="zh_TW"/>
+        </w:rPr>
+        <w:t>）</w:t>
+      </w:r>
+    </w:p>
+    <w:p>
+      <w:pPr>
+        <w:pStyle w:val="ListNumber"/>
+        <w:spacing w:line="240" w:lineRule="auto"/>
+        <w:ind w:left="720"/>
+      </w:pPr>
+      <w:r>
+        <w:rPr>
+          <w:lang w:val="zh_TW" w:bidi="zh_TW"/>
+        </w:rPr>
+      </w:r>
+      <w:r>
+        <w:rPr>
+          <w:lang w:val="zh_TW" w:bidi="zh_TW"/>
+        </w:rPr>
+        <w:t>預言耶路撒冷和聖殿被毀（</w:t>
+      </w:r>
+      <w:hyperlink r:id="rId232">
+        <w:r>
+          <w:rPr>
+            <w:lang w:val="zh_TW" w:bidi="zh_TW"/>
+          </w:rPr>
+          <w:rPr>
+            <w:color w:val="0000EE"/>
+            <w:u w:val="single"/>
+          </w:rPr>
+          <w:t>太23:37–39</w:t>
+        </w:r>
+      </w:hyperlink>
+      <w:r>
+        <w:rPr>
+          <w:lang w:val="zh_TW" w:bidi="zh_TW"/>
+        </w:rPr>
+        <w:t>，</w:t>
+      </w:r>
+      <w:hyperlink r:id="rId233">
+        <w:r>
+          <w:rPr>
+            <w:lang w:val="zh_TW" w:bidi="zh_TW"/>
+          </w:rPr>
+          <w:rPr>
+            <w:color w:val="0000EE"/>
+            <w:u w:val="single"/>
+          </w:rPr>
+          <w:t>24:2</w:t>
+        </w:r>
+      </w:hyperlink>
+      <w:r>
+        <w:rPr>
+          <w:lang w:val="zh_TW" w:bidi="zh_TW"/>
+        </w:rPr>
+        <w:t>，</w:t>
+      </w:r>
+      <w:hyperlink r:id="rId234">
+        <w:r>
+          <w:rPr>
+            <w:lang w:val="zh_TW" w:bidi="zh_TW"/>
+          </w:rPr>
+          <w:rPr>
+            <w:color w:val="0000EE"/>
+            <w:u w:val="single"/>
+          </w:rPr>
+          <w:t>26:61</w:t>
+        </w:r>
+      </w:hyperlink>
+      <w:r>
+        <w:rPr>
+          <w:lang w:val="zh_TW" w:bidi="zh_TW"/>
+        </w:rPr>
+        <w:t>，</w:t>
+      </w:r>
+      <w:hyperlink r:id="rId235">
+        <w:r>
+          <w:rPr>
+            <w:lang w:val="zh_TW" w:bidi="zh_TW"/>
+          </w:rPr>
+          <w:rPr>
+            <w:color w:val="0000EE"/>
+            <w:u w:val="single"/>
+          </w:rPr>
+          <w:t>27:40；</w:t>
+        </w:r>
+      </w:hyperlink>
+      <w:hyperlink r:id="rId214">
+        <w:r>
+          <w:rPr>
+            <w:lang w:val="zh_TW" w:bidi="zh_TW"/>
+          </w:rPr>
+          <w:rPr>
+            <w:color w:val="0000EE"/>
+            <w:u w:val="single"/>
+          </w:rPr>
+          <w:t>可13:2</w:t>
+        </w:r>
+      </w:hyperlink>
+      <w:r>
+        <w:rPr>
+          <w:lang w:val="zh_TW" w:bidi="zh_TW"/>
+        </w:rPr>
+        <w:t>，</w:t>
+      </w:r>
+      <w:hyperlink r:id="rId215">
+        <w:r>
+          <w:rPr>
+            <w:lang w:val="zh_TW" w:bidi="zh_TW"/>
+          </w:rPr>
+          <w:rPr>
+            <w:color w:val="0000EE"/>
+            <w:u w:val="single"/>
+          </w:rPr>
+          <w:t>14:58</w:t>
+        </w:r>
+      </w:hyperlink>
+      <w:r>
+        <w:rPr>
+          <w:lang w:val="zh_TW" w:bidi="zh_TW"/>
+        </w:rPr>
+        <w:t>，</w:t>
+      </w:r>
+      <w:hyperlink r:id="rId236">
+        <w:r>
+          <w:rPr>
+            <w:lang w:val="zh_TW" w:bidi="zh_TW"/>
+          </w:rPr>
+          <w:rPr>
+            <w:color w:val="0000EE"/>
+            <w:u w:val="single"/>
+          </w:rPr>
+          <w:t>15:29；</w:t>
+        </w:r>
+      </w:hyperlink>
+      <w:hyperlink r:id="rId237">
+        <w:r>
+          <w:rPr>
+            <w:lang w:val="zh_TW" w:bidi="zh_TW"/>
+          </w:rPr>
+          <w:rPr>
+            <w:color w:val="0000EE"/>
+            <w:u w:val="single"/>
+          </w:rPr>
+          <w:t>路13:34–35</w:t>
+        </w:r>
+      </w:hyperlink>
+      <w:r>
+        <w:rPr>
+          <w:lang w:val="zh_TW" w:bidi="zh_TW"/>
+        </w:rPr>
+        <w:t>，</w:t>
+      </w:r>
+      <w:hyperlink r:id="rId238">
+        <w:r>
+          <w:rPr>
+            <w:lang w:val="zh_TW" w:bidi="zh_TW"/>
+          </w:rPr>
+          <w:rPr>
+            <w:color w:val="0000EE"/>
+            <w:u w:val="single"/>
+          </w:rPr>
+          <w:t>21:6</w:t>
         </w:r>
       </w:hyperlink>
       <w:r>
@@ -573,70 +5942,383 @@
         </w:rPr>
         <w:t>；</w:t>
       </w:r>
-      <w:hyperlink r:id="rId26">
-        <w:r>
-          <w:rPr>
-            <w:lang w:val="zh_TW" w:bidi="zh_TW"/>
-          </w:rPr>
-          <w:rPr>
-            <w:color w:val="0000EE"/>
-            <w:u w:val="single"/>
-          </w:rPr>
-          <w:t>詩137:5–6</w:t>
-        </w:r>
-      </w:hyperlink>
-      <w:r>
-        <w:rPr>
-          <w:lang w:val="zh_TW" w:bidi="zh_TW"/>
-        </w:rPr>
-        <w:t>）。在新約聖經中，使徒彼得否認自己認識耶穌時，也沿襲舊約的慣例使用咒詛（</w:t>
-      </w:r>
-      <w:hyperlink r:id="rId27">
-        <w:r>
-          <w:rPr>
-            <w:lang w:val="zh_TW" w:bidi="zh_TW"/>
-          </w:rPr>
-          <w:rPr>
-            <w:color w:val="0000EE"/>
-            <w:u w:val="single"/>
-          </w:rPr>
-          <w:t>可14:71</w:t>
-        </w:r>
-      </w:hyperlink>
-      <w:r>
-        <w:rPr>
-          <w:lang w:val="zh_TW" w:bidi="zh_TW"/>
-        </w:rPr>
-        <w:t>）。有些想要殺害使徒保羅的人，亦以這種嚴肅的咒詛表明決心（</w:t>
-      </w:r>
-      <w:hyperlink r:id="rId28">
-        <w:r>
-          <w:rPr>
-            <w:lang w:val="zh_TW" w:bidi="zh_TW"/>
-          </w:rPr>
-          <w:rPr>
-            <w:color w:val="0000EE"/>
-            <w:u w:val="single"/>
-          </w:rPr>
-          <w:t>徒23:12、14、21</w:t>
-        </w:r>
-      </w:hyperlink>
-      <w:r>
-        <w:rPr>
-          <w:lang w:val="zh_TW" w:bidi="zh_TW"/>
-        </w:rPr>
-        <w:t>）。咒詛神的人必要受死刑（</w:t>
-      </w:r>
-      <w:hyperlink r:id="rId29">
-        <w:r>
-          <w:rPr>
-            <w:lang w:val="zh_TW" w:bidi="zh_TW"/>
-          </w:rPr>
-          <w:rPr>
-            <w:color w:val="0000EE"/>
-            <w:u w:val="single"/>
-          </w:rPr>
-          <w:t>利24:10–16</w:t>
+      <w:hyperlink r:id="rId239">
+        <w:r>
+          <w:rPr>
+            <w:lang w:val="zh_TW" w:bidi="zh_TW"/>
+          </w:rPr>
+          <w:rPr>
+            <w:color w:val="0000EE"/>
+            <w:u w:val="single"/>
+          </w:rPr>
+          <w:t>約2:19–21</w:t>
+        </w:r>
+      </w:hyperlink>
+      <w:r>
+        <w:rPr>
+          <w:lang w:val="zh_TW" w:bidi="zh_TW"/>
+        </w:rPr>
+        <w:t>）</w:t>
+      </w:r>
+    </w:p>
+    <w:p>
+      <w:pPr>
+        <w:pStyle w:val="ListNumber"/>
+        <w:spacing w:line="240" w:lineRule="auto"/>
+        <w:ind w:left="720"/>
+      </w:pPr>
+      <w:r>
+        <w:rPr>
+          <w:lang w:val="zh_TW" w:bidi="zh_TW"/>
+        </w:rPr>
+      </w:r>
+      <w:r>
+        <w:rPr>
+          <w:lang w:val="zh_TW" w:bidi="zh_TW"/>
+        </w:rPr>
+        <w:t>預言人子降臨（</w:t>
+      </w:r>
+      <w:hyperlink r:id="rId240">
+        <w:r>
+          <w:rPr>
+            <w:lang w:val="zh_TW" w:bidi="zh_TW"/>
+          </w:rPr>
+          <w:rPr>
+            <w:color w:val="0000EE"/>
+            <w:u w:val="single"/>
+          </w:rPr>
+          <w:t>太10:23、32–33</w:t>
+        </w:r>
+      </w:hyperlink>
+      <w:r>
+        <w:rPr>
+          <w:lang w:val="zh_TW" w:bidi="zh_TW"/>
+        </w:rPr>
+        <w:t>，</w:t>
+      </w:r>
+      <w:hyperlink r:id="rId241">
+        <w:r>
+          <w:rPr>
+            <w:lang w:val="zh_TW" w:bidi="zh_TW"/>
+          </w:rPr>
+          <w:rPr>
+            <w:color w:val="0000EE"/>
+            <w:u w:val="single"/>
+          </w:rPr>
+          <w:t>12:40</w:t>
+        </w:r>
+      </w:hyperlink>
+      <w:r>
+        <w:rPr>
+          <w:lang w:val="zh_TW" w:bidi="zh_TW"/>
+        </w:rPr>
+        <w:t>，</w:t>
+      </w:r>
+      <w:hyperlink r:id="rId242">
+        <w:r>
+          <w:rPr>
+            <w:lang w:val="zh_TW" w:bidi="zh_TW"/>
+          </w:rPr>
+          <w:rPr>
+            <w:color w:val="0000EE"/>
+            <w:u w:val="single"/>
+          </w:rPr>
+          <w:t>13:40–41</w:t>
+        </w:r>
+      </w:hyperlink>
+      <w:r>
+        <w:rPr>
+          <w:lang w:val="zh_TW" w:bidi="zh_TW"/>
+        </w:rPr>
+        <w:t>，</w:t>
+      </w:r>
+      <w:hyperlink r:id="rId243">
+        <w:r>
+          <w:rPr>
+            <w:lang w:val="zh_TW" w:bidi="zh_TW"/>
+          </w:rPr>
+          <w:rPr>
+            <w:color w:val="0000EE"/>
+            <w:u w:val="single"/>
+          </w:rPr>
+          <w:t>16:27</w:t>
+        </w:r>
+      </w:hyperlink>
+      <w:r>
+        <w:rPr>
+          <w:lang w:val="zh_TW" w:bidi="zh_TW"/>
+        </w:rPr>
+        <w:t>，</w:t>
+      </w:r>
+      <w:hyperlink r:id="rId244">
+        <w:r>
+          <w:rPr>
+            <w:lang w:val="zh_TW" w:bidi="zh_TW"/>
+          </w:rPr>
+          <w:rPr>
+            <w:color w:val="0000EE"/>
+            <w:u w:val="single"/>
+          </w:rPr>
+          <w:t>24:27、37–39</w:t>
+        </w:r>
+      </w:hyperlink>
+      <w:r>
+        <w:rPr>
+          <w:lang w:val="zh_TW" w:bidi="zh_TW"/>
+        </w:rPr>
+        <w:t>；</w:t>
+      </w:r>
+      <w:hyperlink r:id="rId245">
+        <w:r>
+          <w:rPr>
+            <w:lang w:val="zh_TW" w:bidi="zh_TW"/>
+          </w:rPr>
+          <w:rPr>
+            <w:color w:val="0000EE"/>
+            <w:u w:val="single"/>
+          </w:rPr>
+          <w:t>可8:38</w:t>
+        </w:r>
+      </w:hyperlink>
+      <w:r>
+        <w:rPr>
+          <w:lang w:val="zh_TW" w:bidi="zh_TW"/>
+        </w:rPr>
+        <w:t>，</w:t>
+      </w:r>
+      <w:hyperlink r:id="rId246">
+        <w:r>
+          <w:rPr>
+            <w:lang w:val="zh_TW" w:bidi="zh_TW"/>
+          </w:rPr>
+          <w:rPr>
+            <w:color w:val="0000EE"/>
+            <w:u w:val="single"/>
+          </w:rPr>
+          <w:t>13:26–27</w:t>
+        </w:r>
+      </w:hyperlink>
+      <w:r>
+        <w:rPr>
+          <w:lang w:val="zh_TW" w:bidi="zh_TW"/>
+        </w:rPr>
+        <w:t>，</w:t>
+      </w:r>
+      <w:hyperlink r:id="rId247">
+        <w:r>
+          <w:rPr>
+            <w:lang w:val="zh_TW" w:bidi="zh_TW"/>
+          </w:rPr>
+          <w:rPr>
+            <w:color w:val="0000EE"/>
+            <w:u w:val="single"/>
+          </w:rPr>
+          <w:t>14:62</w:t>
+        </w:r>
+      </w:hyperlink>
+      <w:r>
+        <w:rPr>
+          <w:lang w:val="zh_TW" w:bidi="zh_TW"/>
+        </w:rPr>
+        <w:t>；</w:t>
+      </w:r>
+      <w:hyperlink r:id="rId248">
+        <w:r>
+          <w:rPr>
+            <w:lang w:val="zh_TW" w:bidi="zh_TW"/>
+          </w:rPr>
+          <w:rPr>
+            <w:color w:val="0000EE"/>
+            <w:u w:val="single"/>
+          </w:rPr>
+          <w:t>路9:26</w:t>
+        </w:r>
+      </w:hyperlink>
+      <w:r>
+        <w:rPr>
+          <w:lang w:val="zh_TW" w:bidi="zh_TW"/>
+        </w:rPr>
+        <w:t>，</w:t>
+      </w:r>
+      <w:hyperlink r:id="rId249">
+        <w:r>
+          <w:rPr>
+            <w:lang w:val="zh_TW" w:bidi="zh_TW"/>
+          </w:rPr>
+          <w:rPr>
+            <w:color w:val="0000EE"/>
+            <w:u w:val="single"/>
+          </w:rPr>
+          <w:t>11:30</w:t>
+        </w:r>
+      </w:hyperlink>
+      <w:r>
+        <w:rPr>
+          <w:lang w:val="zh_TW" w:bidi="zh_TW"/>
+        </w:rPr>
+        <w:t>，</w:t>
+      </w:r>
+      <w:hyperlink r:id="rId250">
+        <w:r>
+          <w:rPr>
+            <w:lang w:val="zh_TW" w:bidi="zh_TW"/>
+          </w:rPr>
+          <w:rPr>
+            <w:color w:val="0000EE"/>
+            <w:u w:val="single"/>
+          </w:rPr>
+          <w:t>12:8–9</w:t>
+        </w:r>
+      </w:hyperlink>
+      <w:r>
+        <w:rPr>
+          <w:lang w:val="zh_TW" w:bidi="zh_TW"/>
+        </w:rPr>
+        <w:t>，</w:t>
+      </w:r>
+      <w:hyperlink r:id="rId251">
+        <w:r>
+          <w:rPr>
+            <w:lang w:val="zh_TW" w:bidi="zh_TW"/>
+          </w:rPr>
+          <w:rPr>
+            <w:color w:val="0000EE"/>
+            <w:u w:val="single"/>
+          </w:rPr>
+          <w:t>17:24、26</w:t>
+        </w:r>
+      </w:hyperlink>
+      <w:r>
+        <w:rPr>
+          <w:lang w:val="zh_TW" w:bidi="zh_TW"/>
+        </w:rPr>
+        <w:t>）</w:t>
+      </w:r>
+    </w:p>
+    <w:p>
+      <w:pPr>
+        <w:pStyle w:val="ListNumber"/>
+        <w:spacing w:line="240" w:lineRule="auto"/>
+        <w:ind w:left="720"/>
+      </w:pPr>
+      <w:r>
+        <w:rPr>
+          <w:lang w:val="zh_TW" w:bidi="zh_TW"/>
+        </w:rPr>
+      </w:r>
+      <w:r>
+        <w:rPr>
+          <w:lang w:val="zh_TW" w:bidi="zh_TW"/>
+        </w:rPr>
+        <w:t>預言末世。福音書中最長的預言部分，是耶穌在</w:t>
+      </w:r>
+      <w:hyperlink r:id="rId252">
+        <w:r>
+          <w:rPr>
+            <w:lang w:val="zh_TW" w:bidi="zh_TW"/>
+          </w:rPr>
+          <w:rPr>
+            <w:color w:val="0000EE"/>
+            <w:u w:val="single"/>
+          </w:rPr>
+          <w:t>馬可福音十三章1至32節</w:t>
+        </w:r>
+      </w:hyperlink>
+      <w:r>
+        <w:rPr>
+          <w:lang w:val="zh_TW" w:bidi="zh_TW"/>
+        </w:rPr>
+        <w:t>的末世講論（參</w:t>
+      </w:r>
+      <w:hyperlink r:id="rId253">
+        <w:r>
+          <w:rPr>
+            <w:lang w:val="zh_TW" w:bidi="zh_TW"/>
+          </w:rPr>
+          <w:rPr>
+            <w:color w:val="0000EE"/>
+            <w:u w:val="single"/>
+          </w:rPr>
+          <w:t>太24:1–36</w:t>
+        </w:r>
+      </w:hyperlink>
+      <w:r>
+        <w:rPr>
+          <w:lang w:val="zh_TW" w:bidi="zh_TW"/>
+        </w:rPr>
+        <w:t>；</w:t>
+      </w:r>
+      <w:hyperlink r:id="rId254">
+        <w:r>
+          <w:rPr>
+            <w:lang w:val="zh_TW" w:bidi="zh_TW"/>
+          </w:rPr>
+          <w:rPr>
+            <w:color w:val="0000EE"/>
+            <w:u w:val="single"/>
+          </w:rPr>
+          <w:t>路21:5–33</w:t>
+        </w:r>
+      </w:hyperlink>
+      <w:r>
+        <w:rPr>
+          <w:lang w:val="zh_TW" w:bidi="zh_TW"/>
+        </w:rPr>
+        <w:t>）。這段長篇講論，交織著耶路撒冷被毀和末世的種種預言。</w:t>
+      </w:r>
+    </w:p>
+    <w:p>
+      <w:pPr>
+        <w:pStyle w:val="Heading4"/>
+      </w:pPr>
+      <w:r>
+        <w:rPr>
+          <w:lang w:val="zh_TW" w:bidi="zh_TW"/>
+        </w:rPr>
+        <w:t>預言作為信徒的恩賜</w:t>
+      </w:r>
+    </w:p>
+    <w:p>
+      <w:pPr/>
+      <w:r>
+        <w:rPr>
+          <w:lang w:val="zh_TW" w:bidi="zh_TW"/>
+        </w:rPr>
+      </w:r>
+      <w:r>
+        <w:rPr>
+          <w:lang w:val="zh_TW" w:bidi="zh_TW"/>
+        </w:rPr>
+        <w:t>根據使徒行傳所言，早期基督教的預言開始於五旬節那天，聖靈降臨在最早期的基督徒身上（</w:t>
+      </w:r>
+      <w:hyperlink r:id="rId255">
+        <w:r>
+          <w:rPr>
+            <w:lang w:val="zh_TW" w:bidi="zh_TW"/>
+          </w:rPr>
+          <w:rPr>
+            <w:color w:val="0000EE"/>
+            <w:u w:val="single"/>
+          </w:rPr>
+          <w:t>徒2:1–21</w:t>
+        </w:r>
+      </w:hyperlink>
+      <w:r>
+        <w:rPr>
+          <w:lang w:val="zh_TW" w:bidi="zh_TW"/>
+        </w:rPr>
+        <w:t>）。彼得在五旬節的講道表明，聖靈的澆灌應驗了約珥書的預言（</w:t>
+      </w:r>
+      <w:hyperlink r:id="rId256">
+        <w:r>
+          <w:rPr>
+            <w:lang w:val="zh_TW" w:bidi="zh_TW"/>
+          </w:rPr>
+          <w:rPr>
+            <w:color w:val="0000EE"/>
+            <w:u w:val="single"/>
+          </w:rPr>
+          <w:t>徒2:4、17–21</w:t>
         </w:r>
       </w:hyperlink>
       <w:r>
@@ -645,16 +6327,66 @@
         </w:rPr>
         <w:t>；參</w:t>
       </w:r>
-      <w:hyperlink r:id="rId21">
-        <w:r>
-          <w:rPr>
-            <w:lang w:val="zh_TW" w:bidi="zh_TW"/>
-          </w:rPr>
-          <w:rPr>
-            <w:color w:val="0000EE"/>
-            <w:u w:val="single"/>
-          </w:rPr>
-          <w:t>出22:28</w:t>
+      <w:hyperlink r:id="rId257">
+        <w:r>
+          <w:rPr>
+            <w:lang w:val="zh_TW" w:bidi="zh_TW"/>
+          </w:rPr>
+          <w:rPr>
+            <w:color w:val="0000EE"/>
+            <w:u w:val="single"/>
+          </w:rPr>
+          <w:t>珥2:28–32</w:t>
+        </w:r>
+      </w:hyperlink>
+      <w:r>
+        <w:rPr>
+          <w:lang w:val="zh_TW" w:bidi="zh_TW"/>
+        </w:rPr>
+        <w:t>）。此外，由於聖靈已經澆灌在所有早期基督徒身上（那靈是預言的靈），因此所有人都是實際的或潛在的先知。</w:t>
+      </w:r>
+    </w:p>
+    <w:p>
+      <w:pPr/>
+      <w:r>
+        <w:rPr>
+          <w:lang w:val="zh_TW" w:bidi="zh_TW"/>
+        </w:rPr>
+      </w:r>
+      <w:r>
+        <w:rPr>
+          <w:lang w:val="zh_TW" w:bidi="zh_TW"/>
+        </w:rPr>
+        <w:t>根據</w:t>
+      </w:r>
+      <w:hyperlink r:id="rId258">
+        <w:r>
+          <w:rPr>
+            <w:lang w:val="zh_TW" w:bidi="zh_TW"/>
+          </w:rPr>
+          <w:rPr>
+            <w:color w:val="0000EE"/>
+            <w:u w:val="single"/>
+          </w:rPr>
+          <w:t>哥林多前書十二章28節</w:t>
+        </w:r>
+      </w:hyperlink>
+      <w:r>
+        <w:rPr>
+          <w:lang w:val="zh_TW" w:bidi="zh_TW"/>
+        </w:rPr>
+        <w:t>（見</w:t>
+      </w:r>
+      <w:hyperlink r:id="rId259">
+        <w:r>
+          <w:rPr>
+            <w:lang w:val="zh_TW" w:bidi="zh_TW"/>
+          </w:rPr>
+          <w:rPr>
+            <w:color w:val="0000EE"/>
+            <w:u w:val="single"/>
+          </w:rPr>
+          <w:t>羅12:6</w:t>
         </w:r>
       </w:hyperlink>
       <w:r>
@@ -663,16 +6395,386 @@
         </w:rPr>
         <w:t>；</w:t>
       </w:r>
-      <w:hyperlink r:id="rId30">
-        <w:r>
-          <w:rPr>
-            <w:lang w:val="zh_TW" w:bidi="zh_TW"/>
-          </w:rPr>
-          <w:rPr>
-            <w:color w:val="0000EE"/>
-            <w:u w:val="single"/>
-          </w:rPr>
-          <w:t>賽8:21–22</w:t>
+      <w:hyperlink r:id="rId260">
+        <w:r>
+          <w:rPr>
+            <w:lang w:val="zh_TW" w:bidi="zh_TW"/>
+          </w:rPr>
+          <w:rPr>
+            <w:color w:val="0000EE"/>
+            <w:u w:val="single"/>
+          </w:rPr>
+          <w:t>弗4:11</w:t>
+        </w:r>
+      </w:hyperlink>
+      <w:r>
+        <w:rPr>
+          <w:lang w:val="zh_TW" w:bidi="zh_TW"/>
+        </w:rPr>
+        <w:t>），神在教會首先設立使徒，第二是先知，第三是教師。幾位早期基督教先知的名字被記下來，包括亞迦布（</w:t>
+      </w:r>
+      <w:hyperlink r:id="rId261">
+        <w:r>
+          <w:rPr>
+            <w:lang w:val="zh_TW" w:bidi="zh_TW"/>
+          </w:rPr>
+          <w:rPr>
+            <w:color w:val="0000EE"/>
+            <w:u w:val="single"/>
+          </w:rPr>
+          <w:t>徒11:27–28</w:t>
+        </w:r>
+      </w:hyperlink>
+      <w:r>
+        <w:rPr>
+          <w:lang w:val="zh_TW" w:bidi="zh_TW"/>
+        </w:rPr>
+        <w:t>，</w:t>
+      </w:r>
+      <w:hyperlink r:id="rId262">
+        <w:r>
+          <w:rPr>
+            <w:lang w:val="zh_TW" w:bidi="zh_TW"/>
+          </w:rPr>
+          <w:rPr>
+            <w:color w:val="0000EE"/>
+            <w:u w:val="single"/>
+          </w:rPr>
+          <w:t>21:10–11</w:t>
+        </w:r>
+      </w:hyperlink>
+      <w:r>
+        <w:rPr>
+          <w:lang w:val="zh_TW" w:bidi="zh_TW"/>
+        </w:rPr>
+        <w:t>）、猶大和西拉（</w:t>
+      </w:r>
+      <w:hyperlink r:id="rId263">
+        <w:r>
+          <w:rPr>
+            <w:lang w:val="zh_TW" w:bidi="zh_TW"/>
+          </w:rPr>
+          <w:rPr>
+            <w:color w:val="0000EE"/>
+            <w:u w:val="single"/>
+          </w:rPr>
+          <w:t>15:32</w:t>
+        </w:r>
+      </w:hyperlink>
+      <w:r>
+        <w:rPr>
+          <w:lang w:val="zh_TW" w:bidi="zh_TW"/>
+        </w:rPr>
+        <w:t>）、巴拿巴、稱為尼結的西面、古利奈人路求、馬念和保羅（</w:t>
+      </w:r>
+      <w:hyperlink r:id="rId264">
+        <w:r>
+          <w:rPr>
+            <w:lang w:val="zh_TW" w:bidi="zh_TW"/>
+          </w:rPr>
+          <w:rPr>
+            <w:color w:val="0000EE"/>
+            <w:u w:val="single"/>
+          </w:rPr>
+          <w:t>13:1</w:t>
+        </w:r>
+      </w:hyperlink>
+      <w:r>
+        <w:rPr>
+          <w:lang w:val="zh_TW" w:bidi="zh_TW"/>
+        </w:rPr>
+        <w:t>），以及傳福音的腓利的四個童貞女兒（</w:t>
+      </w:r>
+      <w:hyperlink r:id="rId265">
+        <w:r>
+          <w:rPr>
+            <w:lang w:val="zh_TW" w:bidi="zh_TW"/>
+          </w:rPr>
+          <w:rPr>
+            <w:color w:val="0000EE"/>
+            <w:u w:val="single"/>
+          </w:rPr>
+          <w:t>21:8–9</w:t>
+        </w:r>
+      </w:hyperlink>
+      <w:r>
+        <w:rPr>
+          <w:lang w:val="zh_TW" w:bidi="zh_TW"/>
+        </w:rPr>
+        <w:t>）。啟示錄的作者約翰，無疑也是一位先知（</w:t>
+      </w:r>
+      <w:hyperlink r:id="rId266">
+        <w:r>
+          <w:rPr>
+            <w:lang w:val="zh_TW" w:bidi="zh_TW"/>
+          </w:rPr>
+          <w:rPr>
+            <w:color w:val="0000EE"/>
+            <w:u w:val="single"/>
+          </w:rPr>
+          <w:t>啟1:3</w:t>
+        </w:r>
+      </w:hyperlink>
+      <w:r>
+        <w:rPr>
+          <w:lang w:val="zh_TW" w:bidi="zh_TW"/>
+        </w:rPr>
+        <w:t>，</w:t>
+      </w:r>
+      <w:hyperlink r:id="rId267">
+        <w:r>
+          <w:rPr>
+            <w:lang w:val="zh_TW" w:bidi="zh_TW"/>
+          </w:rPr>
+          <w:rPr>
+            <w:color w:val="0000EE"/>
+            <w:u w:val="single"/>
+          </w:rPr>
+          <w:t>22:9、18</w:t>
+        </w:r>
+      </w:hyperlink>
+      <w:r>
+        <w:rPr>
+          <w:lang w:val="zh_TW" w:bidi="zh_TW"/>
+        </w:rPr>
+        <w:t>），但他從未直接以此自居。</w:t>
+      </w:r>
+    </w:p>
+    <w:p>
+      <w:pPr>
+        <w:pStyle w:val="Heading3"/>
+      </w:pPr>
+      <w:r>
+        <w:rPr>
+          <w:lang w:val="zh_TW" w:bidi="zh_TW"/>
+        </w:rPr>
+        <w:t>基督徒先知的角色</w:t>
+      </w:r>
+    </w:p>
+    <w:p>
+      <w:pPr/>
+      <w:r>
+        <w:rPr>
+          <w:lang w:val="zh_TW" w:bidi="zh_TW"/>
+        </w:rPr>
+      </w:r>
+      <w:r>
+        <w:rPr>
+          <w:lang w:val="zh_TW" w:bidi="zh_TW"/>
+        </w:rPr>
+        <w:t>基督教先知是早期基督教群體的領袖（</w:t>
+      </w:r>
+      <w:hyperlink r:id="rId258">
+        <w:r>
+          <w:rPr>
+            <w:lang w:val="zh_TW" w:bidi="zh_TW"/>
+          </w:rPr>
+          <w:rPr>
+            <w:color w:val="0000EE"/>
+            <w:u w:val="single"/>
+          </w:rPr>
+          <w:t>林前12:28</w:t>
+        </w:r>
+      </w:hyperlink>
+      <w:r>
+        <w:rPr>
+          <w:lang w:val="zh_TW" w:bidi="zh_TW"/>
+        </w:rPr>
+        <w:t>；</w:t>
+      </w:r>
+      <w:hyperlink r:id="rId260">
+        <w:r>
+          <w:rPr>
+            <w:lang w:val="zh_TW" w:bidi="zh_TW"/>
+          </w:rPr>
+          <w:rPr>
+            <w:color w:val="0000EE"/>
+            <w:u w:val="single"/>
+          </w:rPr>
+          <w:t>弗4:11</w:t>
+        </w:r>
+      </w:hyperlink>
+      <w:r>
+        <w:rPr>
+          <w:lang w:val="zh_TW" w:bidi="zh_TW"/>
+        </w:rPr>
+        <w:t>），他們在教會聚會中運用他們的預言恩賜（</w:t>
+      </w:r>
+      <w:hyperlink r:id="rId268">
+        <w:r>
+          <w:rPr>
+            <w:lang w:val="zh_TW" w:bidi="zh_TW"/>
+          </w:rPr>
+          <w:rPr>
+            <w:color w:val="0000EE"/>
+            <w:u w:val="single"/>
+          </w:rPr>
+          <w:t>徒13:1–3</w:t>
+        </w:r>
+      </w:hyperlink>
+      <w:r>
+        <w:rPr>
+          <w:lang w:val="zh_TW" w:bidi="zh_TW"/>
+        </w:rPr>
+        <w:t>，</w:t>
+      </w:r>
+      <w:hyperlink r:id="rId261">
+        <w:r>
+          <w:rPr>
+            <w:lang w:val="zh_TW" w:bidi="zh_TW"/>
+          </w:rPr>
+          <w:rPr>
+            <w:color w:val="0000EE"/>
+            <w:u w:val="single"/>
+          </w:rPr>
+          <w:t>11:27–28</w:t>
+        </w:r>
+      </w:hyperlink>
+      <w:r>
+        <w:rPr>
+          <w:lang w:val="zh_TW" w:bidi="zh_TW"/>
+        </w:rPr>
+        <w:t>；</w:t>
+      </w:r>
+      <w:hyperlink r:id="rId269">
+        <w:r>
+          <w:rPr>
+            <w:lang w:val="zh_TW" w:bidi="zh_TW"/>
+          </w:rPr>
+          <w:rPr>
+            <w:color w:val="0000EE"/>
+            <w:u w:val="single"/>
+          </w:rPr>
+          <w:t>林前12–14章</w:t>
+        </w:r>
+      </w:hyperlink>
+      <w:r>
+        <w:rPr>
+          <w:lang w:val="zh_TW" w:bidi="zh_TW"/>
+        </w:rPr>
+        <w:t>；</w:t>
+      </w:r>
+      <w:hyperlink r:id="rId270">
+        <w:r>
+          <w:rPr>
+            <w:lang w:val="zh_TW" w:bidi="zh_TW"/>
+          </w:rPr>
+          <w:rPr>
+            <w:color w:val="0000EE"/>
+            <w:u w:val="single"/>
+          </w:rPr>
+          <w:t>啟1:10</w:t>
+        </w:r>
+      </w:hyperlink>
+      <w:r>
+        <w:rPr>
+          <w:lang w:val="zh_TW" w:bidi="zh_TW"/>
+        </w:rPr>
+        <w:t>）。由於神的靈在基督徒敬拜中特別活躍，預言因此就是神與子民溝通的一個主要方式。先知像使徒和教師一樣，並不在地方群體中擔任監督、長老和執事等職分；更確切的說，他們不是由個別會眾選出，而是藉著神的呼召被揀選。因此，他們在所有地方群體中都受到尊敬和接納。</w:t>
+      </w:r>
+    </w:p>
+    <w:p>
+      <w:pPr/>
+      <w:r>
+        <w:rPr>
+          <w:lang w:val="zh_TW" w:bidi="zh_TW"/>
+        </w:rPr>
+      </w:r>
+      <w:r>
+        <w:rPr>
+          <w:lang w:val="zh_TW" w:bidi="zh_TW"/>
+        </w:rPr>
+        <w:t>早期基督徒先知既有巡迴的，也有定居的。巡迴先知（itinerant prophets，從一個地方走到另一個地方）似乎在敘利亞─巴勒斯坦和小亞細亞等地，比在歐洲教會更為普遍。</w:t>
+      </w:r>
+    </w:p>
+    <w:p>
+      <w:pPr>
+        <w:pStyle w:val="Heading4"/>
+      </w:pPr>
+      <w:r>
+        <w:rPr>
+          <w:lang w:val="zh_TW" w:bidi="zh_TW"/>
+        </w:rPr>
+        <w:t>預言的功能</w:t>
+      </w:r>
+    </w:p>
+    <w:p>
+      <w:pPr/>
+      <w:r>
+        <w:rPr>
+          <w:lang w:val="zh_TW" w:bidi="zh_TW"/>
+        </w:rPr>
+      </w:r>
+      <w:r>
+        <w:rPr>
+          <w:lang w:val="zh_TW" w:bidi="zh_TW"/>
+        </w:rPr>
+        <w:t>根據保羅所言，預言（如同所有其它屬靈恩賜）的核心目的是建立或造就教會。根據</w:t>
+      </w:r>
+      <w:hyperlink r:id="rId271">
+        <w:r>
+          <w:rPr>
+            <w:lang w:val="zh_TW" w:bidi="zh_TW"/>
+          </w:rPr>
+          <w:rPr>
+            <w:color w:val="0000EE"/>
+            <w:u w:val="single"/>
+          </w:rPr>
+          <w:t>哥林多前書十四章3節</w:t>
+        </w:r>
+      </w:hyperlink>
+      <w:r>
+        <w:rPr>
+          <w:lang w:val="zh_TW" w:bidi="zh_TW"/>
+        </w:rPr>
+        <w:t>，「作先知講道的，是對人說，要造就、安慰、勸勉人」保羅在</w:t>
+      </w:r>
+      <w:hyperlink r:id="rId272">
+        <w:r>
+          <w:rPr>
+            <w:lang w:val="zh_TW" w:bidi="zh_TW"/>
+          </w:rPr>
+          <w:rPr>
+            <w:color w:val="0000EE"/>
+            <w:u w:val="single"/>
+          </w:rPr>
+          <w:t>哥林多前書十四章4節</w:t>
+        </w:r>
+      </w:hyperlink>
+      <w:r>
+        <w:rPr>
+          <w:lang w:val="zh_TW" w:bidi="zh_TW"/>
+        </w:rPr>
+        <w:t>中再次指出，「說方言的，是造就自己；作先知講道的，乃是造就教會。」保羅之所以討論屬靈恩賜，特別是預言和說方言，是因為哥林多教會過分強調說方言。保羅並不反對說方言（</w:t>
+      </w:r>
+      <w:hyperlink r:id="rId273">
+        <w:r>
+          <w:rPr>
+            <w:lang w:val="zh_TW" w:bidi="zh_TW"/>
+          </w:rPr>
+          <w:rPr>
+            <w:color w:val="0000EE"/>
+            <w:u w:val="single"/>
+          </w:rPr>
+          <w:t>林前14:18、39</w:t>
+        </w:r>
+      </w:hyperlink>
+      <w:r>
+        <w:rPr>
+          <w:lang w:val="zh_TW" w:bidi="zh_TW"/>
+        </w:rPr>
+        <w:t>），但他指出教會無法從中得造就，因為方言通常難以理解。預言則是由聖靈啟示，是人們可以理解的言語，能夠促進在場的人相互造就、安慰和鼓勵（</w:t>
+      </w:r>
+      <w:hyperlink r:id="rId274">
+        <w:r>
+          <w:rPr>
+            <w:lang w:val="zh_TW" w:bidi="zh_TW"/>
+          </w:rPr>
+          <w:rPr>
+            <w:color w:val="0000EE"/>
+            <w:u w:val="single"/>
+          </w:rPr>
+          <w:t>林前14:20–25、39</w:t>
         </w:r>
       </w:hyperlink>
       <w:r>
@@ -683,6 +6785,17 @@
       </w:r>
     </w:p>
     <w:p>
+      <w:pPr>
+        <w:pStyle w:val="Heading4"/>
+      </w:pPr>
+      <w:r>
+        <w:rPr>
+          <w:lang w:val="zh_TW" w:bidi="zh_TW"/>
+        </w:rPr>
+        <w:t>基督教預言的內容</w:t>
+      </w:r>
+    </w:p>
+    <w:p>
       <w:pPr/>
       <w:r>
         <w:rPr>
@@ -693,264 +6806,450 @@
         <w:rPr>
           <w:lang w:val="zh_TW" w:bidi="zh_TW"/>
         </w:rPr>
-        <w:t>在聖經歷史中，咒詛的例子包括亞當和夏娃在伊甸園墮落之後，神對蛇以及對土地所宣告的咒詛（</w:t>
-      </w:r>
-      <w:hyperlink r:id="rId31">
-        <w:r>
-          <w:rPr>
-            <w:lang w:val="zh_TW" w:bidi="zh_TW"/>
-          </w:rPr>
-          <w:rPr>
-            <w:color w:val="0000EE"/>
-            <w:u w:val="single"/>
-          </w:rPr>
-          <w:t>創3:14–19</w:t>
-        </w:r>
-      </w:hyperlink>
-      <w:r>
-        <w:rPr>
-          <w:lang w:val="zh_TW" w:bidi="zh_TW"/>
-        </w:rPr>
-        <w:t>）；對該隱（</w:t>
-      </w:r>
-      <w:hyperlink r:id="rId32">
-        <w:r>
-          <w:rPr>
-            <w:lang w:val="zh_TW" w:bidi="zh_TW"/>
-          </w:rPr>
-          <w:rPr>
-            <w:color w:val="0000EE"/>
-            <w:u w:val="single"/>
-          </w:rPr>
-          <w:t>4:11–12</w:t>
-        </w:r>
-      </w:hyperlink>
-      <w:r>
-        <w:rPr>
-          <w:lang w:val="zh_TW" w:bidi="zh_TW"/>
-        </w:rPr>
-        <w:t>）；對那些咒詛族長亞伯拉罕及其後裔的人（</w:t>
-      </w:r>
-      <w:hyperlink r:id="rId33">
-        <w:r>
-          <w:rPr>
-            <w:lang w:val="zh_TW" w:bidi="zh_TW"/>
-          </w:rPr>
-          <w:rPr>
-            <w:color w:val="0000EE"/>
-            <w:u w:val="single"/>
-          </w:rPr>
-          <w:t>12:3</w:t>
-        </w:r>
-      </w:hyperlink>
-      <w:r>
-        <w:rPr>
-          <w:lang w:val="zh_TW" w:bidi="zh_TW"/>
-        </w:rPr>
-        <w:t>）；以及對那些倚靠人的力量而不倚靠耶和華的人（</w:t>
-      </w:r>
-      <w:hyperlink r:id="rId34">
-        <w:r>
-          <w:rPr>
-            <w:lang w:val="zh_TW" w:bidi="zh_TW"/>
-          </w:rPr>
-          <w:rPr>
-            <w:color w:val="0000EE"/>
-            <w:u w:val="single"/>
-          </w:rPr>
-          <w:t>耶17:5</w:t>
-        </w:r>
-      </w:hyperlink>
-      <w:r>
-        <w:rPr>
-          <w:lang w:val="zh_TW" w:bidi="zh_TW"/>
-        </w:rPr>
-        <w:t>）。以色列人往應許之地前行時經過摩押，摩押王巴勒僱用巴蘭來咒詛以色列人；但他和巴蘭都發現，他們無法咒詛神所賜福的人（</w:t>
-      </w:r>
-      <w:hyperlink r:id="rId35">
-        <w:r>
-          <w:rPr>
-            <w:lang w:val="zh_TW" w:bidi="zh_TW"/>
-          </w:rPr>
-          <w:rPr>
-            <w:color w:val="0000EE"/>
-            <w:u w:val="single"/>
-          </w:rPr>
-          <w:t>民22–24章</w:t>
-        </w:r>
-      </w:hyperlink>
-      <w:r>
-        <w:rPr>
-          <w:lang w:val="zh_TW" w:bidi="zh_TW"/>
-        </w:rPr>
-        <w:t>）。約書亞咒詛任何試圖重建耶利哥的人（</w:t>
-      </w:r>
-      <w:hyperlink r:id="rId36">
-        <w:r>
-          <w:rPr>
-            <w:lang w:val="zh_TW" w:bidi="zh_TW"/>
-          </w:rPr>
-          <w:rPr>
-            <w:color w:val="0000EE"/>
-            <w:u w:val="single"/>
-          </w:rPr>
-          <w:t>書6:26</w:t>
-        </w:r>
-      </w:hyperlink>
-      <w:r>
-        <w:rPr>
-          <w:lang w:val="zh_TW" w:bidi="zh_TW"/>
-        </w:rPr>
-        <w:t>；在</w:t>
-      </w:r>
-      <w:hyperlink r:id="rId37">
-        <w:r>
-          <w:rPr>
-            <w:lang w:val="zh_TW" w:bidi="zh_TW"/>
-          </w:rPr>
-          <w:rPr>
-            <w:color w:val="0000EE"/>
-            <w:u w:val="single"/>
-          </w:rPr>
-          <w:t>王上16:34</w:t>
-        </w:r>
-      </w:hyperlink>
-      <w:r>
-        <w:rPr>
-          <w:lang w:val="zh_TW" w:bidi="zh_TW"/>
-        </w:rPr>
-        <w:t>得以應驗）。掃羅王所發的咒詛，幾乎使他的兒子約拿單喪命（</w:t>
-      </w:r>
-      <w:hyperlink r:id="rId38">
-        <w:r>
-          <w:rPr>
-            <w:lang w:val="zh_TW" w:bidi="zh_TW"/>
-          </w:rPr>
-          <w:rPr>
-            <w:color w:val="0000EE"/>
-            <w:u w:val="single"/>
-          </w:rPr>
-          <w:t>撒上14:24、43–45</w:t>
-        </w:r>
-      </w:hyperlink>
-      <w:r>
-        <w:rPr>
-          <w:lang w:val="zh_TW" w:bidi="zh_TW"/>
-        </w:rPr>
-        <w:t>）。舊約聖經還提到許多其它咒詛（例：</w:t>
-      </w:r>
-      <w:hyperlink r:id="rId39">
-        <w:r>
-          <w:rPr>
-            <w:lang w:val="zh_TW" w:bidi="zh_TW"/>
-          </w:rPr>
-          <w:rPr>
-            <w:color w:val="0000EE"/>
-            <w:u w:val="single"/>
-          </w:rPr>
-          <w:t>創9:25，</w:t>
-        </w:r>
-      </w:hyperlink>
-      <w:hyperlink r:id="rId40">
-        <w:r>
-          <w:rPr>
-            <w:lang w:val="zh_TW" w:bidi="zh_TW"/>
-          </w:rPr>
-          <w:rPr>
-            <w:color w:val="0000EE"/>
-            <w:u w:val="single"/>
-          </w:rPr>
-          <w:t>49:5–7</w:t>
-        </w:r>
-      </w:hyperlink>
+        <w:t>我們對於公元一世紀教會的預言內容知之甚少。預言有時會帶來神的指引，以便早期基督教的人做出重要決定。保羅和巴拿巴透過預言信息，被選定參與特定的使命（</w:t>
+      </w:r>
+      <w:hyperlink r:id="rId268">
+        <w:r>
+          <w:rPr>
+            <w:lang w:val="zh_TW" w:bidi="zh_TW"/>
+          </w:rPr>
+          <w:rPr>
+            <w:color w:val="0000EE"/>
+            <w:u w:val="single"/>
+          </w:rPr>
+          <w:t>徒13:1–3</w:t>
+        </w:r>
+      </w:hyperlink>
+      <w:r>
+        <w:rPr>
+          <w:lang w:val="zh_TW" w:bidi="zh_TW"/>
+        </w:rPr>
+        <w:t>；參</w:t>
+      </w:r>
+      <w:hyperlink r:id="rId275">
+        <w:r>
+          <w:rPr>
+            <w:lang w:val="zh_TW" w:bidi="zh_TW"/>
+          </w:rPr>
+          <w:rPr>
+            <w:color w:val="0000EE"/>
+            <w:u w:val="single"/>
+          </w:rPr>
+          <w:t>提前1:18</w:t>
+        </w:r>
+      </w:hyperlink>
+      <w:r>
+        <w:rPr>
+          <w:lang w:val="zh_TW" w:bidi="zh_TW"/>
+        </w:rPr>
+        <w:t>，</w:t>
+      </w:r>
+      <w:hyperlink r:id="rId276">
+        <w:r>
+          <w:rPr>
+            <w:lang w:val="zh_TW" w:bidi="zh_TW"/>
+          </w:rPr>
+          <w:rPr>
+            <w:color w:val="0000EE"/>
+            <w:u w:val="single"/>
+          </w:rPr>
+          <w:t>4:14</w:t>
+        </w:r>
+      </w:hyperlink>
+      <w:r>
+        <w:rPr>
+          <w:lang w:val="zh_TW" w:bidi="zh_TW"/>
+        </w:rPr>
+        <w:t>）。保羅和提摩太很可能也是透過預言，而禁止在亞細亞傳道（</w:t>
+      </w:r>
+      <w:hyperlink r:id="rId277">
+        <w:r>
+          <w:rPr>
+            <w:lang w:val="zh_TW" w:bidi="zh_TW"/>
+          </w:rPr>
+          <w:rPr>
+            <w:color w:val="0000EE"/>
+            <w:u w:val="single"/>
+          </w:rPr>
+          <w:t>徒16:6</w:t>
+        </w:r>
+      </w:hyperlink>
+      <w:r>
+        <w:rPr>
+          <w:lang w:val="zh_TW" w:bidi="zh_TW"/>
+        </w:rPr>
+        <w:t>）。同樣，耶穌的靈也禁止他們去庇推尼（</w:t>
+      </w:r>
+      <w:hyperlink r:id="rId278">
+        <w:r>
+          <w:rPr>
+            <w:lang w:val="zh_TW" w:bidi="zh_TW"/>
+          </w:rPr>
+          <w:rPr>
+            <w:color w:val="0000EE"/>
+            <w:u w:val="single"/>
+          </w:rPr>
+          <w:t>7</w:t>
+        </w:r>
+      </w:hyperlink>
+      <w:r>
+        <w:rPr>
+          <w:lang w:val="zh_TW" w:bidi="zh_TW"/>
+        </w:rPr>
+        <w:t>節）。</w:t>
+      </w:r>
+    </w:p>
+    <w:p>
+      <w:pPr/>
+      <w:r>
+        <w:rPr>
+          <w:lang w:val="zh_TW" w:bidi="zh_TW"/>
+        </w:rPr>
+      </w:r>
+      <w:r>
+        <w:rPr>
+          <w:lang w:val="zh_TW" w:bidi="zh_TW"/>
+        </w:rPr>
+        <w:t>預言最常見的用途，或許是預測未來。亞迦布預言天下將有大饑荒（</w:t>
+      </w:r>
+      <w:hyperlink r:id="rId279">
+        <w:r>
+          <w:rPr>
+            <w:lang w:val="zh_TW" w:bidi="zh_TW"/>
+          </w:rPr>
+          <w:rPr>
+            <w:color w:val="0000EE"/>
+            <w:u w:val="single"/>
+          </w:rPr>
+          <w:t>11:28</w:t>
+        </w:r>
+      </w:hyperlink>
+      <w:r>
+        <w:rPr>
+          <w:lang w:val="zh_TW" w:bidi="zh_TW"/>
+        </w:rPr>
+        <w:t>）和保羅即將被捕（</w:t>
+      </w:r>
+      <w:hyperlink r:id="rId280">
+        <w:r>
+          <w:rPr>
+            <w:lang w:val="zh_TW" w:bidi="zh_TW"/>
+          </w:rPr>
+          <w:rPr>
+            <w:color w:val="0000EE"/>
+            <w:u w:val="single"/>
+          </w:rPr>
+          <w:t>21:11</w:t>
+        </w:r>
+      </w:hyperlink>
+      <w:r>
+        <w:rPr>
+          <w:lang w:val="zh_TW" w:bidi="zh_TW"/>
+        </w:rPr>
+        <w:t>），其他先知也曾預言保羅會被監禁（</w:t>
+      </w:r>
+      <w:hyperlink r:id="rId281">
+        <w:r>
+          <w:rPr>
+            <w:lang w:val="zh_TW" w:bidi="zh_TW"/>
+          </w:rPr>
+          <w:rPr>
+            <w:color w:val="0000EE"/>
+            <w:u w:val="single"/>
+          </w:rPr>
+          <w:t>20:23</w:t>
+        </w:r>
+      </w:hyperlink>
+      <w:r>
+        <w:rPr>
+          <w:lang w:val="zh_TW" w:bidi="zh_TW"/>
+        </w:rPr>
+        <w:t>）。約翰所寫的啟示錄中，所有預言都指向未來的事件，這些事件將在末後的日子逐漸發生。然而，約翰詳細寫下預言的目的，不是為了滿足讀者的好奇心，而是為了讓他們在經歷逼迫時，給予安慰和鼓勵。</w:t>
+      </w:r>
+    </w:p>
+    <w:p>
+      <w:pPr>
+        <w:pStyle w:val="Heading4"/>
+      </w:pPr>
+      <w:r>
+        <w:rPr>
+          <w:lang w:val="zh_TW" w:bidi="zh_TW"/>
+        </w:rPr>
+        <w:t>基督教預言的形式</w:t>
+      </w:r>
+    </w:p>
+    <w:p>
+      <w:pPr/>
+      <w:r>
+        <w:rPr>
+          <w:lang w:val="zh_TW" w:bidi="zh_TW"/>
+        </w:rPr>
+      </w:r>
+      <w:r>
+        <w:rPr>
+          <w:lang w:val="zh_TW" w:bidi="zh_TW"/>
+        </w:rPr>
+        <w:t>基督教先知與舊約先知不同，不一定會以神或耶穌直接說話的形式來傳達信息。在早期基督教文獻中，幾乎沒有正式的標記，表明其中的預言講論。啟示錄是其中一個顯著的例外。</w:t>
+      </w:r>
+    </w:p>
+    <w:p>
+      <w:pPr/>
+      <w:r>
+        <w:rPr>
+          <w:lang w:val="zh_TW" w:bidi="zh_TW"/>
+        </w:rPr>
+      </w:r>
+      <w:r>
+        <w:rPr>
+          <w:i/>
+          <w:lang w:val="zh_TW" w:bidi="zh_TW"/>
+        </w:rPr>
+        <w:t>另見</w:t>
+      </w:r>
+      <w:r>
+        <w:rPr>
+          <w:lang w:val="zh_TW" w:bidi="zh_TW"/>
+        </w:rPr>
+        <w:t xml:space="preserve"> </w:t>
+      </w:r>
+      <w:r>
+        <w:rPr>
+          <w:lang w:val="zh_TW" w:bidi="zh_TW"/>
+        </w:rPr>
+        <w:t>夢</w:t>
+      </w:r>
       <w:r>
         <w:rPr>
           <w:lang w:val="zh_TW" w:bidi="zh_TW"/>
         </w:rPr>
         <w:t>；</w:t>
       </w:r>
-      <w:hyperlink r:id="rId41">
-        <w:r>
-          <w:rPr>
-            <w:lang w:val="zh_TW" w:bidi="zh_TW"/>
-          </w:rPr>
-          <w:rPr>
-            <w:color w:val="0000EE"/>
-            <w:u w:val="single"/>
-          </w:rPr>
-          <w:t>書9:22–23</w:t>
-        </w:r>
-      </w:hyperlink>
+      <w:r>
+        <w:rPr>
+          <w:lang w:val="zh_TW" w:bidi="zh_TW"/>
+        </w:rPr>
+        <w:t>神諭</w:t>
+      </w:r>
       <w:r>
         <w:rPr>
           <w:lang w:val="zh_TW" w:bidi="zh_TW"/>
         </w:rPr>
         <w:t>；</w:t>
       </w:r>
-      <w:hyperlink r:id="rId42">
-        <w:r>
-          <w:rPr>
-            <w:lang w:val="zh_TW" w:bidi="zh_TW"/>
-          </w:rPr>
-          <w:rPr>
-            <w:color w:val="0000EE"/>
-            <w:u w:val="single"/>
-          </w:rPr>
-          <w:t>士9:7–21、57</w:t>
-        </w:r>
-      </w:hyperlink>
+      <w:r>
+        <w:rPr>
+          <w:lang w:val="zh_TW" w:bidi="zh_TW"/>
+        </w:rPr>
+        <w:t>應許</w:t>
+      </w:r>
       <w:r>
         <w:rPr>
           <w:lang w:val="zh_TW" w:bidi="zh_TW"/>
         </w:rPr>
         <w:t>；</w:t>
       </w:r>
-      <w:hyperlink r:id="rId43">
-        <w:r>
-          <w:rPr>
-            <w:lang w:val="zh_TW" w:bidi="zh_TW"/>
-          </w:rPr>
-          <w:rPr>
-            <w:color w:val="0000EE"/>
-            <w:u w:val="single"/>
-          </w:rPr>
-          <w:t>撒下16:5–13</w:t>
-        </w:r>
-      </w:hyperlink>
+      <w:r>
+        <w:rPr>
+          <w:lang w:val="zh_TW" w:bidi="zh_TW"/>
+        </w:rPr>
+        <w:t>先知，女先知</w:t>
+      </w:r>
       <w:r>
         <w:rPr>
           <w:lang w:val="zh_TW" w:bidi="zh_TW"/>
         </w:rPr>
         <w:t>；</w:t>
       </w:r>
-      <w:hyperlink r:id="rId44">
-        <w:r>
-          <w:rPr>
-            <w:lang w:val="zh_TW" w:bidi="zh_TW"/>
-          </w:rPr>
-          <w:rPr>
-            <w:color w:val="0000EE"/>
-            <w:u w:val="single"/>
-          </w:rPr>
-          <w:t>王上21:17–24</w:t>
-        </w:r>
-      </w:hyperlink>
+      <w:r>
+        <w:rPr>
+          <w:lang w:val="zh_TW" w:bidi="zh_TW"/>
+        </w:rPr>
+        <w:t>假先知</w:t>
+      </w:r>
       <w:r>
         <w:rPr>
           <w:lang w:val="zh_TW" w:bidi="zh_TW"/>
         </w:rPr>
         <w:t>；</w:t>
       </w:r>
-      <w:hyperlink r:id="rId45">
-        <w:r>
-          <w:rPr>
-            <w:lang w:val="zh_TW" w:bidi="zh_TW"/>
-          </w:rPr>
-          <w:rPr>
-            <w:color w:val="0000EE"/>
-            <w:u w:val="single"/>
-          </w:rPr>
-          <w:t>王下2:24</w:t>
+      <w:r>
+        <w:rPr>
+          <w:lang w:val="zh_TW" w:bidi="zh_TW"/>
+        </w:rPr>
+        <w:t>異象</w:t>
+      </w:r>
+      <w:r>
+        <w:rPr>
+          <w:lang w:val="zh_TW" w:bidi="zh_TW"/>
+        </w:rPr>
+        <w:t>。</w:t>
+      </w:r>
+      <w:r>
+        <w:rPr>
+          <w:lang w:val="zh_TW" w:bidi="zh_TW"/>
+        </w:rPr>
+      </w:r>
+      <w:r>
+        <w:rPr>
+          <w:lang w:val="zh_TW" w:bidi="zh_TW"/>
+        </w:rPr>
+      </w:r>
+    </w:p>
+    <w:p>
+      <w:pPr/>
+      <w:r>
+        <w:rPr>
+          <w:lang w:val="zh_TW" w:bidi="zh_TW"/>
+        </w:rPr>
+      </w:r>
+    </w:p>
+    <w:p>
+      <w:pPr>
+        <w:pStyle w:val="Heading2"/>
+      </w:pPr>
+      <w:r>
+        <w:rPr>
+          <w:lang w:val="zh_TW" w:bidi="zh_TW"/>
+        </w:rPr>
+        <w:t>預知</w:t>
+      </w:r>
+      <w:r>
+        <w:rPr>
+          <w:lang w:val="zh_TW" w:bidi="zh_TW"/>
+        </w:rPr>
+      </w:r>
+    </w:p>
+    <w:p>
+      <w:pPr/>
+      <w:r>
+        <w:rPr>
+          <w:lang w:val="zh_TW" w:bidi="zh_TW"/>
+        </w:rPr>
+      </w:r>
+      <w:r>
+        <w:rPr>
+          <w:lang w:val="zh_TW" w:bidi="zh_TW"/>
+        </w:rPr>
+        <w:t>在事情發生之前就已知道該事件或事物。</w:t>
+      </w:r>
+    </w:p>
+    <w:p>
+      <w:pPr/>
+      <w:r>
+        <w:rPr>
+          <w:lang w:val="zh_TW" w:bidi="zh_TW"/>
+        </w:rPr>
+      </w:r>
+      <w:r>
+        <w:rPr>
+          <w:lang w:val="zh_TW" w:bidi="zh_TW"/>
+        </w:rPr>
+        <w:t>在新約聖經中，「預知」的希臘文詞語只出現七次，用來描述：</w:t>
+      </w:r>
+    </w:p>
+    <w:p>
+      <w:pPr>
+        <w:pStyle w:val="ListNumber"/>
+        <w:numPr>
+          <w:ilvl w:val="0"/>
+          <w:numId w:val="17"/>
+        </w:numPr>
+        <w:spacing w:line="240" w:lineRule="auto"/>
+        <w:ind w:left="720"/>
+      </w:pPr>
+      <w:r>
+        <w:rPr>
+          <w:lang w:val="zh_TW" w:bidi="zh_TW"/>
+        </w:rPr>
+      </w:r>
+      <w:r>
+        <w:rPr>
+          <w:lang w:val="zh_TW" w:bidi="zh_TW"/>
+        </w:rPr>
+        <w:t>基督徒如何得到警告，提防假教師（</w:t>
+      </w:r>
+      <w:hyperlink r:id="rId282">
+        <w:r>
+          <w:rPr>
+            <w:lang w:val="zh_TW" w:bidi="zh_TW"/>
+          </w:rPr>
+          <w:rPr>
+            <w:color w:val="0000EE"/>
+            <w:u w:val="single"/>
+          </w:rPr>
+          <w:t>彼後3:17</w:t>
+        </w:r>
+      </w:hyperlink>
+      <w:r>
+        <w:rPr>
+          <w:lang w:val="zh_TW" w:bidi="zh_TW"/>
+        </w:rPr>
+        <w:t>）</w:t>
+      </w:r>
+    </w:p>
+    <w:p>
+      <w:pPr>
+        <w:pStyle w:val="ListNumber"/>
+        <w:spacing w:line="240" w:lineRule="auto"/>
+        <w:ind w:left="720"/>
+      </w:pPr>
+      <w:r>
+        <w:rPr>
+          <w:lang w:val="zh_TW" w:bidi="zh_TW"/>
+        </w:rPr>
+      </w:r>
+      <w:r>
+        <w:rPr>
+          <w:lang w:val="zh_TW" w:bidi="zh_TW"/>
+        </w:rPr>
+        <w:t>猶太人事先知道保羅早年的生活（</w:t>
+      </w:r>
+      <w:hyperlink r:id="rId283">
+        <w:r>
+          <w:rPr>
+            <w:lang w:val="zh_TW" w:bidi="zh_TW"/>
+          </w:rPr>
+          <w:rPr>
+            <w:color w:val="0000EE"/>
+            <w:u w:val="single"/>
+          </w:rPr>
+          <w:t>徒26:4–5</w:t>
+        </w:r>
+      </w:hyperlink>
+      <w:r>
+        <w:rPr>
+          <w:lang w:val="zh_TW" w:bidi="zh_TW"/>
+        </w:rPr>
+        <w:t>）</w:t>
+      </w:r>
+    </w:p>
+    <w:p>
+      <w:pPr>
+        <w:pStyle w:val="ListNumber"/>
+        <w:spacing w:line="240" w:lineRule="auto"/>
+        <w:ind w:left="720"/>
+      </w:pPr>
+      <w:r>
+        <w:rPr>
+          <w:lang w:val="zh_TW" w:bidi="zh_TW"/>
+        </w:rPr>
+      </w:r>
+      <w:r>
+        <w:rPr>
+          <w:lang w:val="zh_TW" w:bidi="zh_TW"/>
+        </w:rPr>
+        <w:t>神在基督受死之前已知道這事（</w:t>
+      </w:r>
+      <w:hyperlink r:id="rId284">
+        <w:r>
+          <w:rPr>
+            <w:lang w:val="zh_TW" w:bidi="zh_TW"/>
+          </w:rPr>
+          <w:rPr>
+            <w:color w:val="0000EE"/>
+            <w:u w:val="single"/>
+          </w:rPr>
+          <w:t>徒2:23</w:t>
         </w:r>
       </w:hyperlink>
       <w:r>
@@ -959,71 +7258,113 @@
         </w:rPr>
         <w:t>；</w:t>
       </w:r>
-      <w:hyperlink r:id="rId46">
-        <w:r>
-          <w:rPr>
-            <w:lang w:val="zh_TW" w:bidi="zh_TW"/>
-          </w:rPr>
-          <w:rPr>
-            <w:color w:val="0000EE"/>
-            <w:u w:val="single"/>
-          </w:rPr>
-          <w:t>瑪2:2，</w:t>
-        </w:r>
-      </w:hyperlink>
-      <w:hyperlink r:id="rId47">
-        <w:r>
-          <w:rPr>
-            <w:lang w:val="zh_TW" w:bidi="zh_TW"/>
-          </w:rPr>
-          <w:rPr>
-            <w:color w:val="0000EE"/>
-            <w:u w:val="single"/>
-          </w:rPr>
-          <w:t>4:6</w:t>
-        </w:r>
-      </w:hyperlink>
-      <w:r>
-        <w:rPr>
-          <w:lang w:val="zh_TW" w:bidi="zh_TW"/>
-        </w:rPr>
-        <w:t>）。宣告「禍哉」（有英文譯本作destruction〔毀滅〕）也是詛咒的措辭（</w:t>
-      </w:r>
-      <w:hyperlink r:id="rId48">
-        <w:r>
-          <w:rPr>
-            <w:lang w:val="zh_TW" w:bidi="zh_TW"/>
-          </w:rPr>
-          <w:rPr>
-            <w:color w:val="0000EE"/>
-            <w:u w:val="single"/>
-          </w:rPr>
-          <w:t>賽5:8–23</w:t>
-        </w:r>
-      </w:hyperlink>
-      <w:r>
-        <w:rPr>
-          <w:lang w:val="zh_TW" w:bidi="zh_TW"/>
-        </w:rPr>
-        <w:t>；參</w:t>
-      </w:r>
-      <w:hyperlink r:id="rId49">
-        <w:r>
-          <w:rPr>
-            <w:lang w:val="zh_TW" w:bidi="zh_TW"/>
-          </w:rPr>
-          <w:rPr>
-            <w:color w:val="0000EE"/>
-            <w:u w:val="single"/>
-          </w:rPr>
-          <w:t>太23:13–33</w:t>
-        </w:r>
-      </w:hyperlink>
-      <w:r>
-        <w:rPr>
-          <w:lang w:val="zh_TW" w:bidi="zh_TW"/>
-        </w:rPr>
-        <w:t>，其中「有禍了」與「哀哉」能互換使用，可表示悲傷，也可表明即將臨到的災禍與審判）。</w:t>
+      <w:hyperlink r:id="rId285">
+        <w:r>
+          <w:rPr>
+            <w:lang w:val="zh_TW" w:bidi="zh_TW"/>
+          </w:rPr>
+          <w:rPr>
+            <w:color w:val="0000EE"/>
+            <w:u w:val="single"/>
+          </w:rPr>
+          <w:t>彼前1:18–20</w:t>
+        </w:r>
+      </w:hyperlink>
+      <w:r>
+        <w:rPr>
+          <w:lang w:val="zh_TW" w:bidi="zh_TW"/>
+        </w:rPr>
+        <w:t>）</w:t>
+      </w:r>
+    </w:p>
+    <w:p>
+      <w:pPr>
+        <w:pStyle w:val="ListNumber"/>
+        <w:spacing w:line="240" w:lineRule="auto"/>
+        <w:ind w:left="720"/>
+      </w:pPr>
+      <w:r>
+        <w:rPr>
+          <w:lang w:val="zh_TW" w:bidi="zh_TW"/>
+        </w:rPr>
+      </w:r>
+      <w:r>
+        <w:rPr>
+          <w:lang w:val="zh_TW" w:bidi="zh_TW"/>
+        </w:rPr>
+        <w:t>神認識祂的百姓（</w:t>
+      </w:r>
+      <w:hyperlink r:id="rId286">
+        <w:r>
+          <w:rPr>
+            <w:lang w:val="zh_TW" w:bidi="zh_TW"/>
+          </w:rPr>
+          <w:rPr>
+            <w:color w:val="0000EE"/>
+            <w:u w:val="single"/>
+          </w:rPr>
+          <w:t>羅11:2</w:t>
+        </w:r>
+      </w:hyperlink>
+      <w:r>
+        <w:rPr>
+          <w:lang w:val="zh_TW" w:bidi="zh_TW"/>
+        </w:rPr>
+        <w:t>）</w:t>
+      </w:r>
+    </w:p>
+    <w:p>
+      <w:pPr>
+        <w:pStyle w:val="ListNumber"/>
+        <w:spacing w:line="240" w:lineRule="auto"/>
+        <w:ind w:left="720"/>
+      </w:pPr>
+      <w:r>
+        <w:rPr>
+          <w:lang w:val="zh_TW" w:bidi="zh_TW"/>
+        </w:rPr>
+      </w:r>
+      <w:r>
+        <w:rPr>
+          <w:lang w:val="zh_TW" w:bidi="zh_TW"/>
+        </w:rPr>
+        <w:t>神認識祂的教會（</w:t>
+      </w:r>
+      <w:hyperlink r:id="rId287">
+        <w:r>
+          <w:rPr>
+            <w:lang w:val="zh_TW" w:bidi="zh_TW"/>
+          </w:rPr>
+          <w:rPr>
+            <w:color w:val="0000EE"/>
+            <w:u w:val="single"/>
+          </w:rPr>
+          <w:t>羅8:28–30</w:t>
+        </w:r>
+      </w:hyperlink>
+      <w:r>
+        <w:rPr>
+          <w:lang w:val="zh_TW" w:bidi="zh_TW"/>
+        </w:rPr>
+        <w:t>；</w:t>
+      </w:r>
+      <w:hyperlink r:id="rId288">
+        <w:r>
+          <w:rPr>
+            <w:lang w:val="zh_TW" w:bidi="zh_TW"/>
+          </w:rPr>
+          <w:rPr>
+            <w:color w:val="0000EE"/>
+            <w:u w:val="single"/>
+          </w:rPr>
+          <w:t>彼前1:1–2</w:t>
+        </w:r>
+      </w:hyperlink>
+      <w:r>
+        <w:rPr>
+          <w:lang w:val="zh_TW" w:bidi="zh_TW"/>
+        </w:rPr>
+        <w:t>）</w:t>
       </w:r>
     </w:p>
     <w:p>
@@ -1033,268 +7374,83 @@
           <w:lang w:val="zh_TW" w:bidi="zh_TW"/>
         </w:rPr>
       </w:r>
-      <w:hyperlink r:id="rId50">
-        <w:r>
-          <w:rPr>
-            <w:lang w:val="zh_TW" w:bidi="zh_TW"/>
-          </w:rPr>
-          <w:rPr>
-            <w:color w:val="0000EE"/>
-            <w:u w:val="single"/>
-          </w:rPr>
-          <w:t>詩篇一〇九篇</w:t>
-        </w:r>
-      </w:hyperlink>
-      <w:r>
-        <w:rPr>
-          <w:lang w:val="zh_TW" w:bidi="zh_TW"/>
-        </w:rPr>
-        <w:t>包含一段長篇的咒詛，針對詩人的敵人，顯然因為他們用虛假的言語攻擊他（另見</w:t>
-      </w:r>
-      <w:hyperlink r:id="rId51">
-        <w:r>
-          <w:rPr>
-            <w:lang w:val="zh_TW" w:bidi="zh_TW"/>
-          </w:rPr>
-          <w:rPr>
-            <w:color w:val="0000EE"/>
-            <w:u w:val="single"/>
-          </w:rPr>
-          <w:t>詩58:6–11</w:t>
-        </w:r>
-      </w:hyperlink>
-      <w:r>
-        <w:rPr>
-          <w:lang w:val="zh_TW" w:bidi="zh_TW"/>
-        </w:rPr>
-        <w:t>，</w:t>
-      </w:r>
-      <w:hyperlink r:id="rId52">
-        <w:r>
-          <w:rPr>
-            <w:lang w:val="zh_TW" w:bidi="zh_TW"/>
-          </w:rPr>
-          <w:rPr>
-            <w:color w:val="0000EE"/>
-            <w:u w:val="single"/>
-          </w:rPr>
-          <w:t>69:19–28</w:t>
-        </w:r>
-      </w:hyperlink>
-      <w:r>
-        <w:rPr>
-          <w:lang w:val="zh_TW" w:bidi="zh_TW"/>
-        </w:rPr>
-        <w:t>，</w:t>
-      </w:r>
-      <w:hyperlink r:id="rId53">
-        <w:r>
-          <w:rPr>
-            <w:lang w:val="zh_TW" w:bidi="zh_TW"/>
-          </w:rPr>
-          <w:rPr>
-            <w:color w:val="0000EE"/>
-            <w:u w:val="single"/>
-          </w:rPr>
-          <w:t>143:12</w:t>
-        </w:r>
-      </w:hyperlink>
-      <w:r>
-        <w:rPr>
-          <w:lang w:val="zh_TW" w:bidi="zh_TW"/>
-        </w:rPr>
-        <w:t>）。先知耶利米也毫不避忌地求神懲罰折磨他的人（</w:t>
-      </w:r>
-      <w:hyperlink r:id="rId54">
-        <w:r>
-          <w:rPr>
-            <w:lang w:val="zh_TW" w:bidi="zh_TW"/>
-          </w:rPr>
-          <w:rPr>
-            <w:color w:val="0000EE"/>
-            <w:u w:val="single"/>
-          </w:rPr>
-          <w:t>耶11:20</w:t>
-        </w:r>
-      </w:hyperlink>
-      <w:r>
-        <w:rPr>
-          <w:lang w:val="zh_TW" w:bidi="zh_TW"/>
-        </w:rPr>
-        <w:t>，</w:t>
-      </w:r>
-      <w:hyperlink r:id="rId55">
-        <w:r>
-          <w:rPr>
-            <w:lang w:val="zh_TW" w:bidi="zh_TW"/>
-          </w:rPr>
-          <w:rPr>
-            <w:color w:val="0000EE"/>
-            <w:u w:val="single"/>
-          </w:rPr>
-          <w:t>12:3</w:t>
-        </w:r>
-      </w:hyperlink>
-      <w:r>
-        <w:rPr>
-          <w:lang w:val="zh_TW" w:bidi="zh_TW"/>
-        </w:rPr>
-        <w:t>，</w:t>
-      </w:r>
-      <w:hyperlink r:id="rId56">
-        <w:r>
-          <w:rPr>
-            <w:lang w:val="zh_TW" w:bidi="zh_TW"/>
-          </w:rPr>
-          <w:rPr>
-            <w:color w:val="0000EE"/>
-            <w:u w:val="single"/>
-          </w:rPr>
-          <w:t>15:15</w:t>
-        </w:r>
-      </w:hyperlink>
-      <w:r>
-        <w:rPr>
-          <w:lang w:val="zh_TW" w:bidi="zh_TW"/>
-        </w:rPr>
-        <w:t>，</w:t>
-      </w:r>
-      <w:hyperlink r:id="rId57">
-        <w:r>
-          <w:rPr>
-            <w:lang w:val="zh_TW" w:bidi="zh_TW"/>
-          </w:rPr>
-          <w:rPr>
-            <w:color w:val="0000EE"/>
-            <w:u w:val="single"/>
-          </w:rPr>
-          <w:t>17:18</w:t>
-        </w:r>
-      </w:hyperlink>
-      <w:r>
-        <w:rPr>
-          <w:lang w:val="zh_TW" w:bidi="zh_TW"/>
-        </w:rPr>
-        <w:t>，</w:t>
-      </w:r>
-      <w:hyperlink r:id="rId58">
-        <w:r>
-          <w:rPr>
-            <w:lang w:val="zh_TW" w:bidi="zh_TW"/>
-          </w:rPr>
-          <w:rPr>
-            <w:color w:val="0000EE"/>
-            <w:u w:val="single"/>
-          </w:rPr>
-          <w:t>18:21–22</w:t>
-        </w:r>
-      </w:hyperlink>
-      <w:r>
-        <w:rPr>
-          <w:lang w:val="zh_TW" w:bidi="zh_TW"/>
-        </w:rPr>
-        <w:t>，</w:t>
-      </w:r>
-      <w:hyperlink r:id="rId59">
-        <w:r>
-          <w:rPr>
-            <w:lang w:val="zh_TW" w:bidi="zh_TW"/>
-          </w:rPr>
-          <w:rPr>
-            <w:color w:val="0000EE"/>
-            <w:u w:val="single"/>
-          </w:rPr>
-          <w:t>20:11–12</w:t>
-        </w:r>
-      </w:hyperlink>
-      <w:r>
-        <w:rPr>
-          <w:lang w:val="zh_TW" w:bidi="zh_TW"/>
-        </w:rPr>
-        <w:t>），甚至求神不要赦免他們（</w:t>
-      </w:r>
-      <w:hyperlink r:id="rId60">
-        <w:r>
-          <w:rPr>
-            <w:lang w:val="zh_TW" w:bidi="zh_TW"/>
-          </w:rPr>
-          <w:rPr>
-            <w:color w:val="0000EE"/>
-            <w:u w:val="single"/>
-          </w:rPr>
-          <w:t>18:23</w:t>
-        </w:r>
-      </w:hyperlink>
-      <w:r>
-        <w:rPr>
-          <w:lang w:val="zh_TW" w:bidi="zh_TW"/>
-        </w:rPr>
-        <w:t>）。這類針對仇敵的咒詛，對今日的基督徒來說並不容易理解，因為它們與新約聖經的教導形成強烈對比，例如「咒詛你們的，要為他祝福」（</w:t>
-      </w:r>
-      <w:hyperlink r:id="rId61">
-        <w:r>
-          <w:rPr>
-            <w:lang w:val="zh_TW" w:bidi="zh_TW"/>
-          </w:rPr>
-          <w:rPr>
-            <w:color w:val="0000EE"/>
-            <w:u w:val="single"/>
-          </w:rPr>
-          <w:t>路6:28</w:t>
-        </w:r>
-      </w:hyperlink>
-      <w:r>
-        <w:rPr>
-          <w:lang w:val="zh_TW" w:bidi="zh_TW"/>
-        </w:rPr>
-        <w:t>；參</w:t>
-      </w:r>
-      <w:hyperlink r:id="rId62">
-        <w:r>
-          <w:rPr>
-            <w:lang w:val="zh_TW" w:bidi="zh_TW"/>
-          </w:rPr>
-          <w:rPr>
-            <w:color w:val="0000EE"/>
-            <w:u w:val="single"/>
-          </w:rPr>
-          <w:t>羅12:14</w:t>
-        </w:r>
-      </w:hyperlink>
-      <w:r>
-        <w:rPr>
-          <w:lang w:val="zh_TW" w:bidi="zh_TW"/>
-        </w:rPr>
-        <w:t>）。耶穌吩咐門徒「要愛你們的仇敵」（</w:t>
-      </w:r>
-      <w:hyperlink r:id="rId63">
-        <w:r>
-          <w:rPr>
-            <w:lang w:val="zh_TW" w:bidi="zh_TW"/>
-          </w:rPr>
-          <w:rPr>
-            <w:color w:val="0000EE"/>
-            <w:u w:val="single"/>
-          </w:rPr>
-          <w:t>太5:44</w:t>
-        </w:r>
-      </w:hyperlink>
-      <w:r>
-        <w:rPr>
-          <w:lang w:val="zh_TW" w:bidi="zh_TW"/>
-        </w:rPr>
-        <w:t>），也許旨在引導人不再停留在舊約中咒詛人的做法，從而更完整理解神「要愛人如己」的誡命。</w:t>
-      </w:r>
-    </w:p>
-    <w:p>
-      <w:pPr>
-        <w:pStyle w:val="Heading4"/>
-      </w:pPr>
-      <w:r>
-        <w:rPr>
-          <w:lang w:val="zh_TW" w:bidi="zh_TW"/>
-        </w:rPr>
-        <w:t>約中的咒詛</w:t>
+      <w:r>
+        <w:rPr>
+          <w:lang w:val="zh_TW" w:bidi="zh_TW"/>
+        </w:rPr>
+        <w:t>雖然「預知」這個詞不常使用，但這個概念在整本聖經中屢見不鮮。首先，聖經清楚教導我們，神知道一切；祂的智慧無限（</w:t>
+      </w:r>
+      <w:hyperlink r:id="rId289">
+        <w:r>
+          <w:rPr>
+            <w:lang w:val="zh_TW" w:bidi="zh_TW"/>
+          </w:rPr>
+          <w:rPr>
+            <w:color w:val="0000EE"/>
+            <w:u w:val="single"/>
+          </w:rPr>
+          <w:t>詩147:5</w:t>
+        </w:r>
+      </w:hyperlink>
+      <w:r>
+        <w:rPr>
+          <w:lang w:val="zh_TW" w:bidi="zh_TW"/>
+        </w:rPr>
+        <w:t>）。祂知道每個人的心與意念（</w:t>
+      </w:r>
+      <w:hyperlink r:id="rId290">
+        <w:r>
+          <w:rPr>
+            <w:lang w:val="zh_TW" w:bidi="zh_TW"/>
+          </w:rPr>
+          <w:rPr>
+            <w:color w:val="0000EE"/>
+            <w:u w:val="single"/>
+          </w:rPr>
+          <w:t>代上28:9</w:t>
+        </w:r>
+      </w:hyperlink>
+      <w:r>
+        <w:rPr>
+          <w:lang w:val="zh_TW" w:bidi="zh_TW"/>
+        </w:rPr>
+        <w:t>）。</w:t>
+      </w:r>
+      <w:hyperlink r:id="rId291">
+        <w:r>
+          <w:rPr>
+            <w:lang w:val="zh_TW" w:bidi="zh_TW"/>
+          </w:rPr>
+          <w:rPr>
+            <w:color w:val="0000EE"/>
+            <w:u w:val="single"/>
+          </w:rPr>
+          <w:t>詩篇一三九篇</w:t>
+        </w:r>
+      </w:hyperlink>
+      <w:r>
+        <w:rPr>
+          <w:lang w:val="zh_TW" w:bidi="zh_TW"/>
+        </w:rPr>
+        <w:t>描述神認識人一切的思想、言語與行動。這種認識甚至包括麻雀的飛翔，以及人頭髮的數目（</w:t>
+      </w:r>
+      <w:hyperlink r:id="rId292">
+        <w:r>
+          <w:rPr>
+            <w:lang w:val="zh_TW" w:bidi="zh_TW"/>
+          </w:rPr>
+          <w:rPr>
+            <w:color w:val="0000EE"/>
+            <w:u w:val="single"/>
+          </w:rPr>
+          <w:t>太10:29–30</w:t>
+        </w:r>
+      </w:hyperlink>
+      <w:r>
+        <w:rPr>
+          <w:lang w:val="zh_TW" w:bidi="zh_TW"/>
+        </w:rPr>
+        <w:t>）。既然神的知識無限，我們便可以推論祂也知道人類歷史中將來要發生的事。</w:t>
       </w:r>
     </w:p>
     <w:p>
@@ -1308,126 +7464,170 @@
         <w:rPr>
           <w:lang w:val="zh_TW" w:bidi="zh_TW"/>
         </w:rPr>
-        <w:t>在舊約聖經時代，透過對違約者施加詛咒來保護契約或條約的做法相當普遍。有時立約會以切開牲畜作為印記，立約的雙方要從被切開的牲畜中間走過；被宰的牲畜象徵違約者將會遭受的咒詛。神與族長亞伯拉罕立約時表明，若祂違背這約，祂就願意讓這樣的咒詛臨到自己（</w:t>
-      </w:r>
-      <w:hyperlink r:id="rId64">
-        <w:r>
-          <w:rPr>
-            <w:lang w:val="zh_TW" w:bidi="zh_TW"/>
-          </w:rPr>
-          <w:rPr>
-            <w:color w:val="0000EE"/>
-            <w:u w:val="single"/>
-          </w:rPr>
-          <w:t>創15:7–21</w:t>
-        </w:r>
-      </w:hyperlink>
-      <w:r>
-        <w:rPr>
-          <w:lang w:val="zh_TW" w:bidi="zh_TW"/>
-        </w:rPr>
-        <w:t>）。後來，神指控以色列的首領和百姓違背祂與他們所立的約，並警告違約後必然臨到的後果（</w:t>
-      </w:r>
-      <w:hyperlink r:id="rId65">
-        <w:r>
-          <w:rPr>
-            <w:lang w:val="zh_TW" w:bidi="zh_TW"/>
-          </w:rPr>
-          <w:rPr>
-            <w:color w:val="0000EE"/>
-            <w:u w:val="single"/>
-          </w:rPr>
-          <w:t>耶34:18–19</w:t>
-        </w:r>
-      </w:hyperlink>
-      <w:r>
-        <w:rPr>
-          <w:lang w:val="zh_TW" w:bidi="zh_TW"/>
-        </w:rPr>
-        <w:t>）。神在西奈山與以色列所立之約的核心部分，在於守約人的必蒙賜福，而違約的人必受咒詛（</w:t>
-      </w:r>
-      <w:hyperlink r:id="rId66">
-        <w:r>
-          <w:rPr>
-            <w:lang w:val="zh_TW" w:bidi="zh_TW"/>
-          </w:rPr>
-          <w:rPr>
-            <w:color w:val="0000EE"/>
-            <w:u w:val="single"/>
-          </w:rPr>
-          <w:t>申11:26–28，</w:t>
-        </w:r>
-      </w:hyperlink>
-      <w:hyperlink r:id="rId67">
-        <w:r>
-          <w:rPr>
-            <w:lang w:val="zh_TW" w:bidi="zh_TW"/>
-          </w:rPr>
-          <w:rPr>
-            <w:color w:val="0000EE"/>
-            <w:u w:val="single"/>
-          </w:rPr>
-          <w:t>27:15–26，</w:t>
-        </w:r>
-      </w:hyperlink>
-      <w:hyperlink r:id="rId68">
-        <w:r>
-          <w:rPr>
-            <w:lang w:val="zh_TW" w:bidi="zh_TW"/>
-          </w:rPr>
-          <w:rPr>
-            <w:color w:val="0000EE"/>
-            <w:u w:val="single"/>
-          </w:rPr>
-          <w:t>28:15–68，</w:t>
-        </w:r>
-      </w:hyperlink>
-      <w:hyperlink r:id="rId69">
-        <w:r>
-          <w:rPr>
-            <w:lang w:val="zh_TW" w:bidi="zh_TW"/>
-          </w:rPr>
-          <w:rPr>
-            <w:color w:val="0000EE"/>
-            <w:u w:val="single"/>
-          </w:rPr>
-          <w:t>30:19</w:t>
-        </w:r>
-      </w:hyperlink>
-      <w:r>
-        <w:rPr>
-          <w:lang w:val="zh_TW" w:bidi="zh_TW"/>
-        </w:rPr>
-        <w:t>；參</w:t>
-      </w:r>
-      <w:hyperlink r:id="rId70">
-        <w:r>
-          <w:rPr>
-            <w:lang w:val="zh_TW" w:bidi="zh_TW"/>
-          </w:rPr>
-          <w:rPr>
-            <w:color w:val="0000EE"/>
-            <w:u w:val="single"/>
-          </w:rPr>
-          <w:t>利26:3–39</w:t>
-        </w:r>
-      </w:hyperlink>
-      <w:r>
-        <w:rPr>
-          <w:lang w:val="zh_TW" w:bidi="zh_TW"/>
-        </w:rPr>
-        <w:t>）。在先知耶利米和以西結的時代，以色列確實遭受這些咒詛；包括君王在內的違約者皆面臨著咒詛的威脅（</w:t>
-      </w:r>
-      <w:hyperlink r:id="rId71">
-        <w:r>
-          <w:rPr>
-            <w:lang w:val="zh_TW" w:bidi="zh_TW"/>
-          </w:rPr>
-          <w:rPr>
-            <w:color w:val="0000EE"/>
-            <w:u w:val="single"/>
-          </w:rPr>
-          <w:t>耶11:3</w:t>
+        <w:t>聖經也直接指出，神在事情發生之前已經知道。神擁有這種知識，因此與不能預見將來的偶像截然不同（</w:t>
+      </w:r>
+      <w:hyperlink r:id="rId293">
+        <w:r>
+          <w:rPr>
+            <w:lang w:val="zh_TW" w:bidi="zh_TW"/>
+          </w:rPr>
+          <w:rPr>
+            <w:color w:val="0000EE"/>
+            <w:u w:val="single"/>
+          </w:rPr>
+          <w:t>賽44:6–8，</w:t>
+        </w:r>
+      </w:hyperlink>
+      <w:hyperlink r:id="rId294">
+        <w:r>
+          <w:rPr>
+            <w:lang w:val="zh_TW" w:bidi="zh_TW"/>
+          </w:rPr>
+          <w:rPr>
+            <w:color w:val="0000EE"/>
+            <w:u w:val="single"/>
+          </w:rPr>
+          <w:t>45:21</w:t>
+        </w:r>
+      </w:hyperlink>
+      <w:r>
+        <w:rPr>
+          <w:lang w:val="zh_TW" w:bidi="zh_TW"/>
+        </w:rPr>
+        <w:t>）。先知的預言正是以神的預知為基礎。例如：</w:t>
+      </w:r>
+    </w:p>
+    <w:p>
+      <w:pPr>
+        <w:pStyle w:val="ListBullet"/>
+        <w:spacing w:line="240" w:lineRule="auto"/>
+        <w:ind w:left="720"/>
+      </w:pPr>
+      <w:r>
+        <w:rPr>
+          <w:lang w:val="zh_TW" w:bidi="zh_TW"/>
+        </w:rPr>
+      </w:r>
+      <w:r>
+        <w:rPr>
+          <w:lang w:val="zh_TW" w:bidi="zh_TW"/>
+        </w:rPr>
+        <w:t>神告訴亞當和夏娃，女人的後裔要打傷蛇和蛇的後裔（</w:t>
+      </w:r>
+      <w:hyperlink r:id="rId295">
+        <w:r>
+          <w:rPr>
+            <w:lang w:val="zh_TW" w:bidi="zh_TW"/>
+          </w:rPr>
+          <w:rPr>
+            <w:color w:val="0000EE"/>
+            <w:u w:val="single"/>
+          </w:rPr>
+          <w:t>創3:15</w:t>
+        </w:r>
+      </w:hyperlink>
+      <w:r>
+        <w:rPr>
+          <w:lang w:val="zh_TW" w:bidi="zh_TW"/>
+        </w:rPr>
+        <w:t>）</w:t>
+      </w:r>
+    </w:p>
+    <w:p>
+      <w:pPr>
+        <w:pStyle w:val="ListBullet"/>
+        <w:spacing w:line="240" w:lineRule="auto"/>
+        <w:ind w:left="720"/>
+      </w:pPr>
+      <w:r>
+        <w:rPr>
+          <w:lang w:val="zh_TW" w:bidi="zh_TW"/>
+        </w:rPr>
+      </w:r>
+      <w:r>
+        <w:rPr>
+          <w:lang w:val="zh_TW" w:bidi="zh_TW"/>
+        </w:rPr>
+        <w:t>祂應許亞伯拉罕將來必得福（</w:t>
+      </w:r>
+      <w:hyperlink r:id="rId296">
+        <w:r>
+          <w:rPr>
+            <w:lang w:val="zh_TW" w:bidi="zh_TW"/>
+          </w:rPr>
+          <w:rPr>
+            <w:color w:val="0000EE"/>
+            <w:u w:val="single"/>
+          </w:rPr>
+          <w:t>創12:3</w:t>
+        </w:r>
+      </w:hyperlink>
+      <w:r>
+        <w:rPr>
+          <w:lang w:val="zh_TW" w:bidi="zh_TW"/>
+        </w:rPr>
+        <w:t>）</w:t>
+      </w:r>
+    </w:p>
+    <w:p>
+      <w:pPr>
+        <w:pStyle w:val="ListBullet"/>
+        <w:spacing w:line="240" w:lineRule="auto"/>
+        <w:ind w:left="720"/>
+      </w:pPr>
+      <w:r>
+        <w:rPr>
+          <w:lang w:val="zh_TW" w:bidi="zh_TW"/>
+        </w:rPr>
+      </w:r>
+      <w:r>
+        <w:rPr>
+          <w:lang w:val="zh_TW" w:bidi="zh_TW"/>
+        </w:rPr>
+        <w:t>神也對摩西說：「我知道雖用大能的手， 埃及王也不容你們去」（</w:t>
+      </w:r>
+      <w:hyperlink r:id="rId297">
+        <w:r>
+          <w:rPr>
+            <w:lang w:val="zh_TW" w:bidi="zh_TW"/>
+          </w:rPr>
+          <w:rPr>
+            <w:color w:val="0000EE"/>
+            <w:u w:val="single"/>
+          </w:rPr>
+          <w:t>出3:19</w:t>
+        </w:r>
+      </w:hyperlink>
+      <w:r>
+        <w:rPr>
+          <w:lang w:val="zh_TW" w:bidi="zh_TW"/>
+        </w:rPr>
+        <w:t>）</w:t>
+      </w:r>
+    </w:p>
+    <w:p>
+      <w:pPr/>
+      <w:r>
+        <w:rPr>
+          <w:lang w:val="zh_TW" w:bidi="zh_TW"/>
+        </w:rPr>
+      </w:r>
+      <w:r>
+        <w:rPr>
+          <w:lang w:val="zh_TW" w:bidi="zh_TW"/>
+        </w:rPr>
+        <w:t>舊約聖經的先知曾經預言彌賽亞將要臨到的榮耀（</w:t>
+      </w:r>
+      <w:hyperlink r:id="rId298">
+        <w:r>
+          <w:rPr>
+            <w:lang w:val="zh_TW" w:bidi="zh_TW"/>
+          </w:rPr>
+          <w:rPr>
+            <w:color w:val="0000EE"/>
+            <w:u w:val="single"/>
+          </w:rPr>
+          <w:t>賽9:1–7</w:t>
         </w:r>
       </w:hyperlink>
       <w:r>
@@ -1436,16 +7636,232 @@
         </w:rPr>
         <w:t>；</w:t>
       </w:r>
-      <w:hyperlink r:id="rId72">
-        <w:r>
-          <w:rPr>
-            <w:lang w:val="zh_TW" w:bidi="zh_TW"/>
-          </w:rPr>
-          <w:rPr>
-            <w:color w:val="0000EE"/>
-            <w:u w:val="single"/>
-          </w:rPr>
-          <w:t>結17:11–21</w:t>
+      <w:hyperlink r:id="rId165">
+        <w:r>
+          <w:rPr>
+            <w:lang w:val="zh_TW" w:bidi="zh_TW"/>
+          </w:rPr>
+          <w:rPr>
+            <w:color w:val="0000EE"/>
+            <w:u w:val="single"/>
+          </w:rPr>
+          <w:t>耶23:5–6</w:t>
+        </w:r>
+      </w:hyperlink>
+      <w:r>
+        <w:rPr>
+          <w:lang w:val="zh_TW" w:bidi="zh_TW"/>
+        </w:rPr>
+        <w:t>；</w:t>
+      </w:r>
+      <w:hyperlink r:id="rId299">
+        <w:r>
+          <w:rPr>
+            <w:lang w:val="zh_TW" w:bidi="zh_TW"/>
+          </w:rPr>
+          <w:rPr>
+            <w:color w:val="0000EE"/>
+            <w:u w:val="single"/>
+          </w:rPr>
+          <w:t>結34:20–31</w:t>
+        </w:r>
+      </w:hyperlink>
+      <w:r>
+        <w:rPr>
+          <w:lang w:val="zh_TW" w:bidi="zh_TW"/>
+        </w:rPr>
+        <w:t>；</w:t>
+      </w:r>
+      <w:hyperlink r:id="rId300">
+        <w:r>
+          <w:rPr>
+            <w:lang w:val="zh_TW" w:bidi="zh_TW"/>
+          </w:rPr>
+          <w:rPr>
+            <w:color w:val="0000EE"/>
+            <w:u w:val="single"/>
+          </w:rPr>
+          <w:t>何3:4–5</w:t>
+        </w:r>
+      </w:hyperlink>
+      <w:r>
+        <w:rPr>
+          <w:lang w:val="zh_TW" w:bidi="zh_TW"/>
+        </w:rPr>
+        <w:t>）。在</w:t>
+      </w:r>
+      <w:hyperlink r:id="rId301">
+        <w:r>
+          <w:rPr>
+            <w:lang w:val="zh_TW" w:bidi="zh_TW"/>
+          </w:rPr>
+          <w:rPr>
+            <w:color w:val="0000EE"/>
+            <w:u w:val="single"/>
+          </w:rPr>
+          <w:t>但以理書七章</w:t>
+        </w:r>
+      </w:hyperlink>
+      <w:r>
+        <w:rPr>
+          <w:lang w:val="zh_TW" w:bidi="zh_TW"/>
+        </w:rPr>
+        <w:t>，神啟示將來世界諸國會興起，又會如何衰落，並且祂會怎樣建立自己的國度（另見</w:t>
+      </w:r>
+      <w:hyperlink r:id="rId302">
+        <w:r>
+          <w:rPr>
+            <w:lang w:val="zh_TW" w:bidi="zh_TW"/>
+          </w:rPr>
+          <w:rPr>
+            <w:color w:val="0000EE"/>
+            <w:u w:val="single"/>
+          </w:rPr>
+          <w:t>但2:31–45</w:t>
+        </w:r>
+      </w:hyperlink>
+      <w:r>
+        <w:rPr>
+          <w:lang w:val="zh_TW" w:bidi="zh_TW"/>
+        </w:rPr>
+        <w:t>）。新約聖經多次指出，基督的事工和教會已經應驗了舊約的預言（</w:t>
+      </w:r>
+      <w:hyperlink r:id="rId303">
+        <w:r>
+          <w:rPr>
+            <w:lang w:val="zh_TW" w:bidi="zh_TW"/>
+          </w:rPr>
+          <w:rPr>
+            <w:color w:val="0000EE"/>
+            <w:u w:val="single"/>
+          </w:rPr>
+          <w:t>太1:22，</w:t>
+        </w:r>
+      </w:hyperlink>
+      <w:hyperlink r:id="rId304">
+        <w:r>
+          <w:rPr>
+            <w:lang w:val="zh_TW" w:bidi="zh_TW"/>
+          </w:rPr>
+          <w:rPr>
+            <w:color w:val="0000EE"/>
+            <w:u w:val="single"/>
+          </w:rPr>
+          <w:t>4:14，</w:t>
+        </w:r>
+      </w:hyperlink>
+      <w:hyperlink r:id="rId305">
+        <w:r>
+          <w:rPr>
+            <w:lang w:val="zh_TW" w:bidi="zh_TW"/>
+          </w:rPr>
+          <w:rPr>
+            <w:color w:val="0000EE"/>
+            <w:u w:val="single"/>
+          </w:rPr>
+          <w:t>8:17</w:t>
+        </w:r>
+      </w:hyperlink>
+      <w:r>
+        <w:rPr>
+          <w:lang w:val="zh_TW" w:bidi="zh_TW"/>
+        </w:rPr>
+        <w:t>；</w:t>
+      </w:r>
+      <w:hyperlink r:id="rId306">
+        <w:r>
+          <w:rPr>
+            <w:lang w:val="zh_TW" w:bidi="zh_TW"/>
+          </w:rPr>
+          <w:rPr>
+            <w:color w:val="0000EE"/>
+            <w:u w:val="single"/>
+          </w:rPr>
+          <w:t>約12:38–41</w:t>
+        </w:r>
+      </w:hyperlink>
+      <w:r>
+        <w:rPr>
+          <w:lang w:val="zh_TW" w:bidi="zh_TW"/>
+        </w:rPr>
+        <w:t>；</w:t>
+      </w:r>
+      <w:hyperlink r:id="rId307">
+        <w:r>
+          <w:rPr>
+            <w:lang w:val="zh_TW" w:bidi="zh_TW"/>
+          </w:rPr>
+          <w:rPr>
+            <w:color w:val="0000EE"/>
+            <w:u w:val="single"/>
+          </w:rPr>
+          <w:t>徒2:17–21，</w:t>
+        </w:r>
+      </w:hyperlink>
+      <w:hyperlink r:id="rId308">
+        <w:r>
+          <w:rPr>
+            <w:lang w:val="zh_TW" w:bidi="zh_TW"/>
+          </w:rPr>
+          <w:rPr>
+            <w:color w:val="0000EE"/>
+            <w:u w:val="single"/>
+          </w:rPr>
+          <w:t>3:22–25</w:t>
+        </w:r>
+      </w:hyperlink>
+      <w:r>
+        <w:rPr>
+          <w:lang w:val="zh_TW" w:bidi="zh_TW"/>
+        </w:rPr>
+        <w:t>；</w:t>
+      </w:r>
+      <w:hyperlink r:id="rId309">
+        <w:r>
+          <w:rPr>
+            <w:lang w:val="zh_TW" w:bidi="zh_TW"/>
+          </w:rPr>
+          <w:rPr>
+            <w:color w:val="0000EE"/>
+            <w:u w:val="single"/>
+          </w:rPr>
+          <w:t>加3:8</w:t>
+        </w:r>
+      </w:hyperlink>
+      <w:r>
+        <w:rPr>
+          <w:lang w:val="zh_TW" w:bidi="zh_TW"/>
+        </w:rPr>
+        <w:t>；</w:t>
+      </w:r>
+      <w:hyperlink r:id="rId310">
+        <w:r>
+          <w:rPr>
+            <w:lang w:val="zh_TW" w:bidi="zh_TW"/>
+          </w:rPr>
+          <w:rPr>
+            <w:color w:val="0000EE"/>
+            <w:u w:val="single"/>
+          </w:rPr>
+          <w:t>來5:6</w:t>
+        </w:r>
+      </w:hyperlink>
+      <w:r>
+        <w:rPr>
+          <w:lang w:val="zh_TW" w:bidi="zh_TW"/>
+        </w:rPr>
+        <w:t>；</w:t>
+      </w:r>
+      <w:hyperlink r:id="rId311">
+        <w:r>
+          <w:rPr>
+            <w:lang w:val="zh_TW" w:bidi="zh_TW"/>
+          </w:rPr>
+          <w:rPr>
+            <w:color w:val="0000EE"/>
+            <w:u w:val="single"/>
+          </w:rPr>
+          <w:t>彼前1:10–12</w:t>
         </w:r>
       </w:hyperlink>
       <w:r>
@@ -1456,17 +7872,6 @@
       </w:r>
     </w:p>
     <w:p>
-      <w:pPr>
-        <w:pStyle w:val="Heading4"/>
-      </w:pPr>
-      <w:r>
-        <w:rPr>
-          <w:lang w:val="zh_TW" w:bidi="zh_TW"/>
-        </w:rPr>
-        <w:t>關於「當滅的物」的禁令</w:t>
-      </w:r>
-    </w:p>
-    <w:p>
       <w:pPr/>
       <w:r>
         <w:rPr>
@@ -1477,471 +7882,169 @@
         <w:rPr>
           <w:lang w:val="zh_TW" w:bidi="zh_TW"/>
         </w:rPr>
-        <w:t>一種特別的咒詛就是「禁制」或「當滅的物（anathema）」。嚴格來說，這是一種誓，要把受此咒詛的人、牲畜或物件「獻給」神。在某些情況下，祭司可以使用落在禁制之下的物件（</w:t>
-      </w:r>
-      <w:hyperlink r:id="rId73">
-        <w:r>
-          <w:rPr>
-            <w:lang w:val="zh_TW" w:bidi="zh_TW"/>
-          </w:rPr>
-          <w:rPr>
-            <w:color w:val="0000EE"/>
-            <w:u w:val="single"/>
-          </w:rPr>
-          <w:t>民18:14</w:t>
-        </w:r>
-      </w:hyperlink>
+        <w:t>早期的希臘哲學家認為命運主宰一切將來的事，包括人類的歷史和眾神的結局。有時眾神可能知道某些將來的事，並把這些事透露給人，但人仍不能改變將要發生的事。這種看法與聖經所啟示的那位能親自認識人、知道將來，又按祂旨意帶領歷史發展的造物主大不相同。</w:t>
+      </w:r>
+    </w:p>
+    <w:p>
+      <w:pPr/>
+      <w:r>
+        <w:rPr>
+          <w:lang w:val="zh_TW" w:bidi="zh_TW"/>
+        </w:rPr>
+      </w:r>
+      <w:r>
+        <w:rPr>
+          <w:lang w:val="zh_TW" w:bidi="zh_TW"/>
+        </w:rPr>
+        <w:t>幾個世紀以來，神學家和哲學家一直討論神的預知與人的自由。有些人主張，如果神已經知道將來會發生甚麼，那事情就必定會發生，人所作的選擇就毫無意義。</w:t>
+      </w:r>
+    </w:p>
+    <w:p>
+      <w:pPr/>
+      <w:r>
+        <w:rPr>
+          <w:lang w:val="zh_TW" w:bidi="zh_TW"/>
+        </w:rPr>
+      </w:r>
+      <w:r>
+        <w:rPr>
+          <w:lang w:val="zh_TW" w:bidi="zh_TW"/>
+        </w:rPr>
+        <w:t>早期教會的神學家強烈否認預知等同預先決定。以殉道者游斯丁（Justin Martyr）為例，他說過：「我們談及之前預言那將來之事，不是指這些事必然如宿命般發生。」換言之，神知道將要發生的事，並不代表祂</w:t>
+      </w:r>
+      <w:r>
+        <w:rPr>
+          <w:b/>
+          <w:lang w:val="zh_TW" w:bidi="zh_TW"/>
+        </w:rPr>
+        <w:t>使</w:t>
+      </w:r>
+      <w:r>
+        <w:rPr>
+          <w:lang w:val="zh_TW" w:bidi="zh_TW"/>
+        </w:rPr>
+        <w:t>那些事發生。</w:t>
+      </w:r>
+    </w:p>
+    <w:p>
+      <w:pPr/>
+      <w:r>
+        <w:rPr>
+          <w:lang w:val="zh_TW" w:bidi="zh_TW"/>
+        </w:rPr>
+      </w:r>
+      <w:r>
+        <w:rPr>
+          <w:lang w:val="zh_TW" w:bidi="zh_TW"/>
+        </w:rPr>
+        <w:t>有些神學家擔心預知會削弱人的自由，於是他們主張神不能確定地知道將來的事。例如，現代進程神學（process theology，</w:t>
+      </w:r>
+      <w:r>
+        <w:rPr>
+          <w:lang w:val="zh_TW" w:bidi="zh_TW"/>
+        </w:rPr>
+        <w:t>又稱歷程神學</w:t>
+      </w:r>
+      <w:r>
+        <w:rPr>
+          <w:lang w:val="zh_TW" w:bidi="zh_TW"/>
+        </w:rPr>
+        <w:t>）認為，神會隨著自然和人類一同發展。這種看法認為神只能知道已經發生的事，而將來對神和人來說，都仍然是不確定的。一位較早期的神學家亞當·克拉克（Adam Clarke）則提出，神能知道一切將來的事，但祂選擇不預先知道其中的一部分。</w:t>
+      </w:r>
+    </w:p>
+    <w:p>
+      <w:pPr/>
+      <w:r>
+        <w:rPr>
+          <w:lang w:val="zh_TW" w:bidi="zh_TW"/>
+        </w:rPr>
+      </w:r>
+      <w:r>
+        <w:rPr>
+          <w:lang w:val="zh_TW" w:bidi="zh_TW"/>
+        </w:rPr>
+        <w:t>奧古斯丁（Augustine）採取另一種看法。他認為神活在永恆之中，在那裡一切事情同時呈現在祂面前；對神而言並沒有過去或將來。因此，祂並不是在事情發生之前「知道」那些事；祂以永恆的「現在」看見所有事件。然而，奧古斯丁並沒有否認神知道一切，包括將來將要發生的事。</w:t>
+      </w:r>
+    </w:p>
+    <w:p>
+      <w:pPr/>
+      <w:r>
+        <w:rPr>
+          <w:lang w:val="zh_TW" w:bidi="zh_TW"/>
+        </w:rPr>
+      </w:r>
+      <w:r>
+        <w:rPr>
+          <w:lang w:val="zh_TW" w:bidi="zh_TW"/>
+        </w:rPr>
+        <w:t>福音派神學家引用聖經指出，神知道一切將來的事。然而對此觀點仍存在不同見解。加爾文（Calvin）的跟隨者認為神知道所有事情，祂決定人類歷史會發生甚麼事，甚至連最細微的事情都由祂決定。這種觀點相信，預知與預定（即確保將來必定發生）緊密相關，甚至兩者皆為同一回事。大多數加爾文主義神學家強調，人仍然要為自己的選擇負責，他們不是盲目命運的受害者。他們也主張神不是罪的來源；罪是天使和人背叛那位聖潔、公義的神而來的。</w:t>
+      </w:r>
+    </w:p>
+    <w:p>
+      <w:pPr/>
+      <w:r>
+        <w:rPr>
+          <w:lang w:val="zh_TW" w:bidi="zh_TW"/>
+        </w:rPr>
+      </w:r>
+      <w:r>
+        <w:rPr>
+          <w:lang w:val="zh_TW" w:bidi="zh_TW"/>
+        </w:rPr>
+        <w:t>阿民念派</w:t>
+      </w:r>
+      <w:r>
+        <w:rPr>
+          <w:lang w:val="zh_TW" w:bidi="zh_TW"/>
+        </w:rPr>
+        <w:t>（Armenian Evangelicals）把預知與事件的預定分開。他們認為，神確定了人類歷史與世界救贖的整體計劃，但個人如何回應神則不在此範圍之內。因此，神可以預先知道一件事會發生，但祂無須直接使那件事發生。</w:t>
+      </w:r>
+    </w:p>
+    <w:p>
+      <w:pPr/>
+      <w:r>
+        <w:rPr>
+          <w:lang w:val="zh_TW" w:bidi="zh_TW"/>
+        </w:rPr>
+      </w:r>
+      <w:r>
+        <w:rPr>
+          <w:lang w:val="zh_TW" w:bidi="zh_TW"/>
+        </w:rPr>
+        <w:t>福音派基督徒對神的預知與歷史的關係，有不同看法。然而，聖經教導神預知一切，同時也教導人要為自己的選擇負責。</w:t>
+      </w:r>
+    </w:p>
+    <w:p>
+      <w:pPr/>
+      <w:r>
+        <w:rPr>
+          <w:lang w:val="zh_TW" w:bidi="zh_TW"/>
+        </w:rPr>
+      </w:r>
+      <w:r>
+        <w:rPr>
+          <w:i/>
+          <w:lang w:val="zh_TW" w:bidi="zh_TW"/>
+        </w:rPr>
+        <w:t>另見</w:t>
+      </w:r>
+      <w:r>
+        <w:rPr>
+          <w:lang w:val="zh_TW" w:bidi="zh_TW"/>
+        </w:rPr>
+        <w:t>揀選（動詞）、揀選（名詞）</w:t>
+      </w:r>
       <w:r>
         <w:rPr>
           <w:lang w:val="zh_TW" w:bidi="zh_TW"/>
         </w:rPr>
         <w:t>；</w:t>
       </w:r>
-      <w:hyperlink r:id="rId74">
-        <w:r>
-          <w:rPr>
-            <w:lang w:val="zh_TW" w:bidi="zh_TW"/>
-          </w:rPr>
-          <w:rPr>
-            <w:color w:val="0000EE"/>
-            <w:u w:val="single"/>
-          </w:rPr>
-          <w:t>結44:29</w:t>
-        </w:r>
-      </w:hyperlink>
-      <w:r>
-        <w:rPr>
-          <w:lang w:val="zh_TW" w:bidi="zh_TW"/>
-        </w:rPr>
-        <w:t>），但這規定不適用於活的生命。所有受禁制的人或牲畜，都要獻給神或毀滅（</w:t>
-      </w:r>
-      <w:hyperlink r:id="rId75">
-        <w:r>
-          <w:rPr>
-            <w:lang w:val="zh_TW" w:bidi="zh_TW"/>
-          </w:rPr>
-          <w:rPr>
-            <w:color w:val="0000EE"/>
-            <w:u w:val="single"/>
-          </w:rPr>
-          <w:t>利27:28–29</w:t>
-        </w:r>
-      </w:hyperlink>
-      <w:r>
-        <w:rPr>
-          <w:lang w:val="zh_TW" w:bidi="zh_TW"/>
-        </w:rPr>
-        <w:t>）。在以色列對外邦鄰國的爭戰中，禁制相當常見；有時會把一切都宣告為當滅的物（</w:t>
-      </w:r>
-      <w:hyperlink r:id="rId76">
-        <w:r>
-          <w:rPr>
-            <w:lang w:val="zh_TW" w:bidi="zh_TW"/>
-          </w:rPr>
-          <w:rPr>
-            <w:color w:val="0000EE"/>
-            <w:u w:val="single"/>
-          </w:rPr>
-          <w:t>書6:17–19</w:t>
-        </w:r>
-      </w:hyperlink>
-      <w:r>
-        <w:rPr>
-          <w:lang w:val="zh_TW" w:bidi="zh_TW"/>
-        </w:rPr>
-        <w:t>），但通常只會毀滅人和外邦的偶像（</w:t>
-      </w:r>
-      <w:hyperlink r:id="rId77">
-        <w:r>
-          <w:rPr>
-            <w:lang w:val="zh_TW" w:bidi="zh_TW"/>
-          </w:rPr>
-          <w:rPr>
-            <w:color w:val="0000EE"/>
-            <w:u w:val="single"/>
-          </w:rPr>
-          <w:t>申2:34，</w:t>
-        </w:r>
-      </w:hyperlink>
-      <w:hyperlink r:id="rId78">
-        <w:r>
-          <w:rPr>
-            <w:lang w:val="zh_TW" w:bidi="zh_TW"/>
-          </w:rPr>
-          <w:rPr>
-            <w:color w:val="0000EE"/>
-            <w:u w:val="single"/>
-          </w:rPr>
-          <w:t>3:6，</w:t>
-        </w:r>
-      </w:hyperlink>
-      <w:hyperlink r:id="rId79">
-        <w:r>
-          <w:rPr>
-            <w:lang w:val="zh_TW" w:bidi="zh_TW"/>
-          </w:rPr>
-          <w:rPr>
-            <w:color w:val="0000EE"/>
-            <w:u w:val="single"/>
-          </w:rPr>
-          <w:t>7:2、25–26</w:t>
-        </w:r>
-      </w:hyperlink>
-      <w:r>
-        <w:rPr>
-          <w:lang w:val="zh_TW" w:bidi="zh_TW"/>
-        </w:rPr>
-        <w:t>，連偶像熔化後的金子也不可保留）。若有人違反禁制，保存了當滅的物的任何部分，他自己也就落在禁制之下。亞干因為不尊重加在耶利哥上的禁制，使那咒詛的後果臨到全以色列，直到他承認自己的罪並被處死為止（</w:t>
-      </w:r>
-      <w:hyperlink r:id="rId80">
-        <w:r>
-          <w:rPr>
-            <w:lang w:val="zh_TW" w:bidi="zh_TW"/>
-          </w:rPr>
-          <w:rPr>
-            <w:color w:val="0000EE"/>
-            <w:u w:val="single"/>
-          </w:rPr>
-          <w:t>書7章</w:t>
-        </w:r>
-      </w:hyperlink>
-      <w:r>
-        <w:rPr>
-          <w:lang w:val="zh_TW" w:bidi="zh_TW"/>
-        </w:rPr>
-        <w:t>）。</w:t>
-      </w:r>
-    </w:p>
-    <w:p>
-      <w:pPr/>
-      <w:r>
-        <w:rPr>
-          <w:lang w:val="zh_TW" w:bidi="zh_TW"/>
-        </w:rPr>
-      </w:r>
-      <w:r>
-        <w:rPr>
-          <w:lang w:val="zh_TW" w:bidi="zh_TW"/>
-        </w:rPr>
-        <w:t>猶太人在被擄歸回後，不再以把人處死的方式實行當滅的物（或禁制）的做法；百姓會把違反咒詛的人趕出會眾，使他不再屬於以色列群體（</w:t>
-      </w:r>
-      <w:hyperlink r:id="rId81">
-        <w:r>
-          <w:rPr>
-            <w:lang w:val="zh_TW" w:bidi="zh_TW"/>
-          </w:rPr>
-          <w:rPr>
-            <w:color w:val="0000EE"/>
-            <w:u w:val="single"/>
-          </w:rPr>
-          <w:t>拉10:8</w:t>
-        </w:r>
-      </w:hyperlink>
-      <w:r>
-        <w:rPr>
-          <w:lang w:val="zh_TW" w:bidi="zh_TW"/>
-        </w:rPr>
-        <w:t>）。這表示那人不再屬於神的百姓，被視為「死了」。</w:t>
-      </w:r>
-    </w:p>
-    <w:p>
-      <w:pPr>
-        <w:pStyle w:val="Heading3"/>
-      </w:pPr>
-      <w:r>
-        <w:rPr>
-          <w:lang w:val="zh_TW" w:bidi="zh_TW"/>
-        </w:rPr>
-        <w:t>新約聖經時代的詛咒</w:t>
-      </w:r>
-    </w:p>
-    <w:p>
-      <w:pPr/>
-      <w:r>
-        <w:rPr>
-          <w:lang w:val="zh_TW" w:bidi="zh_TW"/>
-        </w:rPr>
-      </w:r>
-      <w:r>
-        <w:rPr>
-          <w:lang w:val="zh_TW" w:bidi="zh_TW"/>
-        </w:rPr>
-        <w:t>在新約聖經時期，猶太會堂實行逐出會堂（或當滅的物）的做法（</w:t>
-      </w:r>
-      <w:hyperlink r:id="rId82">
-        <w:r>
-          <w:rPr>
-            <w:lang w:val="zh_TW" w:bidi="zh_TW"/>
-          </w:rPr>
-          <w:rPr>
-            <w:color w:val="0000EE"/>
-            <w:u w:val="single"/>
-          </w:rPr>
-          <w:t>路6:22</w:t>
-        </w:r>
-      </w:hyperlink>
-      <w:r>
-        <w:rPr>
-          <w:lang w:val="zh_TW" w:bidi="zh_TW"/>
-        </w:rPr>
-        <w:t>；</w:t>
-      </w:r>
-      <w:hyperlink r:id="rId83">
-        <w:r>
-          <w:rPr>
-            <w:lang w:val="zh_TW" w:bidi="zh_TW"/>
-          </w:rPr>
-          <w:rPr>
-            <w:color w:val="0000EE"/>
-            <w:u w:val="single"/>
-          </w:rPr>
-          <w:t>約9:22，</w:t>
-        </w:r>
-      </w:hyperlink>
-      <w:hyperlink r:id="rId84">
-        <w:r>
-          <w:rPr>
-            <w:lang w:val="zh_TW" w:bidi="zh_TW"/>
-          </w:rPr>
-          <w:rPr>
-            <w:color w:val="0000EE"/>
-            <w:u w:val="single"/>
-          </w:rPr>
-          <w:t>12:42，</w:t>
-        </w:r>
-      </w:hyperlink>
-      <w:hyperlink r:id="rId85">
-        <w:r>
-          <w:rPr>
-            <w:lang w:val="zh_TW" w:bidi="zh_TW"/>
-          </w:rPr>
-          <w:rPr>
-            <w:color w:val="0000EE"/>
-            <w:u w:val="single"/>
-          </w:rPr>
-          <w:t>16:2</w:t>
-        </w:r>
-      </w:hyperlink>
-      <w:r>
-        <w:rPr>
-          <w:lang w:val="zh_TW" w:bidi="zh_TW"/>
-        </w:rPr>
-        <w:t>）。後來，基督徒也會宣告某些人不再屬於蒙救贖的群體（</w:t>
-      </w:r>
-      <w:hyperlink r:id="rId86">
-        <w:r>
-          <w:rPr>
-            <w:lang w:val="zh_TW" w:bidi="zh_TW"/>
-          </w:rPr>
-          <w:rPr>
-            <w:color w:val="0000EE"/>
-            <w:u w:val="single"/>
-          </w:rPr>
-          <w:t>太18:17</w:t>
-        </w:r>
-      </w:hyperlink>
-      <w:r>
-        <w:rPr>
-          <w:lang w:val="zh_TW" w:bidi="zh_TW"/>
-        </w:rPr>
-        <w:t>），或把他們「交給撒但」（</w:t>
-      </w:r>
-      <w:hyperlink r:id="rId87">
-        <w:r>
-          <w:rPr>
-            <w:lang w:val="zh_TW" w:bidi="zh_TW"/>
-          </w:rPr>
-          <w:rPr>
-            <w:color w:val="0000EE"/>
-            <w:u w:val="single"/>
-          </w:rPr>
-          <w:t>林前5:5</w:t>
-        </w:r>
-      </w:hyperlink>
-      <w:r>
-        <w:rPr>
-          <w:lang w:val="zh_TW" w:bidi="zh_TW"/>
-        </w:rPr>
-        <w:t>；</w:t>
-      </w:r>
-      <w:hyperlink r:id="rId88">
-        <w:r>
-          <w:rPr>
-            <w:lang w:val="zh_TW" w:bidi="zh_TW"/>
-          </w:rPr>
-          <w:rPr>
-            <w:color w:val="0000EE"/>
-            <w:u w:val="single"/>
-          </w:rPr>
-          <w:t>提前1:20</w:t>
-        </w:r>
-      </w:hyperlink>
-      <w:r>
-        <w:rPr>
-          <w:lang w:val="zh_TW" w:bidi="zh_TW"/>
-        </w:rPr>
-        <w:t>）。這兩種做法都源自舊約的禁制。不過與舊約的咒詛不同，只要那人悔改，逐出群體的做法就會立刻解除。</w:t>
-      </w:r>
-    </w:p>
-    <w:p>
-      <w:pPr/>
-      <w:r>
-        <w:rPr>
-          <w:lang w:val="zh_TW" w:bidi="zh_TW"/>
-        </w:rPr>
-      </w:r>
-      <w:r>
-        <w:rPr>
-          <w:lang w:val="zh_TW" w:bidi="zh_TW"/>
-        </w:rPr>
-        <w:t>當滅的物的做法等同把人視為「被拒絕」或「被神咒詛」，因此，未歸信前的大數人掃羅曾試圖迫使基督徒藉著咒詛基督來否認祂（參</w:t>
-      </w:r>
-      <w:hyperlink r:id="rId89">
-        <w:r>
-          <w:rPr>
-            <w:lang w:val="zh_TW" w:bidi="zh_TW"/>
-          </w:rPr>
-          <w:rPr>
-            <w:color w:val="0000EE"/>
-            <w:u w:val="single"/>
-          </w:rPr>
-          <w:t>徒26:11</w:t>
-        </w:r>
-      </w:hyperlink>
-      <w:r>
-        <w:rPr>
-          <w:lang w:val="zh_TW" w:bidi="zh_TW"/>
-        </w:rPr>
-        <w:t>）。後來，當保羅（掃羅）成為使徒後，他警告說，凡被神的靈感動說話的人，都不能說耶穌是可咒詛的（</w:t>
-      </w:r>
-      <w:hyperlink r:id="rId90">
-        <w:r>
-          <w:rPr>
-            <w:lang w:val="zh_TW" w:bidi="zh_TW"/>
-          </w:rPr>
-          <w:rPr>
-            <w:color w:val="0000EE"/>
-            <w:u w:val="single"/>
-          </w:rPr>
-          <w:t>林前12:3</w:t>
-        </w:r>
-      </w:hyperlink>
-      <w:r>
-        <w:rPr>
-          <w:lang w:val="zh_TW" w:bidi="zh_TW"/>
-        </w:rPr>
-        <w:t>）。保羅宣告咒詛（注定要受審判與滅亡）任何宣揚與他及眾使徒所傳不同福音之人（</w:t>
-      </w:r>
-      <w:hyperlink r:id="rId91">
-        <w:r>
-          <w:rPr>
-            <w:lang w:val="zh_TW" w:bidi="zh_TW"/>
-          </w:rPr>
-          <w:rPr>
-            <w:color w:val="0000EE"/>
-            <w:u w:val="single"/>
-          </w:rPr>
-          <w:t>加1:8–9</w:t>
-        </w:r>
-      </w:hyperlink>
-      <w:r>
-        <w:rPr>
-          <w:lang w:val="zh_TW" w:bidi="zh_TW"/>
-        </w:rPr>
-        <w:t>）。保羅說，他寧願自己被咒詛，被剝奪救恩，與神的子民隔絕，也希望使他的同胞以色列人得救（</w:t>
-      </w:r>
-      <w:hyperlink r:id="rId92">
-        <w:r>
-          <w:rPr>
-            <w:lang w:val="zh_TW" w:bidi="zh_TW"/>
-          </w:rPr>
-          <w:rPr>
-            <w:color w:val="0000EE"/>
-            <w:u w:val="single"/>
-          </w:rPr>
-          <w:t>羅9:3</w:t>
-        </w:r>
-      </w:hyperlink>
-      <w:r>
-        <w:rPr>
-          <w:lang w:val="zh_TW" w:bidi="zh_TW"/>
-        </w:rPr>
-        <w:t>）。他的心願反映基督的愛——基督甘願在十字架上受苦受死，承擔「律法的詛咒」，好救贖人脫離這咒詛（</w:t>
-      </w:r>
-      <w:hyperlink r:id="rId93">
-        <w:r>
-          <w:rPr>
-            <w:lang w:val="zh_TW" w:bidi="zh_TW"/>
-          </w:rPr>
-          <w:rPr>
-            <w:color w:val="0000EE"/>
-            <w:u w:val="single"/>
-          </w:rPr>
-          <w:t>加3:8–14</w:t>
-        </w:r>
-      </w:hyperlink>
-      <w:r>
-        <w:rPr>
-          <w:lang w:val="zh_TW" w:bidi="zh_TW"/>
-        </w:rPr>
-        <w:t>；參</w:t>
-      </w:r>
-      <w:hyperlink r:id="rId94">
-        <w:r>
-          <w:rPr>
-            <w:lang w:val="zh_TW" w:bidi="zh_TW"/>
-          </w:rPr>
-          <w:rPr>
-            <w:color w:val="0000EE"/>
-            <w:u w:val="single"/>
-          </w:rPr>
-          <w:t>申21:22–23</w:t>
-        </w:r>
-      </w:hyperlink>
-      <w:r>
-        <w:rPr>
-          <w:lang w:val="zh_TW" w:bidi="zh_TW"/>
-        </w:rPr>
-        <w:t>）。新約聖經應許將來有一日「再沒有咒詛」（</w:t>
-      </w:r>
-      <w:hyperlink r:id="rId95">
-        <w:r>
-          <w:rPr>
-            <w:lang w:val="zh_TW" w:bidi="zh_TW"/>
-          </w:rPr>
-          <w:rPr>
-            <w:color w:val="0000EE"/>
-            <w:u w:val="single"/>
-          </w:rPr>
-          <w:t>啟22:3</w:t>
-        </w:r>
-      </w:hyperlink>
-      <w:r>
-        <w:rPr>
-          <w:lang w:val="zh_TW" w:bidi="zh_TW"/>
-        </w:rPr>
-        <w:t>）。</w:t>
-      </w:r>
-    </w:p>
-    <w:p>
-      <w:pPr/>
-      <w:r>
-        <w:rPr>
-          <w:lang w:val="zh_TW" w:bidi="zh_TW"/>
-        </w:rPr>
-      </w:r>
-      <w:r>
-        <w:rPr>
-          <w:i/>
-          <w:lang w:val="zh_TW" w:bidi="zh_TW"/>
-        </w:rPr>
-        <w:t>另見</w:t>
-      </w:r>
-      <w:r>
-        <w:rPr>
-          <w:lang w:val="zh_TW" w:bidi="zh_TW"/>
-        </w:rPr>
-        <w:t>聖戰</w:t>
+      <w:r>
+        <w:rPr>
+          <w:lang w:val="zh_TW" w:bidi="zh_TW"/>
+        </w:rPr>
+        <w:t>預定</w:t>
       </w:r>
       <w:r>
         <w:rPr>
@@ -3850,6 +9953,30 @@
   <w:num w:numId="13" w16cid:durableId="592781308">
     <w:abstractNumId w:val="11"/>
   </w:num>
+  <w:num w:numId="14">
+    <w:abstractNumId w:val="3"/>
+    <w:lvlOverride w:ilvl="0">
+      <w:startOverride w:val="1"/>
+    </w:lvlOverride>
+  </w:num>
+  <w:num w:numId="15">
+    <w:abstractNumId w:val="3"/>
+    <w:lvlOverride w:ilvl="0">
+      <w:startOverride w:val="1"/>
+    </w:lvlOverride>
+  </w:num>
+  <w:num w:numId="16">
+    <w:abstractNumId w:val="3"/>
+    <w:lvlOverride w:ilvl="0">
+      <w:startOverride w:val="1"/>
+    </w:lvlOverride>
+  </w:num>
+  <w:num w:numId="17">
+    <w:abstractNumId w:val="3"/>
+    <w:lvlOverride w:ilvl="0">
+      <w:startOverride w:val="1"/>
+    </w:lvlOverride>
+  </w:num>
   <w:numIdMacAtCleanup w:val="10"/>
 </w:numbering>
 </file>

--- a/zht/docx/173.content.docx
+++ b/zht/docx/173.content.docx
@@ -19,7 +19,7 @@
         <w:rPr>
           <w:lang w:val="zh_TW" w:bidi="zh_TW"/>
         </w:rPr>
-        <w:t>Resource: Tyndale Open Bible Dictionary</w:t>
+        <w:t>Resource: Aquifer Open Bible Dictionary</w:t>
       </w:r>
       <w:r>
         <w:rPr>
@@ -112,7 +112,7 @@
         <w:rPr>
           <w:lang w:val="zh_TW" w:bidi="zh_TW"/>
         </w:rPr>
-        <w:t>Tyndale Open Bible Dictionary</w:t>
+        <w:t>Aquifer Open Bible Dictionary</w:t>
       </w:r>
     </w:p>
     <w:p>
@@ -149,7 +149,7 @@
         <w:rPr>
           <w:lang w:val="zh_TW" w:bidi="zh_TW"/>
         </w:rPr>
-        <w:t>xiao</w:t>
+        <w:t>xian</w:t>
       </w:r>
       <w:r>
         <w:rPr>
@@ -212,7 +212,7 @@
         <w:rPr>
           <w:lang w:val="zh_TW" w:bidi="zh_TW"/>
         </w:rPr>
-        <w:t>小錢</w:t>
+        <w:t>先知，女先知</w:t>
       </w:r>
       <w:r>
         <w:rPr>
@@ -231,72 +231,7 @@
         <w:rPr>
           <w:lang w:val="zh_TW" w:bidi="zh_TW"/>
         </w:rPr>
-        <w:t>一種小型青銅幣或銅幣，其價值不到一分錢。</w:t>
-      </w:r>
-      <w:hyperlink r:id="rId13">
-        <w:r>
-          <w:rPr>
-            <w:lang w:val="zh_TW" w:bidi="zh_TW"/>
-          </w:rPr>
-          <w:rPr>
-            <w:color w:val="0000EE"/>
-            <w:u w:val="single"/>
-          </w:rPr>
-          <w:t>馬可福音十二章42節</w:t>
-        </w:r>
-      </w:hyperlink>
-      <w:r>
-        <w:rPr>
-          <w:lang w:val="zh_TW" w:bidi="zh_TW"/>
-        </w:rPr>
-        <w:t>中使用了這個詞。</w:t>
-      </w:r>
-      <w:r>
-        <w:rPr>
-          <w:i/>
-          <w:lang w:val="zh_TW" w:bidi="zh_TW"/>
-        </w:rPr>
-        <w:t>參</w:t>
-      </w:r>
-      <w:r>
-        <w:rPr>
-          <w:lang w:val="zh_TW" w:bidi="zh_TW"/>
-        </w:rPr>
-        <w:t xml:space="preserve">： </w:t>
-      </w:r>
-      <w:r>
-        <w:rPr>
-          <w:lang w:val="zh_TW" w:bidi="zh_TW"/>
-        </w:rPr>
-        <w:t>硬幣</w:t>
-      </w:r>
-      <w:r>
-        <w:rPr>
-          <w:lang w:val="zh_TW" w:bidi="zh_TW"/>
-        </w:rPr>
-        <w:t>；</w:t>
-      </w:r>
-      <w:r>
-        <w:rPr>
-          <w:lang w:val="zh_TW" w:bidi="zh_TW"/>
-        </w:rPr>
-        <w:t>金錢</w:t>
-      </w:r>
-      <w:r>
-        <w:rPr>
-          <w:lang w:val="zh_TW" w:bidi="zh_TW"/>
-        </w:rPr>
-        <w:t>。</w:t>
-      </w:r>
-      <w:r>
-        <w:rPr>
-          <w:lang w:val="zh_TW" w:bidi="zh_TW"/>
-        </w:rPr>
-      </w:r>
-      <w:r>
-        <w:rPr>
-          <w:lang w:val="zh_TW" w:bidi="zh_TW"/>
-        </w:rPr>
+        <w:t>蒙神揀選的男性或女性，代表祂說話，並預言神所計劃之事。</w:t>
       </w:r>
     </w:p>
     <w:p>
@@ -306,21 +241,11 @@
           <w:lang w:val="zh_TW" w:bidi="zh_TW"/>
         </w:rPr>
       </w:r>
-    </w:p>
-    <w:p>
-      <w:pPr>
-        <w:pStyle w:val="Heading2"/>
-      </w:pPr>
-      <w:r>
-        <w:rPr>
-          <w:lang w:val="zh_TW" w:bidi="zh_TW"/>
-        </w:rPr>
-        <w:t>笑</w:t>
-      </w:r>
-      <w:r>
-        <w:rPr>
-          <w:lang w:val="zh_TW" w:bidi="zh_TW"/>
-        </w:rPr>
+      <w:r>
+        <w:rPr>
+          <w:lang w:val="zh_TW" w:bidi="zh_TW"/>
+        </w:rPr>
+        <w:t>概述</w:t>
       </w:r>
     </w:p>
     <w:p>
@@ -334,169 +259,7 @@
         <w:rPr>
           <w:lang w:val="zh_TW" w:bidi="zh_TW"/>
         </w:rPr>
-        <w:t>各種情緒的表達。笑能表達極其喜樂的快樂，當環境轉好時也是如此，例如猶大人從被擄歸回的時候（</w:t>
-      </w:r>
-      <w:hyperlink r:id="rId14">
-        <w:r>
-          <w:rPr>
-            <w:lang w:val="zh_TW" w:bidi="zh_TW"/>
-          </w:rPr>
-          <w:rPr>
-            <w:color w:val="0000EE"/>
-            <w:u w:val="single"/>
-          </w:rPr>
-          <w:t>詩126:2</w:t>
-        </w:r>
-      </w:hyperlink>
-      <w:r>
-        <w:rPr>
-          <w:lang w:val="zh_TW" w:bidi="zh_TW"/>
-        </w:rPr>
-        <w:t>）。約伯的一位安慰者也真誠卻又輕易地將這樣的喜樂送給約伯（</w:t>
-      </w:r>
-      <w:hyperlink r:id="rId15">
-        <w:r>
-          <w:rPr>
-            <w:lang w:val="zh_TW" w:bidi="zh_TW"/>
-          </w:rPr>
-          <w:rPr>
-            <w:color w:val="0000EE"/>
-            <w:u w:val="single"/>
-          </w:rPr>
-          <w:t>伯8:21</w:t>
-        </w:r>
-      </w:hyperlink>
-      <w:r>
-        <w:rPr>
-          <w:lang w:val="zh_TW" w:bidi="zh_TW"/>
-        </w:rPr>
-        <w:t>）。為了鼓勵其他人，笑也可以是帶著善意與友善的（</w:t>
-      </w:r>
-      <w:hyperlink r:id="rId16">
-        <w:r>
-          <w:rPr>
-            <w:lang w:val="zh_TW" w:bidi="zh_TW"/>
-          </w:rPr>
-          <w:rPr>
-            <w:color w:val="0000EE"/>
-            <w:u w:val="single"/>
-          </w:rPr>
-          <w:t>29:24</w:t>
-        </w:r>
-      </w:hyperlink>
-      <w:r>
-        <w:rPr>
-          <w:lang w:val="zh_TW" w:bidi="zh_TW"/>
-        </w:rPr>
-        <w:t>）。雖然「哭有時，笑有時」（</w:t>
-      </w:r>
-      <w:hyperlink r:id="rId17">
-        <w:r>
-          <w:rPr>
-            <w:lang w:val="zh_TW" w:bidi="zh_TW"/>
-          </w:rPr>
-          <w:rPr>
-            <w:color w:val="0000EE"/>
-            <w:u w:val="single"/>
-          </w:rPr>
-          <w:t>傳3:4</w:t>
-        </w:r>
-      </w:hyperlink>
-      <w:r>
-        <w:rPr>
-          <w:lang w:val="zh_TW" w:bidi="zh_TW"/>
-        </w:rPr>
-        <w:t>），但傳道者心裡存著疑問：人生不是一件可笑的事，憂愁反而能成為更好的教師（</w:t>
-      </w:r>
-      <w:hyperlink r:id="rId18">
-        <w:r>
-          <w:rPr>
-            <w:lang w:val="zh_TW" w:bidi="zh_TW"/>
-          </w:rPr>
-          <w:rPr>
-            <w:color w:val="0000EE"/>
-            <w:u w:val="single"/>
-          </w:rPr>
-          <w:t>2:2</w:t>
-        </w:r>
-      </w:hyperlink>
-      <w:r>
-        <w:rPr>
-          <w:lang w:val="zh_TW" w:bidi="zh_TW"/>
-        </w:rPr>
-        <w:t>，</w:t>
-      </w:r>
-      <w:hyperlink r:id="rId19">
-        <w:r>
-          <w:rPr>
-            <w:lang w:val="zh_TW" w:bidi="zh_TW"/>
-          </w:rPr>
-          <w:rPr>
-            <w:color w:val="0000EE"/>
-            <w:u w:val="single"/>
-          </w:rPr>
-          <w:t>7:3</w:t>
-        </w:r>
-      </w:hyperlink>
-      <w:r>
-        <w:rPr>
-          <w:lang w:val="zh_TW" w:bidi="zh_TW"/>
-        </w:rPr>
-        <w:t>）。然而，人能夠不把某些事太當真，也是好的。那位預備周全的賢德婦人「想到日後的景況就喜笑」（</w:t>
-      </w:r>
-      <w:hyperlink r:id="rId20">
-        <w:r>
-          <w:rPr>
-            <w:lang w:val="zh_TW" w:bidi="zh_TW"/>
-          </w:rPr>
-          <w:rPr>
-            <w:color w:val="0000EE"/>
-            <w:u w:val="single"/>
-          </w:rPr>
-          <w:t>箴31:25</w:t>
-        </w:r>
-      </w:hyperlink>
-      <w:r>
-        <w:rPr>
-          <w:lang w:val="zh_TW" w:bidi="zh_TW"/>
-        </w:rPr>
-        <w:t>）。約伯也得著了不必擔心爭戰和饑荒的應許（</w:t>
-      </w:r>
-      <w:hyperlink r:id="rId21">
-        <w:r>
-          <w:rPr>
-            <w:lang w:val="zh_TW" w:bidi="zh_TW"/>
-          </w:rPr>
-          <w:rPr>
-            <w:color w:val="0000EE"/>
-            <w:u w:val="single"/>
-          </w:rPr>
-          <w:t>伯5:22</w:t>
-        </w:r>
-      </w:hyperlink>
-      <w:r>
-        <w:rPr>
-          <w:lang w:val="zh_TW" w:bidi="zh_TW"/>
-        </w:rPr>
-        <w:t>；參</w:t>
-      </w:r>
-      <w:hyperlink r:id="rId22">
-        <w:r>
-          <w:rPr>
-            <w:lang w:val="zh_TW" w:bidi="zh_TW"/>
-          </w:rPr>
-          <w:rPr>
-            <w:color w:val="0000EE"/>
-            <w:u w:val="single"/>
-          </w:rPr>
-          <w:t>哈1:9</w:t>
-        </w:r>
-      </w:hyperlink>
-      <w:r>
-        <w:rPr>
-          <w:lang w:val="zh_TW" w:bidi="zh_TW"/>
-        </w:rPr>
-        <w:t>）。</w:t>
+        <w:t>• 引言</w:t>
       </w:r>
     </w:p>
     <w:p>
@@ -510,169 +273,7 @@
         <w:rPr>
           <w:lang w:val="zh_TW" w:bidi="zh_TW"/>
         </w:rPr>
-        <w:t>笑也帶著負面、嘲諷的意味。我們會嘲笑別人，也會笑他們受到羞辱。這個層面在舊約聖經裡特別突出。約伯和耶利米都抱怨自己成了笑柄（</w:t>
-      </w:r>
-      <w:hyperlink r:id="rId23">
-        <w:r>
-          <w:rPr>
-            <w:lang w:val="zh_TW" w:bidi="zh_TW"/>
-          </w:rPr>
-          <w:rPr>
-            <w:color w:val="0000EE"/>
-            <w:u w:val="single"/>
-          </w:rPr>
-          <w:t>伯12:4</w:t>
-        </w:r>
-      </w:hyperlink>
-      <w:r>
-        <w:rPr>
-          <w:lang w:val="zh_TW" w:bidi="zh_TW"/>
-        </w:rPr>
-        <w:t>；</w:t>
-      </w:r>
-      <w:hyperlink r:id="rId24">
-        <w:r>
-          <w:rPr>
-            <w:lang w:val="zh_TW" w:bidi="zh_TW"/>
-          </w:rPr>
-          <w:rPr>
-            <w:color w:val="0000EE"/>
-            <w:u w:val="single"/>
-          </w:rPr>
-          <w:t>耶20:7</w:t>
-        </w:r>
-      </w:hyperlink>
-      <w:r>
-        <w:rPr>
-          <w:lang w:val="zh_TW" w:bidi="zh_TW"/>
-        </w:rPr>
-        <w:t>）。以色列這個民族也抱怨，仇敵在他們的患難中譏笑他們（</w:t>
-      </w:r>
-      <w:hyperlink r:id="rId25">
-        <w:r>
-          <w:rPr>
-            <w:lang w:val="zh_TW" w:bidi="zh_TW"/>
-          </w:rPr>
-          <w:rPr>
-            <w:color w:val="0000EE"/>
-            <w:u w:val="single"/>
-          </w:rPr>
-          <w:t>詩80:6</w:t>
-        </w:r>
-      </w:hyperlink>
-      <w:r>
-        <w:rPr>
-          <w:lang w:val="zh_TW" w:bidi="zh_TW"/>
-        </w:rPr>
-        <w:t>；參</w:t>
-      </w:r>
-      <w:hyperlink r:id="rId26">
-        <w:r>
-          <w:rPr>
-            <w:lang w:val="zh_TW" w:bidi="zh_TW"/>
-          </w:rPr>
-          <w:rPr>
-            <w:color w:val="0000EE"/>
-            <w:u w:val="single"/>
-          </w:rPr>
-          <w:t>代下30:10</w:t>
-        </w:r>
-      </w:hyperlink>
-      <w:r>
-        <w:rPr>
-          <w:lang w:val="zh_TW" w:bidi="zh_TW"/>
-        </w:rPr>
-        <w:t>）。有時這樣的笑確實有其理由。在</w:t>
-      </w:r>
-      <w:hyperlink r:id="rId27">
-        <w:r>
-          <w:rPr>
-            <w:lang w:val="zh_TW" w:bidi="zh_TW"/>
-          </w:rPr>
-          <w:rPr>
-            <w:color w:val="0000EE"/>
-            <w:u w:val="single"/>
-          </w:rPr>
-          <w:t>詩篇五十二篇6節</w:t>
-        </w:r>
-      </w:hyperlink>
-      <w:r>
-        <w:rPr>
-          <w:lang w:val="zh_TW" w:bidi="zh_TW"/>
-        </w:rPr>
-        <w:t>中，義人得著應許：他們終究會笑到最後，而被嘲笑的是那惡人、不信的人——他以為自己可以將神排除在生命之外。在</w:t>
-      </w:r>
-      <w:hyperlink r:id="rId28">
-        <w:r>
-          <w:rPr>
-            <w:lang w:val="zh_TW" w:bidi="zh_TW"/>
-          </w:rPr>
-          <w:rPr>
-            <w:color w:val="0000EE"/>
-            <w:u w:val="single"/>
-          </w:rPr>
-          <w:t>箴言一章26節</w:t>
-        </w:r>
-      </w:hyperlink>
-      <w:r>
-        <w:rPr>
-          <w:lang w:val="zh_TW" w:bidi="zh_TW"/>
-        </w:rPr>
-        <w:t>，擬人化的智慧警告說：她要在那些拒絕聽從她勸告之人的災難中發笑；那會是他們罪有應得的結果。在這個意義上，詩篇有三處將笑描寫為神的反應。神嗤笑那些策劃敵擋他受膏君王的列邦（</w:t>
-      </w:r>
-      <w:hyperlink r:id="rId29">
-        <w:r>
-          <w:rPr>
-            <w:lang w:val="zh_TW" w:bidi="zh_TW"/>
-          </w:rPr>
-          <w:rPr>
-            <w:color w:val="0000EE"/>
-            <w:u w:val="single"/>
-          </w:rPr>
-          <w:t>詩2:4</w:t>
-        </w:r>
-      </w:hyperlink>
-      <w:r>
-        <w:rPr>
-          <w:lang w:val="zh_TW" w:bidi="zh_TW"/>
-        </w:rPr>
-        <w:t>）。他嗤笑惡人，因為他知道他們正走向災禍（</w:t>
-      </w:r>
-      <w:hyperlink r:id="rId30">
-        <w:r>
-          <w:rPr>
-            <w:lang w:val="zh_TW" w:bidi="zh_TW"/>
-          </w:rPr>
-          <w:rPr>
-            <w:color w:val="0000EE"/>
-            <w:u w:val="single"/>
-          </w:rPr>
-          <w:t>37:13</w:t>
-        </w:r>
-      </w:hyperlink>
-      <w:r>
-        <w:rPr>
-          <w:lang w:val="zh_TW" w:bidi="zh_TW"/>
-        </w:rPr>
-        <w:t>）。詩人也邀請神嗤笑他的仇敵（</w:t>
-      </w:r>
-      <w:hyperlink r:id="rId31">
-        <w:r>
-          <w:rPr>
-            <w:lang w:val="zh_TW" w:bidi="zh_TW"/>
-          </w:rPr>
-          <w:rPr>
-            <w:color w:val="0000EE"/>
-            <w:u w:val="single"/>
-          </w:rPr>
-          <w:t>59:8</w:t>
-        </w:r>
-      </w:hyperlink>
-      <w:r>
-        <w:rPr>
-          <w:lang w:val="zh_TW" w:bidi="zh_TW"/>
-        </w:rPr>
-        <w:t>）。這種屬神的笑是用來表達：真理終究必然得勝。</w:t>
+        <w:t>• 先知的稱謂和歷史</w:t>
       </w:r>
     </w:p>
     <w:p>
@@ -686,7 +287,499 @@
         <w:rPr>
           <w:lang w:val="zh_TW" w:bidi="zh_TW"/>
         </w:rPr>
-        <w:t>笑在亞伯拉罕的敘事裡佔有一個特別的位置。它被用在他兒子以撒的名字上；這名字的意思是「他笑」，或「願（神）（向他）微笑」。希伯來的故事喜歡將字詞的意思表達出來，所以人對以撒——這個承載神對族長應許的管道——出生的反應就用笑來描述。這在神學上很重要，因為它往往與信心形成對比。在</w:t>
+        <w:t>• 感動</w:t>
+      </w:r>
+    </w:p>
+    <w:p>
+      <w:pPr/>
+      <w:r>
+        <w:rPr>
+          <w:lang w:val="zh_TW" w:bidi="zh_TW"/>
+        </w:rPr>
+      </w:r>
+      <w:r>
+        <w:rPr>
+          <w:lang w:val="zh_TW" w:bidi="zh_TW"/>
+        </w:rPr>
+        <w:t>• 真假先知</w:t>
+      </w:r>
+    </w:p>
+    <w:p>
+      <w:pPr/>
+      <w:r>
+        <w:rPr>
+          <w:lang w:val="zh_TW" w:bidi="zh_TW"/>
+        </w:rPr>
+      </w:r>
+      <w:r>
+        <w:rPr>
+          <w:lang w:val="zh_TW" w:bidi="zh_TW"/>
+        </w:rPr>
+        <w:t>• 先知的作用</w:t>
+      </w:r>
+    </w:p>
+    <w:p>
+      <w:pPr/>
+      <w:r>
+        <w:rPr>
+          <w:lang w:val="zh_TW" w:bidi="zh_TW"/>
+        </w:rPr>
+      </w:r>
+      <w:r>
+        <w:rPr>
+          <w:lang w:val="zh_TW" w:bidi="zh_TW"/>
+        </w:rPr>
+        <w:t>• 傳講的方式</w:t>
+      </w:r>
+    </w:p>
+    <w:p>
+      <w:pPr>
+        <w:pStyle w:val="Heading3"/>
+      </w:pPr>
+      <w:r>
+        <w:rPr>
+          <w:lang w:val="zh_TW" w:bidi="zh_TW"/>
+        </w:rPr>
+        <w:t>介紹</w:t>
+      </w:r>
+    </w:p>
+    <w:p>
+      <w:pPr/>
+      <w:r>
+        <w:rPr>
+          <w:lang w:val="zh_TW" w:bidi="zh_TW"/>
+        </w:rPr>
+      </w:r>
+      <w:r>
+        <w:rPr>
+          <w:lang w:val="zh_TW" w:bidi="zh_TW"/>
+        </w:rPr>
+        <w:t>當耶穌使寡婦的兒子從死裡復活時，旁觀者說：「</w:t>
+      </w:r>
+      <w:r>
+        <w:rPr>
+          <w:lang w:val="zh_TW" w:bidi="zh_TW"/>
+        </w:rPr>
+        <w:t>有大先知在我們中間興起來了</w:t>
+      </w:r>
+      <w:r>
+        <w:rPr>
+          <w:lang w:val="zh_TW" w:bidi="zh_TW"/>
+        </w:rPr>
+        <w:t>！」（</w:t>
+      </w:r>
+      <w:hyperlink r:id="rId13">
+        <w:r>
+          <w:rPr>
+            <w:lang w:val="zh_TW" w:bidi="zh_TW"/>
+          </w:rPr>
+          <w:rPr>
+            <w:color w:val="0000EE"/>
+            <w:u w:val="single"/>
+          </w:rPr>
+          <w:t>路7:16</w:t>
+        </w:r>
+      </w:hyperlink>
+      <w:r>
+        <w:rPr>
+          <w:lang w:val="zh_TW" w:bidi="zh_TW"/>
+        </w:rPr>
+        <w:t>；參</w:t>
+      </w:r>
+      <w:hyperlink r:id="rId14">
+        <w:r>
+          <w:rPr>
+            <w:lang w:val="zh_TW" w:bidi="zh_TW"/>
+          </w:rPr>
+          <w:rPr>
+            <w:color w:val="0000EE"/>
+            <w:u w:val="single"/>
+          </w:rPr>
+          <w:t>可6:15</w:t>
+        </w:r>
+      </w:hyperlink>
+      <w:r>
+        <w:rPr>
+          <w:lang w:val="zh_TW" w:bidi="zh_TW"/>
+        </w:rPr>
+        <w:t>，</w:t>
+      </w:r>
+      <w:hyperlink r:id="rId15">
+        <w:r>
+          <w:rPr>
+            <w:lang w:val="zh_TW" w:bidi="zh_TW"/>
+          </w:rPr>
+          <w:rPr>
+            <w:color w:val="0000EE"/>
+            <w:u w:val="single"/>
+          </w:rPr>
+          <w:t>8:28</w:t>
+        </w:r>
+      </w:hyperlink>
+      <w:r>
+        <w:rPr>
+          <w:lang w:val="zh_TW" w:bidi="zh_TW"/>
+        </w:rPr>
+        <w:t>）在猶太的宗教思想中，最為生動且具規範意義的宗教事件，都集中在先知蒙召和事工，就是神透過先知向祂的子民傳達話語。人們對於耶穌的評價，其實是比他們所知的更為正確，因為神確實在耶穌裡面臨到他們；而耶穌的地位雖然遠高過先知，實際上卻正是摩西所預言，先知秩序的冠冕和高峰（</w:t>
+      </w:r>
+      <w:hyperlink r:id="rId16">
+        <w:r>
+          <w:rPr>
+            <w:lang w:val="zh_TW" w:bidi="zh_TW"/>
+          </w:rPr>
+          <w:rPr>
+            <w:color w:val="0000EE"/>
+            <w:u w:val="single"/>
+          </w:rPr>
+          <w:t>申18:15–19</w:t>
+        </w:r>
+      </w:hyperlink>
+      <w:r>
+        <w:rPr>
+          <w:lang w:val="zh_TW" w:bidi="zh_TW"/>
+        </w:rPr>
+        <w:t>）。</w:t>
+      </w:r>
+    </w:p>
+    <w:p>
+      <w:pPr>
+        <w:pStyle w:val="Heading3"/>
+      </w:pPr>
+      <w:r>
+        <w:rPr>
+          <w:lang w:val="zh_TW" w:bidi="zh_TW"/>
+        </w:rPr>
+        <w:t>先知的稱謂和歷史</w:t>
+      </w:r>
+    </w:p>
+    <w:p>
+      <w:pPr/>
+      <w:r>
+        <w:rPr>
+          <w:lang w:val="zh_TW" w:bidi="zh_TW"/>
+        </w:rPr>
+      </w:r>
+      <w:r>
+        <w:rPr>
+          <w:lang w:val="zh_TW" w:bidi="zh_TW"/>
+        </w:rPr>
+        <w:t>舊約用於描述這些人的主要詞語，是「先知」（見</w:t>
+      </w:r>
+      <w:hyperlink r:id="rId17">
+        <w:r>
+          <w:rPr>
+            <w:lang w:val="zh_TW" w:bidi="zh_TW"/>
+          </w:rPr>
+          <w:rPr>
+            <w:color w:val="0000EE"/>
+            <w:u w:val="single"/>
+          </w:rPr>
+          <w:t>士6:8</w:t>
+        </w:r>
+      </w:hyperlink>
+      <w:r>
+        <w:rPr>
+          <w:lang w:val="zh_TW" w:bidi="zh_TW"/>
+        </w:rPr>
+        <w:t>）、「神人」（見</w:t>
+      </w:r>
+      <w:hyperlink r:id="rId18">
+        <w:r>
+          <w:rPr>
+            <w:lang w:val="zh_TW" w:bidi="zh_TW"/>
+          </w:rPr>
+          <w:rPr>
+            <w:color w:val="0000EE"/>
+            <w:u w:val="single"/>
+          </w:rPr>
+          <w:t>王下4:9</w:t>
+        </w:r>
+      </w:hyperlink>
+      <w:r>
+        <w:rPr>
+          <w:lang w:val="zh_TW" w:bidi="zh_TW"/>
+        </w:rPr>
+        <w:t>）和「先見」（見</w:t>
+      </w:r>
+      <w:hyperlink r:id="rId19">
+        <w:r>
+          <w:rPr>
+            <w:lang w:val="zh_TW" w:bidi="zh_TW"/>
+          </w:rPr>
+          <w:rPr>
+            <w:color w:val="0000EE"/>
+            <w:u w:val="single"/>
+          </w:rPr>
+          <w:t>撒上9:9</w:t>
+        </w:r>
+      </w:hyperlink>
+      <w:r>
+        <w:rPr>
+          <w:lang w:val="zh_TW" w:bidi="zh_TW"/>
+        </w:rPr>
+        <w:t>；</w:t>
+      </w:r>
+      <w:hyperlink r:id="rId20">
+        <w:r>
+          <w:rPr>
+            <w:lang w:val="zh_TW" w:bidi="zh_TW"/>
+          </w:rPr>
+          <w:rPr>
+            <w:color w:val="0000EE"/>
+            <w:u w:val="single"/>
+          </w:rPr>
+          <w:t>撒下24:11</w:t>
+        </w:r>
+      </w:hyperlink>
+      <w:r>
+        <w:rPr>
+          <w:lang w:val="zh_TW" w:bidi="zh_TW"/>
+        </w:rPr>
+        <w:t>）。</w:t>
+      </w:r>
+    </w:p>
+    <w:p>
+      <w:pPr/>
+      <w:r>
+        <w:rPr>
+          <w:lang w:val="zh_TW" w:bidi="zh_TW"/>
+        </w:rPr>
+      </w:r>
+      <w:r>
+        <w:rPr>
+          <w:lang w:val="zh_TW" w:bidi="zh_TW"/>
+        </w:rPr>
+        <w:t>翻譯為「先知」的詞彙，似乎首重「被召」的概念：神主動揀選、呼召並差遣先知（比如</w:t>
+      </w:r>
+      <w:hyperlink r:id="rId21">
+        <w:r>
+          <w:rPr>
+            <w:lang w:val="zh_TW" w:bidi="zh_TW"/>
+          </w:rPr>
+          <w:rPr>
+            <w:color w:val="0000EE"/>
+            <w:u w:val="single"/>
+          </w:rPr>
+          <w:t>耶1:4–5</w:t>
+        </w:r>
+      </w:hyperlink>
+      <w:r>
+        <w:rPr>
+          <w:lang w:val="zh_TW" w:bidi="zh_TW"/>
+        </w:rPr>
+        <w:t>，</w:t>
+      </w:r>
+      <w:hyperlink r:id="rId22">
+        <w:r>
+          <w:rPr>
+            <w:lang w:val="zh_TW" w:bidi="zh_TW"/>
+          </w:rPr>
+          <w:rPr>
+            <w:color w:val="0000EE"/>
+            <w:u w:val="single"/>
+          </w:rPr>
+          <w:t>7:25</w:t>
+        </w:r>
+      </w:hyperlink>
+      <w:r>
+        <w:rPr>
+          <w:lang w:val="zh_TW" w:bidi="zh_TW"/>
+        </w:rPr>
+        <w:t>；</w:t>
+      </w:r>
+      <w:hyperlink r:id="rId23">
+        <w:r>
+          <w:rPr>
+            <w:lang w:val="zh_TW" w:bidi="zh_TW"/>
+          </w:rPr>
+          <w:rPr>
+            <w:color w:val="0000EE"/>
+            <w:u w:val="single"/>
+          </w:rPr>
+          <w:t>摩7:14</w:t>
+        </w:r>
+      </w:hyperlink>
+      <w:r>
+        <w:rPr>
+          <w:lang w:val="zh_TW" w:bidi="zh_TW"/>
+        </w:rPr>
+        <w:t>）。「神人」講述先知因其蒙召而進入的關係：他現在是「神的人」，被認為屬於神（</w:t>
+      </w:r>
+      <w:hyperlink r:id="rId18">
+        <w:r>
+          <w:rPr>
+            <w:lang w:val="zh_TW" w:bidi="zh_TW"/>
+          </w:rPr>
+          <w:rPr>
+            <w:color w:val="0000EE"/>
+            <w:u w:val="single"/>
+          </w:rPr>
+          <w:t>王下4:9</w:t>
+        </w:r>
+      </w:hyperlink>
+      <w:r>
+        <w:rPr>
+          <w:lang w:val="zh_TW" w:bidi="zh_TW"/>
+        </w:rPr>
+        <w:t>）。「先見」表達神賦予先知新奇非凡的洞察力。希伯來語與英語一樣，常用的動詞「看見」也表示理解（I see what you mean，即我明白你的意思）以及洞察事物本質和意義的能力（He sees things very clearly，即他看事物非常清楚）。對於先知而言，他們的「洞察力」遠超常人，因為耶和華啟發他們，成為祂信息的器皿。</w:t>
+      </w:r>
+    </w:p>
+    <w:p>
+      <w:pPr/>
+      <w:r>
+        <w:rPr>
+          <w:lang w:val="zh_TW" w:bidi="zh_TW"/>
+        </w:rPr>
+      </w:r>
+      <w:r>
+        <w:rPr>
+          <w:lang w:val="zh_TW" w:bidi="zh_TW"/>
+        </w:rPr>
+        <w:t>偉大先知肩負重任，推動舊約故事前進，其起點從摩西開始，再沒有先知像他（</w:t>
+      </w:r>
+      <w:hyperlink r:id="rId24">
+        <w:r>
+          <w:rPr>
+            <w:lang w:val="zh_TW" w:bidi="zh_TW"/>
+          </w:rPr>
+          <w:rPr>
+            <w:color w:val="0000EE"/>
+            <w:u w:val="single"/>
+          </w:rPr>
+          <w:t>申34:10</w:t>
+        </w:r>
+      </w:hyperlink>
+      <w:r>
+        <w:rPr>
+          <w:lang w:val="zh_TW" w:bidi="zh_TW"/>
+        </w:rPr>
+        <w:t>）。這個看法正確無誤，因為摩西具備所有先知的獨特標誌：蒙召（</w:t>
+      </w:r>
+      <w:hyperlink r:id="rId25">
+        <w:r>
+          <w:rPr>
+            <w:lang w:val="zh_TW" w:bidi="zh_TW"/>
+          </w:rPr>
+          <w:rPr>
+            <w:color w:val="0000EE"/>
+            <w:u w:val="single"/>
+          </w:rPr>
+          <w:t>出3:1–4:17</w:t>
+        </w:r>
+      </w:hyperlink>
+      <w:r>
+        <w:rPr>
+          <w:lang w:val="zh_TW" w:bidi="zh_TW"/>
+        </w:rPr>
+        <w:t>；參</w:t>
+      </w:r>
+      <w:hyperlink r:id="rId26">
+        <w:r>
+          <w:rPr>
+            <w:lang w:val="zh_TW" w:bidi="zh_TW"/>
+          </w:rPr>
+          <w:rPr>
+            <w:color w:val="0000EE"/>
+            <w:u w:val="single"/>
+          </w:rPr>
+          <w:t>賽6章</w:t>
+        </w:r>
+      </w:hyperlink>
+      <w:r>
+        <w:rPr>
+          <w:lang w:val="zh_TW" w:bidi="zh_TW"/>
+        </w:rPr>
+        <w:t>；</w:t>
+      </w:r>
+      <w:hyperlink r:id="rId27">
+        <w:r>
+          <w:rPr>
+            <w:lang w:val="zh_TW" w:bidi="zh_TW"/>
+          </w:rPr>
+          <w:rPr>
+            <w:color w:val="0000EE"/>
+            <w:u w:val="single"/>
+          </w:rPr>
+          <w:t>耶1:4–19</w:t>
+        </w:r>
+      </w:hyperlink>
+      <w:r>
+        <w:rPr>
+          <w:lang w:val="zh_TW" w:bidi="zh_TW"/>
+        </w:rPr>
+        <w:t>；</w:t>
+      </w:r>
+      <w:hyperlink r:id="rId28">
+        <w:r>
+          <w:rPr>
+            <w:lang w:val="zh_TW" w:bidi="zh_TW"/>
+          </w:rPr>
+          <w:rPr>
+            <w:color w:val="0000EE"/>
+            <w:u w:val="single"/>
+          </w:rPr>
+          <w:t>結1–3</w:t>
+        </w:r>
+      </w:hyperlink>
+      <w:r>
+        <w:rPr>
+          <w:lang w:val="zh_TW" w:bidi="zh_TW"/>
+        </w:rPr>
+        <w:t>；</w:t>
+      </w:r>
+      <w:hyperlink r:id="rId29">
+        <w:r>
+          <w:rPr>
+            <w:lang w:val="zh_TW" w:bidi="zh_TW"/>
+          </w:rPr>
+          <w:rPr>
+            <w:color w:val="0000EE"/>
+            <w:u w:val="single"/>
+          </w:rPr>
+          <w:t>何1:2</w:t>
+        </w:r>
+      </w:hyperlink>
+      <w:r>
+        <w:rPr>
+          <w:lang w:val="zh_TW" w:bidi="zh_TW"/>
+        </w:rPr>
+        <w:t>；</w:t>
+      </w:r>
+      <w:hyperlink r:id="rId30">
+        <w:r>
+          <w:rPr>
+            <w:lang w:val="zh_TW" w:bidi="zh_TW"/>
+          </w:rPr>
+          <w:rPr>
+            <w:color w:val="0000EE"/>
+            <w:u w:val="single"/>
+          </w:rPr>
+          <w:t>摩7:14–15</w:t>
+        </w:r>
+      </w:hyperlink>
+      <w:r>
+        <w:rPr>
+          <w:lang w:val="zh_TW" w:bidi="zh_TW"/>
+        </w:rPr>
+        <w:t>），認識到歷史事件是神的行動，照祂的話語成就（</w:t>
+      </w:r>
+      <w:hyperlink r:id="rId31">
+        <w:r>
+          <w:rPr>
+            <w:lang w:val="zh_TW" w:bidi="zh_TW"/>
+          </w:rPr>
+          <w:rPr>
+            <w:color w:val="0000EE"/>
+            <w:u w:val="single"/>
+          </w:rPr>
+          <w:t>出3:12</w:t>
+        </w:r>
+      </w:hyperlink>
+      <w:r>
+        <w:rPr>
+          <w:lang w:val="zh_TW" w:bidi="zh_TW"/>
+        </w:rPr>
+        <w:t>，</w:t>
       </w:r>
       <w:hyperlink r:id="rId32">
         <w:r>
@@ -697,14 +790,14 @@
             <w:color w:val="0000EE"/>
             <w:u w:val="single"/>
           </w:rPr>
-          <w:t>創世記十七章17節</w:t>
-        </w:r>
-      </w:hyperlink>
-      <w:r>
-        <w:rPr>
-          <w:lang w:val="zh_TW" w:bidi="zh_TW"/>
-        </w:rPr>
-        <w:t>中，由於撒拉已年老，亞伯拉罕的笑是他對神那看來不切實際、要賜他一個兒子的應許所作出的難以置信的回應。在</w:t>
+          <w:t>4:21–23</w:t>
+        </w:r>
+      </w:hyperlink>
+      <w:r>
+        <w:rPr>
+          <w:lang w:val="zh_TW" w:bidi="zh_TW"/>
+        </w:rPr>
+        <w:t>），倫理和社會關懷的心（</w:t>
       </w:r>
       <w:hyperlink r:id="rId33">
         <w:r>
@@ -715,14 +808,14 @@
             <w:color w:val="0000EE"/>
             <w:u w:val="single"/>
           </w:rPr>
-          <w:t>創世記十八章12節</w:t>
-        </w:r>
-      </w:hyperlink>
-      <w:r>
-        <w:rPr>
-          <w:lang w:val="zh_TW" w:bidi="zh_TW"/>
-        </w:rPr>
-        <w:t>中，撒拉在偷聽的時候無法壓住她的笑——她九十多歲還會懷孕，實在太荒謬了。但到了最後，</w:t>
+          <w:t>2:11–13</w:t>
+        </w:r>
+      </w:hyperlink>
+      <w:r>
+        <w:rPr>
+          <w:lang w:val="zh_TW" w:bidi="zh_TW"/>
+        </w:rPr>
+        <w:t>），看重無助的人（見</w:t>
       </w:r>
       <w:hyperlink r:id="rId34">
         <w:r>
@@ -733,14 +826,1433 @@
             <w:color w:val="0000EE"/>
             <w:u w:val="single"/>
           </w:rPr>
-          <w:t>創世記二十一章6節</w:t>
-        </w:r>
-      </w:hyperlink>
-      <w:r>
-        <w:rPr>
-          <w:lang w:val="zh_TW" w:bidi="zh_TW"/>
-        </w:rPr>
-        <w:t>記載，當不可能變成真實，撒拉的笑就成了神所賜喜樂的記號。</w:t>
+          <w:t>17節</w:t>
+        </w:r>
+      </w:hyperlink>
+      <w:r>
+        <w:rPr>
+          <w:lang w:val="zh_TW" w:bidi="zh_TW"/>
+        </w:rPr>
+        <w:t>）。</w:t>
+      </w:r>
+    </w:p>
+    <w:p>
+      <w:pPr/>
+      <w:r>
+        <w:rPr>
+          <w:lang w:val="zh_TW" w:bidi="zh_TW"/>
+        </w:rPr>
+      </w:r>
+      <w:r>
+        <w:rPr>
+          <w:lang w:val="zh_TW" w:bidi="zh_TW"/>
+        </w:rPr>
+        <w:t>不過</w:t>
+      </w:r>
+      <w:hyperlink r:id="rId24">
+        <w:r>
+          <w:rPr>
+            <w:lang w:val="zh_TW" w:bidi="zh_TW"/>
+          </w:rPr>
+          <w:rPr>
+            <w:color w:val="0000EE"/>
+            <w:u w:val="single"/>
+          </w:rPr>
+          <w:t>申命記三十四章10節</w:t>
+        </w:r>
+      </w:hyperlink>
+      <w:r>
+        <w:rPr>
+          <w:lang w:val="zh_TW" w:bidi="zh_TW"/>
+        </w:rPr>
+        <w:t>的評語，不僅回顧摩西的偉大之處，也展望一位像摩西一樣的先知到來。這與摩西自己的預言相符（</w:t>
+      </w:r>
+      <w:hyperlink r:id="rId16">
+        <w:r>
+          <w:rPr>
+            <w:lang w:val="zh_TW" w:bidi="zh_TW"/>
+          </w:rPr>
+          <w:rPr>
+            <w:color w:val="0000EE"/>
+            <w:u w:val="single"/>
+          </w:rPr>
+          <w:t>申18:15–19</w:t>
+        </w:r>
+      </w:hyperlink>
+      <w:r>
+        <w:rPr>
+          <w:lang w:val="zh_TW" w:bidi="zh_TW"/>
+        </w:rPr>
+        <w:t>），毫無疑問預示將有一位偉大的先知來臨。摩西比較自己與這位先知，甚為驚人——即將到來的先知，將扮演摩西在西奈山上的角色（</w:t>
+      </w:r>
+      <w:hyperlink r:id="rId35">
+        <w:r>
+          <w:rPr>
+            <w:lang w:val="zh_TW" w:bidi="zh_TW"/>
+          </w:rPr>
+          <w:rPr>
+            <w:color w:val="0000EE"/>
+            <w:u w:val="single"/>
+          </w:rPr>
+          <w:t>申18:16</w:t>
+        </w:r>
+      </w:hyperlink>
+      <w:r>
+        <w:rPr>
+          <w:lang w:val="zh_TW" w:bidi="zh_TW"/>
+        </w:rPr>
+        <w:t>）。那處，摩西以獨特方式作先知一樣的中保，傳達神的聲音，因為神在西奈山上，成就了舊約的盟約。摩西期待一位類似的先知，盼望另一位約的中保，就是耶穌基督。</w:t>
+      </w:r>
+    </w:p>
+    <w:p>
+      <w:pPr/>
+      <w:r>
+        <w:rPr>
+          <w:lang w:val="zh_TW" w:bidi="zh_TW"/>
+        </w:rPr>
+      </w:r>
+      <w:r>
+        <w:rPr>
+          <w:lang w:val="zh_TW" w:bidi="zh_TW"/>
+        </w:rPr>
+        <w:t>神不斷向祂的子民差遣先知，人們亦一直盼待這位偉大的先知。每次有這樣的先知出現，都因他像摩西，而被認為是真的；真誠的信徒都會興奮觀察，想知道他是否那位最終到來的偉大先知。因此我們可以理解，那些看到耶穌使死人復活的人何以如此興奮（</w:t>
+      </w:r>
+      <w:hyperlink r:id="rId13">
+        <w:r>
+          <w:rPr>
+            <w:lang w:val="zh_TW" w:bidi="zh_TW"/>
+          </w:rPr>
+          <w:rPr>
+            <w:color w:val="0000EE"/>
+            <w:u w:val="single"/>
+          </w:rPr>
+          <w:t>路7:16</w:t>
+        </w:r>
+      </w:hyperlink>
+      <w:r>
+        <w:rPr>
+          <w:lang w:val="zh_TW" w:bidi="zh_TW"/>
+        </w:rPr>
+        <w:t>）。</w:t>
+      </w:r>
+    </w:p>
+    <w:p>
+      <w:pPr/>
+      <w:r>
+        <w:rPr>
+          <w:lang w:val="zh_TW" w:bidi="zh_TW"/>
+        </w:rPr>
+      </w:r>
+      <w:r>
+        <w:rPr>
+          <w:lang w:val="zh_TW" w:bidi="zh_TW"/>
+        </w:rPr>
+        <w:t>舊約提到先知團體的存在，有時稱為「學校」。以利沙顯然在教導一個團體（</w:t>
+      </w:r>
+      <w:hyperlink r:id="rId36">
+        <w:r>
+          <w:rPr>
+            <w:lang w:val="zh_TW" w:bidi="zh_TW"/>
+          </w:rPr>
+          <w:rPr>
+            <w:color w:val="0000EE"/>
+            <w:u w:val="single"/>
+          </w:rPr>
+          <w:t>王下6:1</w:t>
+        </w:r>
+      </w:hyperlink>
+      <w:r>
+        <w:rPr>
+          <w:lang w:val="zh_TW" w:bidi="zh_TW"/>
+        </w:rPr>
+        <w:t>），「先知門徒」（比如</w:t>
+      </w:r>
+      <w:hyperlink r:id="rId37">
+        <w:r>
+          <w:rPr>
+            <w:lang w:val="zh_TW" w:bidi="zh_TW"/>
+          </w:rPr>
+          <w:rPr>
+            <w:color w:val="0000EE"/>
+            <w:u w:val="single"/>
+          </w:rPr>
+          <w:t>王下2:3、5</w:t>
+        </w:r>
+      </w:hyperlink>
+      <w:r>
+        <w:rPr>
+          <w:lang w:val="zh_TW" w:bidi="zh_TW"/>
+        </w:rPr>
+        <w:t>；</w:t>
+      </w:r>
+      <w:hyperlink r:id="rId23">
+        <w:r>
+          <w:rPr>
+            <w:lang w:val="zh_TW" w:bidi="zh_TW"/>
+          </w:rPr>
+          <w:rPr>
+            <w:color w:val="0000EE"/>
+            <w:u w:val="single"/>
+          </w:rPr>
+          <w:t>摩7:14</w:t>
+        </w:r>
+      </w:hyperlink>
+      <w:r>
+        <w:rPr>
+          <w:lang w:val="zh_TW" w:bidi="zh_TW"/>
+        </w:rPr>
+        <w:t>）所指的，可能是在先知老師照管下，「正在受訓的先知」。至於</w:t>
+      </w:r>
+      <w:hyperlink r:id="rId38">
+        <w:r>
+          <w:rPr>
+            <w:lang w:val="zh_TW" w:bidi="zh_TW"/>
+          </w:rPr>
+          <w:rPr>
+            <w:color w:val="0000EE"/>
+            <w:u w:val="single"/>
+          </w:rPr>
+          <w:t>撒母耳記上十章5至11節</w:t>
+        </w:r>
+      </w:hyperlink>
+      <w:r>
+        <w:rPr>
+          <w:lang w:val="zh_TW" w:bidi="zh_TW"/>
+        </w:rPr>
+        <w:t>中的團體，用「工會」來描述會更合適。這些團體對耶和華熱心、盡性敬拜，並可見聖靈明顯的活動；但他們服事的核心是「預言」，即宣告關於神本身的真理。在這個早期階段之後，先知團體的重要性似乎有所減弱（類似</w:t>
+      </w:r>
+      <w:hyperlink r:id="rId19">
+        <w:r>
+          <w:rPr>
+            <w:lang w:val="zh_TW" w:bidi="zh_TW"/>
+          </w:rPr>
+          <w:rPr>
+            <w:color w:val="0000EE"/>
+            <w:u w:val="single"/>
+          </w:rPr>
+          <w:t>撒上9:9</w:t>
+        </w:r>
+      </w:hyperlink>
+      <w:r>
+        <w:rPr>
+          <w:lang w:val="zh_TW" w:bidi="zh_TW"/>
+        </w:rPr>
+        <w:t>明確提及的情形消失，由此推論），而盡性的敬逐漸變為更直接的話語服事，可能正是</w:t>
+      </w:r>
+      <w:hyperlink r:id="rId19">
+        <w:r>
+          <w:rPr>
+            <w:lang w:val="zh_TW" w:bidi="zh_TW"/>
+          </w:rPr>
+          <w:rPr>
+            <w:color w:val="0000EE"/>
+            <w:u w:val="single"/>
+          </w:rPr>
+          <w:t>撒母耳記上九章9節</w:t>
+        </w:r>
+      </w:hyperlink>
+      <w:r>
+        <w:rPr>
+          <w:lang w:val="zh_TW" w:bidi="zh_TW"/>
+        </w:rPr>
+        <w:t>評語的背景。</w:t>
+      </w:r>
+    </w:p>
+    <w:p>
+      <w:pPr>
+        <w:pStyle w:val="Heading3"/>
+      </w:pPr>
+      <w:r>
+        <w:rPr>
+          <w:lang w:val="zh_TW" w:bidi="zh_TW"/>
+        </w:rPr>
+        <w:t>感動</w:t>
+      </w:r>
+    </w:p>
+    <w:p>
+      <w:pPr/>
+      <w:r>
+        <w:rPr>
+          <w:lang w:val="zh_TW" w:bidi="zh_TW"/>
+        </w:rPr>
+      </w:r>
+      <w:r>
+        <w:rPr>
+          <w:lang w:val="zh_TW" w:bidi="zh_TW"/>
+        </w:rPr>
+        <w:t>在這些先知群體的活動背後，是神的靈感動他們（</w:t>
+      </w:r>
+      <w:hyperlink r:id="rId39">
+        <w:r>
+          <w:rPr>
+            <w:lang w:val="zh_TW" w:bidi="zh_TW"/>
+          </w:rPr>
+          <w:rPr>
+            <w:color w:val="0000EE"/>
+            <w:u w:val="single"/>
+          </w:rPr>
+          <w:t>撒上10:6、10</w:t>
+        </w:r>
+      </w:hyperlink>
+      <w:r>
+        <w:rPr>
+          <w:lang w:val="zh_TW" w:bidi="zh_TW"/>
+        </w:rPr>
+        <w:t>，</w:t>
+      </w:r>
+      <w:hyperlink r:id="rId40">
+        <w:r>
+          <w:rPr>
+            <w:lang w:val="zh_TW" w:bidi="zh_TW"/>
+          </w:rPr>
+          <w:rPr>
+            <w:color w:val="0000EE"/>
+            <w:u w:val="single"/>
+          </w:rPr>
+          <w:t>19:20、23</w:t>
+        </w:r>
+      </w:hyperlink>
+      <w:r>
+        <w:rPr>
+          <w:lang w:val="zh_TW" w:bidi="zh_TW"/>
+        </w:rPr>
+        <w:t>），神的靈運行在所有先知中，並且他們宣告受神感動的描述，不時會直接記錄下來（比如</w:t>
+      </w:r>
+      <w:hyperlink r:id="rId41">
+        <w:r>
+          <w:rPr>
+            <w:lang w:val="zh_TW" w:bidi="zh_TW"/>
+          </w:rPr>
+          <w:rPr>
+            <w:color w:val="0000EE"/>
+            <w:u w:val="single"/>
+          </w:rPr>
+          <w:t>王上22:24</w:t>
+        </w:r>
+      </w:hyperlink>
+      <w:r>
+        <w:rPr>
+          <w:lang w:val="zh_TW" w:bidi="zh_TW"/>
+        </w:rPr>
+        <w:t>；</w:t>
+      </w:r>
+      <w:hyperlink r:id="rId42">
+        <w:r>
+          <w:rPr>
+            <w:lang w:val="zh_TW" w:bidi="zh_TW"/>
+          </w:rPr>
+          <w:rPr>
+            <w:color w:val="0000EE"/>
+            <w:u w:val="single"/>
+          </w:rPr>
+          <w:t>尼9:30</w:t>
+        </w:r>
+      </w:hyperlink>
+      <w:r>
+        <w:rPr>
+          <w:lang w:val="zh_TW" w:bidi="zh_TW"/>
+        </w:rPr>
+        <w:t>；</w:t>
+      </w:r>
+      <w:hyperlink r:id="rId43">
+        <w:r>
+          <w:rPr>
+            <w:lang w:val="zh_TW" w:bidi="zh_TW"/>
+          </w:rPr>
+          <w:rPr>
+            <w:color w:val="0000EE"/>
+            <w:u w:val="single"/>
+          </w:rPr>
+          <w:t>何9:7</w:t>
+        </w:r>
+      </w:hyperlink>
+      <w:r>
+        <w:rPr>
+          <w:lang w:val="zh_TW" w:bidi="zh_TW"/>
+        </w:rPr>
+        <w:t>；</w:t>
+      </w:r>
+      <w:hyperlink r:id="rId44">
+        <w:r>
+          <w:rPr>
+            <w:lang w:val="zh_TW" w:bidi="zh_TW"/>
+          </w:rPr>
+          <w:rPr>
+            <w:color w:val="0000EE"/>
+            <w:u w:val="single"/>
+          </w:rPr>
+          <w:t>珥2:28–29</w:t>
+        </w:r>
+      </w:hyperlink>
+      <w:r>
+        <w:rPr>
+          <w:lang w:val="zh_TW" w:bidi="zh_TW"/>
+        </w:rPr>
+        <w:t>；</w:t>
+      </w:r>
+      <w:hyperlink r:id="rId45">
+        <w:r>
+          <w:rPr>
+            <w:lang w:val="zh_TW" w:bidi="zh_TW"/>
+          </w:rPr>
+          <w:rPr>
+            <w:color w:val="0000EE"/>
+            <w:u w:val="single"/>
+          </w:rPr>
+          <w:t>彌3:8</w:t>
+        </w:r>
+      </w:hyperlink>
+      <w:r>
+        <w:rPr>
+          <w:lang w:val="zh_TW" w:bidi="zh_TW"/>
+        </w:rPr>
+        <w:t>；參</w:t>
+      </w:r>
+      <w:hyperlink r:id="rId46">
+        <w:r>
+          <w:rPr>
+            <w:lang w:val="zh_TW" w:bidi="zh_TW"/>
+          </w:rPr>
+          <w:rPr>
+            <w:color w:val="0000EE"/>
+            <w:u w:val="single"/>
+          </w:rPr>
+          <w:t>代上12:18</w:t>
+        </w:r>
+      </w:hyperlink>
+      <w:r>
+        <w:rPr>
+          <w:lang w:val="zh_TW" w:bidi="zh_TW"/>
+        </w:rPr>
+        <w:t>；</w:t>
+      </w:r>
+      <w:hyperlink r:id="rId47">
+        <w:r>
+          <w:rPr>
+            <w:lang w:val="zh_TW" w:bidi="zh_TW"/>
+          </w:rPr>
+          <w:rPr>
+            <w:color w:val="0000EE"/>
+            <w:u w:val="single"/>
+          </w:rPr>
+          <w:t>代下15:1</w:t>
+        </w:r>
+      </w:hyperlink>
+      <w:r>
+        <w:rPr>
+          <w:lang w:val="zh_TW" w:bidi="zh_TW"/>
+        </w:rPr>
+        <w:t>，</w:t>
+      </w:r>
+      <w:hyperlink r:id="rId48">
+        <w:r>
+          <w:rPr>
+            <w:lang w:val="zh_TW" w:bidi="zh_TW"/>
+          </w:rPr>
+          <w:rPr>
+            <w:color w:val="0000EE"/>
+            <w:u w:val="single"/>
+          </w:rPr>
+          <w:t>20:14</w:t>
+        </w:r>
+      </w:hyperlink>
+      <w:r>
+        <w:rPr>
+          <w:lang w:val="zh_TW" w:bidi="zh_TW"/>
+        </w:rPr>
+        <w:t>，</w:t>
+      </w:r>
+      <w:hyperlink r:id="rId49">
+        <w:r>
+          <w:rPr>
+            <w:lang w:val="zh_TW" w:bidi="zh_TW"/>
+          </w:rPr>
+          <w:rPr>
+            <w:color w:val="0000EE"/>
+            <w:u w:val="single"/>
+          </w:rPr>
+          <w:t>24:20</w:t>
+        </w:r>
+      </w:hyperlink>
+      <w:r>
+        <w:rPr>
+          <w:lang w:val="zh_TW" w:bidi="zh_TW"/>
+        </w:rPr>
+        <w:t>）。神的靈感動人，無分男女，傳講神的話語（參</w:t>
+      </w:r>
+      <w:hyperlink r:id="rId50">
+        <w:r>
+          <w:rPr>
+            <w:lang w:val="zh_TW" w:bidi="zh_TW"/>
+          </w:rPr>
+          <w:rPr>
+            <w:color w:val="0000EE"/>
+            <w:u w:val="single"/>
+          </w:rPr>
+          <w:t>彼後1:21</w:t>
+        </w:r>
+      </w:hyperlink>
+      <w:r>
+        <w:rPr>
+          <w:lang w:val="zh_TW" w:bidi="zh_TW"/>
+        </w:rPr>
+        <w:t>）。</w:t>
+      </w:r>
+    </w:p>
+    <w:p>
+      <w:pPr/>
+      <w:r>
+        <w:rPr>
+          <w:lang w:val="zh_TW" w:bidi="zh_TW"/>
+        </w:rPr>
+      </w:r>
+      <w:r>
+        <w:rPr>
+          <w:lang w:val="zh_TW" w:bidi="zh_TW"/>
+        </w:rPr>
+        <w:t>耶利米說，神的手</w:t>
+      </w:r>
+      <w:r>
+        <w:rPr>
+          <w:lang w:val="zh_TW" w:bidi="zh_TW"/>
+        </w:rPr>
+        <w:t>按他的口</w:t>
+      </w:r>
+      <w:r>
+        <w:rPr>
+          <w:lang w:val="zh_TW" w:bidi="zh_TW"/>
+        </w:rPr>
+        <w:t>，將神的話放在他的口中（</w:t>
+      </w:r>
+      <w:hyperlink r:id="rId51">
+        <w:r>
+          <w:rPr>
+            <w:lang w:val="zh_TW" w:bidi="zh_TW"/>
+          </w:rPr>
+          <w:rPr>
+            <w:color w:val="0000EE"/>
+            <w:u w:val="single"/>
+          </w:rPr>
+          <w:t>耶1:9</w:t>
+        </w:r>
+      </w:hyperlink>
+      <w:r>
+        <w:rPr>
+          <w:lang w:val="zh_TW" w:bidi="zh_TW"/>
+        </w:rPr>
+        <w:t>）；以西結記錄他如何吃下書卷，藉此領受耶和華所寫的話語，能夠說出耶和華稱為「我的話」的內容（</w:t>
+      </w:r>
+      <w:hyperlink r:id="rId52">
+        <w:r>
+          <w:rPr>
+            <w:lang w:val="zh_TW" w:bidi="zh_TW"/>
+          </w:rPr>
+          <w:rPr>
+            <w:color w:val="0000EE"/>
+            <w:u w:val="single"/>
+          </w:rPr>
+          <w:t>結2:7–4:4</w:t>
+        </w:r>
+      </w:hyperlink>
+      <w:r>
+        <w:rPr>
+          <w:lang w:val="zh_TW" w:bidi="zh_TW"/>
+        </w:rPr>
+        <w:t>）。這個神跡亦簡述在阿摩司書的開頭（</w:t>
+      </w:r>
+      <w:hyperlink r:id="rId53">
+        <w:r>
+          <w:rPr>
+            <w:lang w:val="zh_TW" w:bidi="zh_TW"/>
+          </w:rPr>
+          <w:rPr>
+            <w:color w:val="0000EE"/>
+            <w:u w:val="single"/>
+          </w:rPr>
+          <w:t>1:1、3</w:t>
+        </w:r>
+      </w:hyperlink>
+      <w:r>
+        <w:rPr>
+          <w:lang w:val="zh_TW" w:bidi="zh_TW"/>
+        </w:rPr>
+        <w:t>）：「</w:t>
+      </w:r>
+      <w:r>
+        <w:rPr>
+          <w:lang w:val="zh_TW" w:bidi="zh_TW"/>
+        </w:rPr>
+        <w:t>阿摩司得默示</w:t>
+      </w:r>
+      <w:r>
+        <w:rPr>
+          <w:lang w:val="zh_TW" w:bidi="zh_TW"/>
+        </w:rPr>
+        <w:t>……</w:t>
+      </w:r>
+      <w:r>
+        <w:rPr>
+          <w:lang w:val="zh_TW" w:bidi="zh_TW"/>
+        </w:rPr>
+        <w:t>耶和華如此說……</w:t>
+      </w:r>
+      <w:r>
+        <w:rPr>
+          <w:lang w:val="zh_TW" w:bidi="zh_TW"/>
+        </w:rPr>
+        <w:t>」雖然這些話確實是阿摩司的話，但也是耶和華的話。</w:t>
+      </w:r>
+    </w:p>
+    <w:p>
+      <w:pPr>
+        <w:pStyle w:val="Heading3"/>
+      </w:pPr>
+      <w:r>
+        <w:rPr>
+          <w:lang w:val="zh_TW" w:bidi="zh_TW"/>
+        </w:rPr>
+        <w:t>真假先知</w:t>
+      </w:r>
+    </w:p>
+    <w:p>
+      <w:pPr/>
+      <w:r>
+        <w:rPr>
+          <w:lang w:val="zh_TW" w:bidi="zh_TW"/>
+        </w:rPr>
+      </w:r>
+      <w:r>
+        <w:rPr>
+          <w:lang w:val="zh_TW" w:bidi="zh_TW"/>
+        </w:rPr>
+        <w:t>假先知可以透過三個檢驗，與真先知區分開來。第一個是教義上的檢驗。在</w:t>
+      </w:r>
+      <w:hyperlink r:id="rId54">
+        <w:r>
+          <w:rPr>
+            <w:lang w:val="zh_TW" w:bidi="zh_TW"/>
+          </w:rPr>
+          <w:rPr>
+            <w:color w:val="0000EE"/>
+            <w:u w:val="single"/>
+          </w:rPr>
+          <w:t>申命記十三章</w:t>
+        </w:r>
+      </w:hyperlink>
+      <w:r>
+        <w:rPr>
+          <w:lang w:val="zh_TW" w:bidi="zh_TW"/>
+        </w:rPr>
+        <w:t>中，假先知的動機是要使人們遠離曾在出埃及事件中啟示自己的神（</w:t>
+      </w:r>
+      <w:hyperlink r:id="rId55">
+        <w:r>
+          <w:rPr>
+            <w:lang w:val="zh_TW" w:bidi="zh_TW"/>
+          </w:rPr>
+          <w:rPr>
+            <w:color w:val="0000EE"/>
+            <w:u w:val="single"/>
+          </w:rPr>
+          <w:t>申13:2、5–7、10</w:t>
+        </w:r>
+      </w:hyperlink>
+      <w:r>
+        <w:rPr>
+          <w:lang w:val="zh_TW" w:bidi="zh_TW"/>
+        </w:rPr>
+        <w:t>）。儘管假先知的話可能有明顯的神蹟奇事支持（</w:t>
+      </w:r>
+      <w:hyperlink r:id="rId56">
+        <w:r>
+          <w:rPr>
+            <w:lang w:val="zh_TW" w:bidi="zh_TW"/>
+          </w:rPr>
+          <w:rPr>
+            <w:color w:val="0000EE"/>
+            <w:u w:val="single"/>
+          </w:rPr>
+          <w:t>1–2節</w:t>
+        </w:r>
+      </w:hyperlink>
+      <w:r>
+        <w:rPr>
+          <w:lang w:val="zh_TW" w:bidi="zh_TW"/>
+        </w:rPr>
+        <w:t>），但人們仍應拒絕他們——不僅因為他們引入新奇事物（</w:t>
+      </w:r>
+      <w:hyperlink r:id="rId57">
+        <w:r>
+          <w:rPr>
+            <w:lang w:val="zh_TW" w:bidi="zh_TW"/>
+          </w:rPr>
+          <w:rPr>
+            <w:color w:val="0000EE"/>
+            <w:u w:val="single"/>
+          </w:rPr>
+          <w:t>2、6節</w:t>
+        </w:r>
+      </w:hyperlink>
+      <w:r>
+        <w:rPr>
+          <w:lang w:val="zh_TW" w:bidi="zh_TW"/>
+        </w:rPr>
+        <w:t>），也因為這種新奇事物與耶和華在出埃及時的啟示矛盾（</w:t>
+      </w:r>
+      <w:hyperlink r:id="rId58">
+        <w:r>
+          <w:rPr>
+            <w:lang w:val="zh_TW" w:bidi="zh_TW"/>
+          </w:rPr>
+          <w:rPr>
+            <w:color w:val="0000EE"/>
+            <w:u w:val="single"/>
+          </w:rPr>
+          <w:t>5、10節</w:t>
+        </w:r>
+      </w:hyperlink>
+      <w:r>
+        <w:rPr>
+          <w:lang w:val="zh_TW" w:bidi="zh_TW"/>
+        </w:rPr>
+        <w:t>）。因此，第一個檢驗是教義上的，要求神的子民具備真理的知識，從而能夠通過比較，識別錯誤。</w:t>
+      </w:r>
+    </w:p>
+    <w:p>
+      <w:pPr/>
+      <w:r>
+        <w:rPr>
+          <w:lang w:val="zh_TW" w:bidi="zh_TW"/>
+        </w:rPr>
+      </w:r>
+      <w:r>
+        <w:rPr>
+          <w:lang w:val="zh_TW" w:bidi="zh_TW"/>
+        </w:rPr>
+        <w:t>第二個檢驗是實際的，需要耐心。正如</w:t>
+      </w:r>
+      <w:hyperlink r:id="rId59">
+        <w:r>
+          <w:rPr>
+            <w:lang w:val="zh_TW" w:bidi="zh_TW"/>
+          </w:rPr>
+          <w:rPr>
+            <w:color w:val="0000EE"/>
+            <w:u w:val="single"/>
+          </w:rPr>
+          <w:t>申命記十八章21至22節</w:t>
+        </w:r>
+      </w:hyperlink>
+      <w:r>
+        <w:rPr>
+          <w:lang w:val="zh_TW" w:bidi="zh_TW"/>
+        </w:rPr>
+        <w:t>所述：耶和華的話總是會應驗的。這需要耐心，因為如</w:t>
+      </w:r>
+      <w:hyperlink r:id="rId56">
+        <w:r>
+          <w:rPr>
+            <w:lang w:val="zh_TW" w:bidi="zh_TW"/>
+          </w:rPr>
+          <w:rPr>
+            <w:color w:val="0000EE"/>
+            <w:u w:val="single"/>
+          </w:rPr>
+          <w:t>申命記十三章1至2節</w:t>
+        </w:r>
+      </w:hyperlink>
+      <w:r>
+        <w:rPr>
+          <w:lang w:val="zh_TW" w:bidi="zh_TW"/>
+        </w:rPr>
+        <w:t>所示，虛假的話語可能會有表面的屬靈證據支持。</w:t>
+      </w:r>
+      <w:hyperlink r:id="rId59">
+        <w:r>
+          <w:rPr>
+            <w:lang w:val="zh_TW" w:bidi="zh_TW"/>
+          </w:rPr>
+          <w:rPr>
+            <w:color w:val="0000EE"/>
+            <w:u w:val="single"/>
+          </w:rPr>
+          <w:t>申命記十八章21至22節</w:t>
+        </w:r>
+      </w:hyperlink>
+      <w:r>
+        <w:rPr>
+          <w:lang w:val="zh_TW" w:bidi="zh_TW"/>
+        </w:rPr>
+        <w:t>的呼籲是呼籲人們保持耐心。如對預言的真假有所懷疑，就應等待應驗的事件發生。</w:t>
+      </w:r>
+    </w:p>
+    <w:p>
+      <w:pPr/>
+      <w:r>
+        <w:rPr>
+          <w:lang w:val="zh_TW" w:bidi="zh_TW"/>
+        </w:rPr>
+      </w:r>
+      <w:r>
+        <w:rPr>
+          <w:lang w:val="zh_TW" w:bidi="zh_TW"/>
+        </w:rPr>
+        <w:t>第三個檢驗是道德上的，要求先知有警惕和明辨能力。在所有先知中，以耶利米的心最受假先知的影響，他也一直不斷思考這個問題（</w:t>
+      </w:r>
+      <w:hyperlink r:id="rId60">
+        <w:r>
+          <w:rPr>
+            <w:lang w:val="zh_TW" w:bidi="zh_TW"/>
+          </w:rPr>
+          <w:rPr>
+            <w:color w:val="0000EE"/>
+            <w:u w:val="single"/>
+          </w:rPr>
+          <w:t>耶23:9–40</w:t>
+        </w:r>
+      </w:hyperlink>
+      <w:r>
+        <w:rPr>
+          <w:lang w:val="zh_TW" w:bidi="zh_TW"/>
+        </w:rPr>
+        <w:t>）。他的回答既引人注目又具挑戰性：人們會看到假先知生活不潔（</w:t>
+      </w:r>
+      <w:hyperlink r:id="rId61">
+        <w:r>
+          <w:rPr>
+            <w:lang w:val="zh_TW" w:bidi="zh_TW"/>
+          </w:rPr>
+          <w:rPr>
+            <w:color w:val="0000EE"/>
+            <w:u w:val="single"/>
+          </w:rPr>
+          <w:t>11–14節</w:t>
+        </w:r>
+      </w:hyperlink>
+      <w:r>
+        <w:rPr>
+          <w:lang w:val="zh_TW" w:bidi="zh_TW"/>
+        </w:rPr>
+        <w:t>），他們的信息沒有任何道德譴責，反而鼓勵人們行在他們的罪中（</w:t>
+      </w:r>
+      <w:hyperlink r:id="rId62">
+        <w:r>
+          <w:rPr>
+            <w:lang w:val="zh_TW" w:bidi="zh_TW"/>
+          </w:rPr>
+          <w:rPr>
+            <w:color w:val="0000EE"/>
+            <w:u w:val="single"/>
+          </w:rPr>
+          <w:t>16–22節</w:t>
+        </w:r>
+      </w:hyperlink>
+      <w:r>
+        <w:rPr>
+          <w:lang w:val="zh_TW" w:bidi="zh_TW"/>
+        </w:rPr>
+        <w:t>）。</w:t>
+      </w:r>
+    </w:p>
+    <w:p>
+      <w:pPr>
+        <w:pStyle w:val="Heading3"/>
+      </w:pPr>
+      <w:r>
+        <w:rPr>
+          <w:lang w:val="zh_TW" w:bidi="zh_TW"/>
+        </w:rPr>
+        <w:t>先知的作用</w:t>
+      </w:r>
+    </w:p>
+    <w:p>
+      <w:pPr/>
+      <w:r>
+        <w:rPr>
+          <w:lang w:val="zh_TW" w:bidi="zh_TW"/>
+        </w:rPr>
+      </w:r>
+      <w:r>
+        <w:rPr>
+          <w:lang w:val="zh_TW" w:bidi="zh_TW"/>
+        </w:rPr>
+        <w:t>人們有時說先知不是「預言者」，而是「宣講者」。然而，就舊約而言，先知透過預言（預告神將要做的事）來宣講（宣告關於神的真理）。預言在舊約中既不是偶然的，也不是邊緣的活動；它是先知進行工作的方式。</w:t>
+      </w:r>
+      <w:hyperlink r:id="rId63">
+        <w:r>
+          <w:rPr>
+            <w:lang w:val="zh_TW" w:bidi="zh_TW"/>
+          </w:rPr>
+          <w:rPr>
+            <w:color w:val="0000EE"/>
+            <w:u w:val="single"/>
+          </w:rPr>
+          <w:t>申命記十八章9至15節</w:t>
+        </w:r>
+      </w:hyperlink>
+      <w:r>
+        <w:rPr>
+          <w:lang w:val="zh_TW" w:bidi="zh_TW"/>
+        </w:rPr>
+        <w:t>解釋先知在以色列的角色，經文表示，周圍的國家透過各種占卜方式來窺測未來（</w:t>
+      </w:r>
+      <w:hyperlink r:id="rId64">
+        <w:r>
+          <w:rPr>
+            <w:lang w:val="zh_TW" w:bidi="zh_TW"/>
+          </w:rPr>
+          <w:rPr>
+            <w:color w:val="0000EE"/>
+            <w:u w:val="single"/>
+          </w:rPr>
+          <w:t>10–11節</w:t>
+        </w:r>
+      </w:hyperlink>
+      <w:r>
+        <w:rPr>
+          <w:lang w:val="zh_TW" w:bidi="zh_TW"/>
+        </w:rPr>
+        <w:t>）；這些事情在耶和華眼中看為可憎，因此在以色列中明令禁止（</w:t>
+      </w:r>
+      <w:hyperlink r:id="rId65">
+        <w:r>
+          <w:rPr>
+            <w:lang w:val="zh_TW" w:bidi="zh_TW"/>
+          </w:rPr>
+          <w:rPr>
+            <w:color w:val="0000EE"/>
+            <w:u w:val="single"/>
+          </w:rPr>
+          <w:t>12節</w:t>
+        </w:r>
+      </w:hyperlink>
+      <w:r>
+        <w:rPr>
+          <w:lang w:val="zh_TW" w:bidi="zh_TW"/>
+        </w:rPr>
+        <w:t>）。以色列的獨特性在於，其他民族通過占卜者預測未來，而耶和華則賜給以色列一位先知（</w:t>
+      </w:r>
+      <w:hyperlink r:id="rId66">
+        <w:r>
+          <w:rPr>
+            <w:lang w:val="zh_TW" w:bidi="zh_TW"/>
+          </w:rPr>
+          <w:rPr>
+            <w:color w:val="0000EE"/>
+            <w:u w:val="single"/>
+          </w:rPr>
+          <w:t>13–15節</w:t>
+        </w:r>
+      </w:hyperlink>
+      <w:r>
+        <w:rPr>
+          <w:lang w:val="zh_TW" w:bidi="zh_TW"/>
+        </w:rPr>
+        <w:t>）。以利沙（</w:t>
+      </w:r>
+      <w:hyperlink r:id="rId67">
+        <w:r>
+          <w:rPr>
+            <w:lang w:val="zh_TW" w:bidi="zh_TW"/>
+          </w:rPr>
+          <w:rPr>
+            <w:color w:val="0000EE"/>
+            <w:u w:val="single"/>
+          </w:rPr>
+          <w:t>王下4:27</w:t>
+        </w:r>
+      </w:hyperlink>
+      <w:r>
+        <w:rPr>
+          <w:lang w:val="zh_TW" w:bidi="zh_TW"/>
+        </w:rPr>
+        <w:t>）因為神沒有告知，而感到驚訝；阿摩司教導說，「預先得知」是先知與神的團契的特權（</w:t>
+      </w:r>
+      <w:hyperlink r:id="rId68">
+        <w:r>
+          <w:rPr>
+            <w:lang w:val="zh_TW" w:bidi="zh_TW"/>
+          </w:rPr>
+          <w:rPr>
+            <w:color w:val="0000EE"/>
+            <w:u w:val="single"/>
+          </w:rPr>
+          <w:t>摩3:7</w:t>
+        </w:r>
+      </w:hyperlink>
+      <w:r>
+        <w:rPr>
+          <w:lang w:val="zh_TW" w:bidi="zh_TW"/>
+        </w:rPr>
+        <w:t>）。不過以色列的預言，與其他國家的預測完全不同，因為預言絕不只是對未來的好奇。</w:t>
+      </w:r>
+    </w:p>
+    <w:p>
+      <w:pPr/>
+      <w:r>
+        <w:rPr>
+          <w:lang w:val="zh_TW" w:bidi="zh_TW"/>
+        </w:rPr>
+      </w:r>
+      <w:r>
+        <w:rPr>
+          <w:lang w:val="zh_TW" w:bidi="zh_TW"/>
+        </w:rPr>
+        <w:t>首先，聖經的預言是從當下的需求而來。在</w:t>
+      </w:r>
+      <w:hyperlink r:id="rId69">
+        <w:r>
+          <w:rPr>
+            <w:lang w:val="zh_TW" w:bidi="zh_TW"/>
+          </w:rPr>
+          <w:rPr>
+            <w:color w:val="0000EE"/>
+            <w:u w:val="single"/>
+          </w:rPr>
+          <w:t>以賽亞書三十九章</w:t>
+        </w:r>
+      </w:hyperlink>
+      <w:r>
+        <w:rPr>
+          <w:lang w:val="zh_TW" w:bidi="zh_TW"/>
+        </w:rPr>
+        <w:t>中，希西家不忠於神，依賴與巴比倫的軍事協議來獲得安全，促使以賽亞書宣告未來巴比倫的擄掠。以賽亞並不是憑空捏造出「巴比倫」這個名字；而是他被召服事時，在情境中獲賜的。</w:t>
+      </w:r>
+    </w:p>
+    <w:p>
+      <w:pPr/>
+      <w:r>
+        <w:rPr>
+          <w:lang w:val="zh_TW" w:bidi="zh_TW"/>
+        </w:rPr>
+      </w:r>
+      <w:r>
+        <w:rPr>
+          <w:lang w:val="zh_TW" w:bidi="zh_TW"/>
+        </w:rPr>
+        <w:t>其次，預言旨在提供未來的知識，目的是帶來當下的道德改變。先知關於的道德勸誡，可以從耶和華即將做的事情找到解釋（比如</w:t>
+      </w:r>
+      <w:hyperlink r:id="rId70">
+        <w:r>
+          <w:rPr>
+            <w:lang w:val="zh_TW" w:bidi="zh_TW"/>
+          </w:rPr>
+          <w:rPr>
+            <w:color w:val="0000EE"/>
+            <w:u w:val="single"/>
+          </w:rPr>
+          <w:t>賽31:6–7</w:t>
+        </w:r>
+      </w:hyperlink>
+      <w:r>
+        <w:rPr>
+          <w:lang w:val="zh_TW" w:bidi="zh_TW"/>
+        </w:rPr>
+        <w:t>；</w:t>
+      </w:r>
+      <w:hyperlink r:id="rId71">
+        <w:r>
+          <w:rPr>
+            <w:lang w:val="zh_TW" w:bidi="zh_TW"/>
+          </w:rPr>
+          <w:rPr>
+            <w:color w:val="0000EE"/>
+            <w:u w:val="single"/>
+          </w:rPr>
+          <w:t>摩5:6</w:t>
+        </w:r>
+      </w:hyperlink>
+      <w:r>
+        <w:rPr>
+          <w:lang w:val="zh_TW" w:bidi="zh_TW"/>
+        </w:rPr>
+        <w:t>）。</w:t>
+      </w:r>
+    </w:p>
+    <w:p>
+      <w:pPr/>
+      <w:r>
+        <w:rPr>
+          <w:lang w:val="zh_TW" w:bidi="zh_TW"/>
+        </w:rPr>
+      </w:r>
+      <w:r>
+        <w:rPr>
+          <w:lang w:val="zh_TW" w:bidi="zh_TW"/>
+        </w:rPr>
+        <w:t>第三，預言的事件進程，旨在穩定真信徒在黑暗時期的信心。比如，以賽亞書中的幾處經文（</w:t>
+      </w:r>
+      <w:hyperlink r:id="rId72">
+        <w:r>
+          <w:rPr>
+            <w:lang w:val="zh_TW" w:bidi="zh_TW"/>
+          </w:rPr>
+          <w:rPr>
+            <w:color w:val="0000EE"/>
+            <w:u w:val="single"/>
+          </w:rPr>
+          <w:t>賽9:1–7</w:t>
+        </w:r>
+      </w:hyperlink>
+      <w:r>
+        <w:rPr>
+          <w:lang w:val="zh_TW" w:bidi="zh_TW"/>
+        </w:rPr>
+        <w:t>，</w:t>
+      </w:r>
+      <w:hyperlink r:id="rId73">
+        <w:r>
+          <w:rPr>
+            <w:lang w:val="zh_TW" w:bidi="zh_TW"/>
+          </w:rPr>
+          <w:rPr>
+            <w:color w:val="0000EE"/>
+            <w:u w:val="single"/>
+          </w:rPr>
+          <w:t>11:1–16</w:t>
+        </w:r>
+      </w:hyperlink>
+      <w:r>
+        <w:rPr>
+          <w:lang w:val="zh_TW" w:bidi="zh_TW"/>
+        </w:rPr>
+        <w:t>，</w:t>
+      </w:r>
+      <w:hyperlink r:id="rId74">
+        <w:r>
+          <w:rPr>
+            <w:lang w:val="zh_TW" w:bidi="zh_TW"/>
+          </w:rPr>
+          <w:rPr>
+            <w:color w:val="0000EE"/>
+            <w:u w:val="single"/>
+          </w:rPr>
+          <w:t>40:1–3</w:t>
+        </w:r>
+      </w:hyperlink>
+      <w:r>
+        <w:rPr>
+          <w:lang w:val="zh_TW" w:bidi="zh_TW"/>
+        </w:rPr>
+        <w:t>），能將目光從緊接的悲慘悲劇，提升到即將來臨的榮耀。</w:t>
+      </w:r>
+    </w:p>
+    <w:p>
+      <w:pPr>
+        <w:pStyle w:val="Heading3"/>
+      </w:pPr>
+      <w:r>
+        <w:rPr>
+          <w:lang w:val="zh_TW" w:bidi="zh_TW"/>
+        </w:rPr>
+        <w:t>傳講的方式</w:t>
+      </w:r>
+    </w:p>
+    <w:p>
+      <w:pPr/>
+      <w:r>
+        <w:rPr>
+          <w:lang w:val="zh_TW" w:bidi="zh_TW"/>
+        </w:rPr>
+      </w:r>
+      <w:r>
+        <w:rPr>
+          <w:lang w:val="zh_TW" w:bidi="zh_TW"/>
+        </w:rPr>
+        <w:t>在預言中，先知是在宣告——他們在傳揚神的奇妙作為（參</w:t>
+      </w:r>
+      <w:hyperlink r:id="rId75">
+        <w:r>
+          <w:rPr>
+            <w:lang w:val="zh_TW" w:bidi="zh_TW"/>
+          </w:rPr>
+          <w:rPr>
+            <w:color w:val="0000EE"/>
+            <w:u w:val="single"/>
+          </w:rPr>
+          <w:t>徒2:11、17</w:t>
+        </w:r>
+      </w:hyperlink>
+      <w:r>
+        <w:rPr>
+          <w:lang w:val="zh_TW" w:bidi="zh_TW"/>
+        </w:rPr>
+        <w:t>中預言的定義）。大多數情況下，這種宣告是通過言語直接傳達。先知是傳講話語的人。他們的話語就像神差遣的使者（</w:t>
+      </w:r>
+      <w:hyperlink r:id="rId76">
+        <w:r>
+          <w:rPr>
+            <w:lang w:val="zh_TW" w:bidi="zh_TW"/>
+          </w:rPr>
+          <w:rPr>
+            <w:color w:val="0000EE"/>
+            <w:u w:val="single"/>
+          </w:rPr>
+          <w:t>賽55:11</w:t>
+        </w:r>
+      </w:hyperlink>
+      <w:r>
+        <w:rPr>
+          <w:lang w:val="zh_TW" w:bidi="zh_TW"/>
+        </w:rPr>
+        <w:t>），具有</w:t>
+      </w:r>
+      <w:hyperlink r:id="rId77">
+        <w:r>
+          <w:rPr>
+            <w:lang w:val="zh_TW" w:bidi="zh_TW"/>
+          </w:rPr>
+          <w:rPr>
+            <w:color w:val="0000EE"/>
+            <w:u w:val="single"/>
+          </w:rPr>
+          <w:t>創世記一章3節</w:t>
+        </w:r>
+      </w:hyperlink>
+      <w:r>
+        <w:rPr>
+          <w:lang w:val="zh_TW" w:bidi="zh_TW"/>
+        </w:rPr>
+        <w:t>創造言語的所有屬神力量（參</w:t>
+      </w:r>
+      <w:hyperlink r:id="rId78">
+        <w:r>
+          <w:rPr>
+            <w:lang w:val="zh_TW" w:bidi="zh_TW"/>
+          </w:rPr>
+          <w:rPr>
+            <w:color w:val="0000EE"/>
+            <w:u w:val="single"/>
+          </w:rPr>
+          <w:t>詩33:6</w:t>
+        </w:r>
+      </w:hyperlink>
+      <w:r>
+        <w:rPr>
+          <w:lang w:val="zh_TW" w:bidi="zh_TW"/>
+        </w:rPr>
+        <w:t>）。有時，言語的效果會因為伴隨標誌或象徵動作而增強（比如</w:t>
+      </w:r>
+      <w:hyperlink r:id="rId79">
+        <w:r>
+          <w:rPr>
+            <w:lang w:val="zh_TW" w:bidi="zh_TW"/>
+          </w:rPr>
+          <w:rPr>
+            <w:color w:val="0000EE"/>
+            <w:u w:val="single"/>
+          </w:rPr>
+          <w:t>耶13:1–11</w:t>
+        </w:r>
+      </w:hyperlink>
+      <w:r>
+        <w:rPr>
+          <w:lang w:val="zh_TW" w:bidi="zh_TW"/>
+        </w:rPr>
+        <w:t>，</w:t>
+      </w:r>
+      <w:hyperlink r:id="rId80">
+        <w:r>
+          <w:rPr>
+            <w:lang w:val="zh_TW" w:bidi="zh_TW"/>
+          </w:rPr>
+          <w:rPr>
+            <w:color w:val="0000EE"/>
+            <w:u w:val="single"/>
+          </w:rPr>
+          <w:t>19章</w:t>
+        </w:r>
+      </w:hyperlink>
+      <w:r>
+        <w:rPr>
+          <w:lang w:val="zh_TW" w:bidi="zh_TW"/>
+        </w:rPr>
+        <w:t>；</w:t>
+      </w:r>
+      <w:hyperlink r:id="rId81">
+        <w:r>
+          <w:rPr>
+            <w:lang w:val="zh_TW" w:bidi="zh_TW"/>
+          </w:rPr>
+          <w:rPr>
+            <w:color w:val="0000EE"/>
+            <w:u w:val="single"/>
+          </w:rPr>
+          <w:t>結4:1–17</w:t>
+        </w:r>
+      </w:hyperlink>
+      <w:r>
+        <w:rPr>
+          <w:lang w:val="zh_TW" w:bidi="zh_TW"/>
+        </w:rPr>
+        <w:t>，</w:t>
+      </w:r>
+      <w:hyperlink r:id="rId82">
+        <w:r>
+          <w:rPr>
+            <w:lang w:val="zh_TW" w:bidi="zh_TW"/>
+          </w:rPr>
+          <w:rPr>
+            <w:color w:val="0000EE"/>
+            <w:u w:val="single"/>
+          </w:rPr>
+          <w:t>24:15–24</w:t>
+        </w:r>
+      </w:hyperlink>
+      <w:r>
+        <w:rPr>
+          <w:lang w:val="zh_TW" w:bidi="zh_TW"/>
+        </w:rPr>
+        <w:t>），或與某人緊密相連（</w:t>
+      </w:r>
+      <w:hyperlink r:id="rId83">
+        <w:r>
+          <w:rPr>
+            <w:lang w:val="zh_TW" w:bidi="zh_TW"/>
+          </w:rPr>
+          <w:rPr>
+            <w:color w:val="0000EE"/>
+            <w:u w:val="single"/>
+          </w:rPr>
+          <w:t>賽7:3</w:t>
+        </w:r>
+      </w:hyperlink>
+      <w:r>
+        <w:rPr>
+          <w:lang w:val="zh_TW" w:bidi="zh_TW"/>
+        </w:rPr>
+        <w:t>；參</w:t>
+      </w:r>
+      <w:hyperlink r:id="rId84">
+        <w:r>
+          <w:rPr>
+            <w:lang w:val="zh_TW" w:bidi="zh_TW"/>
+          </w:rPr>
+          <w:rPr>
+            <w:color w:val="0000EE"/>
+            <w:u w:val="single"/>
+          </w:rPr>
+          <w:t>8:1–4</w:t>
+        </w:r>
+      </w:hyperlink>
+      <w:r>
+        <w:rPr>
+          <w:lang w:val="zh_TW" w:bidi="zh_TW"/>
+        </w:rPr>
+        <w:t>）。這些事物就像視覺輔助，使在場的人更清楚理解言語。象徵動作（有時稱為「行出來的神諭」）的目的，似乎不僅為了幫助理解，而是為了賦予言語更多力量和效果，因為它像使者一樣被送入那種情境中。這是從</w:t>
+      </w:r>
+      <w:hyperlink r:id="rId85">
+        <w:r>
+          <w:rPr>
+            <w:lang w:val="zh_TW" w:bidi="zh_TW"/>
+          </w:rPr>
+          <w:rPr>
+            <w:color w:val="0000EE"/>
+            <w:u w:val="single"/>
+          </w:rPr>
+          <w:t>列王紀下十三章14至19節</w:t>
+        </w:r>
+      </w:hyperlink>
+      <w:r>
+        <w:rPr>
+          <w:lang w:val="zh_TW" w:bidi="zh_TW"/>
+        </w:rPr>
+        <w:t>中得出的結論，王在行動中「展現」言語的程度，決定了言語能否有效促成事件發生。</w:t>
+      </w:r>
+    </w:p>
+    <w:p>
+      <w:pPr/>
+      <w:r>
+        <w:rPr>
+          <w:lang w:val="zh_TW" w:bidi="zh_TW"/>
+        </w:rPr>
+      </w:r>
+      <w:r>
+        <w:rPr>
+          <w:lang w:val="zh_TW" w:bidi="zh_TW"/>
+        </w:rPr>
+        <w:t>先知的話語，最終體現在保存下來的書卷中。</w:t>
+      </w:r>
+      <w:hyperlink r:id="rId86">
+        <w:r>
+          <w:rPr>
+            <w:lang w:val="zh_TW" w:bidi="zh_TW"/>
+          </w:rPr>
+          <w:rPr>
+            <w:color w:val="0000EE"/>
+            <w:u w:val="single"/>
+          </w:rPr>
+          <w:t>耶利米書三十六章</w:t>
+        </w:r>
+      </w:hyperlink>
+      <w:r>
+        <w:rPr>
+          <w:lang w:val="zh_TW" w:bidi="zh_TW"/>
+        </w:rPr>
+        <w:t>可以作為實例，說明先知花費時間和精力，將他們的口傳信息記錄在寫作中，是逐字逐句的謹慎記錄（</w:t>
+      </w:r>
+      <w:hyperlink r:id="rId87">
+        <w:r>
+          <w:rPr>
+            <w:lang w:val="zh_TW" w:bidi="zh_TW"/>
+          </w:rPr>
+          <w:rPr>
+            <w:color w:val="0000EE"/>
+            <w:u w:val="single"/>
+          </w:rPr>
+          <w:t>耶36:6、17–18</w:t>
+        </w:r>
+      </w:hyperlink>
+      <w:r>
+        <w:rPr>
+          <w:lang w:val="zh_TW" w:bidi="zh_TW"/>
+        </w:rPr>
+        <w:t>）。不過，信息本身的實際文學形式，也講述同樣的故事。我們在先知書中看到的內容，不可能是他們宣講話語的形式，而是他們保存（並整理）所講信息時，經過深思熟慮的措辭。可以理解的是，那些意識到自己在傳達神的話語的人，會確保這些話語不會流失。我們自然可以認為，每位先知都保存了其事工的書面記錄。我們不知道，也無從得知，以每位先知名字命名的書卷，其最終成果是否直接由該先知完成。比如，按照以賽亞書或阿摩司書精心安排的方式，我們最適宜假設書卷的作者同時也是書卷的編輯。</w:t>
+      </w:r>
+    </w:p>
+    <w:p>
+      <w:pPr/>
+      <w:r>
+        <w:rPr>
+          <w:lang w:val="zh_TW" w:bidi="zh_TW"/>
+        </w:rPr>
+      </w:r>
+      <w:r>
+        <w:rPr>
+          <w:i/>
+          <w:lang w:val="zh_TW" w:bidi="zh_TW"/>
+        </w:rPr>
+        <w:t>另見</w:t>
+      </w:r>
+      <w:r>
+        <w:rPr>
+          <w:lang w:val="zh_TW" w:bidi="zh_TW"/>
+        </w:rPr>
+        <w:t xml:space="preserve"> </w:t>
+      </w:r>
+      <w:r>
+        <w:rPr>
+          <w:lang w:val="zh_TW" w:bidi="zh_TW"/>
+        </w:rPr>
+        <w:t>預言</w:t>
+      </w:r>
+      <w:r>
+        <w:rPr>
+          <w:lang w:val="zh_TW" w:bidi="zh_TW"/>
+        </w:rPr>
+        <w:t>；</w:t>
+      </w:r>
+      <w:r>
+        <w:rPr>
+          <w:lang w:val="zh_TW" w:bidi="zh_TW"/>
+        </w:rPr>
+        <w:t>假先知</w:t>
+      </w:r>
+      <w:r>
+        <w:rPr>
+          <w:lang w:val="zh_TW" w:bidi="zh_TW"/>
+        </w:rPr>
+        <w:t>。</w:t>
       </w:r>
       <w:r>
         <w:rPr>

--- a/zht/docx/173.content.docx
+++ b/zht/docx/173.content.docx
@@ -149,7 +149,7 @@
         <w:rPr>
           <w:lang w:val="zh_TW" w:bidi="zh_TW"/>
         </w:rPr>
-        <w:t>xian</w:t>
+        <w:t>wai</w:t>
       </w:r>
       <w:r>
         <w:rPr>
@@ -212,7 +212,7 @@
         <w:rPr>
           <w:lang w:val="zh_TW" w:bidi="zh_TW"/>
         </w:rPr>
-        <w:t>先知，女先知</w:t>
+        <w:t>外邦人（寄居的）</w:t>
       </w:r>
       <w:r>
         <w:rPr>
@@ -231,7 +231,7 @@
         <w:rPr>
           <w:lang w:val="zh_TW" w:bidi="zh_TW"/>
         </w:rPr>
-        <w:t>蒙神揀選的男性或女性，代表祂說話，並預言神所計劃之事。</w:t>
+        <w:t>非屬於國民的人。外邦人（寄居的）可能是臨時的客旅、臨時的居民或外國人。</w:t>
       </w:r>
     </w:p>
     <w:p>
@@ -245,7 +245,223 @@
         <w:rPr>
           <w:lang w:val="zh_TW" w:bidi="zh_TW"/>
         </w:rPr>
-        <w:t>概述</w:t>
+        <w:t>部分譯本正確譯出表達「外邦人」含義的詞，然而，有些譯本僅在兩處地方，表達其最真實的意義（</w:t>
+      </w:r>
+      <w:hyperlink r:id="rId13">
+        <w:r>
+          <w:rPr>
+            <w:lang w:val="zh_TW" w:bidi="zh_TW"/>
+          </w:rPr>
+          <w:rPr>
+            <w:color w:val="0000EE"/>
+            <w:u w:val="single"/>
+          </w:rPr>
+          <w:t>申15:3</w:t>
+        </w:r>
+      </w:hyperlink>
+      <w:r>
+        <w:rPr>
+          <w:lang w:val="zh_TW" w:bidi="zh_TW"/>
+        </w:rPr>
+        <w:t>；</w:t>
+      </w:r>
+      <w:hyperlink r:id="rId14">
+        <w:r>
+          <w:rPr>
+            <w:lang w:val="zh_TW" w:bidi="zh_TW"/>
+          </w:rPr>
+          <w:rPr>
+            <w:color w:val="0000EE"/>
+            <w:u w:val="single"/>
+          </w:rPr>
+          <w:t>俄1:11</w:t>
+        </w:r>
+      </w:hyperlink>
+      <w:r>
+        <w:rPr>
+          <w:lang w:val="zh_TW" w:bidi="zh_TW"/>
+        </w:rPr>
+        <w:t>）。在大多數情況下，這些基本將該詞翻譯為「外來者」（</w:t>
+      </w:r>
+      <w:hyperlink r:id="rId15">
+        <w:r>
+          <w:rPr>
+            <w:lang w:val="zh_TW" w:bidi="zh_TW"/>
+          </w:rPr>
+          <w:rPr>
+            <w:color w:val="0000EE"/>
+            <w:u w:val="single"/>
+          </w:rPr>
+          <w:t>申14:21</w:t>
+        </w:r>
+      </w:hyperlink>
+      <w:r>
+        <w:rPr>
+          <w:lang w:val="zh_TW" w:bidi="zh_TW"/>
+        </w:rPr>
+        <w:t>；</w:t>
+      </w:r>
+      <w:hyperlink r:id="rId16">
+        <w:r>
+          <w:rPr>
+            <w:lang w:val="zh_TW" w:bidi="zh_TW"/>
+          </w:rPr>
+          <w:rPr>
+            <w:color w:val="0000EE"/>
+            <w:u w:val="single"/>
+          </w:rPr>
+          <w:t>伯19:15</w:t>
+        </w:r>
+      </w:hyperlink>
+      <w:r>
+        <w:rPr>
+          <w:lang w:val="zh_TW" w:bidi="zh_TW"/>
+        </w:rPr>
+        <w:t>；</w:t>
+      </w:r>
+      <w:hyperlink r:id="rId17">
+        <w:r>
+          <w:rPr>
+            <w:lang w:val="zh_TW" w:bidi="zh_TW"/>
+          </w:rPr>
+          <w:rPr>
+            <w:color w:val="0000EE"/>
+            <w:u w:val="single"/>
+          </w:rPr>
+          <w:t>詩69:8</w:t>
+        </w:r>
+      </w:hyperlink>
+      <w:r>
+        <w:rPr>
+          <w:lang w:val="zh_TW" w:bidi="zh_TW"/>
+        </w:rPr>
+        <w:t>；</w:t>
+      </w:r>
+      <w:hyperlink r:id="rId18">
+        <w:r>
+          <w:rPr>
+            <w:lang w:val="zh_TW" w:bidi="zh_TW"/>
+          </w:rPr>
+          <w:rPr>
+            <w:color w:val="0000EE"/>
+            <w:u w:val="single"/>
+          </w:rPr>
+          <w:t>哀5:2</w:t>
+        </w:r>
+      </w:hyperlink>
+      <w:r>
+        <w:rPr>
+          <w:lang w:val="zh_TW" w:bidi="zh_TW"/>
+        </w:rPr>
+        <w:t>）或「陌生人」（</w:t>
+      </w:r>
+      <w:hyperlink r:id="rId19">
+        <w:r>
+          <w:rPr>
+            <w:lang w:val="zh_TW" w:bidi="zh_TW"/>
+          </w:rPr>
+          <w:rPr>
+            <w:color w:val="0000EE"/>
+            <w:u w:val="single"/>
+          </w:rPr>
+          <w:t>創15:13</w:t>
+        </w:r>
+      </w:hyperlink>
+      <w:r>
+        <w:rPr>
+          <w:lang w:val="zh_TW" w:bidi="zh_TW"/>
+        </w:rPr>
+        <w:t>；</w:t>
+      </w:r>
+      <w:hyperlink r:id="rId20">
+        <w:r>
+          <w:rPr>
+            <w:lang w:val="zh_TW" w:bidi="zh_TW"/>
+          </w:rPr>
+          <w:rPr>
+            <w:color w:val="0000EE"/>
+            <w:u w:val="single"/>
+          </w:rPr>
+          <w:t>出2:22</w:t>
+        </w:r>
+      </w:hyperlink>
+      <w:r>
+        <w:rPr>
+          <w:lang w:val="zh_TW" w:bidi="zh_TW"/>
+        </w:rPr>
+        <w:t>；</w:t>
+      </w:r>
+      <w:hyperlink r:id="rId21">
+        <w:r>
+          <w:rPr>
+            <w:lang w:val="zh_TW" w:bidi="zh_TW"/>
+          </w:rPr>
+          <w:rPr>
+            <w:color w:val="0000EE"/>
+            <w:u w:val="single"/>
+          </w:rPr>
+          <w:t>利25:35</w:t>
+        </w:r>
+      </w:hyperlink>
+      <w:r>
+        <w:rPr>
+          <w:lang w:val="zh_TW" w:bidi="zh_TW"/>
+        </w:rPr>
+        <w:t>）。另一個希伯來詞意為「居住者」或「定居者」（</w:t>
+      </w:r>
+      <w:hyperlink r:id="rId21">
+        <w:r>
+          <w:rPr>
+            <w:lang w:val="zh_TW" w:bidi="zh_TW"/>
+          </w:rPr>
+          <w:rPr>
+            <w:color w:val="0000EE"/>
+            <w:u w:val="single"/>
+          </w:rPr>
+          <w:t>利25:35</w:t>
+        </w:r>
+      </w:hyperlink>
+      <w:r>
+        <w:rPr>
+          <w:lang w:val="zh_TW" w:bidi="zh_TW"/>
+        </w:rPr>
+        <w:t>；</w:t>
+      </w:r>
+      <w:hyperlink r:id="rId22">
+        <w:r>
+          <w:rPr>
+            <w:lang w:val="zh_TW" w:bidi="zh_TW"/>
+          </w:rPr>
+          <w:rPr>
+            <w:color w:val="0000EE"/>
+            <w:u w:val="single"/>
+          </w:rPr>
+          <w:t>代上29:15</w:t>
+        </w:r>
+      </w:hyperlink>
+      <w:r>
+        <w:rPr>
+          <w:lang w:val="zh_TW" w:bidi="zh_TW"/>
+        </w:rPr>
+        <w:t>；</w:t>
+      </w:r>
+      <w:hyperlink r:id="rId23">
+        <w:r>
+          <w:rPr>
+            <w:lang w:val="zh_TW" w:bidi="zh_TW"/>
+          </w:rPr>
+          <w:rPr>
+            <w:color w:val="0000EE"/>
+            <w:u w:val="single"/>
+          </w:rPr>
+          <w:t>詩39:12</w:t>
+        </w:r>
+      </w:hyperlink>
+      <w:r>
+        <w:rPr>
+          <w:lang w:val="zh_TW" w:bidi="zh_TW"/>
+        </w:rPr>
+        <w:t>）。然而，它最常被翻譯為「寄居者」。</w:t>
       </w:r>
     </w:p>
     <w:p>
@@ -259,7 +475,187 @@
         <w:rPr>
           <w:lang w:val="zh_TW" w:bidi="zh_TW"/>
         </w:rPr>
-        <w:t>• 引言</w:t>
+        <w:t>臨時旅客或寄居者，通常是想暫時居住的人，或是從一個部落遷到另一個部落，並試圖獲得當地居民的某些優勢或權利。有時，整個部族都可以是以色列的臨時居民。基遍人（</w:t>
+      </w:r>
+      <w:hyperlink r:id="rId24">
+        <w:r>
+          <w:rPr>
+            <w:lang w:val="zh_TW" w:bidi="zh_TW"/>
+          </w:rPr>
+          <w:rPr>
+            <w:color w:val="0000EE"/>
+            <w:u w:val="single"/>
+          </w:rPr>
+          <w:t>書9</w:t>
+        </w:r>
+      </w:hyperlink>
+      <w:r>
+        <w:rPr>
+          <w:lang w:val="zh_TW" w:bidi="zh_TW"/>
+        </w:rPr>
+        <w:t>）和比珥人（</w:t>
+      </w:r>
+      <w:hyperlink r:id="rId25">
+        <w:r>
+          <w:rPr>
+            <w:lang w:val="zh_TW" w:bidi="zh_TW"/>
+          </w:rPr>
+          <w:rPr>
+            <w:color w:val="0000EE"/>
+            <w:u w:val="single"/>
+          </w:rPr>
+          <w:t>撒下4:3</w:t>
+        </w:r>
+      </w:hyperlink>
+      <w:r>
+        <w:rPr>
+          <w:lang w:val="zh_TW" w:bidi="zh_TW"/>
+        </w:rPr>
+        <w:t>；參</w:t>
+      </w:r>
+      <w:hyperlink r:id="rId26">
+        <w:r>
+          <w:rPr>
+            <w:lang w:val="zh_TW" w:bidi="zh_TW"/>
+          </w:rPr>
+          <w:rPr>
+            <w:color w:val="0000EE"/>
+            <w:u w:val="single"/>
+          </w:rPr>
+          <w:t>代下2:17</w:t>
+        </w:r>
+      </w:hyperlink>
+      <w:r>
+        <w:rPr>
+          <w:lang w:val="zh_TW" w:bidi="zh_TW"/>
+        </w:rPr>
+        <w:t>）就是這種情況。以色列人本身是埃及地的臨時居民（</w:t>
+      </w:r>
+      <w:hyperlink r:id="rId19">
+        <w:r>
+          <w:rPr>
+            <w:lang w:val="zh_TW" w:bidi="zh_TW"/>
+          </w:rPr>
+          <w:rPr>
+            <w:color w:val="0000EE"/>
+            <w:u w:val="single"/>
+          </w:rPr>
+          <w:t>創15:13</w:t>
+        </w:r>
+      </w:hyperlink>
+      <w:r>
+        <w:rPr>
+          <w:lang w:val="zh_TW" w:bidi="zh_TW"/>
+        </w:rPr>
+        <w:t>，</w:t>
+      </w:r>
+      <w:hyperlink r:id="rId27">
+        <w:r>
+          <w:rPr>
+            <w:lang w:val="zh_TW" w:bidi="zh_TW"/>
+          </w:rPr>
+          <w:rPr>
+            <w:color w:val="0000EE"/>
+            <w:u w:val="single"/>
+          </w:rPr>
+          <w:t>23:4</w:t>
+        </w:r>
+      </w:hyperlink>
+      <w:r>
+        <w:rPr>
+          <w:lang w:val="zh_TW" w:bidi="zh_TW"/>
+        </w:rPr>
+        <w:t>，</w:t>
+      </w:r>
+      <w:hyperlink r:id="rId28">
+        <w:r>
+          <w:rPr>
+            <w:lang w:val="zh_TW" w:bidi="zh_TW"/>
+          </w:rPr>
+          <w:rPr>
+            <w:color w:val="0000EE"/>
+            <w:u w:val="single"/>
+          </w:rPr>
+          <w:t>26:3</w:t>
+        </w:r>
+      </w:hyperlink>
+      <w:r>
+        <w:rPr>
+          <w:lang w:val="zh_TW" w:bidi="zh_TW"/>
+        </w:rPr>
+        <w:t>，</w:t>
+      </w:r>
+      <w:hyperlink r:id="rId29">
+        <w:r>
+          <w:rPr>
+            <w:lang w:val="zh_TW" w:bidi="zh_TW"/>
+          </w:rPr>
+          <w:rPr>
+            <w:color w:val="0000EE"/>
+            <w:u w:val="single"/>
+          </w:rPr>
+          <w:t>47:4</w:t>
+        </w:r>
+      </w:hyperlink>
+      <w:r>
+        <w:rPr>
+          <w:lang w:val="zh_TW" w:bidi="zh_TW"/>
+        </w:rPr>
+        <w:t>；</w:t>
+      </w:r>
+      <w:hyperlink r:id="rId20">
+        <w:r>
+          <w:rPr>
+            <w:lang w:val="zh_TW" w:bidi="zh_TW"/>
+          </w:rPr>
+          <w:rPr>
+            <w:color w:val="0000EE"/>
+            <w:u w:val="single"/>
+          </w:rPr>
+          <w:t>出2:22</w:t>
+        </w:r>
+      </w:hyperlink>
+      <w:r>
+        <w:rPr>
+          <w:lang w:val="zh_TW" w:bidi="zh_TW"/>
+        </w:rPr>
+        <w:t>，</w:t>
+      </w:r>
+      <w:hyperlink r:id="rId30">
+        <w:r>
+          <w:rPr>
+            <w:lang w:val="zh_TW" w:bidi="zh_TW"/>
+          </w:rPr>
+          <w:rPr>
+            <w:color w:val="0000EE"/>
+            <w:u w:val="single"/>
+          </w:rPr>
+          <w:t>23:9</w:t>
+        </w:r>
+      </w:hyperlink>
+      <w:r>
+        <w:rPr>
+          <w:lang w:val="zh_TW" w:bidi="zh_TW"/>
+        </w:rPr>
+        <w:t>）以及其它地方的臨時居民（</w:t>
+      </w:r>
+      <w:hyperlink r:id="rId31">
+        <w:r>
+          <w:rPr>
+            <w:lang w:val="zh_TW" w:bidi="zh_TW"/>
+          </w:rPr>
+          <w:rPr>
+            <w:color w:val="0000EE"/>
+            <w:u w:val="single"/>
+          </w:rPr>
+          <w:t>得1:1</w:t>
+        </w:r>
+      </w:hyperlink>
+      <w:r>
+        <w:rPr>
+          <w:lang w:val="zh_TW" w:bidi="zh_TW"/>
+        </w:rPr>
+        <w:t>）。</w:t>
       </w:r>
     </w:p>
     <w:p>
@@ -273,7 +669,349 @@
         <w:rPr>
           <w:lang w:val="zh_TW" w:bidi="zh_TW"/>
         </w:rPr>
-        <w:t>• 先知的稱謂和歷史</w:t>
+        <w:t>外邦人或臨時居民在以色列擁有某些權利，但也有一些限制。他們可以獻祭（</w:t>
+      </w:r>
+      <w:hyperlink r:id="rId32">
+        <w:r>
+          <w:rPr>
+            <w:lang w:val="zh_TW" w:bidi="zh_TW"/>
+          </w:rPr>
+          <w:rPr>
+            <w:color w:val="0000EE"/>
+            <w:u w:val="single"/>
+          </w:rPr>
+          <w:t>利17:8</w:t>
+        </w:r>
+      </w:hyperlink>
+      <w:r>
+        <w:rPr>
+          <w:lang w:val="zh_TW" w:bidi="zh_TW"/>
+        </w:rPr>
+        <w:t>，</w:t>
+      </w:r>
+      <w:hyperlink r:id="rId33">
+        <w:r>
+          <w:rPr>
+            <w:lang w:val="zh_TW" w:bidi="zh_TW"/>
+          </w:rPr>
+          <w:rPr>
+            <w:color w:val="0000EE"/>
+            <w:u w:val="single"/>
+          </w:rPr>
+          <w:t>22:18</w:t>
+        </w:r>
+      </w:hyperlink>
+      <w:r>
+        <w:rPr>
+          <w:lang w:val="zh_TW" w:bidi="zh_TW"/>
+        </w:rPr>
+        <w:t>），但只有受過割禮，才能進入聖所（</w:t>
+      </w:r>
+      <w:hyperlink r:id="rId34">
+        <w:r>
+          <w:rPr>
+            <w:lang w:val="zh_TW" w:bidi="zh_TW"/>
+          </w:rPr>
+          <w:rPr>
+            <w:color w:val="0000EE"/>
+            <w:u w:val="single"/>
+          </w:rPr>
+          <w:t>結44:9</w:t>
+        </w:r>
+      </w:hyperlink>
+      <w:r>
+        <w:rPr>
+          <w:lang w:val="zh_TW" w:bidi="zh_TW"/>
+        </w:rPr>
+        <w:t>）。他們可以參加猶太的三個節期（</w:t>
+      </w:r>
+      <w:hyperlink r:id="rId35">
+        <w:r>
+          <w:rPr>
+            <w:lang w:val="zh_TW" w:bidi="zh_TW"/>
+          </w:rPr>
+          <w:rPr>
+            <w:color w:val="0000EE"/>
+            <w:u w:val="single"/>
+          </w:rPr>
+          <w:t>申16:11、14</w:t>
+        </w:r>
+      </w:hyperlink>
+      <w:r>
+        <w:rPr>
+          <w:lang w:val="zh_TW" w:bidi="zh_TW"/>
+        </w:rPr>
+        <w:t>），但只有受過割禮，才能吃逾越節的晚餐（</w:t>
+      </w:r>
+      <w:hyperlink r:id="rId36">
+        <w:r>
+          <w:rPr>
+            <w:lang w:val="zh_TW" w:bidi="zh_TW"/>
+          </w:rPr>
+          <w:rPr>
+            <w:color w:val="0000EE"/>
+            <w:u w:val="single"/>
+          </w:rPr>
+          <w:t>出12:43、48</w:t>
+        </w:r>
+      </w:hyperlink>
+      <w:r>
+        <w:rPr>
+          <w:lang w:val="zh_TW" w:bidi="zh_TW"/>
+        </w:rPr>
+        <w:t>）。外邦人不必遵循以色列的宗教，但他們可以享受其中一些利益（</w:t>
+      </w:r>
+      <w:hyperlink r:id="rId37">
+        <w:r>
+          <w:rPr>
+            <w:lang w:val="zh_TW" w:bidi="zh_TW"/>
+          </w:rPr>
+          <w:rPr>
+            <w:color w:val="0000EE"/>
+            <w:u w:val="single"/>
+          </w:rPr>
+          <w:t>申14:29</w:t>
+        </w:r>
+      </w:hyperlink>
+      <w:r>
+        <w:rPr>
+          <w:lang w:val="zh_TW" w:bidi="zh_TW"/>
+        </w:rPr>
+        <w:t>）。他們在安息日或贖罪日不能工作（</w:t>
+      </w:r>
+      <w:hyperlink r:id="rId38">
+        <w:r>
+          <w:rPr>
+            <w:lang w:val="zh_TW" w:bidi="zh_TW"/>
+          </w:rPr>
+          <w:rPr>
+            <w:color w:val="0000EE"/>
+            <w:u w:val="single"/>
+          </w:rPr>
+          <w:t>出20:10</w:t>
+        </w:r>
+      </w:hyperlink>
+      <w:r>
+        <w:rPr>
+          <w:lang w:val="zh_TW" w:bidi="zh_TW"/>
+        </w:rPr>
+        <w:t>，</w:t>
+      </w:r>
+      <w:hyperlink r:id="rId39">
+        <w:r>
+          <w:rPr>
+            <w:lang w:val="zh_TW" w:bidi="zh_TW"/>
+          </w:rPr>
+          <w:rPr>
+            <w:color w:val="0000EE"/>
+            <w:u w:val="single"/>
+          </w:rPr>
+          <w:t>23:12</w:t>
+        </w:r>
+      </w:hyperlink>
+      <w:r>
+        <w:rPr>
+          <w:lang w:val="zh_TW" w:bidi="zh_TW"/>
+        </w:rPr>
+        <w:t>；</w:t>
+      </w:r>
+      <w:hyperlink r:id="rId40">
+        <w:r>
+          <w:rPr>
+            <w:lang w:val="zh_TW" w:bidi="zh_TW"/>
+          </w:rPr>
+          <w:rPr>
+            <w:color w:val="0000EE"/>
+            <w:u w:val="single"/>
+          </w:rPr>
+          <w:t>利16:29</w:t>
+        </w:r>
+      </w:hyperlink>
+      <w:r>
+        <w:rPr>
+          <w:lang w:val="zh_TW" w:bidi="zh_TW"/>
+        </w:rPr>
+        <w:t>；</w:t>
+      </w:r>
+      <w:hyperlink r:id="rId41">
+        <w:r>
+          <w:rPr>
+            <w:lang w:val="zh_TW" w:bidi="zh_TW"/>
+          </w:rPr>
+          <w:rPr>
+            <w:color w:val="0000EE"/>
+            <w:u w:val="single"/>
+          </w:rPr>
+          <w:t>申5:14</w:t>
+        </w:r>
+      </w:hyperlink>
+      <w:r>
+        <w:rPr>
+          <w:lang w:val="zh_TW" w:bidi="zh_TW"/>
+        </w:rPr>
+        <w:t>），若褻瀆神的名字，可能會被石頭打死（</w:t>
+      </w:r>
+      <w:hyperlink r:id="rId42">
+        <w:r>
+          <w:rPr>
+            <w:lang w:val="zh_TW" w:bidi="zh_TW"/>
+          </w:rPr>
+          <w:rPr>
+            <w:color w:val="0000EE"/>
+            <w:u w:val="single"/>
+          </w:rPr>
+          <w:t>利24:16</w:t>
+        </w:r>
+      </w:hyperlink>
+      <w:r>
+        <w:rPr>
+          <w:lang w:val="zh_TW" w:bidi="zh_TW"/>
+        </w:rPr>
+        <w:t>；</w:t>
+      </w:r>
+      <w:hyperlink r:id="rId43">
+        <w:r>
+          <w:rPr>
+            <w:lang w:val="zh_TW" w:bidi="zh_TW"/>
+          </w:rPr>
+          <w:rPr>
+            <w:color w:val="0000EE"/>
+            <w:u w:val="single"/>
+          </w:rPr>
+          <w:t>民15:30</w:t>
+        </w:r>
+      </w:hyperlink>
+      <w:r>
+        <w:rPr>
+          <w:lang w:val="zh_TW" w:bidi="zh_TW"/>
+        </w:rPr>
+        <w:t>）。外邦人不可吃血（</w:t>
+      </w:r>
+      <w:hyperlink r:id="rId44">
+        <w:r>
+          <w:rPr>
+            <w:lang w:val="zh_TW" w:bidi="zh_TW"/>
+          </w:rPr>
+          <w:rPr>
+            <w:color w:val="0000EE"/>
+            <w:u w:val="single"/>
+          </w:rPr>
+          <w:t>利17:10–12</w:t>
+        </w:r>
+      </w:hyperlink>
+      <w:r>
+        <w:rPr>
+          <w:lang w:val="zh_TW" w:bidi="zh_TW"/>
+        </w:rPr>
+        <w:t>），但可以吃自然死亡的動物（</w:t>
+      </w:r>
+      <w:hyperlink r:id="rId15">
+        <w:r>
+          <w:rPr>
+            <w:lang w:val="zh_TW" w:bidi="zh_TW"/>
+          </w:rPr>
+          <w:rPr>
+            <w:color w:val="0000EE"/>
+            <w:u w:val="single"/>
+          </w:rPr>
+          <w:t>申14:21</w:t>
+        </w:r>
+      </w:hyperlink>
+      <w:r>
+        <w:rPr>
+          <w:lang w:val="zh_TW" w:bidi="zh_TW"/>
+        </w:rPr>
+        <w:t>）。以色列在性的道德規範也適用於外邦人（</w:t>
+      </w:r>
+      <w:hyperlink r:id="rId45">
+        <w:r>
+          <w:rPr>
+            <w:lang w:val="zh_TW" w:bidi="zh_TW"/>
+          </w:rPr>
+          <w:rPr>
+            <w:color w:val="0000EE"/>
+            <w:u w:val="single"/>
+          </w:rPr>
+          <w:t>利18:26</w:t>
+        </w:r>
+      </w:hyperlink>
+      <w:r>
+        <w:rPr>
+          <w:lang w:val="zh_TW" w:bidi="zh_TW"/>
+        </w:rPr>
+        <w:t>）。以色列人不可與外邦人通婚，但這仍然是常見的現象（</w:t>
+      </w:r>
+      <w:hyperlink r:id="rId46">
+        <w:r>
+          <w:rPr>
+            <w:lang w:val="zh_TW" w:bidi="zh_TW"/>
+          </w:rPr>
+          <w:rPr>
+            <w:color w:val="0000EE"/>
+            <w:u w:val="single"/>
+          </w:rPr>
+          <w:t>創34:14</w:t>
+        </w:r>
+      </w:hyperlink>
+      <w:r>
+        <w:rPr>
+          <w:lang w:val="zh_TW" w:bidi="zh_TW"/>
+        </w:rPr>
+        <w:t>；</w:t>
+      </w:r>
+      <w:hyperlink r:id="rId47">
+        <w:r>
+          <w:rPr>
+            <w:lang w:val="zh_TW" w:bidi="zh_TW"/>
+          </w:rPr>
+          <w:rPr>
+            <w:color w:val="0000EE"/>
+            <w:u w:val="single"/>
+          </w:rPr>
+          <w:t>出34:12、16</w:t>
+        </w:r>
+      </w:hyperlink>
+      <w:r>
+        <w:rPr>
+          <w:lang w:val="zh_TW" w:bidi="zh_TW"/>
+        </w:rPr>
+        <w:t>；</w:t>
+      </w:r>
+      <w:hyperlink r:id="rId48">
+        <w:r>
+          <w:rPr>
+            <w:lang w:val="zh_TW" w:bidi="zh_TW"/>
+          </w:rPr>
+          <w:rPr>
+            <w:color w:val="0000EE"/>
+            <w:u w:val="single"/>
+          </w:rPr>
+          <w:t>申7:3–4</w:t>
+        </w:r>
+      </w:hyperlink>
+      <w:r>
+        <w:rPr>
+          <w:lang w:val="zh_TW" w:bidi="zh_TW"/>
+        </w:rPr>
+        <w:t>；</w:t>
+      </w:r>
+      <w:hyperlink r:id="rId49">
+        <w:r>
+          <w:rPr>
+            <w:lang w:val="zh_TW" w:bidi="zh_TW"/>
+          </w:rPr>
+          <w:rPr>
+            <w:color w:val="0000EE"/>
+            <w:u w:val="single"/>
+          </w:rPr>
+          <w:t>書23:12</w:t>
+        </w:r>
+      </w:hyperlink>
+      <w:r>
+        <w:rPr>
+          <w:lang w:val="zh_TW" w:bidi="zh_TW"/>
+        </w:rPr>
+        <w:t>）。</w:t>
       </w:r>
     </w:p>
     <w:p>
@@ -287,7 +1025,313 @@
         <w:rPr>
           <w:lang w:val="zh_TW" w:bidi="zh_TW"/>
         </w:rPr>
-        <w:t>• 感動</w:t>
+        <w:t>摩西律法為外邦人提供公民權利（</w:t>
+      </w:r>
+      <w:hyperlink r:id="rId50">
+        <w:r>
+          <w:rPr>
+            <w:lang w:val="zh_TW" w:bidi="zh_TW"/>
+          </w:rPr>
+          <w:rPr>
+            <w:color w:val="0000EE"/>
+            <w:u w:val="single"/>
+          </w:rPr>
+          <w:t>出12:49</w:t>
+        </w:r>
+      </w:hyperlink>
+      <w:r>
+        <w:rPr>
+          <w:lang w:val="zh_TW" w:bidi="zh_TW"/>
+        </w:rPr>
+        <w:t>；</w:t>
+      </w:r>
+      <w:hyperlink r:id="rId51">
+        <w:r>
+          <w:rPr>
+            <w:lang w:val="zh_TW" w:bidi="zh_TW"/>
+          </w:rPr>
+          <w:rPr>
+            <w:color w:val="0000EE"/>
+            <w:u w:val="single"/>
+          </w:rPr>
+          <w:t>利24:22</w:t>
+        </w:r>
+      </w:hyperlink>
+      <w:r>
+        <w:rPr>
+          <w:lang w:val="zh_TW" w:bidi="zh_TW"/>
+        </w:rPr>
+        <w:t>）。他們遵循相同的法律程序和懲罰（</w:t>
+      </w:r>
+      <w:hyperlink r:id="rId52">
+        <w:r>
+          <w:rPr>
+            <w:lang w:val="zh_TW" w:bidi="zh_TW"/>
+          </w:rPr>
+          <w:rPr>
+            <w:color w:val="0000EE"/>
+            <w:u w:val="single"/>
+          </w:rPr>
+          <w:t>利20:2</w:t>
+        </w:r>
+      </w:hyperlink>
+      <w:r>
+        <w:rPr>
+          <w:lang w:val="zh_TW" w:bidi="zh_TW"/>
+        </w:rPr>
+        <w:t>，</w:t>
+      </w:r>
+      <w:hyperlink r:id="rId53">
+        <w:r>
+          <w:rPr>
+            <w:lang w:val="zh_TW" w:bidi="zh_TW"/>
+          </w:rPr>
+          <w:rPr>
+            <w:color w:val="0000EE"/>
+            <w:u w:val="single"/>
+          </w:rPr>
+          <w:t>24:16、22</w:t>
+        </w:r>
+      </w:hyperlink>
+      <w:r>
+        <w:rPr>
+          <w:lang w:val="zh_TW" w:bidi="zh_TW"/>
+        </w:rPr>
+        <w:t>；</w:t>
+      </w:r>
+      <w:hyperlink r:id="rId54">
+        <w:r>
+          <w:rPr>
+            <w:lang w:val="zh_TW" w:bidi="zh_TW"/>
+          </w:rPr>
+          <w:rPr>
+            <w:color w:val="0000EE"/>
+            <w:u w:val="single"/>
+          </w:rPr>
+          <w:t>申1:16</w:t>
+        </w:r>
+      </w:hyperlink>
+      <w:r>
+        <w:rPr>
+          <w:lang w:val="zh_TW" w:bidi="zh_TW"/>
+        </w:rPr>
+        <w:t>）。他們應被禮貌對待（</w:t>
+      </w:r>
+      <w:hyperlink r:id="rId55">
+        <w:r>
+          <w:rPr>
+            <w:lang w:val="zh_TW" w:bidi="zh_TW"/>
+          </w:rPr>
+          <w:rPr>
+            <w:color w:val="0000EE"/>
+            <w:u w:val="single"/>
+          </w:rPr>
+          <w:t>出22:21</w:t>
+        </w:r>
+      </w:hyperlink>
+      <w:r>
+        <w:rPr>
+          <w:lang w:val="zh_TW" w:bidi="zh_TW"/>
+        </w:rPr>
+        <w:t>，</w:t>
+      </w:r>
+      <w:hyperlink r:id="rId30">
+        <w:r>
+          <w:rPr>
+            <w:lang w:val="zh_TW" w:bidi="zh_TW"/>
+          </w:rPr>
+          <w:rPr>
+            <w:color w:val="0000EE"/>
+            <w:u w:val="single"/>
+          </w:rPr>
+          <w:t>23:9</w:t>
+        </w:r>
+      </w:hyperlink>
+      <w:r>
+        <w:rPr>
+          <w:lang w:val="zh_TW" w:bidi="zh_TW"/>
+        </w:rPr>
+        <w:t>）。他們應當被人以愛相待，與被神所愛的人一樣（</w:t>
+      </w:r>
+      <w:hyperlink r:id="rId56">
+        <w:r>
+          <w:rPr>
+            <w:lang w:val="zh_TW" w:bidi="zh_TW"/>
+          </w:rPr>
+          <w:rPr>
+            <w:color w:val="0000EE"/>
+            <w:u w:val="single"/>
+          </w:rPr>
+          <w:t>利19:34</w:t>
+        </w:r>
+      </w:hyperlink>
+      <w:r>
+        <w:rPr>
+          <w:lang w:val="zh_TW" w:bidi="zh_TW"/>
+        </w:rPr>
+        <w:t>；</w:t>
+      </w:r>
+      <w:hyperlink r:id="rId57">
+        <w:r>
+          <w:rPr>
+            <w:lang w:val="zh_TW" w:bidi="zh_TW"/>
+          </w:rPr>
+          <w:rPr>
+            <w:color w:val="0000EE"/>
+            <w:u w:val="single"/>
+          </w:rPr>
+          <w:t>申10:18–19</w:t>
+        </w:r>
+      </w:hyperlink>
+      <w:r>
+        <w:rPr>
+          <w:lang w:val="zh_TW" w:bidi="zh_TW"/>
+        </w:rPr>
+        <w:t>）。他們應被慷慨對待（</w:t>
+      </w:r>
+      <w:hyperlink r:id="rId58">
+        <w:r>
+          <w:rPr>
+            <w:lang w:val="zh_TW" w:bidi="zh_TW"/>
+          </w:rPr>
+          <w:rPr>
+            <w:color w:val="0000EE"/>
+            <w:u w:val="single"/>
+          </w:rPr>
+          <w:t>利19:10</w:t>
+        </w:r>
+      </w:hyperlink>
+      <w:r>
+        <w:rPr>
+          <w:lang w:val="zh_TW" w:bidi="zh_TW"/>
+        </w:rPr>
+        <w:t>，</w:t>
+      </w:r>
+      <w:hyperlink r:id="rId59">
+        <w:r>
+          <w:rPr>
+            <w:lang w:val="zh_TW" w:bidi="zh_TW"/>
+          </w:rPr>
+          <w:rPr>
+            <w:color w:val="0000EE"/>
+            <w:u w:val="single"/>
+          </w:rPr>
+          <w:t>23:22</w:t>
+        </w:r>
+      </w:hyperlink>
+      <w:r>
+        <w:rPr>
+          <w:lang w:val="zh_TW" w:bidi="zh_TW"/>
+        </w:rPr>
+        <w:t>；</w:t>
+      </w:r>
+      <w:hyperlink r:id="rId60">
+        <w:r>
+          <w:rPr>
+            <w:lang w:val="zh_TW" w:bidi="zh_TW"/>
+          </w:rPr>
+          <w:rPr>
+            <w:color w:val="0000EE"/>
+            <w:u w:val="single"/>
+          </w:rPr>
+          <w:t>申24:19–22</w:t>
+        </w:r>
+      </w:hyperlink>
+      <w:r>
+        <w:rPr>
+          <w:lang w:val="zh_TW" w:bidi="zh_TW"/>
+        </w:rPr>
+        <w:t>）。在困難時期，他們可以獲得庇護（保護或避難之所）（</w:t>
+      </w:r>
+      <w:hyperlink r:id="rId61">
+        <w:r>
+          <w:rPr>
+            <w:lang w:val="zh_TW" w:bidi="zh_TW"/>
+          </w:rPr>
+          <w:rPr>
+            <w:color w:val="0000EE"/>
+            <w:u w:val="single"/>
+          </w:rPr>
+          <w:t>民35:15</w:t>
+        </w:r>
+      </w:hyperlink>
+      <w:r>
+        <w:rPr>
+          <w:lang w:val="zh_TW" w:bidi="zh_TW"/>
+        </w:rPr>
+        <w:t>；</w:t>
+      </w:r>
+      <w:hyperlink r:id="rId62">
+        <w:r>
+          <w:rPr>
+            <w:lang w:val="zh_TW" w:bidi="zh_TW"/>
+          </w:rPr>
+          <w:rPr>
+            <w:color w:val="0000EE"/>
+            <w:u w:val="single"/>
+          </w:rPr>
+          <w:t>書20:9</w:t>
+        </w:r>
+      </w:hyperlink>
+      <w:r>
+        <w:rPr>
+          <w:lang w:val="zh_TW" w:bidi="zh_TW"/>
+        </w:rPr>
+        <w:t>）。外邦奴僕應得到與希伯來奴僕相同的待遇（</w:t>
+      </w:r>
+      <w:hyperlink r:id="rId63">
+        <w:r>
+          <w:rPr>
+            <w:lang w:val="zh_TW" w:bidi="zh_TW"/>
+          </w:rPr>
+          <w:rPr>
+            <w:color w:val="0000EE"/>
+            <w:u w:val="single"/>
+          </w:rPr>
+          <w:t>申24:14</w:t>
+        </w:r>
+      </w:hyperlink>
+      <w:r>
+        <w:rPr>
+          <w:lang w:val="zh_TW" w:bidi="zh_TW"/>
+        </w:rPr>
+        <w:t>）。外邦人不能參加各支派的會議或被立為王（</w:t>
+      </w:r>
+      <w:hyperlink r:id="rId64">
+        <w:r>
+          <w:rPr>
+            <w:lang w:val="zh_TW" w:bidi="zh_TW"/>
+          </w:rPr>
+          <w:rPr>
+            <w:color w:val="0000EE"/>
+            <w:u w:val="single"/>
+          </w:rPr>
+          <w:t>申17:15</w:t>
+        </w:r>
+      </w:hyperlink>
+      <w:r>
+        <w:rPr>
+          <w:lang w:val="zh_TW" w:bidi="zh_TW"/>
+        </w:rPr>
+        <w:t>）。先知以西結期待未來彌賽亞治理的時代。那時，外邦人將與神的百姓一同享受這片土地的所有祝福（</w:t>
+      </w:r>
+      <w:hyperlink r:id="rId65">
+        <w:r>
+          <w:rPr>
+            <w:lang w:val="zh_TW" w:bidi="zh_TW"/>
+          </w:rPr>
+          <w:rPr>
+            <w:color w:val="0000EE"/>
+            <w:u w:val="single"/>
+          </w:rPr>
+          <w:t>結47:22–23</w:t>
+        </w:r>
+      </w:hyperlink>
+      <w:r>
+        <w:rPr>
+          <w:lang w:val="zh_TW" w:bidi="zh_TW"/>
+        </w:rPr>
+        <w:t>）。</w:t>
       </w:r>
     </w:p>
     <w:p>
@@ -301,7 +1345,61 @@
         <w:rPr>
           <w:lang w:val="zh_TW" w:bidi="zh_TW"/>
         </w:rPr>
-        <w:t>• 真假先知</w:t>
+        <w:t>在新約聖經中，「外邦人」經常被象徵地使用。一方面，基督的工作使所有外邦人（例如，那些與基督隔絕的人）成為神家中的成員（</w:t>
+      </w:r>
+      <w:hyperlink r:id="rId66">
+        <w:r>
+          <w:rPr>
+            <w:lang w:val="zh_TW" w:bidi="zh_TW"/>
+          </w:rPr>
+          <w:rPr>
+            <w:color w:val="0000EE"/>
+            <w:u w:val="single"/>
+          </w:rPr>
+          <w:t>弗2:11–19</w:t>
+        </w:r>
+      </w:hyperlink>
+      <w:r>
+        <w:rPr>
+          <w:lang w:val="zh_TW" w:bidi="zh_TW"/>
+        </w:rPr>
+        <w:t>）。另一方面，基督徒應該看自己是在這個世界上寄居的（</w:t>
+      </w:r>
+      <w:hyperlink r:id="rId67">
+        <w:r>
+          <w:rPr>
+            <w:lang w:val="zh_TW" w:bidi="zh_TW"/>
+          </w:rPr>
+          <w:rPr>
+            <w:color w:val="0000EE"/>
+            <w:u w:val="single"/>
+          </w:rPr>
+          <w:t>來11:13</w:t>
+        </w:r>
+      </w:hyperlink>
+      <w:r>
+        <w:rPr>
+          <w:lang w:val="zh_TW" w:bidi="zh_TW"/>
+        </w:rPr>
+        <w:t>；</w:t>
+      </w:r>
+      <w:hyperlink r:id="rId68">
+        <w:r>
+          <w:rPr>
+            <w:lang w:val="zh_TW" w:bidi="zh_TW"/>
+          </w:rPr>
+          <w:rPr>
+            <w:color w:val="0000EE"/>
+            <w:u w:val="single"/>
+          </w:rPr>
+          <w:t>彼前2:11</w:t>
+        </w:r>
+      </w:hyperlink>
+      <w:r>
+        <w:rPr>
+          <w:lang w:val="zh_TW" w:bidi="zh_TW"/>
+        </w:rPr>
+        <w:t>）。</w:t>
       </w:r>
     </w:p>
     <w:p>
@@ -313,9 +1411,44 @@
       </w:r>
       <w:r>
         <w:rPr>
-          <w:lang w:val="zh_TW" w:bidi="zh_TW"/>
-        </w:rPr>
-        <w:t>• 先知的作用</w:t>
+          <w:i/>
+          <w:lang w:val="zh_TW" w:bidi="zh_TW"/>
+        </w:rPr>
+        <w:t>另見</w:t>
+      </w:r>
+      <w:r>
+        <w:rPr>
+          <w:lang w:val="zh_TW" w:bidi="zh_TW"/>
+        </w:rPr>
+        <w:t>野蠻人</w:t>
+      </w:r>
+      <w:r>
+        <w:rPr>
+          <w:lang w:val="zh_TW" w:bidi="zh_TW"/>
+        </w:rPr>
+        <w:t>、</w:t>
+      </w:r>
+      <w:r>
+        <w:rPr>
+          <w:lang w:val="zh_TW" w:bidi="zh_TW"/>
+        </w:rPr>
+        <w:t>鄰舍</w:t>
+      </w:r>
+      <w:r>
+        <w:rPr>
+          <w:lang w:val="zh_TW" w:bidi="zh_TW"/>
+        </w:rPr>
+        <w:t>。</w:t>
+      </w:r>
+      <w:r>
+        <w:rPr>
+          <w:lang w:val="zh_TW" w:bidi="zh_TW"/>
+        </w:rPr>
+      </w:r>
+      <w:r>
+        <w:rPr>
+          <w:lang w:val="zh_TW" w:bidi="zh_TW"/>
+        </w:rPr>
       </w:r>
     </w:p>
     <w:p>
@@ -325,22 +1458,21 @@
           <w:lang w:val="zh_TW" w:bidi="zh_TW"/>
         </w:rPr>
       </w:r>
-      <w:r>
-        <w:rPr>
-          <w:lang w:val="zh_TW" w:bidi="zh_TW"/>
-        </w:rPr>
-        <w:t>• 傳講的方式</w:t>
-      </w:r>
     </w:p>
     <w:p>
       <w:pPr>
-        <w:pStyle w:val="Heading3"/>
-      </w:pPr>
-      <w:r>
-        <w:rPr>
-          <w:lang w:val="zh_TW" w:bidi="zh_TW"/>
-        </w:rPr>
-        <w:t>介紹</w:t>
+        <w:pStyle w:val="Heading2"/>
+      </w:pPr>
+      <w:r>
+        <w:rPr>
+          <w:lang w:val="zh_TW" w:bidi="zh_TW"/>
+        </w:rPr>
+        <w:t>外邦人院</w:t>
+      </w:r>
+      <w:r>
+        <w:rPr>
+          <w:lang w:val="zh_TW" w:bidi="zh_TW"/>
+        </w:rPr>
       </w:r>
     </w:p>
     <w:p>
@@ -354,102 +1486,7 @@
         <w:rPr>
           <w:lang w:val="zh_TW" w:bidi="zh_TW"/>
         </w:rPr>
-        <w:t>當耶穌使寡婦的兒子從死裡復活時，旁觀者說：「</w:t>
-      </w:r>
-      <w:r>
-        <w:rPr>
-          <w:lang w:val="zh_TW" w:bidi="zh_TW"/>
-        </w:rPr>
-        <w:t>有大先知在我們中間興起來了</w:t>
-      </w:r>
-      <w:r>
-        <w:rPr>
-          <w:lang w:val="zh_TW" w:bidi="zh_TW"/>
-        </w:rPr>
-        <w:t>！」（</w:t>
-      </w:r>
-      <w:hyperlink r:id="rId13">
-        <w:r>
-          <w:rPr>
-            <w:lang w:val="zh_TW" w:bidi="zh_TW"/>
-          </w:rPr>
-          <w:rPr>
-            <w:color w:val="0000EE"/>
-            <w:u w:val="single"/>
-          </w:rPr>
-          <w:t>路7:16</w:t>
-        </w:r>
-      </w:hyperlink>
-      <w:r>
-        <w:rPr>
-          <w:lang w:val="zh_TW" w:bidi="zh_TW"/>
-        </w:rPr>
-        <w:t>；參</w:t>
-      </w:r>
-      <w:hyperlink r:id="rId14">
-        <w:r>
-          <w:rPr>
-            <w:lang w:val="zh_TW" w:bidi="zh_TW"/>
-          </w:rPr>
-          <w:rPr>
-            <w:color w:val="0000EE"/>
-            <w:u w:val="single"/>
-          </w:rPr>
-          <w:t>可6:15</w:t>
-        </w:r>
-      </w:hyperlink>
-      <w:r>
-        <w:rPr>
-          <w:lang w:val="zh_TW" w:bidi="zh_TW"/>
-        </w:rPr>
-        <w:t>，</w:t>
-      </w:r>
-      <w:hyperlink r:id="rId15">
-        <w:r>
-          <w:rPr>
-            <w:lang w:val="zh_TW" w:bidi="zh_TW"/>
-          </w:rPr>
-          <w:rPr>
-            <w:color w:val="0000EE"/>
-            <w:u w:val="single"/>
-          </w:rPr>
-          <w:t>8:28</w:t>
-        </w:r>
-      </w:hyperlink>
-      <w:r>
-        <w:rPr>
-          <w:lang w:val="zh_TW" w:bidi="zh_TW"/>
-        </w:rPr>
-        <w:t>）在猶太的宗教思想中，最為生動且具規範意義的宗教事件，都集中在先知蒙召和事工，就是神透過先知向祂的子民傳達話語。人們對於耶穌的評價，其實是比他們所知的更為正確，因為神確實在耶穌裡面臨到他們；而耶穌的地位雖然遠高過先知，實際上卻正是摩西所預言，先知秩序的冠冕和高峰（</w:t>
-      </w:r>
-      <w:hyperlink r:id="rId16">
-        <w:r>
-          <w:rPr>
-            <w:lang w:val="zh_TW" w:bidi="zh_TW"/>
-          </w:rPr>
-          <w:rPr>
-            <w:color w:val="0000EE"/>
-            <w:u w:val="single"/>
-          </w:rPr>
-          <w:t>申18:15–19</w:t>
-        </w:r>
-      </w:hyperlink>
-      <w:r>
-        <w:rPr>
-          <w:lang w:val="zh_TW" w:bidi="zh_TW"/>
-        </w:rPr>
-        <w:t>）。</w:t>
-      </w:r>
-    </w:p>
-    <w:p>
-      <w:pPr>
-        <w:pStyle w:val="Heading3"/>
-      </w:pPr>
-      <w:r>
-        <w:rPr>
-          <w:lang w:val="zh_TW" w:bidi="zh_TW"/>
-        </w:rPr>
-        <w:t>先知的稱謂和歷史</w:t>
+        <w:t>外邦人院是希律王建造的耶路撒冷聖殿中最大的外圍區域。這個庭院呈長方形，但四邊不完全均勻，北端比南端更寬。猶太人和非猶太人（外邦人）都可以進入這個區域。</w:t>
       </w:r>
     </w:p>
     <w:p>
@@ -463,54 +1500,18 @@
         <w:rPr>
           <w:lang w:val="zh_TW" w:bidi="zh_TW"/>
         </w:rPr>
-        <w:t>舊約用於描述這些人的主要詞語，是「先知」（見</w:t>
-      </w:r>
-      <w:hyperlink r:id="rId17">
-        <w:r>
-          <w:rPr>
-            <w:lang w:val="zh_TW" w:bidi="zh_TW"/>
-          </w:rPr>
-          <w:rPr>
-            <w:color w:val="0000EE"/>
-            <w:u w:val="single"/>
-          </w:rPr>
-          <w:t>士6:8</w:t>
-        </w:r>
-      </w:hyperlink>
-      <w:r>
-        <w:rPr>
-          <w:lang w:val="zh_TW" w:bidi="zh_TW"/>
-        </w:rPr>
-        <w:t>）、「神人」（見</w:t>
-      </w:r>
-      <w:hyperlink r:id="rId18">
-        <w:r>
-          <w:rPr>
-            <w:lang w:val="zh_TW" w:bidi="zh_TW"/>
-          </w:rPr>
-          <w:rPr>
-            <w:color w:val="0000EE"/>
-            <w:u w:val="single"/>
-          </w:rPr>
-          <w:t>王下4:9</w:t>
-        </w:r>
-      </w:hyperlink>
-      <w:r>
-        <w:rPr>
-          <w:lang w:val="zh_TW" w:bidi="zh_TW"/>
-        </w:rPr>
-        <w:t>）和「先見」（見</w:t>
-      </w:r>
-      <w:hyperlink r:id="rId19">
-        <w:r>
-          <w:rPr>
-            <w:lang w:val="zh_TW" w:bidi="zh_TW"/>
-          </w:rPr>
-          <w:rPr>
-            <w:color w:val="0000EE"/>
-            <w:u w:val="single"/>
-          </w:rPr>
-          <w:t>撒上9:9</w:t>
+        <w:t>在這個庭院內，商販出售用於聖殿獻祭的動物，兌換銀錢的人則幫助訪客將硬幣兌換成適合使用的貨幣。庭院內有一道隔牆，上面有警告標誌，禁止外邦人進入聖殿的內部區域。耶穌曾在這裡驅趕那些濫用聖殿做買賣的人和兌換銀錢的人（</w:t>
+      </w:r>
+      <w:hyperlink r:id="rId69">
+        <w:r>
+          <w:rPr>
+            <w:lang w:val="zh_TW" w:bidi="zh_TW"/>
+          </w:rPr>
+          <w:rPr>
+            <w:color w:val="0000EE"/>
+            <w:u w:val="single"/>
+          </w:rPr>
+          <w:t>太21:12–13</w:t>
         </w:r>
       </w:hyperlink>
       <w:r>
@@ -519,16 +1520,34 @@
         </w:rPr>
         <w:t>；</w:t>
       </w:r>
-      <w:hyperlink r:id="rId20">
-        <w:r>
-          <w:rPr>
-            <w:lang w:val="zh_TW" w:bidi="zh_TW"/>
-          </w:rPr>
-          <w:rPr>
-            <w:color w:val="0000EE"/>
-            <w:u w:val="single"/>
-          </w:rPr>
-          <w:t>撒下24:11</w:t>
+      <w:hyperlink r:id="rId70">
+        <w:r>
+          <w:rPr>
+            <w:lang w:val="zh_TW" w:bidi="zh_TW"/>
+          </w:rPr>
+          <w:rPr>
+            <w:color w:val="0000EE"/>
+            <w:u w:val="single"/>
+          </w:rPr>
+          <w:t>可11:15–18</w:t>
+        </w:r>
+      </w:hyperlink>
+      <w:r>
+        <w:rPr>
+          <w:lang w:val="zh_TW" w:bidi="zh_TW"/>
+        </w:rPr>
+        <w:t>；</w:t>
+      </w:r>
+      <w:hyperlink r:id="rId71">
+        <w:r>
+          <w:rPr>
+            <w:lang w:val="zh_TW" w:bidi="zh_TW"/>
+          </w:rPr>
+          <w:rPr>
+            <w:color w:val="0000EE"/>
+            <w:u w:val="single"/>
+          </w:rPr>
+          <w:t>約2:14–16</w:t>
         </w:r>
       </w:hyperlink>
       <w:r>
@@ -547,1678 +1566,6 @@
       </w:r>
       <w:r>
         <w:rPr>
-          <w:lang w:val="zh_TW" w:bidi="zh_TW"/>
-        </w:rPr>
-        <w:t>翻譯為「先知」的詞彙，似乎首重「被召」的概念：神主動揀選、呼召並差遣先知（比如</w:t>
-      </w:r>
-      <w:hyperlink r:id="rId21">
-        <w:r>
-          <w:rPr>
-            <w:lang w:val="zh_TW" w:bidi="zh_TW"/>
-          </w:rPr>
-          <w:rPr>
-            <w:color w:val="0000EE"/>
-            <w:u w:val="single"/>
-          </w:rPr>
-          <w:t>耶1:4–5</w:t>
-        </w:r>
-      </w:hyperlink>
-      <w:r>
-        <w:rPr>
-          <w:lang w:val="zh_TW" w:bidi="zh_TW"/>
-        </w:rPr>
-        <w:t>，</w:t>
-      </w:r>
-      <w:hyperlink r:id="rId22">
-        <w:r>
-          <w:rPr>
-            <w:lang w:val="zh_TW" w:bidi="zh_TW"/>
-          </w:rPr>
-          <w:rPr>
-            <w:color w:val="0000EE"/>
-            <w:u w:val="single"/>
-          </w:rPr>
-          <w:t>7:25</w:t>
-        </w:r>
-      </w:hyperlink>
-      <w:r>
-        <w:rPr>
-          <w:lang w:val="zh_TW" w:bidi="zh_TW"/>
-        </w:rPr>
-        <w:t>；</w:t>
-      </w:r>
-      <w:hyperlink r:id="rId23">
-        <w:r>
-          <w:rPr>
-            <w:lang w:val="zh_TW" w:bidi="zh_TW"/>
-          </w:rPr>
-          <w:rPr>
-            <w:color w:val="0000EE"/>
-            <w:u w:val="single"/>
-          </w:rPr>
-          <w:t>摩7:14</w:t>
-        </w:r>
-      </w:hyperlink>
-      <w:r>
-        <w:rPr>
-          <w:lang w:val="zh_TW" w:bidi="zh_TW"/>
-        </w:rPr>
-        <w:t>）。「神人」講述先知因其蒙召而進入的關係：他現在是「神的人」，被認為屬於神（</w:t>
-      </w:r>
-      <w:hyperlink r:id="rId18">
-        <w:r>
-          <w:rPr>
-            <w:lang w:val="zh_TW" w:bidi="zh_TW"/>
-          </w:rPr>
-          <w:rPr>
-            <w:color w:val="0000EE"/>
-            <w:u w:val="single"/>
-          </w:rPr>
-          <w:t>王下4:9</w:t>
-        </w:r>
-      </w:hyperlink>
-      <w:r>
-        <w:rPr>
-          <w:lang w:val="zh_TW" w:bidi="zh_TW"/>
-        </w:rPr>
-        <w:t>）。「先見」表達神賦予先知新奇非凡的洞察力。希伯來語與英語一樣，常用的動詞「看見」也表示理解（I see what you mean，即我明白你的意思）以及洞察事物本質和意義的能力（He sees things very clearly，即他看事物非常清楚）。對於先知而言，他們的「洞察力」遠超常人，因為耶和華啟發他們，成為祂信息的器皿。</w:t>
-      </w:r>
-    </w:p>
-    <w:p>
-      <w:pPr/>
-      <w:r>
-        <w:rPr>
-          <w:lang w:val="zh_TW" w:bidi="zh_TW"/>
-        </w:rPr>
-      </w:r>
-      <w:r>
-        <w:rPr>
-          <w:lang w:val="zh_TW" w:bidi="zh_TW"/>
-        </w:rPr>
-        <w:t>偉大先知肩負重任，推動舊約故事前進，其起點從摩西開始，再沒有先知像他（</w:t>
-      </w:r>
-      <w:hyperlink r:id="rId24">
-        <w:r>
-          <w:rPr>
-            <w:lang w:val="zh_TW" w:bidi="zh_TW"/>
-          </w:rPr>
-          <w:rPr>
-            <w:color w:val="0000EE"/>
-            <w:u w:val="single"/>
-          </w:rPr>
-          <w:t>申34:10</w:t>
-        </w:r>
-      </w:hyperlink>
-      <w:r>
-        <w:rPr>
-          <w:lang w:val="zh_TW" w:bidi="zh_TW"/>
-        </w:rPr>
-        <w:t>）。這個看法正確無誤，因為摩西具備所有先知的獨特標誌：蒙召（</w:t>
-      </w:r>
-      <w:hyperlink r:id="rId25">
-        <w:r>
-          <w:rPr>
-            <w:lang w:val="zh_TW" w:bidi="zh_TW"/>
-          </w:rPr>
-          <w:rPr>
-            <w:color w:val="0000EE"/>
-            <w:u w:val="single"/>
-          </w:rPr>
-          <w:t>出3:1–4:17</w:t>
-        </w:r>
-      </w:hyperlink>
-      <w:r>
-        <w:rPr>
-          <w:lang w:val="zh_TW" w:bidi="zh_TW"/>
-        </w:rPr>
-        <w:t>；參</w:t>
-      </w:r>
-      <w:hyperlink r:id="rId26">
-        <w:r>
-          <w:rPr>
-            <w:lang w:val="zh_TW" w:bidi="zh_TW"/>
-          </w:rPr>
-          <w:rPr>
-            <w:color w:val="0000EE"/>
-            <w:u w:val="single"/>
-          </w:rPr>
-          <w:t>賽6章</w:t>
-        </w:r>
-      </w:hyperlink>
-      <w:r>
-        <w:rPr>
-          <w:lang w:val="zh_TW" w:bidi="zh_TW"/>
-        </w:rPr>
-        <w:t>；</w:t>
-      </w:r>
-      <w:hyperlink r:id="rId27">
-        <w:r>
-          <w:rPr>
-            <w:lang w:val="zh_TW" w:bidi="zh_TW"/>
-          </w:rPr>
-          <w:rPr>
-            <w:color w:val="0000EE"/>
-            <w:u w:val="single"/>
-          </w:rPr>
-          <w:t>耶1:4–19</w:t>
-        </w:r>
-      </w:hyperlink>
-      <w:r>
-        <w:rPr>
-          <w:lang w:val="zh_TW" w:bidi="zh_TW"/>
-        </w:rPr>
-        <w:t>；</w:t>
-      </w:r>
-      <w:hyperlink r:id="rId28">
-        <w:r>
-          <w:rPr>
-            <w:lang w:val="zh_TW" w:bidi="zh_TW"/>
-          </w:rPr>
-          <w:rPr>
-            <w:color w:val="0000EE"/>
-            <w:u w:val="single"/>
-          </w:rPr>
-          <w:t>結1–3</w:t>
-        </w:r>
-      </w:hyperlink>
-      <w:r>
-        <w:rPr>
-          <w:lang w:val="zh_TW" w:bidi="zh_TW"/>
-        </w:rPr>
-        <w:t>；</w:t>
-      </w:r>
-      <w:hyperlink r:id="rId29">
-        <w:r>
-          <w:rPr>
-            <w:lang w:val="zh_TW" w:bidi="zh_TW"/>
-          </w:rPr>
-          <w:rPr>
-            <w:color w:val="0000EE"/>
-            <w:u w:val="single"/>
-          </w:rPr>
-          <w:t>何1:2</w:t>
-        </w:r>
-      </w:hyperlink>
-      <w:r>
-        <w:rPr>
-          <w:lang w:val="zh_TW" w:bidi="zh_TW"/>
-        </w:rPr>
-        <w:t>；</w:t>
-      </w:r>
-      <w:hyperlink r:id="rId30">
-        <w:r>
-          <w:rPr>
-            <w:lang w:val="zh_TW" w:bidi="zh_TW"/>
-          </w:rPr>
-          <w:rPr>
-            <w:color w:val="0000EE"/>
-            <w:u w:val="single"/>
-          </w:rPr>
-          <w:t>摩7:14–15</w:t>
-        </w:r>
-      </w:hyperlink>
-      <w:r>
-        <w:rPr>
-          <w:lang w:val="zh_TW" w:bidi="zh_TW"/>
-        </w:rPr>
-        <w:t>），認識到歷史事件是神的行動，照祂的話語成就（</w:t>
-      </w:r>
-      <w:hyperlink r:id="rId31">
-        <w:r>
-          <w:rPr>
-            <w:lang w:val="zh_TW" w:bidi="zh_TW"/>
-          </w:rPr>
-          <w:rPr>
-            <w:color w:val="0000EE"/>
-            <w:u w:val="single"/>
-          </w:rPr>
-          <w:t>出3:12</w:t>
-        </w:r>
-      </w:hyperlink>
-      <w:r>
-        <w:rPr>
-          <w:lang w:val="zh_TW" w:bidi="zh_TW"/>
-        </w:rPr>
-        <w:t>，</w:t>
-      </w:r>
-      <w:hyperlink r:id="rId32">
-        <w:r>
-          <w:rPr>
-            <w:lang w:val="zh_TW" w:bidi="zh_TW"/>
-          </w:rPr>
-          <w:rPr>
-            <w:color w:val="0000EE"/>
-            <w:u w:val="single"/>
-          </w:rPr>
-          <w:t>4:21–23</w:t>
-        </w:r>
-      </w:hyperlink>
-      <w:r>
-        <w:rPr>
-          <w:lang w:val="zh_TW" w:bidi="zh_TW"/>
-        </w:rPr>
-        <w:t>），倫理和社會關懷的心（</w:t>
-      </w:r>
-      <w:hyperlink r:id="rId33">
-        <w:r>
-          <w:rPr>
-            <w:lang w:val="zh_TW" w:bidi="zh_TW"/>
-          </w:rPr>
-          <w:rPr>
-            <w:color w:val="0000EE"/>
-            <w:u w:val="single"/>
-          </w:rPr>
-          <w:t>2:11–13</w:t>
-        </w:r>
-      </w:hyperlink>
-      <w:r>
-        <w:rPr>
-          <w:lang w:val="zh_TW" w:bidi="zh_TW"/>
-        </w:rPr>
-        <w:t>），看重無助的人（見</w:t>
-      </w:r>
-      <w:hyperlink r:id="rId34">
-        <w:r>
-          <w:rPr>
-            <w:lang w:val="zh_TW" w:bidi="zh_TW"/>
-          </w:rPr>
-          <w:rPr>
-            <w:color w:val="0000EE"/>
-            <w:u w:val="single"/>
-          </w:rPr>
-          <w:t>17節</w:t>
-        </w:r>
-      </w:hyperlink>
-      <w:r>
-        <w:rPr>
-          <w:lang w:val="zh_TW" w:bidi="zh_TW"/>
-        </w:rPr>
-        <w:t>）。</w:t>
-      </w:r>
-    </w:p>
-    <w:p>
-      <w:pPr/>
-      <w:r>
-        <w:rPr>
-          <w:lang w:val="zh_TW" w:bidi="zh_TW"/>
-        </w:rPr>
-      </w:r>
-      <w:r>
-        <w:rPr>
-          <w:lang w:val="zh_TW" w:bidi="zh_TW"/>
-        </w:rPr>
-        <w:t>不過</w:t>
-      </w:r>
-      <w:hyperlink r:id="rId24">
-        <w:r>
-          <w:rPr>
-            <w:lang w:val="zh_TW" w:bidi="zh_TW"/>
-          </w:rPr>
-          <w:rPr>
-            <w:color w:val="0000EE"/>
-            <w:u w:val="single"/>
-          </w:rPr>
-          <w:t>申命記三十四章10節</w:t>
-        </w:r>
-      </w:hyperlink>
-      <w:r>
-        <w:rPr>
-          <w:lang w:val="zh_TW" w:bidi="zh_TW"/>
-        </w:rPr>
-        <w:t>的評語，不僅回顧摩西的偉大之處，也展望一位像摩西一樣的先知到來。這與摩西自己的預言相符（</w:t>
-      </w:r>
-      <w:hyperlink r:id="rId16">
-        <w:r>
-          <w:rPr>
-            <w:lang w:val="zh_TW" w:bidi="zh_TW"/>
-          </w:rPr>
-          <w:rPr>
-            <w:color w:val="0000EE"/>
-            <w:u w:val="single"/>
-          </w:rPr>
-          <w:t>申18:15–19</w:t>
-        </w:r>
-      </w:hyperlink>
-      <w:r>
-        <w:rPr>
-          <w:lang w:val="zh_TW" w:bidi="zh_TW"/>
-        </w:rPr>
-        <w:t>），毫無疑問預示將有一位偉大的先知來臨。摩西比較自己與這位先知，甚為驚人——即將到來的先知，將扮演摩西在西奈山上的角色（</w:t>
-      </w:r>
-      <w:hyperlink r:id="rId35">
-        <w:r>
-          <w:rPr>
-            <w:lang w:val="zh_TW" w:bidi="zh_TW"/>
-          </w:rPr>
-          <w:rPr>
-            <w:color w:val="0000EE"/>
-            <w:u w:val="single"/>
-          </w:rPr>
-          <w:t>申18:16</w:t>
-        </w:r>
-      </w:hyperlink>
-      <w:r>
-        <w:rPr>
-          <w:lang w:val="zh_TW" w:bidi="zh_TW"/>
-        </w:rPr>
-        <w:t>）。那處，摩西以獨特方式作先知一樣的中保，傳達神的聲音，因為神在西奈山上，成就了舊約的盟約。摩西期待一位類似的先知，盼望另一位約的中保，就是耶穌基督。</w:t>
-      </w:r>
-    </w:p>
-    <w:p>
-      <w:pPr/>
-      <w:r>
-        <w:rPr>
-          <w:lang w:val="zh_TW" w:bidi="zh_TW"/>
-        </w:rPr>
-      </w:r>
-      <w:r>
-        <w:rPr>
-          <w:lang w:val="zh_TW" w:bidi="zh_TW"/>
-        </w:rPr>
-        <w:t>神不斷向祂的子民差遣先知，人們亦一直盼待這位偉大的先知。每次有這樣的先知出現，都因他像摩西，而被認為是真的；真誠的信徒都會興奮觀察，想知道他是否那位最終到來的偉大先知。因此我們可以理解，那些看到耶穌使死人復活的人何以如此興奮（</w:t>
-      </w:r>
-      <w:hyperlink r:id="rId13">
-        <w:r>
-          <w:rPr>
-            <w:lang w:val="zh_TW" w:bidi="zh_TW"/>
-          </w:rPr>
-          <w:rPr>
-            <w:color w:val="0000EE"/>
-            <w:u w:val="single"/>
-          </w:rPr>
-          <w:t>路7:16</w:t>
-        </w:r>
-      </w:hyperlink>
-      <w:r>
-        <w:rPr>
-          <w:lang w:val="zh_TW" w:bidi="zh_TW"/>
-        </w:rPr>
-        <w:t>）。</w:t>
-      </w:r>
-    </w:p>
-    <w:p>
-      <w:pPr/>
-      <w:r>
-        <w:rPr>
-          <w:lang w:val="zh_TW" w:bidi="zh_TW"/>
-        </w:rPr>
-      </w:r>
-      <w:r>
-        <w:rPr>
-          <w:lang w:val="zh_TW" w:bidi="zh_TW"/>
-        </w:rPr>
-        <w:t>舊約提到先知團體的存在，有時稱為「學校」。以利沙顯然在教導一個團體（</w:t>
-      </w:r>
-      <w:hyperlink r:id="rId36">
-        <w:r>
-          <w:rPr>
-            <w:lang w:val="zh_TW" w:bidi="zh_TW"/>
-          </w:rPr>
-          <w:rPr>
-            <w:color w:val="0000EE"/>
-            <w:u w:val="single"/>
-          </w:rPr>
-          <w:t>王下6:1</w:t>
-        </w:r>
-      </w:hyperlink>
-      <w:r>
-        <w:rPr>
-          <w:lang w:val="zh_TW" w:bidi="zh_TW"/>
-        </w:rPr>
-        <w:t>），「先知門徒」（比如</w:t>
-      </w:r>
-      <w:hyperlink r:id="rId37">
-        <w:r>
-          <w:rPr>
-            <w:lang w:val="zh_TW" w:bidi="zh_TW"/>
-          </w:rPr>
-          <w:rPr>
-            <w:color w:val="0000EE"/>
-            <w:u w:val="single"/>
-          </w:rPr>
-          <w:t>王下2:3、5</w:t>
-        </w:r>
-      </w:hyperlink>
-      <w:r>
-        <w:rPr>
-          <w:lang w:val="zh_TW" w:bidi="zh_TW"/>
-        </w:rPr>
-        <w:t>；</w:t>
-      </w:r>
-      <w:hyperlink r:id="rId23">
-        <w:r>
-          <w:rPr>
-            <w:lang w:val="zh_TW" w:bidi="zh_TW"/>
-          </w:rPr>
-          <w:rPr>
-            <w:color w:val="0000EE"/>
-            <w:u w:val="single"/>
-          </w:rPr>
-          <w:t>摩7:14</w:t>
-        </w:r>
-      </w:hyperlink>
-      <w:r>
-        <w:rPr>
-          <w:lang w:val="zh_TW" w:bidi="zh_TW"/>
-        </w:rPr>
-        <w:t>）所指的，可能是在先知老師照管下，「正在受訓的先知」。至於</w:t>
-      </w:r>
-      <w:hyperlink r:id="rId38">
-        <w:r>
-          <w:rPr>
-            <w:lang w:val="zh_TW" w:bidi="zh_TW"/>
-          </w:rPr>
-          <w:rPr>
-            <w:color w:val="0000EE"/>
-            <w:u w:val="single"/>
-          </w:rPr>
-          <w:t>撒母耳記上十章5至11節</w:t>
-        </w:r>
-      </w:hyperlink>
-      <w:r>
-        <w:rPr>
-          <w:lang w:val="zh_TW" w:bidi="zh_TW"/>
-        </w:rPr>
-        <w:t>中的團體，用「工會」來描述會更合適。這些團體對耶和華熱心、盡性敬拜，並可見聖靈明顯的活動；但他們服事的核心是「預言」，即宣告關於神本身的真理。在這個早期階段之後，先知團體的重要性似乎有所減弱（類似</w:t>
-      </w:r>
-      <w:hyperlink r:id="rId19">
-        <w:r>
-          <w:rPr>
-            <w:lang w:val="zh_TW" w:bidi="zh_TW"/>
-          </w:rPr>
-          <w:rPr>
-            <w:color w:val="0000EE"/>
-            <w:u w:val="single"/>
-          </w:rPr>
-          <w:t>撒上9:9</w:t>
-        </w:r>
-      </w:hyperlink>
-      <w:r>
-        <w:rPr>
-          <w:lang w:val="zh_TW" w:bidi="zh_TW"/>
-        </w:rPr>
-        <w:t>明確提及的情形消失，由此推論），而盡性的敬逐漸變為更直接的話語服事，可能正是</w:t>
-      </w:r>
-      <w:hyperlink r:id="rId19">
-        <w:r>
-          <w:rPr>
-            <w:lang w:val="zh_TW" w:bidi="zh_TW"/>
-          </w:rPr>
-          <w:rPr>
-            <w:color w:val="0000EE"/>
-            <w:u w:val="single"/>
-          </w:rPr>
-          <w:t>撒母耳記上九章9節</w:t>
-        </w:r>
-      </w:hyperlink>
-      <w:r>
-        <w:rPr>
-          <w:lang w:val="zh_TW" w:bidi="zh_TW"/>
-        </w:rPr>
-        <w:t>評語的背景。</w:t>
-      </w:r>
-    </w:p>
-    <w:p>
-      <w:pPr>
-        <w:pStyle w:val="Heading3"/>
-      </w:pPr>
-      <w:r>
-        <w:rPr>
-          <w:lang w:val="zh_TW" w:bidi="zh_TW"/>
-        </w:rPr>
-        <w:t>感動</w:t>
-      </w:r>
-    </w:p>
-    <w:p>
-      <w:pPr/>
-      <w:r>
-        <w:rPr>
-          <w:lang w:val="zh_TW" w:bidi="zh_TW"/>
-        </w:rPr>
-      </w:r>
-      <w:r>
-        <w:rPr>
-          <w:lang w:val="zh_TW" w:bidi="zh_TW"/>
-        </w:rPr>
-        <w:t>在這些先知群體的活動背後，是神的靈感動他們（</w:t>
-      </w:r>
-      <w:hyperlink r:id="rId39">
-        <w:r>
-          <w:rPr>
-            <w:lang w:val="zh_TW" w:bidi="zh_TW"/>
-          </w:rPr>
-          <w:rPr>
-            <w:color w:val="0000EE"/>
-            <w:u w:val="single"/>
-          </w:rPr>
-          <w:t>撒上10:6、10</w:t>
-        </w:r>
-      </w:hyperlink>
-      <w:r>
-        <w:rPr>
-          <w:lang w:val="zh_TW" w:bidi="zh_TW"/>
-        </w:rPr>
-        <w:t>，</w:t>
-      </w:r>
-      <w:hyperlink r:id="rId40">
-        <w:r>
-          <w:rPr>
-            <w:lang w:val="zh_TW" w:bidi="zh_TW"/>
-          </w:rPr>
-          <w:rPr>
-            <w:color w:val="0000EE"/>
-            <w:u w:val="single"/>
-          </w:rPr>
-          <w:t>19:20、23</w:t>
-        </w:r>
-      </w:hyperlink>
-      <w:r>
-        <w:rPr>
-          <w:lang w:val="zh_TW" w:bidi="zh_TW"/>
-        </w:rPr>
-        <w:t>），神的靈運行在所有先知中，並且他們宣告受神感動的描述，不時會直接記錄下來（比如</w:t>
-      </w:r>
-      <w:hyperlink r:id="rId41">
-        <w:r>
-          <w:rPr>
-            <w:lang w:val="zh_TW" w:bidi="zh_TW"/>
-          </w:rPr>
-          <w:rPr>
-            <w:color w:val="0000EE"/>
-            <w:u w:val="single"/>
-          </w:rPr>
-          <w:t>王上22:24</w:t>
-        </w:r>
-      </w:hyperlink>
-      <w:r>
-        <w:rPr>
-          <w:lang w:val="zh_TW" w:bidi="zh_TW"/>
-        </w:rPr>
-        <w:t>；</w:t>
-      </w:r>
-      <w:hyperlink r:id="rId42">
-        <w:r>
-          <w:rPr>
-            <w:lang w:val="zh_TW" w:bidi="zh_TW"/>
-          </w:rPr>
-          <w:rPr>
-            <w:color w:val="0000EE"/>
-            <w:u w:val="single"/>
-          </w:rPr>
-          <w:t>尼9:30</w:t>
-        </w:r>
-      </w:hyperlink>
-      <w:r>
-        <w:rPr>
-          <w:lang w:val="zh_TW" w:bidi="zh_TW"/>
-        </w:rPr>
-        <w:t>；</w:t>
-      </w:r>
-      <w:hyperlink r:id="rId43">
-        <w:r>
-          <w:rPr>
-            <w:lang w:val="zh_TW" w:bidi="zh_TW"/>
-          </w:rPr>
-          <w:rPr>
-            <w:color w:val="0000EE"/>
-            <w:u w:val="single"/>
-          </w:rPr>
-          <w:t>何9:7</w:t>
-        </w:r>
-      </w:hyperlink>
-      <w:r>
-        <w:rPr>
-          <w:lang w:val="zh_TW" w:bidi="zh_TW"/>
-        </w:rPr>
-        <w:t>；</w:t>
-      </w:r>
-      <w:hyperlink r:id="rId44">
-        <w:r>
-          <w:rPr>
-            <w:lang w:val="zh_TW" w:bidi="zh_TW"/>
-          </w:rPr>
-          <w:rPr>
-            <w:color w:val="0000EE"/>
-            <w:u w:val="single"/>
-          </w:rPr>
-          <w:t>珥2:28–29</w:t>
-        </w:r>
-      </w:hyperlink>
-      <w:r>
-        <w:rPr>
-          <w:lang w:val="zh_TW" w:bidi="zh_TW"/>
-        </w:rPr>
-        <w:t>；</w:t>
-      </w:r>
-      <w:hyperlink r:id="rId45">
-        <w:r>
-          <w:rPr>
-            <w:lang w:val="zh_TW" w:bidi="zh_TW"/>
-          </w:rPr>
-          <w:rPr>
-            <w:color w:val="0000EE"/>
-            <w:u w:val="single"/>
-          </w:rPr>
-          <w:t>彌3:8</w:t>
-        </w:r>
-      </w:hyperlink>
-      <w:r>
-        <w:rPr>
-          <w:lang w:val="zh_TW" w:bidi="zh_TW"/>
-        </w:rPr>
-        <w:t>；參</w:t>
-      </w:r>
-      <w:hyperlink r:id="rId46">
-        <w:r>
-          <w:rPr>
-            <w:lang w:val="zh_TW" w:bidi="zh_TW"/>
-          </w:rPr>
-          <w:rPr>
-            <w:color w:val="0000EE"/>
-            <w:u w:val="single"/>
-          </w:rPr>
-          <w:t>代上12:18</w:t>
-        </w:r>
-      </w:hyperlink>
-      <w:r>
-        <w:rPr>
-          <w:lang w:val="zh_TW" w:bidi="zh_TW"/>
-        </w:rPr>
-        <w:t>；</w:t>
-      </w:r>
-      <w:hyperlink r:id="rId47">
-        <w:r>
-          <w:rPr>
-            <w:lang w:val="zh_TW" w:bidi="zh_TW"/>
-          </w:rPr>
-          <w:rPr>
-            <w:color w:val="0000EE"/>
-            <w:u w:val="single"/>
-          </w:rPr>
-          <w:t>代下15:1</w:t>
-        </w:r>
-      </w:hyperlink>
-      <w:r>
-        <w:rPr>
-          <w:lang w:val="zh_TW" w:bidi="zh_TW"/>
-        </w:rPr>
-        <w:t>，</w:t>
-      </w:r>
-      <w:hyperlink r:id="rId48">
-        <w:r>
-          <w:rPr>
-            <w:lang w:val="zh_TW" w:bidi="zh_TW"/>
-          </w:rPr>
-          <w:rPr>
-            <w:color w:val="0000EE"/>
-            <w:u w:val="single"/>
-          </w:rPr>
-          <w:t>20:14</w:t>
-        </w:r>
-      </w:hyperlink>
-      <w:r>
-        <w:rPr>
-          <w:lang w:val="zh_TW" w:bidi="zh_TW"/>
-        </w:rPr>
-        <w:t>，</w:t>
-      </w:r>
-      <w:hyperlink r:id="rId49">
-        <w:r>
-          <w:rPr>
-            <w:lang w:val="zh_TW" w:bidi="zh_TW"/>
-          </w:rPr>
-          <w:rPr>
-            <w:color w:val="0000EE"/>
-            <w:u w:val="single"/>
-          </w:rPr>
-          <w:t>24:20</w:t>
-        </w:r>
-      </w:hyperlink>
-      <w:r>
-        <w:rPr>
-          <w:lang w:val="zh_TW" w:bidi="zh_TW"/>
-        </w:rPr>
-        <w:t>）。神的靈感動人，無分男女，傳講神的話語（參</w:t>
-      </w:r>
-      <w:hyperlink r:id="rId50">
-        <w:r>
-          <w:rPr>
-            <w:lang w:val="zh_TW" w:bidi="zh_TW"/>
-          </w:rPr>
-          <w:rPr>
-            <w:color w:val="0000EE"/>
-            <w:u w:val="single"/>
-          </w:rPr>
-          <w:t>彼後1:21</w:t>
-        </w:r>
-      </w:hyperlink>
-      <w:r>
-        <w:rPr>
-          <w:lang w:val="zh_TW" w:bidi="zh_TW"/>
-        </w:rPr>
-        <w:t>）。</w:t>
-      </w:r>
-    </w:p>
-    <w:p>
-      <w:pPr/>
-      <w:r>
-        <w:rPr>
-          <w:lang w:val="zh_TW" w:bidi="zh_TW"/>
-        </w:rPr>
-      </w:r>
-      <w:r>
-        <w:rPr>
-          <w:lang w:val="zh_TW" w:bidi="zh_TW"/>
-        </w:rPr>
-        <w:t>耶利米說，神的手</w:t>
-      </w:r>
-      <w:r>
-        <w:rPr>
-          <w:lang w:val="zh_TW" w:bidi="zh_TW"/>
-        </w:rPr>
-        <w:t>按他的口</w:t>
-      </w:r>
-      <w:r>
-        <w:rPr>
-          <w:lang w:val="zh_TW" w:bidi="zh_TW"/>
-        </w:rPr>
-        <w:t>，將神的話放在他的口中（</w:t>
-      </w:r>
-      <w:hyperlink r:id="rId51">
-        <w:r>
-          <w:rPr>
-            <w:lang w:val="zh_TW" w:bidi="zh_TW"/>
-          </w:rPr>
-          <w:rPr>
-            <w:color w:val="0000EE"/>
-            <w:u w:val="single"/>
-          </w:rPr>
-          <w:t>耶1:9</w:t>
-        </w:r>
-      </w:hyperlink>
-      <w:r>
-        <w:rPr>
-          <w:lang w:val="zh_TW" w:bidi="zh_TW"/>
-        </w:rPr>
-        <w:t>）；以西結記錄他如何吃下書卷，藉此領受耶和華所寫的話語，能夠說出耶和華稱為「我的話」的內容（</w:t>
-      </w:r>
-      <w:hyperlink r:id="rId52">
-        <w:r>
-          <w:rPr>
-            <w:lang w:val="zh_TW" w:bidi="zh_TW"/>
-          </w:rPr>
-          <w:rPr>
-            <w:color w:val="0000EE"/>
-            <w:u w:val="single"/>
-          </w:rPr>
-          <w:t>結2:7–4:4</w:t>
-        </w:r>
-      </w:hyperlink>
-      <w:r>
-        <w:rPr>
-          <w:lang w:val="zh_TW" w:bidi="zh_TW"/>
-        </w:rPr>
-        <w:t>）。這個神跡亦簡述在阿摩司書的開頭（</w:t>
-      </w:r>
-      <w:hyperlink r:id="rId53">
-        <w:r>
-          <w:rPr>
-            <w:lang w:val="zh_TW" w:bidi="zh_TW"/>
-          </w:rPr>
-          <w:rPr>
-            <w:color w:val="0000EE"/>
-            <w:u w:val="single"/>
-          </w:rPr>
-          <w:t>1:1、3</w:t>
-        </w:r>
-      </w:hyperlink>
-      <w:r>
-        <w:rPr>
-          <w:lang w:val="zh_TW" w:bidi="zh_TW"/>
-        </w:rPr>
-        <w:t>）：「</w:t>
-      </w:r>
-      <w:r>
-        <w:rPr>
-          <w:lang w:val="zh_TW" w:bidi="zh_TW"/>
-        </w:rPr>
-        <w:t>阿摩司得默示</w:t>
-      </w:r>
-      <w:r>
-        <w:rPr>
-          <w:lang w:val="zh_TW" w:bidi="zh_TW"/>
-        </w:rPr>
-        <w:t>……</w:t>
-      </w:r>
-      <w:r>
-        <w:rPr>
-          <w:lang w:val="zh_TW" w:bidi="zh_TW"/>
-        </w:rPr>
-        <w:t>耶和華如此說……</w:t>
-      </w:r>
-      <w:r>
-        <w:rPr>
-          <w:lang w:val="zh_TW" w:bidi="zh_TW"/>
-        </w:rPr>
-        <w:t>」雖然這些話確實是阿摩司的話，但也是耶和華的話。</w:t>
-      </w:r>
-    </w:p>
-    <w:p>
-      <w:pPr>
-        <w:pStyle w:val="Heading3"/>
-      </w:pPr>
-      <w:r>
-        <w:rPr>
-          <w:lang w:val="zh_TW" w:bidi="zh_TW"/>
-        </w:rPr>
-        <w:t>真假先知</w:t>
-      </w:r>
-    </w:p>
-    <w:p>
-      <w:pPr/>
-      <w:r>
-        <w:rPr>
-          <w:lang w:val="zh_TW" w:bidi="zh_TW"/>
-        </w:rPr>
-      </w:r>
-      <w:r>
-        <w:rPr>
-          <w:lang w:val="zh_TW" w:bidi="zh_TW"/>
-        </w:rPr>
-        <w:t>假先知可以透過三個檢驗，與真先知區分開來。第一個是教義上的檢驗。在</w:t>
-      </w:r>
-      <w:hyperlink r:id="rId54">
-        <w:r>
-          <w:rPr>
-            <w:lang w:val="zh_TW" w:bidi="zh_TW"/>
-          </w:rPr>
-          <w:rPr>
-            <w:color w:val="0000EE"/>
-            <w:u w:val="single"/>
-          </w:rPr>
-          <w:t>申命記十三章</w:t>
-        </w:r>
-      </w:hyperlink>
-      <w:r>
-        <w:rPr>
-          <w:lang w:val="zh_TW" w:bidi="zh_TW"/>
-        </w:rPr>
-        <w:t>中，假先知的動機是要使人們遠離曾在出埃及事件中啟示自己的神（</w:t>
-      </w:r>
-      <w:hyperlink r:id="rId55">
-        <w:r>
-          <w:rPr>
-            <w:lang w:val="zh_TW" w:bidi="zh_TW"/>
-          </w:rPr>
-          <w:rPr>
-            <w:color w:val="0000EE"/>
-            <w:u w:val="single"/>
-          </w:rPr>
-          <w:t>申13:2、5–7、10</w:t>
-        </w:r>
-      </w:hyperlink>
-      <w:r>
-        <w:rPr>
-          <w:lang w:val="zh_TW" w:bidi="zh_TW"/>
-        </w:rPr>
-        <w:t>）。儘管假先知的話可能有明顯的神蹟奇事支持（</w:t>
-      </w:r>
-      <w:hyperlink r:id="rId56">
-        <w:r>
-          <w:rPr>
-            <w:lang w:val="zh_TW" w:bidi="zh_TW"/>
-          </w:rPr>
-          <w:rPr>
-            <w:color w:val="0000EE"/>
-            <w:u w:val="single"/>
-          </w:rPr>
-          <w:t>1–2節</w:t>
-        </w:r>
-      </w:hyperlink>
-      <w:r>
-        <w:rPr>
-          <w:lang w:val="zh_TW" w:bidi="zh_TW"/>
-        </w:rPr>
-        <w:t>），但人們仍應拒絕他們——不僅因為他們引入新奇事物（</w:t>
-      </w:r>
-      <w:hyperlink r:id="rId57">
-        <w:r>
-          <w:rPr>
-            <w:lang w:val="zh_TW" w:bidi="zh_TW"/>
-          </w:rPr>
-          <w:rPr>
-            <w:color w:val="0000EE"/>
-            <w:u w:val="single"/>
-          </w:rPr>
-          <w:t>2、6節</w:t>
-        </w:r>
-      </w:hyperlink>
-      <w:r>
-        <w:rPr>
-          <w:lang w:val="zh_TW" w:bidi="zh_TW"/>
-        </w:rPr>
-        <w:t>），也因為這種新奇事物與耶和華在出埃及時的啟示矛盾（</w:t>
-      </w:r>
-      <w:hyperlink r:id="rId58">
-        <w:r>
-          <w:rPr>
-            <w:lang w:val="zh_TW" w:bidi="zh_TW"/>
-          </w:rPr>
-          <w:rPr>
-            <w:color w:val="0000EE"/>
-            <w:u w:val="single"/>
-          </w:rPr>
-          <w:t>5、10節</w:t>
-        </w:r>
-      </w:hyperlink>
-      <w:r>
-        <w:rPr>
-          <w:lang w:val="zh_TW" w:bidi="zh_TW"/>
-        </w:rPr>
-        <w:t>）。因此，第一個檢驗是教義上的，要求神的子民具備真理的知識，從而能夠通過比較，識別錯誤。</w:t>
-      </w:r>
-    </w:p>
-    <w:p>
-      <w:pPr/>
-      <w:r>
-        <w:rPr>
-          <w:lang w:val="zh_TW" w:bidi="zh_TW"/>
-        </w:rPr>
-      </w:r>
-      <w:r>
-        <w:rPr>
-          <w:lang w:val="zh_TW" w:bidi="zh_TW"/>
-        </w:rPr>
-        <w:t>第二個檢驗是實際的，需要耐心。正如</w:t>
-      </w:r>
-      <w:hyperlink r:id="rId59">
-        <w:r>
-          <w:rPr>
-            <w:lang w:val="zh_TW" w:bidi="zh_TW"/>
-          </w:rPr>
-          <w:rPr>
-            <w:color w:val="0000EE"/>
-            <w:u w:val="single"/>
-          </w:rPr>
-          <w:t>申命記十八章21至22節</w:t>
-        </w:r>
-      </w:hyperlink>
-      <w:r>
-        <w:rPr>
-          <w:lang w:val="zh_TW" w:bidi="zh_TW"/>
-        </w:rPr>
-        <w:t>所述：耶和華的話總是會應驗的。這需要耐心，因為如</w:t>
-      </w:r>
-      <w:hyperlink r:id="rId56">
-        <w:r>
-          <w:rPr>
-            <w:lang w:val="zh_TW" w:bidi="zh_TW"/>
-          </w:rPr>
-          <w:rPr>
-            <w:color w:val="0000EE"/>
-            <w:u w:val="single"/>
-          </w:rPr>
-          <w:t>申命記十三章1至2節</w:t>
-        </w:r>
-      </w:hyperlink>
-      <w:r>
-        <w:rPr>
-          <w:lang w:val="zh_TW" w:bidi="zh_TW"/>
-        </w:rPr>
-        <w:t>所示，虛假的話語可能會有表面的屬靈證據支持。</w:t>
-      </w:r>
-      <w:hyperlink r:id="rId59">
-        <w:r>
-          <w:rPr>
-            <w:lang w:val="zh_TW" w:bidi="zh_TW"/>
-          </w:rPr>
-          <w:rPr>
-            <w:color w:val="0000EE"/>
-            <w:u w:val="single"/>
-          </w:rPr>
-          <w:t>申命記十八章21至22節</w:t>
-        </w:r>
-      </w:hyperlink>
-      <w:r>
-        <w:rPr>
-          <w:lang w:val="zh_TW" w:bidi="zh_TW"/>
-        </w:rPr>
-        <w:t>的呼籲是呼籲人們保持耐心。如對預言的真假有所懷疑，就應等待應驗的事件發生。</w:t>
-      </w:r>
-    </w:p>
-    <w:p>
-      <w:pPr/>
-      <w:r>
-        <w:rPr>
-          <w:lang w:val="zh_TW" w:bidi="zh_TW"/>
-        </w:rPr>
-      </w:r>
-      <w:r>
-        <w:rPr>
-          <w:lang w:val="zh_TW" w:bidi="zh_TW"/>
-        </w:rPr>
-        <w:t>第三個檢驗是道德上的，要求先知有警惕和明辨能力。在所有先知中，以耶利米的心最受假先知的影響，他也一直不斷思考這個問題（</w:t>
-      </w:r>
-      <w:hyperlink r:id="rId60">
-        <w:r>
-          <w:rPr>
-            <w:lang w:val="zh_TW" w:bidi="zh_TW"/>
-          </w:rPr>
-          <w:rPr>
-            <w:color w:val="0000EE"/>
-            <w:u w:val="single"/>
-          </w:rPr>
-          <w:t>耶23:9–40</w:t>
-        </w:r>
-      </w:hyperlink>
-      <w:r>
-        <w:rPr>
-          <w:lang w:val="zh_TW" w:bidi="zh_TW"/>
-        </w:rPr>
-        <w:t>）。他的回答既引人注目又具挑戰性：人們會看到假先知生活不潔（</w:t>
-      </w:r>
-      <w:hyperlink r:id="rId61">
-        <w:r>
-          <w:rPr>
-            <w:lang w:val="zh_TW" w:bidi="zh_TW"/>
-          </w:rPr>
-          <w:rPr>
-            <w:color w:val="0000EE"/>
-            <w:u w:val="single"/>
-          </w:rPr>
-          <w:t>11–14節</w:t>
-        </w:r>
-      </w:hyperlink>
-      <w:r>
-        <w:rPr>
-          <w:lang w:val="zh_TW" w:bidi="zh_TW"/>
-        </w:rPr>
-        <w:t>），他們的信息沒有任何道德譴責，反而鼓勵人們行在他們的罪中（</w:t>
-      </w:r>
-      <w:hyperlink r:id="rId62">
-        <w:r>
-          <w:rPr>
-            <w:lang w:val="zh_TW" w:bidi="zh_TW"/>
-          </w:rPr>
-          <w:rPr>
-            <w:color w:val="0000EE"/>
-            <w:u w:val="single"/>
-          </w:rPr>
-          <w:t>16–22節</w:t>
-        </w:r>
-      </w:hyperlink>
-      <w:r>
-        <w:rPr>
-          <w:lang w:val="zh_TW" w:bidi="zh_TW"/>
-        </w:rPr>
-        <w:t>）。</w:t>
-      </w:r>
-    </w:p>
-    <w:p>
-      <w:pPr>
-        <w:pStyle w:val="Heading3"/>
-      </w:pPr>
-      <w:r>
-        <w:rPr>
-          <w:lang w:val="zh_TW" w:bidi="zh_TW"/>
-        </w:rPr>
-        <w:t>先知的作用</w:t>
-      </w:r>
-    </w:p>
-    <w:p>
-      <w:pPr/>
-      <w:r>
-        <w:rPr>
-          <w:lang w:val="zh_TW" w:bidi="zh_TW"/>
-        </w:rPr>
-      </w:r>
-      <w:r>
-        <w:rPr>
-          <w:lang w:val="zh_TW" w:bidi="zh_TW"/>
-        </w:rPr>
-        <w:t>人們有時說先知不是「預言者」，而是「宣講者」。然而，就舊約而言，先知透過預言（預告神將要做的事）來宣講（宣告關於神的真理）。預言在舊約中既不是偶然的，也不是邊緣的活動；它是先知進行工作的方式。</w:t>
-      </w:r>
-      <w:hyperlink r:id="rId63">
-        <w:r>
-          <w:rPr>
-            <w:lang w:val="zh_TW" w:bidi="zh_TW"/>
-          </w:rPr>
-          <w:rPr>
-            <w:color w:val="0000EE"/>
-            <w:u w:val="single"/>
-          </w:rPr>
-          <w:t>申命記十八章9至15節</w:t>
-        </w:r>
-      </w:hyperlink>
-      <w:r>
-        <w:rPr>
-          <w:lang w:val="zh_TW" w:bidi="zh_TW"/>
-        </w:rPr>
-        <w:t>解釋先知在以色列的角色，經文表示，周圍的國家透過各種占卜方式來窺測未來（</w:t>
-      </w:r>
-      <w:hyperlink r:id="rId64">
-        <w:r>
-          <w:rPr>
-            <w:lang w:val="zh_TW" w:bidi="zh_TW"/>
-          </w:rPr>
-          <w:rPr>
-            <w:color w:val="0000EE"/>
-            <w:u w:val="single"/>
-          </w:rPr>
-          <w:t>10–11節</w:t>
-        </w:r>
-      </w:hyperlink>
-      <w:r>
-        <w:rPr>
-          <w:lang w:val="zh_TW" w:bidi="zh_TW"/>
-        </w:rPr>
-        <w:t>）；這些事情在耶和華眼中看為可憎，因此在以色列中明令禁止（</w:t>
-      </w:r>
-      <w:hyperlink r:id="rId65">
-        <w:r>
-          <w:rPr>
-            <w:lang w:val="zh_TW" w:bidi="zh_TW"/>
-          </w:rPr>
-          <w:rPr>
-            <w:color w:val="0000EE"/>
-            <w:u w:val="single"/>
-          </w:rPr>
-          <w:t>12節</w:t>
-        </w:r>
-      </w:hyperlink>
-      <w:r>
-        <w:rPr>
-          <w:lang w:val="zh_TW" w:bidi="zh_TW"/>
-        </w:rPr>
-        <w:t>）。以色列的獨特性在於，其他民族通過占卜者預測未來，而耶和華則賜給以色列一位先知（</w:t>
-      </w:r>
-      <w:hyperlink r:id="rId66">
-        <w:r>
-          <w:rPr>
-            <w:lang w:val="zh_TW" w:bidi="zh_TW"/>
-          </w:rPr>
-          <w:rPr>
-            <w:color w:val="0000EE"/>
-            <w:u w:val="single"/>
-          </w:rPr>
-          <w:t>13–15節</w:t>
-        </w:r>
-      </w:hyperlink>
-      <w:r>
-        <w:rPr>
-          <w:lang w:val="zh_TW" w:bidi="zh_TW"/>
-        </w:rPr>
-        <w:t>）。以利沙（</w:t>
-      </w:r>
-      <w:hyperlink r:id="rId67">
-        <w:r>
-          <w:rPr>
-            <w:lang w:val="zh_TW" w:bidi="zh_TW"/>
-          </w:rPr>
-          <w:rPr>
-            <w:color w:val="0000EE"/>
-            <w:u w:val="single"/>
-          </w:rPr>
-          <w:t>王下4:27</w:t>
-        </w:r>
-      </w:hyperlink>
-      <w:r>
-        <w:rPr>
-          <w:lang w:val="zh_TW" w:bidi="zh_TW"/>
-        </w:rPr>
-        <w:t>）因為神沒有告知，而感到驚訝；阿摩司教導說，「預先得知」是先知與神的團契的特權（</w:t>
-      </w:r>
-      <w:hyperlink r:id="rId68">
-        <w:r>
-          <w:rPr>
-            <w:lang w:val="zh_TW" w:bidi="zh_TW"/>
-          </w:rPr>
-          <w:rPr>
-            <w:color w:val="0000EE"/>
-            <w:u w:val="single"/>
-          </w:rPr>
-          <w:t>摩3:7</w:t>
-        </w:r>
-      </w:hyperlink>
-      <w:r>
-        <w:rPr>
-          <w:lang w:val="zh_TW" w:bidi="zh_TW"/>
-        </w:rPr>
-        <w:t>）。不過以色列的預言，與其他國家的預測完全不同，因為預言絕不只是對未來的好奇。</w:t>
-      </w:r>
-    </w:p>
-    <w:p>
-      <w:pPr/>
-      <w:r>
-        <w:rPr>
-          <w:lang w:val="zh_TW" w:bidi="zh_TW"/>
-        </w:rPr>
-      </w:r>
-      <w:r>
-        <w:rPr>
-          <w:lang w:val="zh_TW" w:bidi="zh_TW"/>
-        </w:rPr>
-        <w:t>首先，聖經的預言是從當下的需求而來。在</w:t>
-      </w:r>
-      <w:hyperlink r:id="rId69">
-        <w:r>
-          <w:rPr>
-            <w:lang w:val="zh_TW" w:bidi="zh_TW"/>
-          </w:rPr>
-          <w:rPr>
-            <w:color w:val="0000EE"/>
-            <w:u w:val="single"/>
-          </w:rPr>
-          <w:t>以賽亞書三十九章</w:t>
-        </w:r>
-      </w:hyperlink>
-      <w:r>
-        <w:rPr>
-          <w:lang w:val="zh_TW" w:bidi="zh_TW"/>
-        </w:rPr>
-        <w:t>中，希西家不忠於神，依賴與巴比倫的軍事協議來獲得安全，促使以賽亞書宣告未來巴比倫的擄掠。以賽亞並不是憑空捏造出「巴比倫」這個名字；而是他被召服事時，在情境中獲賜的。</w:t>
-      </w:r>
-    </w:p>
-    <w:p>
-      <w:pPr/>
-      <w:r>
-        <w:rPr>
-          <w:lang w:val="zh_TW" w:bidi="zh_TW"/>
-        </w:rPr>
-      </w:r>
-      <w:r>
-        <w:rPr>
-          <w:lang w:val="zh_TW" w:bidi="zh_TW"/>
-        </w:rPr>
-        <w:t>其次，預言旨在提供未來的知識，目的是帶來當下的道德改變。先知關於的道德勸誡，可以從耶和華即將做的事情找到解釋（比如</w:t>
-      </w:r>
-      <w:hyperlink r:id="rId70">
-        <w:r>
-          <w:rPr>
-            <w:lang w:val="zh_TW" w:bidi="zh_TW"/>
-          </w:rPr>
-          <w:rPr>
-            <w:color w:val="0000EE"/>
-            <w:u w:val="single"/>
-          </w:rPr>
-          <w:t>賽31:6–7</w:t>
-        </w:r>
-      </w:hyperlink>
-      <w:r>
-        <w:rPr>
-          <w:lang w:val="zh_TW" w:bidi="zh_TW"/>
-        </w:rPr>
-        <w:t>；</w:t>
-      </w:r>
-      <w:hyperlink r:id="rId71">
-        <w:r>
-          <w:rPr>
-            <w:lang w:val="zh_TW" w:bidi="zh_TW"/>
-          </w:rPr>
-          <w:rPr>
-            <w:color w:val="0000EE"/>
-            <w:u w:val="single"/>
-          </w:rPr>
-          <w:t>摩5:6</w:t>
-        </w:r>
-      </w:hyperlink>
-      <w:r>
-        <w:rPr>
-          <w:lang w:val="zh_TW" w:bidi="zh_TW"/>
-        </w:rPr>
-        <w:t>）。</w:t>
-      </w:r>
-    </w:p>
-    <w:p>
-      <w:pPr/>
-      <w:r>
-        <w:rPr>
-          <w:lang w:val="zh_TW" w:bidi="zh_TW"/>
-        </w:rPr>
-      </w:r>
-      <w:r>
-        <w:rPr>
-          <w:lang w:val="zh_TW" w:bidi="zh_TW"/>
-        </w:rPr>
-        <w:t>第三，預言的事件進程，旨在穩定真信徒在黑暗時期的信心。比如，以賽亞書中的幾處經文（</w:t>
-      </w:r>
-      <w:hyperlink r:id="rId72">
-        <w:r>
-          <w:rPr>
-            <w:lang w:val="zh_TW" w:bidi="zh_TW"/>
-          </w:rPr>
-          <w:rPr>
-            <w:color w:val="0000EE"/>
-            <w:u w:val="single"/>
-          </w:rPr>
-          <w:t>賽9:1–7</w:t>
-        </w:r>
-      </w:hyperlink>
-      <w:r>
-        <w:rPr>
-          <w:lang w:val="zh_TW" w:bidi="zh_TW"/>
-        </w:rPr>
-        <w:t>，</w:t>
-      </w:r>
-      <w:hyperlink r:id="rId73">
-        <w:r>
-          <w:rPr>
-            <w:lang w:val="zh_TW" w:bidi="zh_TW"/>
-          </w:rPr>
-          <w:rPr>
-            <w:color w:val="0000EE"/>
-            <w:u w:val="single"/>
-          </w:rPr>
-          <w:t>11:1–16</w:t>
-        </w:r>
-      </w:hyperlink>
-      <w:r>
-        <w:rPr>
-          <w:lang w:val="zh_TW" w:bidi="zh_TW"/>
-        </w:rPr>
-        <w:t>，</w:t>
-      </w:r>
-      <w:hyperlink r:id="rId74">
-        <w:r>
-          <w:rPr>
-            <w:lang w:val="zh_TW" w:bidi="zh_TW"/>
-          </w:rPr>
-          <w:rPr>
-            <w:color w:val="0000EE"/>
-            <w:u w:val="single"/>
-          </w:rPr>
-          <w:t>40:1–3</w:t>
-        </w:r>
-      </w:hyperlink>
-      <w:r>
-        <w:rPr>
-          <w:lang w:val="zh_TW" w:bidi="zh_TW"/>
-        </w:rPr>
-        <w:t>），能將目光從緊接的悲慘悲劇，提升到即將來臨的榮耀。</w:t>
-      </w:r>
-    </w:p>
-    <w:p>
-      <w:pPr>
-        <w:pStyle w:val="Heading3"/>
-      </w:pPr>
-      <w:r>
-        <w:rPr>
-          <w:lang w:val="zh_TW" w:bidi="zh_TW"/>
-        </w:rPr>
-        <w:t>傳講的方式</w:t>
-      </w:r>
-    </w:p>
-    <w:p>
-      <w:pPr/>
-      <w:r>
-        <w:rPr>
-          <w:lang w:val="zh_TW" w:bidi="zh_TW"/>
-        </w:rPr>
-      </w:r>
-      <w:r>
-        <w:rPr>
-          <w:lang w:val="zh_TW" w:bidi="zh_TW"/>
-        </w:rPr>
-        <w:t>在預言中，先知是在宣告——他們在傳揚神的奇妙作為（參</w:t>
-      </w:r>
-      <w:hyperlink r:id="rId75">
-        <w:r>
-          <w:rPr>
-            <w:lang w:val="zh_TW" w:bidi="zh_TW"/>
-          </w:rPr>
-          <w:rPr>
-            <w:color w:val="0000EE"/>
-            <w:u w:val="single"/>
-          </w:rPr>
-          <w:t>徒2:11、17</w:t>
-        </w:r>
-      </w:hyperlink>
-      <w:r>
-        <w:rPr>
-          <w:lang w:val="zh_TW" w:bidi="zh_TW"/>
-        </w:rPr>
-        <w:t>中預言的定義）。大多數情況下，這種宣告是通過言語直接傳達。先知是傳講話語的人。他們的話語就像神差遣的使者（</w:t>
-      </w:r>
-      <w:hyperlink r:id="rId76">
-        <w:r>
-          <w:rPr>
-            <w:lang w:val="zh_TW" w:bidi="zh_TW"/>
-          </w:rPr>
-          <w:rPr>
-            <w:color w:val="0000EE"/>
-            <w:u w:val="single"/>
-          </w:rPr>
-          <w:t>賽55:11</w:t>
-        </w:r>
-      </w:hyperlink>
-      <w:r>
-        <w:rPr>
-          <w:lang w:val="zh_TW" w:bidi="zh_TW"/>
-        </w:rPr>
-        <w:t>），具有</w:t>
-      </w:r>
-      <w:hyperlink r:id="rId77">
-        <w:r>
-          <w:rPr>
-            <w:lang w:val="zh_TW" w:bidi="zh_TW"/>
-          </w:rPr>
-          <w:rPr>
-            <w:color w:val="0000EE"/>
-            <w:u w:val="single"/>
-          </w:rPr>
-          <w:t>創世記一章3節</w:t>
-        </w:r>
-      </w:hyperlink>
-      <w:r>
-        <w:rPr>
-          <w:lang w:val="zh_TW" w:bidi="zh_TW"/>
-        </w:rPr>
-        <w:t>創造言語的所有屬神力量（參</w:t>
-      </w:r>
-      <w:hyperlink r:id="rId78">
-        <w:r>
-          <w:rPr>
-            <w:lang w:val="zh_TW" w:bidi="zh_TW"/>
-          </w:rPr>
-          <w:rPr>
-            <w:color w:val="0000EE"/>
-            <w:u w:val="single"/>
-          </w:rPr>
-          <w:t>詩33:6</w:t>
-        </w:r>
-      </w:hyperlink>
-      <w:r>
-        <w:rPr>
-          <w:lang w:val="zh_TW" w:bidi="zh_TW"/>
-        </w:rPr>
-        <w:t>）。有時，言語的效果會因為伴隨標誌或象徵動作而增強（比如</w:t>
-      </w:r>
-      <w:hyperlink r:id="rId79">
-        <w:r>
-          <w:rPr>
-            <w:lang w:val="zh_TW" w:bidi="zh_TW"/>
-          </w:rPr>
-          <w:rPr>
-            <w:color w:val="0000EE"/>
-            <w:u w:val="single"/>
-          </w:rPr>
-          <w:t>耶13:1–11</w:t>
-        </w:r>
-      </w:hyperlink>
-      <w:r>
-        <w:rPr>
-          <w:lang w:val="zh_TW" w:bidi="zh_TW"/>
-        </w:rPr>
-        <w:t>，</w:t>
-      </w:r>
-      <w:hyperlink r:id="rId80">
-        <w:r>
-          <w:rPr>
-            <w:lang w:val="zh_TW" w:bidi="zh_TW"/>
-          </w:rPr>
-          <w:rPr>
-            <w:color w:val="0000EE"/>
-            <w:u w:val="single"/>
-          </w:rPr>
-          <w:t>19章</w:t>
-        </w:r>
-      </w:hyperlink>
-      <w:r>
-        <w:rPr>
-          <w:lang w:val="zh_TW" w:bidi="zh_TW"/>
-        </w:rPr>
-        <w:t>；</w:t>
-      </w:r>
-      <w:hyperlink r:id="rId81">
-        <w:r>
-          <w:rPr>
-            <w:lang w:val="zh_TW" w:bidi="zh_TW"/>
-          </w:rPr>
-          <w:rPr>
-            <w:color w:val="0000EE"/>
-            <w:u w:val="single"/>
-          </w:rPr>
-          <w:t>結4:1–17</w:t>
-        </w:r>
-      </w:hyperlink>
-      <w:r>
-        <w:rPr>
-          <w:lang w:val="zh_TW" w:bidi="zh_TW"/>
-        </w:rPr>
-        <w:t>，</w:t>
-      </w:r>
-      <w:hyperlink r:id="rId82">
-        <w:r>
-          <w:rPr>
-            <w:lang w:val="zh_TW" w:bidi="zh_TW"/>
-          </w:rPr>
-          <w:rPr>
-            <w:color w:val="0000EE"/>
-            <w:u w:val="single"/>
-          </w:rPr>
-          <w:t>24:15–24</w:t>
-        </w:r>
-      </w:hyperlink>
-      <w:r>
-        <w:rPr>
-          <w:lang w:val="zh_TW" w:bidi="zh_TW"/>
-        </w:rPr>
-        <w:t>），或與某人緊密相連（</w:t>
-      </w:r>
-      <w:hyperlink r:id="rId83">
-        <w:r>
-          <w:rPr>
-            <w:lang w:val="zh_TW" w:bidi="zh_TW"/>
-          </w:rPr>
-          <w:rPr>
-            <w:color w:val="0000EE"/>
-            <w:u w:val="single"/>
-          </w:rPr>
-          <w:t>賽7:3</w:t>
-        </w:r>
-      </w:hyperlink>
-      <w:r>
-        <w:rPr>
-          <w:lang w:val="zh_TW" w:bidi="zh_TW"/>
-        </w:rPr>
-        <w:t>；參</w:t>
-      </w:r>
-      <w:hyperlink r:id="rId84">
-        <w:r>
-          <w:rPr>
-            <w:lang w:val="zh_TW" w:bidi="zh_TW"/>
-          </w:rPr>
-          <w:rPr>
-            <w:color w:val="0000EE"/>
-            <w:u w:val="single"/>
-          </w:rPr>
-          <w:t>8:1–4</w:t>
-        </w:r>
-      </w:hyperlink>
-      <w:r>
-        <w:rPr>
-          <w:lang w:val="zh_TW" w:bidi="zh_TW"/>
-        </w:rPr>
-        <w:t>）。這些事物就像視覺輔助，使在場的人更清楚理解言語。象徵動作（有時稱為「行出來的神諭」）的目的，似乎不僅為了幫助理解，而是為了賦予言語更多力量和效果，因為它像使者一樣被送入那種情境中。這是從</w:t>
-      </w:r>
-      <w:hyperlink r:id="rId85">
-        <w:r>
-          <w:rPr>
-            <w:lang w:val="zh_TW" w:bidi="zh_TW"/>
-          </w:rPr>
-          <w:rPr>
-            <w:color w:val="0000EE"/>
-            <w:u w:val="single"/>
-          </w:rPr>
-          <w:t>列王紀下十三章14至19節</w:t>
-        </w:r>
-      </w:hyperlink>
-      <w:r>
-        <w:rPr>
-          <w:lang w:val="zh_TW" w:bidi="zh_TW"/>
-        </w:rPr>
-        <w:t>中得出的結論，王在行動中「展現」言語的程度，決定了言語能否有效促成事件發生。</w:t>
-      </w:r>
-    </w:p>
-    <w:p>
-      <w:pPr/>
-      <w:r>
-        <w:rPr>
-          <w:lang w:val="zh_TW" w:bidi="zh_TW"/>
-        </w:rPr>
-      </w:r>
-      <w:r>
-        <w:rPr>
-          <w:lang w:val="zh_TW" w:bidi="zh_TW"/>
-        </w:rPr>
-        <w:t>先知的話語，最終體現在保存下來的書卷中。</w:t>
-      </w:r>
-      <w:hyperlink r:id="rId86">
-        <w:r>
-          <w:rPr>
-            <w:lang w:val="zh_TW" w:bidi="zh_TW"/>
-          </w:rPr>
-          <w:rPr>
-            <w:color w:val="0000EE"/>
-            <w:u w:val="single"/>
-          </w:rPr>
-          <w:t>耶利米書三十六章</w:t>
-        </w:r>
-      </w:hyperlink>
-      <w:r>
-        <w:rPr>
-          <w:lang w:val="zh_TW" w:bidi="zh_TW"/>
-        </w:rPr>
-        <w:t>可以作為實例，說明先知花費時間和精力，將他們的口傳信息記錄在寫作中，是逐字逐句的謹慎記錄（</w:t>
-      </w:r>
-      <w:hyperlink r:id="rId87">
-        <w:r>
-          <w:rPr>
-            <w:lang w:val="zh_TW" w:bidi="zh_TW"/>
-          </w:rPr>
-          <w:rPr>
-            <w:color w:val="0000EE"/>
-            <w:u w:val="single"/>
-          </w:rPr>
-          <w:t>耶36:6、17–18</w:t>
-        </w:r>
-      </w:hyperlink>
-      <w:r>
-        <w:rPr>
-          <w:lang w:val="zh_TW" w:bidi="zh_TW"/>
-        </w:rPr>
-        <w:t>）。不過，信息本身的實際文學形式，也講述同樣的故事。我們在先知書中看到的內容，不可能是他們宣講話語的形式，而是他們保存（並整理）所講信息時，經過深思熟慮的措辭。可以理解的是，那些意識到自己在傳達神的話語的人，會確保這些話語不會流失。我們自然可以認為，每位先知都保存了其事工的書面記錄。我們不知道，也無從得知，以每位先知名字命名的書卷，其最終成果是否直接由該先知完成。比如，按照以賽亞書或阿摩司書精心安排的方式，我們最適宜假設書卷的作者同時也是書卷的編輯。</w:t>
-      </w:r>
-    </w:p>
-    <w:p>
-      <w:pPr/>
-      <w:r>
-        <w:rPr>
-          <w:lang w:val="zh_TW" w:bidi="zh_TW"/>
-        </w:rPr>
-      </w:r>
-      <w:r>
-        <w:rPr>
           <w:i/>
           <w:lang w:val="zh_TW" w:bidi="zh_TW"/>
         </w:rPr>
@@ -2234,19 +1581,7 @@
         <w:rPr>
           <w:lang w:val="zh_TW" w:bidi="zh_TW"/>
         </w:rPr>
-        <w:t>預言</w:t>
-      </w:r>
-      <w:r>
-        <w:rPr>
-          <w:lang w:val="zh_TW" w:bidi="zh_TW"/>
-        </w:rPr>
-        <w:t>；</w:t>
-      </w:r>
-      <w:r>
-        <w:rPr>
-          <w:lang w:val="zh_TW" w:bidi="zh_TW"/>
-        </w:rPr>
-        <w:t>假先知</w:t>
+        <w:t>聖殿</w:t>
       </w:r>
       <w:r>
         <w:rPr>

--- a/zht/docx/173.content.docx
+++ b/zht/docx/173.content.docx
@@ -149,7 +149,7 @@
         <w:rPr>
           <w:lang w:val="zh_TW" w:bidi="zh_TW"/>
         </w:rPr>
-        <w:t>wai</w:t>
+        <w:t>tu</w:t>
       </w:r>
       <w:r>
         <w:rPr>
@@ -212,7 +212,7 @@
         <w:rPr>
           <w:lang w:val="zh_TW" w:bidi="zh_TW"/>
         </w:rPr>
-        <w:t>外邦人（寄居的）</w:t>
+        <w:t>土八‧該隱</w:t>
       </w:r>
       <w:r>
         <w:rPr>
@@ -231,7 +231,71 @@
         <w:rPr>
           <w:lang w:val="zh_TW" w:bidi="zh_TW"/>
         </w:rPr>
-        <w:t>非屬於國民的人。外邦人（寄居的）可能是臨時的客旅、臨時的居民或外國人。</w:t>
+        <w:t>拉麥和他的妻子洗拉的兒子（</w:t>
+      </w:r>
+      <w:hyperlink r:id="rId13">
+        <w:r>
+          <w:rPr>
+            <w:lang w:val="zh_TW" w:bidi="zh_TW"/>
+          </w:rPr>
+          <w:rPr>
+            <w:color w:val="0000EE"/>
+            <w:u w:val="single"/>
+          </w:rPr>
+          <w:t>創4:22</w:t>
+        </w:r>
+      </w:hyperlink>
+      <w:r>
+        <w:rPr>
+          <w:lang w:val="zh_TW" w:bidi="zh_TW"/>
+        </w:rPr>
+        <w:t>）。他是「打造各樣銅鐵利器的」。雖然文本並未聲稱他是第一位或所有鐵匠的「祖師」，但許多學者認為，文本原先與第</w:t>
+      </w:r>
+      <w:hyperlink r:id="rId14">
+        <w:r>
+          <w:rPr>
+            <w:lang w:val="zh_TW" w:bidi="zh_TW"/>
+          </w:rPr>
+          <w:rPr>
+            <w:color w:val="0000EE"/>
+            <w:u w:val="single"/>
+          </w:rPr>
+          <w:t>20</w:t>
+        </w:r>
+      </w:hyperlink>
+      <w:r>
+        <w:rPr>
+          <w:lang w:val="zh_TW" w:bidi="zh_TW"/>
+        </w:rPr>
+        <w:t>和</w:t>
+      </w:r>
+      <w:hyperlink r:id="rId15">
+        <w:r>
+          <w:rPr>
+            <w:lang w:val="zh_TW" w:bidi="zh_TW"/>
+          </w:rPr>
+          <w:rPr>
+            <w:color w:val="0000EE"/>
+            <w:u w:val="single"/>
+          </w:rPr>
+          <w:t>21</w:t>
+        </w:r>
+      </w:hyperlink>
+      <w:r>
+        <w:rPr>
+          <w:lang w:val="zh_TW" w:bidi="zh_TW"/>
+        </w:rPr>
+        <w:t>節呈平行，以暗示他是第一位。</w:t>
+      </w:r>
+      <w:r>
+        <w:rPr>
+          <w:lang w:val="zh_TW" w:bidi="zh_TW"/>
+        </w:rPr>
+      </w:r>
+      <w:r>
+        <w:rPr>
+          <w:lang w:val="zh_TW" w:bidi="zh_TW"/>
+        </w:rPr>
       </w:r>
     </w:p>
     <w:p>
@@ -241,227 +305,21 @@
           <w:lang w:val="zh_TW" w:bidi="zh_TW"/>
         </w:rPr>
       </w:r>
-      <w:r>
-        <w:rPr>
-          <w:lang w:val="zh_TW" w:bidi="zh_TW"/>
-        </w:rPr>
-        <w:t>部分譯本正確譯出表達「外邦人」含義的詞，然而，有些譯本僅在兩處地方，表達其最真實的意義（</w:t>
-      </w:r>
-      <w:hyperlink r:id="rId13">
-        <w:r>
-          <w:rPr>
-            <w:lang w:val="zh_TW" w:bidi="zh_TW"/>
-          </w:rPr>
-          <w:rPr>
-            <w:color w:val="0000EE"/>
-            <w:u w:val="single"/>
-          </w:rPr>
-          <w:t>申15:3</w:t>
-        </w:r>
-      </w:hyperlink>
-      <w:r>
-        <w:rPr>
-          <w:lang w:val="zh_TW" w:bidi="zh_TW"/>
-        </w:rPr>
-        <w:t>；</w:t>
-      </w:r>
-      <w:hyperlink r:id="rId14">
-        <w:r>
-          <w:rPr>
-            <w:lang w:val="zh_TW" w:bidi="zh_TW"/>
-          </w:rPr>
-          <w:rPr>
-            <w:color w:val="0000EE"/>
-            <w:u w:val="single"/>
-          </w:rPr>
-          <w:t>俄1:11</w:t>
-        </w:r>
-      </w:hyperlink>
-      <w:r>
-        <w:rPr>
-          <w:lang w:val="zh_TW" w:bidi="zh_TW"/>
-        </w:rPr>
-        <w:t>）。在大多數情況下，這些基本將該詞翻譯為「外來者」（</w:t>
-      </w:r>
-      <w:hyperlink r:id="rId15">
-        <w:r>
-          <w:rPr>
-            <w:lang w:val="zh_TW" w:bidi="zh_TW"/>
-          </w:rPr>
-          <w:rPr>
-            <w:color w:val="0000EE"/>
-            <w:u w:val="single"/>
-          </w:rPr>
-          <w:t>申14:21</w:t>
-        </w:r>
-      </w:hyperlink>
-      <w:r>
-        <w:rPr>
-          <w:lang w:val="zh_TW" w:bidi="zh_TW"/>
-        </w:rPr>
-        <w:t>；</w:t>
-      </w:r>
-      <w:hyperlink r:id="rId16">
-        <w:r>
-          <w:rPr>
-            <w:lang w:val="zh_TW" w:bidi="zh_TW"/>
-          </w:rPr>
-          <w:rPr>
-            <w:color w:val="0000EE"/>
-            <w:u w:val="single"/>
-          </w:rPr>
-          <w:t>伯19:15</w:t>
-        </w:r>
-      </w:hyperlink>
-      <w:r>
-        <w:rPr>
-          <w:lang w:val="zh_TW" w:bidi="zh_TW"/>
-        </w:rPr>
-        <w:t>；</w:t>
-      </w:r>
-      <w:hyperlink r:id="rId17">
-        <w:r>
-          <w:rPr>
-            <w:lang w:val="zh_TW" w:bidi="zh_TW"/>
-          </w:rPr>
-          <w:rPr>
-            <w:color w:val="0000EE"/>
-            <w:u w:val="single"/>
-          </w:rPr>
-          <w:t>詩69:8</w:t>
-        </w:r>
-      </w:hyperlink>
-      <w:r>
-        <w:rPr>
-          <w:lang w:val="zh_TW" w:bidi="zh_TW"/>
-        </w:rPr>
-        <w:t>；</w:t>
-      </w:r>
-      <w:hyperlink r:id="rId18">
-        <w:r>
-          <w:rPr>
-            <w:lang w:val="zh_TW" w:bidi="zh_TW"/>
-          </w:rPr>
-          <w:rPr>
-            <w:color w:val="0000EE"/>
-            <w:u w:val="single"/>
-          </w:rPr>
-          <w:t>哀5:2</w:t>
-        </w:r>
-      </w:hyperlink>
-      <w:r>
-        <w:rPr>
-          <w:lang w:val="zh_TW" w:bidi="zh_TW"/>
-        </w:rPr>
-        <w:t>）或「陌生人」（</w:t>
-      </w:r>
-      <w:hyperlink r:id="rId19">
-        <w:r>
-          <w:rPr>
-            <w:lang w:val="zh_TW" w:bidi="zh_TW"/>
-          </w:rPr>
-          <w:rPr>
-            <w:color w:val="0000EE"/>
-            <w:u w:val="single"/>
-          </w:rPr>
-          <w:t>創15:13</w:t>
-        </w:r>
-      </w:hyperlink>
-      <w:r>
-        <w:rPr>
-          <w:lang w:val="zh_TW" w:bidi="zh_TW"/>
-        </w:rPr>
-        <w:t>；</w:t>
-      </w:r>
-      <w:hyperlink r:id="rId20">
-        <w:r>
-          <w:rPr>
-            <w:lang w:val="zh_TW" w:bidi="zh_TW"/>
-          </w:rPr>
-          <w:rPr>
-            <w:color w:val="0000EE"/>
-            <w:u w:val="single"/>
-          </w:rPr>
-          <w:t>出2:22</w:t>
-        </w:r>
-      </w:hyperlink>
-      <w:r>
-        <w:rPr>
-          <w:lang w:val="zh_TW" w:bidi="zh_TW"/>
-        </w:rPr>
-        <w:t>；</w:t>
-      </w:r>
-      <w:hyperlink r:id="rId21">
-        <w:r>
-          <w:rPr>
-            <w:lang w:val="zh_TW" w:bidi="zh_TW"/>
-          </w:rPr>
-          <w:rPr>
-            <w:color w:val="0000EE"/>
-            <w:u w:val="single"/>
-          </w:rPr>
-          <w:t>利25:35</w:t>
-        </w:r>
-      </w:hyperlink>
-      <w:r>
-        <w:rPr>
-          <w:lang w:val="zh_TW" w:bidi="zh_TW"/>
-        </w:rPr>
-        <w:t>）。另一個希伯來詞意為「居住者」或「定居者」（</w:t>
-      </w:r>
-      <w:hyperlink r:id="rId21">
-        <w:r>
-          <w:rPr>
-            <w:lang w:val="zh_TW" w:bidi="zh_TW"/>
-          </w:rPr>
-          <w:rPr>
-            <w:color w:val="0000EE"/>
-            <w:u w:val="single"/>
-          </w:rPr>
-          <w:t>利25:35</w:t>
-        </w:r>
-      </w:hyperlink>
-      <w:r>
-        <w:rPr>
-          <w:lang w:val="zh_TW" w:bidi="zh_TW"/>
-        </w:rPr>
-        <w:t>；</w:t>
-      </w:r>
-      <w:hyperlink r:id="rId22">
-        <w:r>
-          <w:rPr>
-            <w:lang w:val="zh_TW" w:bidi="zh_TW"/>
-          </w:rPr>
-          <w:rPr>
-            <w:color w:val="0000EE"/>
-            <w:u w:val="single"/>
-          </w:rPr>
-          <w:t>代上29:15</w:t>
-        </w:r>
-      </w:hyperlink>
-      <w:r>
-        <w:rPr>
-          <w:lang w:val="zh_TW" w:bidi="zh_TW"/>
-        </w:rPr>
-        <w:t>；</w:t>
-      </w:r>
-      <w:hyperlink r:id="rId23">
-        <w:r>
-          <w:rPr>
-            <w:lang w:val="zh_TW" w:bidi="zh_TW"/>
-          </w:rPr>
-          <w:rPr>
-            <w:color w:val="0000EE"/>
-            <w:u w:val="single"/>
-          </w:rPr>
-          <w:t>詩39:12</w:t>
-        </w:r>
-      </w:hyperlink>
-      <w:r>
-        <w:rPr>
-          <w:lang w:val="zh_TW" w:bidi="zh_TW"/>
-        </w:rPr>
-        <w:t>）。然而，它最常被翻譯為「寄居者」。</w:t>
+    </w:p>
+    <w:p>
+      <w:pPr>
+        <w:pStyle w:val="Heading2"/>
+      </w:pPr>
+      <w:r>
+        <w:rPr>
+          <w:lang w:val="zh_TW" w:bidi="zh_TW"/>
+        </w:rPr>
+        <w:t>土巴</w:t>
+      </w:r>
+      <w:r>
+        <w:rPr>
+          <w:lang w:val="zh_TW" w:bidi="zh_TW"/>
+        </w:rPr>
       </w:r>
     </w:p>
     <w:p>
@@ -475,9 +333,9 @@
         <w:rPr>
           <w:lang w:val="zh_TW" w:bidi="zh_TW"/>
         </w:rPr>
-        <w:t>臨時旅客或寄居者，通常是想暫時居住的人，或是從一個部落遷到另一個部落，並試圖獲得當地居民的某些優勢或權利。有時，整個部族都可以是以色列的臨時居民。基遍人（</w:t>
-      </w:r>
-      <w:hyperlink r:id="rId24">
+        <w:t>在列國表（table of nations）中，雅弗的第五個兒子 （</w:t>
+      </w:r>
+      <w:hyperlink r:id="rId16">
         <w:r>
           <w:rPr>
             <w:lang w:val="zh_TW" w:bidi="zh_TW"/>
@@ -486,16 +344,16 @@
             <w:color w:val="0000EE"/>
             <w:u w:val="single"/>
           </w:rPr>
-          <w:t>書9</w:t>
+          <w:t>創10:2</w:t>
         </w:r>
       </w:hyperlink>
       <w:r>
         <w:rPr>
           <w:lang w:val="zh_TW" w:bidi="zh_TW"/>
         </w:rPr>
-        <w:t>）和比珥人（</w:t>
-      </w:r>
-      <w:hyperlink r:id="rId25">
+        <w:t>；</w:t>
+      </w:r>
+      <w:hyperlink r:id="rId17">
         <w:r>
           <w:rPr>
             <w:lang w:val="zh_TW" w:bidi="zh_TW"/>
@@ -504,16 +362,16 @@
             <w:color w:val="0000EE"/>
             <w:u w:val="single"/>
           </w:rPr>
-          <w:t>撒下4:3</w:t>
+          <w:t>代上1:5</w:t>
         </w:r>
       </w:hyperlink>
       <w:r>
         <w:rPr>
           <w:lang w:val="zh_TW" w:bidi="zh_TW"/>
         </w:rPr>
-        <w:t>；參</w:t>
-      </w:r>
-      <w:hyperlink r:id="rId26">
+        <w:t>）。土巴後來在以賽亞和以西結的先知預言中具有重要意義，被列為因威脅神子民而將受審判的國家之一（</w:t>
+      </w:r>
+      <w:hyperlink r:id="rId18">
         <w:r>
           <w:rPr>
             <w:lang w:val="zh_TW" w:bidi="zh_TW"/>
@@ -522,14 +380,14 @@
             <w:color w:val="0000EE"/>
             <w:u w:val="single"/>
           </w:rPr>
-          <w:t>代下2:17</w:t>
+          <w:t>賽66:19</w:t>
         </w:r>
       </w:hyperlink>
       <w:r>
         <w:rPr>
           <w:lang w:val="zh_TW" w:bidi="zh_TW"/>
         </w:rPr>
-        <w:t>）就是這種情況。以色列人本身是埃及地的臨時居民（</w:t>
+        <w:t>；</w:t>
       </w:r>
       <w:hyperlink r:id="rId19">
         <w:r>
@@ -540,7 +398,7 @@
             <w:color w:val="0000EE"/>
             <w:u w:val="single"/>
           </w:rPr>
-          <w:t>創15:13</w:t>
+          <w:t>結27:13</w:t>
         </w:r>
       </w:hyperlink>
       <w:r>
@@ -549,7 +407,7 @@
         </w:rPr>
         <w:t>，</w:t>
       </w:r>
-      <w:hyperlink r:id="rId27">
+      <w:hyperlink r:id="rId20">
         <w:r>
           <w:rPr>
             <w:lang w:val="zh_TW" w:bidi="zh_TW"/>
@@ -558,7 +416,7 @@
             <w:color w:val="0000EE"/>
             <w:u w:val="single"/>
           </w:rPr>
-          <w:t>23:4</w:t>
+          <w:t>32:26</w:t>
         </w:r>
       </w:hyperlink>
       <w:r>
@@ -567,7 +425,7 @@
         </w:rPr>
         <w:t>，</w:t>
       </w:r>
-      <w:hyperlink r:id="rId28">
+      <w:hyperlink r:id="rId21">
         <w:r>
           <w:rPr>
             <w:lang w:val="zh_TW" w:bidi="zh_TW"/>
@@ -576,7 +434,7 @@
             <w:color w:val="0000EE"/>
             <w:u w:val="single"/>
           </w:rPr>
-          <w:t>26:3</w:t>
+          <w:t>38:2–3</w:t>
         </w:r>
       </w:hyperlink>
       <w:r>
@@ -585,7 +443,7 @@
         </w:rPr>
         <w:t>，</w:t>
       </w:r>
-      <w:hyperlink r:id="rId29">
+      <w:hyperlink r:id="rId22">
         <w:r>
           <w:rPr>
             <w:lang w:val="zh_TW" w:bidi="zh_TW"/>
@@ -594,16 +452,16 @@
             <w:color w:val="0000EE"/>
             <w:u w:val="single"/>
           </w:rPr>
-          <w:t>47:4</w:t>
+          <w:t>39:1</w:t>
         </w:r>
       </w:hyperlink>
       <w:r>
         <w:rPr>
           <w:lang w:val="zh_TW" w:bidi="zh_TW"/>
         </w:rPr>
-        <w:t>；</w:t>
-      </w:r>
-      <w:hyperlink r:id="rId20">
+        <w:t>）。土巴通常與雅完和米設並列，被描述為北方國家或沿海地區的國家（</w:t>
+      </w:r>
+      <w:hyperlink r:id="rId18">
         <w:r>
           <w:rPr>
             <w:lang w:val="zh_TW" w:bidi="zh_TW"/>
@@ -612,16 +470,16 @@
             <w:color w:val="0000EE"/>
             <w:u w:val="single"/>
           </w:rPr>
-          <w:t>出2:22</w:t>
+          <w:t>賽66:19</w:t>
         </w:r>
       </w:hyperlink>
       <w:r>
         <w:rPr>
           <w:lang w:val="zh_TW" w:bidi="zh_TW"/>
         </w:rPr>
-        <w:t>，</w:t>
-      </w:r>
-      <w:hyperlink r:id="rId30">
+        <w:t>；</w:t>
+      </w:r>
+      <w:hyperlink r:id="rId23">
         <w:r>
           <w:rPr>
             <w:lang w:val="zh_TW" w:bidi="zh_TW"/>
@@ -630,16 +488,16 @@
             <w:color w:val="0000EE"/>
             <w:u w:val="single"/>
           </w:rPr>
-          <w:t>23:9</w:t>
+          <w:t>結38:2</w:t>
         </w:r>
       </w:hyperlink>
       <w:r>
         <w:rPr>
           <w:lang w:val="zh_TW" w:bidi="zh_TW"/>
         </w:rPr>
-        <w:t>）以及其它地方的臨時居民（</w:t>
-      </w:r>
-      <w:hyperlink r:id="rId31">
+        <w:t>）。土巴曾與泰爾進行貿易（</w:t>
+      </w:r>
+      <w:hyperlink r:id="rId19">
         <w:r>
           <w:rPr>
             <w:lang w:val="zh_TW" w:bidi="zh_TW"/>
@@ -648,14 +506,24 @@
             <w:color w:val="0000EE"/>
             <w:u w:val="single"/>
           </w:rPr>
-          <w:t>得1:1</w:t>
+          <w:t>結27:13</w:t>
         </w:r>
       </w:hyperlink>
       <w:r>
         <w:rPr>
           <w:lang w:val="zh_TW" w:bidi="zh_TW"/>
         </w:rPr>
-        <w:t>）。</w:t>
+        <w:t>），這一事實支持了土巴位於沿海地區的假設。除了這些簡略的證據外，目前很難確定土巴精確的民族身分或地理位置。它曾被辨識為西古提人（Scythians）、伊比利亞人（Iberians）、黑海與里海（Caspian Sea）之間的地區、帖撒利（Thessaly），以及各種赫人部落。</w:t>
+      </w:r>
+      <w:r>
+        <w:rPr>
+          <w:lang w:val="zh_TW" w:bidi="zh_TW"/>
+        </w:rPr>
+      </w:r>
+      <w:r>
+        <w:rPr>
+          <w:lang w:val="zh_TW" w:bidi="zh_TW"/>
+        </w:rPr>
       </w:r>
     </w:p>
     <w:p>
@@ -665,353 +533,21 @@
           <w:lang w:val="zh_TW" w:bidi="zh_TW"/>
         </w:rPr>
       </w:r>
-      <w:r>
-        <w:rPr>
-          <w:lang w:val="zh_TW" w:bidi="zh_TW"/>
-        </w:rPr>
-        <w:t>外邦人或臨時居民在以色列擁有某些權利，但也有一些限制。他們可以獻祭（</w:t>
-      </w:r>
-      <w:hyperlink r:id="rId32">
-        <w:r>
-          <w:rPr>
-            <w:lang w:val="zh_TW" w:bidi="zh_TW"/>
-          </w:rPr>
-          <w:rPr>
-            <w:color w:val="0000EE"/>
-            <w:u w:val="single"/>
-          </w:rPr>
-          <w:t>利17:8</w:t>
-        </w:r>
-      </w:hyperlink>
-      <w:r>
-        <w:rPr>
-          <w:lang w:val="zh_TW" w:bidi="zh_TW"/>
-        </w:rPr>
-        <w:t>，</w:t>
-      </w:r>
-      <w:hyperlink r:id="rId33">
-        <w:r>
-          <w:rPr>
-            <w:lang w:val="zh_TW" w:bidi="zh_TW"/>
-          </w:rPr>
-          <w:rPr>
-            <w:color w:val="0000EE"/>
-            <w:u w:val="single"/>
-          </w:rPr>
-          <w:t>22:18</w:t>
-        </w:r>
-      </w:hyperlink>
-      <w:r>
-        <w:rPr>
-          <w:lang w:val="zh_TW" w:bidi="zh_TW"/>
-        </w:rPr>
-        <w:t>），但只有受過割禮，才能進入聖所（</w:t>
-      </w:r>
-      <w:hyperlink r:id="rId34">
-        <w:r>
-          <w:rPr>
-            <w:lang w:val="zh_TW" w:bidi="zh_TW"/>
-          </w:rPr>
-          <w:rPr>
-            <w:color w:val="0000EE"/>
-            <w:u w:val="single"/>
-          </w:rPr>
-          <w:t>結44:9</w:t>
-        </w:r>
-      </w:hyperlink>
-      <w:r>
-        <w:rPr>
-          <w:lang w:val="zh_TW" w:bidi="zh_TW"/>
-        </w:rPr>
-        <w:t>）。他們可以參加猶太的三個節期（</w:t>
-      </w:r>
-      <w:hyperlink r:id="rId35">
-        <w:r>
-          <w:rPr>
-            <w:lang w:val="zh_TW" w:bidi="zh_TW"/>
-          </w:rPr>
-          <w:rPr>
-            <w:color w:val="0000EE"/>
-            <w:u w:val="single"/>
-          </w:rPr>
-          <w:t>申16:11、14</w:t>
-        </w:r>
-      </w:hyperlink>
-      <w:r>
-        <w:rPr>
-          <w:lang w:val="zh_TW" w:bidi="zh_TW"/>
-        </w:rPr>
-        <w:t>），但只有受過割禮，才能吃逾越節的晚餐（</w:t>
-      </w:r>
-      <w:hyperlink r:id="rId36">
-        <w:r>
-          <w:rPr>
-            <w:lang w:val="zh_TW" w:bidi="zh_TW"/>
-          </w:rPr>
-          <w:rPr>
-            <w:color w:val="0000EE"/>
-            <w:u w:val="single"/>
-          </w:rPr>
-          <w:t>出12:43、48</w:t>
-        </w:r>
-      </w:hyperlink>
-      <w:r>
-        <w:rPr>
-          <w:lang w:val="zh_TW" w:bidi="zh_TW"/>
-        </w:rPr>
-        <w:t>）。外邦人不必遵循以色列的宗教，但他們可以享受其中一些利益（</w:t>
-      </w:r>
-      <w:hyperlink r:id="rId37">
-        <w:r>
-          <w:rPr>
-            <w:lang w:val="zh_TW" w:bidi="zh_TW"/>
-          </w:rPr>
-          <w:rPr>
-            <w:color w:val="0000EE"/>
-            <w:u w:val="single"/>
-          </w:rPr>
-          <w:t>申14:29</w:t>
-        </w:r>
-      </w:hyperlink>
-      <w:r>
-        <w:rPr>
-          <w:lang w:val="zh_TW" w:bidi="zh_TW"/>
-        </w:rPr>
-        <w:t>）。他們在安息日或贖罪日不能工作（</w:t>
-      </w:r>
-      <w:hyperlink r:id="rId38">
-        <w:r>
-          <w:rPr>
-            <w:lang w:val="zh_TW" w:bidi="zh_TW"/>
-          </w:rPr>
-          <w:rPr>
-            <w:color w:val="0000EE"/>
-            <w:u w:val="single"/>
-          </w:rPr>
-          <w:t>出20:10</w:t>
-        </w:r>
-      </w:hyperlink>
-      <w:r>
-        <w:rPr>
-          <w:lang w:val="zh_TW" w:bidi="zh_TW"/>
-        </w:rPr>
-        <w:t>，</w:t>
-      </w:r>
-      <w:hyperlink r:id="rId39">
-        <w:r>
-          <w:rPr>
-            <w:lang w:val="zh_TW" w:bidi="zh_TW"/>
-          </w:rPr>
-          <w:rPr>
-            <w:color w:val="0000EE"/>
-            <w:u w:val="single"/>
-          </w:rPr>
-          <w:t>23:12</w:t>
-        </w:r>
-      </w:hyperlink>
-      <w:r>
-        <w:rPr>
-          <w:lang w:val="zh_TW" w:bidi="zh_TW"/>
-        </w:rPr>
-        <w:t>；</w:t>
-      </w:r>
-      <w:hyperlink r:id="rId40">
-        <w:r>
-          <w:rPr>
-            <w:lang w:val="zh_TW" w:bidi="zh_TW"/>
-          </w:rPr>
-          <w:rPr>
-            <w:color w:val="0000EE"/>
-            <w:u w:val="single"/>
-          </w:rPr>
-          <w:t>利16:29</w:t>
-        </w:r>
-      </w:hyperlink>
-      <w:r>
-        <w:rPr>
-          <w:lang w:val="zh_TW" w:bidi="zh_TW"/>
-        </w:rPr>
-        <w:t>；</w:t>
-      </w:r>
-      <w:hyperlink r:id="rId41">
-        <w:r>
-          <w:rPr>
-            <w:lang w:val="zh_TW" w:bidi="zh_TW"/>
-          </w:rPr>
-          <w:rPr>
-            <w:color w:val="0000EE"/>
-            <w:u w:val="single"/>
-          </w:rPr>
-          <w:t>申5:14</w:t>
-        </w:r>
-      </w:hyperlink>
-      <w:r>
-        <w:rPr>
-          <w:lang w:val="zh_TW" w:bidi="zh_TW"/>
-        </w:rPr>
-        <w:t>），若褻瀆神的名字，可能會被石頭打死（</w:t>
-      </w:r>
-      <w:hyperlink r:id="rId42">
-        <w:r>
-          <w:rPr>
-            <w:lang w:val="zh_TW" w:bidi="zh_TW"/>
-          </w:rPr>
-          <w:rPr>
-            <w:color w:val="0000EE"/>
-            <w:u w:val="single"/>
-          </w:rPr>
-          <w:t>利24:16</w:t>
-        </w:r>
-      </w:hyperlink>
-      <w:r>
-        <w:rPr>
-          <w:lang w:val="zh_TW" w:bidi="zh_TW"/>
-        </w:rPr>
-        <w:t>；</w:t>
-      </w:r>
-      <w:hyperlink r:id="rId43">
-        <w:r>
-          <w:rPr>
-            <w:lang w:val="zh_TW" w:bidi="zh_TW"/>
-          </w:rPr>
-          <w:rPr>
-            <w:color w:val="0000EE"/>
-            <w:u w:val="single"/>
-          </w:rPr>
-          <w:t>民15:30</w:t>
-        </w:r>
-      </w:hyperlink>
-      <w:r>
-        <w:rPr>
-          <w:lang w:val="zh_TW" w:bidi="zh_TW"/>
-        </w:rPr>
-        <w:t>）。外邦人不可吃血（</w:t>
-      </w:r>
-      <w:hyperlink r:id="rId44">
-        <w:r>
-          <w:rPr>
-            <w:lang w:val="zh_TW" w:bidi="zh_TW"/>
-          </w:rPr>
-          <w:rPr>
-            <w:color w:val="0000EE"/>
-            <w:u w:val="single"/>
-          </w:rPr>
-          <w:t>利17:10–12</w:t>
-        </w:r>
-      </w:hyperlink>
-      <w:r>
-        <w:rPr>
-          <w:lang w:val="zh_TW" w:bidi="zh_TW"/>
-        </w:rPr>
-        <w:t>），但可以吃自然死亡的動物（</w:t>
-      </w:r>
-      <w:hyperlink r:id="rId15">
-        <w:r>
-          <w:rPr>
-            <w:lang w:val="zh_TW" w:bidi="zh_TW"/>
-          </w:rPr>
-          <w:rPr>
-            <w:color w:val="0000EE"/>
-            <w:u w:val="single"/>
-          </w:rPr>
-          <w:t>申14:21</w:t>
-        </w:r>
-      </w:hyperlink>
-      <w:r>
-        <w:rPr>
-          <w:lang w:val="zh_TW" w:bidi="zh_TW"/>
-        </w:rPr>
-        <w:t>）。以色列在性的道德規範也適用於外邦人（</w:t>
-      </w:r>
-      <w:hyperlink r:id="rId45">
-        <w:r>
-          <w:rPr>
-            <w:lang w:val="zh_TW" w:bidi="zh_TW"/>
-          </w:rPr>
-          <w:rPr>
-            <w:color w:val="0000EE"/>
-            <w:u w:val="single"/>
-          </w:rPr>
-          <w:t>利18:26</w:t>
-        </w:r>
-      </w:hyperlink>
-      <w:r>
-        <w:rPr>
-          <w:lang w:val="zh_TW" w:bidi="zh_TW"/>
-        </w:rPr>
-        <w:t>）。以色列人不可與外邦人通婚，但這仍然是常見的現象（</w:t>
-      </w:r>
-      <w:hyperlink r:id="rId46">
-        <w:r>
-          <w:rPr>
-            <w:lang w:val="zh_TW" w:bidi="zh_TW"/>
-          </w:rPr>
-          <w:rPr>
-            <w:color w:val="0000EE"/>
-            <w:u w:val="single"/>
-          </w:rPr>
-          <w:t>創34:14</w:t>
-        </w:r>
-      </w:hyperlink>
-      <w:r>
-        <w:rPr>
-          <w:lang w:val="zh_TW" w:bidi="zh_TW"/>
-        </w:rPr>
-        <w:t>；</w:t>
-      </w:r>
-      <w:hyperlink r:id="rId47">
-        <w:r>
-          <w:rPr>
-            <w:lang w:val="zh_TW" w:bidi="zh_TW"/>
-          </w:rPr>
-          <w:rPr>
-            <w:color w:val="0000EE"/>
-            <w:u w:val="single"/>
-          </w:rPr>
-          <w:t>出34:12、16</w:t>
-        </w:r>
-      </w:hyperlink>
-      <w:r>
-        <w:rPr>
-          <w:lang w:val="zh_TW" w:bidi="zh_TW"/>
-        </w:rPr>
-        <w:t>；</w:t>
-      </w:r>
-      <w:hyperlink r:id="rId48">
-        <w:r>
-          <w:rPr>
-            <w:lang w:val="zh_TW" w:bidi="zh_TW"/>
-          </w:rPr>
-          <w:rPr>
-            <w:color w:val="0000EE"/>
-            <w:u w:val="single"/>
-          </w:rPr>
-          <w:t>申7:3–4</w:t>
-        </w:r>
-      </w:hyperlink>
-      <w:r>
-        <w:rPr>
-          <w:lang w:val="zh_TW" w:bidi="zh_TW"/>
-        </w:rPr>
-        <w:t>；</w:t>
-      </w:r>
-      <w:hyperlink r:id="rId49">
-        <w:r>
-          <w:rPr>
-            <w:lang w:val="zh_TW" w:bidi="zh_TW"/>
-          </w:rPr>
-          <w:rPr>
-            <w:color w:val="0000EE"/>
-            <w:u w:val="single"/>
-          </w:rPr>
-          <w:t>書23:12</w:t>
-        </w:r>
-      </w:hyperlink>
-      <w:r>
-        <w:rPr>
-          <w:lang w:val="zh_TW" w:bidi="zh_TW"/>
-        </w:rPr>
-        <w:t>）。</w:t>
+    </w:p>
+    <w:p>
+      <w:pPr>
+        <w:pStyle w:val="Heading2"/>
+      </w:pPr>
+      <w:r>
+        <w:rPr>
+          <w:lang w:val="zh_TW" w:bidi="zh_TW"/>
+        </w:rPr>
+        <w:t>土地</w:t>
+      </w:r>
+      <w:r>
+        <w:rPr>
+          <w:lang w:val="zh_TW" w:bidi="zh_TW"/>
+        </w:rPr>
       </w:r>
     </w:p>
     <w:p>
@@ -1025,313 +561,7 @@
         <w:rPr>
           <w:lang w:val="zh_TW" w:bidi="zh_TW"/>
         </w:rPr>
-        <w:t>摩西律法為外邦人提供公民權利（</w:t>
-      </w:r>
-      <w:hyperlink r:id="rId50">
-        <w:r>
-          <w:rPr>
-            <w:lang w:val="zh_TW" w:bidi="zh_TW"/>
-          </w:rPr>
-          <w:rPr>
-            <w:color w:val="0000EE"/>
-            <w:u w:val="single"/>
-          </w:rPr>
-          <w:t>出12:49</w:t>
-        </w:r>
-      </w:hyperlink>
-      <w:r>
-        <w:rPr>
-          <w:lang w:val="zh_TW" w:bidi="zh_TW"/>
-        </w:rPr>
-        <w:t>；</w:t>
-      </w:r>
-      <w:hyperlink r:id="rId51">
-        <w:r>
-          <w:rPr>
-            <w:lang w:val="zh_TW" w:bidi="zh_TW"/>
-          </w:rPr>
-          <w:rPr>
-            <w:color w:val="0000EE"/>
-            <w:u w:val="single"/>
-          </w:rPr>
-          <w:t>利24:22</w:t>
-        </w:r>
-      </w:hyperlink>
-      <w:r>
-        <w:rPr>
-          <w:lang w:val="zh_TW" w:bidi="zh_TW"/>
-        </w:rPr>
-        <w:t>）。他們遵循相同的法律程序和懲罰（</w:t>
-      </w:r>
-      <w:hyperlink r:id="rId52">
-        <w:r>
-          <w:rPr>
-            <w:lang w:val="zh_TW" w:bidi="zh_TW"/>
-          </w:rPr>
-          <w:rPr>
-            <w:color w:val="0000EE"/>
-            <w:u w:val="single"/>
-          </w:rPr>
-          <w:t>利20:2</w:t>
-        </w:r>
-      </w:hyperlink>
-      <w:r>
-        <w:rPr>
-          <w:lang w:val="zh_TW" w:bidi="zh_TW"/>
-        </w:rPr>
-        <w:t>，</w:t>
-      </w:r>
-      <w:hyperlink r:id="rId53">
-        <w:r>
-          <w:rPr>
-            <w:lang w:val="zh_TW" w:bidi="zh_TW"/>
-          </w:rPr>
-          <w:rPr>
-            <w:color w:val="0000EE"/>
-            <w:u w:val="single"/>
-          </w:rPr>
-          <w:t>24:16、22</w:t>
-        </w:r>
-      </w:hyperlink>
-      <w:r>
-        <w:rPr>
-          <w:lang w:val="zh_TW" w:bidi="zh_TW"/>
-        </w:rPr>
-        <w:t>；</w:t>
-      </w:r>
-      <w:hyperlink r:id="rId54">
-        <w:r>
-          <w:rPr>
-            <w:lang w:val="zh_TW" w:bidi="zh_TW"/>
-          </w:rPr>
-          <w:rPr>
-            <w:color w:val="0000EE"/>
-            <w:u w:val="single"/>
-          </w:rPr>
-          <w:t>申1:16</w:t>
-        </w:r>
-      </w:hyperlink>
-      <w:r>
-        <w:rPr>
-          <w:lang w:val="zh_TW" w:bidi="zh_TW"/>
-        </w:rPr>
-        <w:t>）。他們應被禮貌對待（</w:t>
-      </w:r>
-      <w:hyperlink r:id="rId55">
-        <w:r>
-          <w:rPr>
-            <w:lang w:val="zh_TW" w:bidi="zh_TW"/>
-          </w:rPr>
-          <w:rPr>
-            <w:color w:val="0000EE"/>
-            <w:u w:val="single"/>
-          </w:rPr>
-          <w:t>出22:21</w:t>
-        </w:r>
-      </w:hyperlink>
-      <w:r>
-        <w:rPr>
-          <w:lang w:val="zh_TW" w:bidi="zh_TW"/>
-        </w:rPr>
-        <w:t>，</w:t>
-      </w:r>
-      <w:hyperlink r:id="rId30">
-        <w:r>
-          <w:rPr>
-            <w:lang w:val="zh_TW" w:bidi="zh_TW"/>
-          </w:rPr>
-          <w:rPr>
-            <w:color w:val="0000EE"/>
-            <w:u w:val="single"/>
-          </w:rPr>
-          <w:t>23:9</w:t>
-        </w:r>
-      </w:hyperlink>
-      <w:r>
-        <w:rPr>
-          <w:lang w:val="zh_TW" w:bidi="zh_TW"/>
-        </w:rPr>
-        <w:t>）。他們應當被人以愛相待，與被神所愛的人一樣（</w:t>
-      </w:r>
-      <w:hyperlink r:id="rId56">
-        <w:r>
-          <w:rPr>
-            <w:lang w:val="zh_TW" w:bidi="zh_TW"/>
-          </w:rPr>
-          <w:rPr>
-            <w:color w:val="0000EE"/>
-            <w:u w:val="single"/>
-          </w:rPr>
-          <w:t>利19:34</w:t>
-        </w:r>
-      </w:hyperlink>
-      <w:r>
-        <w:rPr>
-          <w:lang w:val="zh_TW" w:bidi="zh_TW"/>
-        </w:rPr>
-        <w:t>；</w:t>
-      </w:r>
-      <w:hyperlink r:id="rId57">
-        <w:r>
-          <w:rPr>
-            <w:lang w:val="zh_TW" w:bidi="zh_TW"/>
-          </w:rPr>
-          <w:rPr>
-            <w:color w:val="0000EE"/>
-            <w:u w:val="single"/>
-          </w:rPr>
-          <w:t>申10:18–19</w:t>
-        </w:r>
-      </w:hyperlink>
-      <w:r>
-        <w:rPr>
-          <w:lang w:val="zh_TW" w:bidi="zh_TW"/>
-        </w:rPr>
-        <w:t>）。他們應被慷慨對待（</w:t>
-      </w:r>
-      <w:hyperlink r:id="rId58">
-        <w:r>
-          <w:rPr>
-            <w:lang w:val="zh_TW" w:bidi="zh_TW"/>
-          </w:rPr>
-          <w:rPr>
-            <w:color w:val="0000EE"/>
-            <w:u w:val="single"/>
-          </w:rPr>
-          <w:t>利19:10</w:t>
-        </w:r>
-      </w:hyperlink>
-      <w:r>
-        <w:rPr>
-          <w:lang w:val="zh_TW" w:bidi="zh_TW"/>
-        </w:rPr>
-        <w:t>，</w:t>
-      </w:r>
-      <w:hyperlink r:id="rId59">
-        <w:r>
-          <w:rPr>
-            <w:lang w:val="zh_TW" w:bidi="zh_TW"/>
-          </w:rPr>
-          <w:rPr>
-            <w:color w:val="0000EE"/>
-            <w:u w:val="single"/>
-          </w:rPr>
-          <w:t>23:22</w:t>
-        </w:r>
-      </w:hyperlink>
-      <w:r>
-        <w:rPr>
-          <w:lang w:val="zh_TW" w:bidi="zh_TW"/>
-        </w:rPr>
-        <w:t>；</w:t>
-      </w:r>
-      <w:hyperlink r:id="rId60">
-        <w:r>
-          <w:rPr>
-            <w:lang w:val="zh_TW" w:bidi="zh_TW"/>
-          </w:rPr>
-          <w:rPr>
-            <w:color w:val="0000EE"/>
-            <w:u w:val="single"/>
-          </w:rPr>
-          <w:t>申24:19–22</w:t>
-        </w:r>
-      </w:hyperlink>
-      <w:r>
-        <w:rPr>
-          <w:lang w:val="zh_TW" w:bidi="zh_TW"/>
-        </w:rPr>
-        <w:t>）。在困難時期，他們可以獲得庇護（保護或避難之所）（</w:t>
-      </w:r>
-      <w:hyperlink r:id="rId61">
-        <w:r>
-          <w:rPr>
-            <w:lang w:val="zh_TW" w:bidi="zh_TW"/>
-          </w:rPr>
-          <w:rPr>
-            <w:color w:val="0000EE"/>
-            <w:u w:val="single"/>
-          </w:rPr>
-          <w:t>民35:15</w:t>
-        </w:r>
-      </w:hyperlink>
-      <w:r>
-        <w:rPr>
-          <w:lang w:val="zh_TW" w:bidi="zh_TW"/>
-        </w:rPr>
-        <w:t>；</w:t>
-      </w:r>
-      <w:hyperlink r:id="rId62">
-        <w:r>
-          <w:rPr>
-            <w:lang w:val="zh_TW" w:bidi="zh_TW"/>
-          </w:rPr>
-          <w:rPr>
-            <w:color w:val="0000EE"/>
-            <w:u w:val="single"/>
-          </w:rPr>
-          <w:t>書20:9</w:t>
-        </w:r>
-      </w:hyperlink>
-      <w:r>
-        <w:rPr>
-          <w:lang w:val="zh_TW" w:bidi="zh_TW"/>
-        </w:rPr>
-        <w:t>）。外邦奴僕應得到與希伯來奴僕相同的待遇（</w:t>
-      </w:r>
-      <w:hyperlink r:id="rId63">
-        <w:r>
-          <w:rPr>
-            <w:lang w:val="zh_TW" w:bidi="zh_TW"/>
-          </w:rPr>
-          <w:rPr>
-            <w:color w:val="0000EE"/>
-            <w:u w:val="single"/>
-          </w:rPr>
-          <w:t>申24:14</w:t>
-        </w:r>
-      </w:hyperlink>
-      <w:r>
-        <w:rPr>
-          <w:lang w:val="zh_TW" w:bidi="zh_TW"/>
-        </w:rPr>
-        <w:t>）。外邦人不能參加各支派的會議或被立為王（</w:t>
-      </w:r>
-      <w:hyperlink r:id="rId64">
-        <w:r>
-          <w:rPr>
-            <w:lang w:val="zh_TW" w:bidi="zh_TW"/>
-          </w:rPr>
-          <w:rPr>
-            <w:color w:val="0000EE"/>
-            <w:u w:val="single"/>
-          </w:rPr>
-          <w:t>申17:15</w:t>
-        </w:r>
-      </w:hyperlink>
-      <w:r>
-        <w:rPr>
-          <w:lang w:val="zh_TW" w:bidi="zh_TW"/>
-        </w:rPr>
-        <w:t>）。先知以西結期待未來彌賽亞治理的時代。那時，外邦人將與神的百姓一同享受這片土地的所有祝福（</w:t>
-      </w:r>
-      <w:hyperlink r:id="rId65">
-        <w:r>
-          <w:rPr>
-            <w:lang w:val="zh_TW" w:bidi="zh_TW"/>
-          </w:rPr>
-          <w:rPr>
-            <w:color w:val="0000EE"/>
-            <w:u w:val="single"/>
-          </w:rPr>
-          <w:t>結47:22–23</w:t>
-        </w:r>
-      </w:hyperlink>
-      <w:r>
-        <w:rPr>
-          <w:lang w:val="zh_TW" w:bidi="zh_TW"/>
-        </w:rPr>
-        <w:t>）。</w:t>
+        <w:t>人與土地的關係是舊約聖經中的重要主題。在創世記裡，地與旱地被造，成為人居住並與神相交的地方。人被賦予管理大地、治理動物的任務，好使自己的需要得以滿足，並將榮耀歸給造物主。然而，自從人墮落之後，他們不僅與神和彼此隔絕，也與他們所居住的土地隔絕。他們被趕出伊甸園，大地也受咒詛。他們不得不汗流滿面地勞苦，才能制服土地並維持生計，因為收成被荊棘和蒺藜所阻。</w:t>
       </w:r>
     </w:p>
     <w:p>
@@ -1345,9 +575,9 @@
         <w:rPr>
           <w:lang w:val="zh_TW" w:bidi="zh_TW"/>
         </w:rPr>
-        <w:t>在新約聖經中，「外邦人」經常被象徵地使用。一方面，基督的工作使所有外邦人（例如，那些與基督隔絕的人）成為神家中的成員（</w:t>
-      </w:r>
-      <w:hyperlink r:id="rId66">
+        <w:t>該隱殺了他的弟弟之後，受到刑罰，要承受更嚴重的土地咒詛。神告訴他，即使他辛苦勞作，土地也不會為他效力，迫使他漂流無定。該隱失去永久的居所，被剝奪享受安息與昌盛的機會。該隱因為犯罪，無法實現他對「歸屬之地」的渴望。（</w:t>
+      </w:r>
+      <w:hyperlink r:id="rId24">
         <w:r>
           <w:rPr>
             <w:lang w:val="zh_TW" w:bidi="zh_TW"/>
@@ -1356,43 +586,7 @@
             <w:color w:val="0000EE"/>
             <w:u w:val="single"/>
           </w:rPr>
-          <w:t>弗2:11–19</w:t>
-        </w:r>
-      </w:hyperlink>
-      <w:r>
-        <w:rPr>
-          <w:lang w:val="zh_TW" w:bidi="zh_TW"/>
-        </w:rPr>
-        <w:t>）。另一方面，基督徒應該看自己是在這個世界上寄居的（</w:t>
-      </w:r>
-      <w:hyperlink r:id="rId67">
-        <w:r>
-          <w:rPr>
-            <w:lang w:val="zh_TW" w:bidi="zh_TW"/>
-          </w:rPr>
-          <w:rPr>
-            <w:color w:val="0000EE"/>
-            <w:u w:val="single"/>
-          </w:rPr>
-          <w:t>來11:13</w:t>
-        </w:r>
-      </w:hyperlink>
-      <w:r>
-        <w:rPr>
-          <w:lang w:val="zh_TW" w:bidi="zh_TW"/>
-        </w:rPr>
-        <w:t>；</w:t>
-      </w:r>
-      <w:hyperlink r:id="rId68">
-        <w:r>
-          <w:rPr>
-            <w:lang w:val="zh_TW" w:bidi="zh_TW"/>
-          </w:rPr>
-          <w:rPr>
-            <w:color w:val="0000EE"/>
-            <w:u w:val="single"/>
-          </w:rPr>
-          <w:t>彼前2:11</w:t>
+          <w:t>創4:12</w:t>
         </w:r>
       </w:hyperlink>
       <w:r>
@@ -1411,44 +605,56 @@
       </w:r>
       <w:r>
         <w:rPr>
-          <w:i/>
-          <w:lang w:val="zh_TW" w:bidi="zh_TW"/>
-        </w:rPr>
-        <w:t>另見</w:t>
-      </w:r>
-      <w:r>
-        <w:rPr>
-          <w:lang w:val="zh_TW" w:bidi="zh_TW"/>
-        </w:rPr>
-        <w:t>野蠻人</w:t>
-      </w:r>
-      <w:r>
-        <w:rPr>
-          <w:lang w:val="zh_TW" w:bidi="zh_TW"/>
-        </w:rPr>
-        <w:t>、</w:t>
-      </w:r>
-      <w:r>
-        <w:rPr>
-          <w:lang w:val="zh_TW" w:bidi="zh_TW"/>
-        </w:rPr>
-        <w:t>鄰舍</w:t>
-      </w:r>
-      <w:r>
-        <w:rPr>
-          <w:lang w:val="zh_TW" w:bidi="zh_TW"/>
-        </w:rPr>
-        <w:t>。</w:t>
-      </w:r>
-      <w:r>
-        <w:rPr>
-          <w:lang w:val="zh_TW" w:bidi="zh_TW"/>
-        </w:rPr>
-      </w:r>
-      <w:r>
-        <w:rPr>
-          <w:lang w:val="zh_TW" w:bidi="zh_TW"/>
-        </w:rPr>
+          <w:lang w:val="zh_TW" w:bidi="zh_TW"/>
+        </w:rPr>
+        <w:t>洪水之後，神因著審判極其邪惡的人而毀滅世界，但人又再一次惹動神的忿怒；人建造巴別塔，是要在不依靠神的情況下高舉人的能力。於是神介入，使人的語言混亂，並「使眾人分散在全地上」（</w:t>
+      </w:r>
+      <w:hyperlink r:id="rId25">
+        <w:r>
+          <w:rPr>
+            <w:lang w:val="zh_TW" w:bidi="zh_TW"/>
+          </w:rPr>
+          <w:rPr>
+            <w:color w:val="0000EE"/>
+            <w:u w:val="single"/>
+          </w:rPr>
+          <w:t>11:9</w:t>
+        </w:r>
+      </w:hyperlink>
+      <w:r>
+        <w:rPr>
+          <w:lang w:val="zh_TW" w:bidi="zh_TW"/>
+        </w:rPr>
+        <w:t>）。</w:t>
+      </w:r>
+      <w:hyperlink r:id="rId26">
+        <w:r>
+          <w:rPr>
+            <w:lang w:val="zh_TW" w:bidi="zh_TW"/>
+          </w:rPr>
+          <w:rPr>
+            <w:color w:val="0000EE"/>
+            <w:u w:val="single"/>
+          </w:rPr>
+          <w:t>創世記一至十一章</w:t>
+        </w:r>
+      </w:hyperlink>
+      <w:r>
+        <w:rPr>
+          <w:lang w:val="zh_TW" w:bidi="zh_TW"/>
+        </w:rPr>
+        <w:t>的敘事呈現出一個連續的脈絡：人因著罪與悖逆，不斷失去土地，並承受隨之而來的匱乏。</w:t>
+      </w:r>
+    </w:p>
+    <w:p>
+      <w:pPr>
+        <w:pStyle w:val="Heading3"/>
+      </w:pPr>
+      <w:r>
+        <w:rPr>
+          <w:lang w:val="zh_TW" w:bidi="zh_TW"/>
+        </w:rPr>
+        <w:t>土地與亞伯拉罕之約</w:t>
       </w:r>
     </w:p>
     <w:p>
@@ -1458,21 +664,119 @@
           <w:lang w:val="zh_TW" w:bidi="zh_TW"/>
         </w:rPr>
       </w:r>
-    </w:p>
-    <w:p>
-      <w:pPr>
-        <w:pStyle w:val="Heading2"/>
-      </w:pPr>
-      <w:r>
-        <w:rPr>
-          <w:lang w:val="zh_TW" w:bidi="zh_TW"/>
-        </w:rPr>
-        <w:t>外邦人院</w:t>
-      </w:r>
-      <w:r>
-        <w:rPr>
-          <w:lang w:val="zh_TW" w:bidi="zh_TW"/>
-        </w:rPr>
+      <w:r>
+        <w:rPr>
+          <w:lang w:val="zh_TW" w:bidi="zh_TW"/>
+        </w:rPr>
+        <w:t>在亞伯拉罕的時代，神介入人類歷史，為一群分別出來歸於自己的人，預備一個特別的家園。在這裡，聖經中首次提到應許之地的主題。神對亞伯拉罕說：「你要離開本地、本族、父家，往我所要指示你的地去。我必叫你成為大國」（</w:t>
+      </w:r>
+      <w:hyperlink r:id="rId27">
+        <w:r>
+          <w:rPr>
+            <w:lang w:val="zh_TW" w:bidi="zh_TW"/>
+          </w:rPr>
+          <w:rPr>
+            <w:color w:val="0000EE"/>
+            <w:u w:val="single"/>
+          </w:rPr>
+          <w:t>創12:1–2</w:t>
+        </w:r>
+      </w:hyperlink>
+      <w:r>
+        <w:rPr>
+          <w:lang w:val="zh_TW" w:bidi="zh_TW"/>
+        </w:rPr>
+        <w:t>）。這個應許在</w:t>
+      </w:r>
+      <w:hyperlink r:id="rId28">
+        <w:r>
+          <w:rPr>
+            <w:lang w:val="zh_TW" w:bidi="zh_TW"/>
+          </w:rPr>
+          <w:rPr>
+            <w:color w:val="0000EE"/>
+            <w:u w:val="single"/>
+          </w:rPr>
+          <w:t>創十二章7節</w:t>
+        </w:r>
+      </w:hyperlink>
+      <w:r>
+        <w:rPr>
+          <w:lang w:val="zh_TW" w:bidi="zh_TW"/>
+        </w:rPr>
+        <w:t>，</w:t>
+      </w:r>
+      <w:hyperlink r:id="rId29">
+        <w:r>
+          <w:rPr>
+            <w:lang w:val="zh_TW" w:bidi="zh_TW"/>
+          </w:rPr>
+          <w:rPr>
+            <w:color w:val="0000EE"/>
+            <w:u w:val="single"/>
+          </w:rPr>
+          <w:t>十三章14至18節</w:t>
+        </w:r>
+      </w:hyperlink>
+      <w:r>
+        <w:rPr>
+          <w:lang w:val="zh_TW" w:bidi="zh_TW"/>
+        </w:rPr>
+        <w:t>，</w:t>
+      </w:r>
+      <w:hyperlink r:id="rId30">
+        <w:r>
+          <w:rPr>
+            <w:lang w:val="zh_TW" w:bidi="zh_TW"/>
+          </w:rPr>
+          <w:rPr>
+            <w:color w:val="0000EE"/>
+            <w:u w:val="single"/>
+          </w:rPr>
+          <w:t>十五章7至21節</w:t>
+        </w:r>
+      </w:hyperlink>
+      <w:r>
+        <w:rPr>
+          <w:lang w:val="zh_TW" w:bidi="zh_TW"/>
+        </w:rPr>
+        <w:t>，</w:t>
+      </w:r>
+      <w:hyperlink r:id="rId31">
+        <w:r>
+          <w:rPr>
+            <w:lang w:val="zh_TW" w:bidi="zh_TW"/>
+          </w:rPr>
+          <w:rPr>
+            <w:color w:val="0000EE"/>
+            <w:u w:val="single"/>
+          </w:rPr>
+          <w:t>十七章7至8節</w:t>
+        </w:r>
+      </w:hyperlink>
+      <w:r>
+        <w:rPr>
+          <w:lang w:val="zh_TW" w:bidi="zh_TW"/>
+        </w:rPr>
+        <w:t>中進一步擴展。神告訴亞伯拉罕，他的後裔要以迦南地「永遠為業」（</w:t>
+      </w:r>
+      <w:hyperlink r:id="rId32">
+        <w:r>
+          <w:rPr>
+            <w:lang w:val="zh_TW" w:bidi="zh_TW"/>
+          </w:rPr>
+          <w:rPr>
+            <w:color w:val="0000EE"/>
+            <w:u w:val="single"/>
+          </w:rPr>
+          <w:t>17:8</w:t>
+        </w:r>
+      </w:hyperlink>
+      <w:r>
+        <w:rPr>
+          <w:lang w:val="zh_TW" w:bidi="zh_TW"/>
+        </w:rPr>
+        <w:t>）。</w:t>
       </w:r>
     </w:p>
     <w:p>
@@ -1486,7 +790,72 @@
         <w:rPr>
           <w:lang w:val="zh_TW" w:bidi="zh_TW"/>
         </w:rPr>
-        <w:t>外邦人院是希律王建造的耶路撒冷聖殿中最大的外圍區域。這個庭院呈長方形，但四邊不完全均勻，北端比南端更寬。猶太人和非猶太人（外邦人）都可以進入這個區域。</w:t>
+        <w:t>舊約聖經的敘事隨後追溯亞伯拉罕的後裔，經由以撒和雅各，並記載雅各的家族遷往埃及，在那裡大約經過四百年，他們成為強大而人數眾多的民族。在這段時期，神再次重申關於迦南地要歸屬的應許（</w:t>
+      </w:r>
+      <w:hyperlink r:id="rId33">
+        <w:r>
+          <w:rPr>
+            <w:lang w:val="zh_TW" w:bidi="zh_TW"/>
+          </w:rPr>
+          <w:rPr>
+            <w:color w:val="0000EE"/>
+            <w:u w:val="single"/>
+          </w:rPr>
+          <w:t>創28:15，</w:t>
+        </w:r>
+      </w:hyperlink>
+      <w:hyperlink r:id="rId34">
+        <w:r>
+          <w:rPr>
+            <w:lang w:val="zh_TW" w:bidi="zh_TW"/>
+          </w:rPr>
+          <w:rPr>
+            <w:color w:val="0000EE"/>
+            <w:u w:val="single"/>
+          </w:rPr>
+          <w:t>35:11–12，</w:t>
+        </w:r>
+      </w:hyperlink>
+      <w:hyperlink r:id="rId35">
+        <w:r>
+          <w:rPr>
+            <w:lang w:val="zh_TW" w:bidi="zh_TW"/>
+          </w:rPr>
+          <w:rPr>
+            <w:color w:val="0000EE"/>
+            <w:u w:val="single"/>
+          </w:rPr>
+          <w:t>46:3–4，</w:t>
+        </w:r>
+      </w:hyperlink>
+      <w:hyperlink r:id="rId36">
+        <w:r>
+          <w:rPr>
+            <w:lang w:val="zh_TW" w:bidi="zh_TW"/>
+          </w:rPr>
+          <w:rPr>
+            <w:color w:val="0000EE"/>
+            <w:u w:val="single"/>
+          </w:rPr>
+          <w:t>50:24</w:t>
+        </w:r>
+      </w:hyperlink>
+      <w:r>
+        <w:rPr>
+          <w:lang w:val="zh_TW" w:bidi="zh_TW"/>
+        </w:rPr>
+        <w:t>），並且不斷擺在亞伯拉罕後裔面前，作為神立約應許中不可或缺的一部分。</w:t>
+      </w:r>
+    </w:p>
+    <w:p>
+      <w:pPr>
+        <w:pStyle w:val="Heading3"/>
+      </w:pPr>
+      <w:r>
+        <w:rPr>
+          <w:lang w:val="zh_TW" w:bidi="zh_TW"/>
+        </w:rPr>
+        <w:t>土地與摩西之約</w:t>
       </w:r>
     </w:p>
     <w:p>
@@ -1500,9 +869,9 @@
         <w:rPr>
           <w:lang w:val="zh_TW" w:bidi="zh_TW"/>
         </w:rPr>
-        <w:t>在這個庭院內，商販出售用於聖殿獻祭的動物，兌換銀錢的人則幫助訪客將硬幣兌換成適合使用的貨幣。庭院內有一道隔牆，上面有警告標誌，禁止外邦人進入聖殿的內部區域。耶穌曾在這裡驅趕那些濫用聖殿做買賣的人和兌換銀錢的人（</w:t>
-      </w:r>
-      <w:hyperlink r:id="rId69">
+        <w:t>當神呼召摩西帶領以色列人出埃及時，祂將摩西的使命與祂對列祖成就的應許連繫在一起：「我也記念我的約……我要以你們為我的百姓，我也要作你們的神……我起誓應許給亞伯拉罕、以撒、雅各的那地，我要把你們領進去，將那地賜給你們為業」（</w:t>
+      </w:r>
+      <w:hyperlink r:id="rId37">
         <w:r>
           <w:rPr>
             <w:lang w:val="zh_TW" w:bidi="zh_TW"/>
@@ -1511,16 +880,16 @@
             <w:color w:val="0000EE"/>
             <w:u w:val="single"/>
           </w:rPr>
-          <w:t>太21:12–13</w:t>
+          <w:t>出6:5–8</w:t>
         </w:r>
       </w:hyperlink>
       <w:r>
         <w:rPr>
           <w:lang w:val="zh_TW" w:bidi="zh_TW"/>
         </w:rPr>
-        <w:t>；</w:t>
-      </w:r>
-      <w:hyperlink r:id="rId70">
+        <w:t>）。神拯救以色列人出埃及，有兩個原因：第一，是要以色列人在西奈山成為神的約民；第二，是要以色列人承受神應許他們列祖的地。然而，至關重要的是，隨著摩西之約的建立，以色列人能否繼續擁有那地，已取決於他們是否順服。如果以色列人違背約中的義務，他們就要招來咒詛，其中最嚴厲的，便是被趕逐出應許之地（</w:t>
+      </w:r>
+      <w:hyperlink r:id="rId38">
         <w:r>
           <w:rPr>
             <w:lang w:val="zh_TW" w:bidi="zh_TW"/>
@@ -1529,16 +898,16 @@
             <w:color w:val="0000EE"/>
             <w:u w:val="single"/>
           </w:rPr>
-          <w:t>可11:15–18</w:t>
+          <w:t>利26:32–33</w:t>
         </w:r>
       </w:hyperlink>
       <w:r>
         <w:rPr>
           <w:lang w:val="zh_TW" w:bidi="zh_TW"/>
         </w:rPr>
-        <w:t>；</w:t>
-      </w:r>
-      <w:hyperlink r:id="rId71">
+        <w:t>）。這並不表示神會完全或永遠棄絕祂的百姓與那地，因為神也應許說，當祂的百姓悔改時，「我就要記念我與雅各所立的約……並要記念這地」（</w:t>
+      </w:r>
+      <w:hyperlink r:id="rId39">
         <w:r>
           <w:rPr>
             <w:lang w:val="zh_TW" w:bidi="zh_TW"/>
@@ -1547,7 +916,7 @@
             <w:color w:val="0000EE"/>
             <w:u w:val="single"/>
           </w:rPr>
-          <w:t>約2:14–16</w:t>
+          <w:t>利26:42</w:t>
         </w:r>
       </w:hyperlink>
       <w:r>
@@ -1566,28 +935,622 @@
       </w:r>
       <w:r>
         <w:rPr>
-          <w:i/>
-          <w:lang w:val="zh_TW" w:bidi="zh_TW"/>
-        </w:rPr>
-        <w:t>另見</w:t>
-      </w:r>
-      <w:r>
-        <w:rPr>
-          <w:lang w:val="zh_TW" w:bidi="zh_TW"/>
-        </w:rPr>
-        <w:t xml:space="preserve"> </w:t>
-      </w:r>
-      <w:r>
-        <w:rPr>
-          <w:lang w:val="zh_TW" w:bidi="zh_TW"/>
-        </w:rPr>
-        <w:t>聖殿</w:t>
-      </w:r>
-      <w:r>
-        <w:rPr>
-          <w:lang w:val="zh_TW" w:bidi="zh_TW"/>
-        </w:rPr>
-        <w:t>。</w:t>
+          <w:lang w:val="zh_TW" w:bidi="zh_TW"/>
+        </w:rPr>
+        <w:t>在大衛作王期間，有關土地的應許至少已經部分應驗。雖然約書亞帶領百姓進入那地時，應許已經開始成就，但那時的疆界並未達到神對亞伯拉罕所應許的範圍（</w:t>
+      </w:r>
+      <w:hyperlink r:id="rId40">
+        <w:r>
+          <w:rPr>
+            <w:lang w:val="zh_TW" w:bidi="zh_TW"/>
+          </w:rPr>
+          <w:rPr>
+            <w:color w:val="0000EE"/>
+            <w:u w:val="single"/>
+          </w:rPr>
+          <w:t>創15:18</w:t>
+        </w:r>
+      </w:hyperlink>
+      <w:r>
+        <w:rPr>
+          <w:lang w:val="zh_TW" w:bidi="zh_TW"/>
+        </w:rPr>
+        <w:t>），而且許多已佔領的地方仍有舊居民的抵抗勢力（</w:t>
+      </w:r>
+      <w:hyperlink r:id="rId41">
+        <w:r>
+          <w:rPr>
+            <w:lang w:val="zh_TW" w:bidi="zh_TW"/>
+          </w:rPr>
+          <w:rPr>
+            <w:color w:val="0000EE"/>
+            <w:u w:val="single"/>
+          </w:rPr>
+          <w:t>書13:1–6</w:t>
+        </w:r>
+      </w:hyperlink>
+      <w:r>
+        <w:rPr>
+          <w:lang w:val="zh_TW" w:bidi="zh_TW"/>
+        </w:rPr>
+        <w:t>；</w:t>
+      </w:r>
+      <w:hyperlink r:id="rId42">
+        <w:r>
+          <w:rPr>
+            <w:lang w:val="zh_TW" w:bidi="zh_TW"/>
+          </w:rPr>
+          <w:rPr>
+            <w:color w:val="0000EE"/>
+            <w:u w:val="single"/>
+          </w:rPr>
+          <w:t>士1章</w:t>
+        </w:r>
+      </w:hyperlink>
+      <w:r>
+        <w:rPr>
+          <w:lang w:val="zh_TW" w:bidi="zh_TW"/>
+        </w:rPr>
+        <w:t>）。直到大衛的時代，他們才完全奪取這地，如同起初所應許的一樣。（</w:t>
+      </w:r>
+      <w:hyperlink r:id="rId43">
+        <w:r>
+          <w:rPr>
+            <w:lang w:val="zh_TW" w:bidi="zh_TW"/>
+          </w:rPr>
+          <w:rPr>
+            <w:color w:val="0000EE"/>
+            <w:u w:val="single"/>
+          </w:rPr>
+          <w:t>撒下8章</w:t>
+        </w:r>
+      </w:hyperlink>
+      <w:r>
+        <w:rPr>
+          <w:lang w:val="zh_TW" w:bidi="zh_TW"/>
+        </w:rPr>
+        <w:t>；</w:t>
+      </w:r>
+      <w:hyperlink r:id="rId44">
+        <w:r>
+          <w:rPr>
+            <w:lang w:val="zh_TW" w:bidi="zh_TW"/>
+          </w:rPr>
+          <w:rPr>
+            <w:color w:val="0000EE"/>
+            <w:u w:val="single"/>
+          </w:rPr>
+          <w:t>王上4:21、24</w:t>
+        </w:r>
+      </w:hyperlink>
+      <w:r>
+        <w:rPr>
+          <w:lang w:val="zh_TW" w:bidi="zh_TW"/>
+        </w:rPr>
+        <w:t>）。</w:t>
+      </w:r>
+    </w:p>
+    <w:p>
+      <w:pPr/>
+      <w:r>
+        <w:rPr>
+          <w:lang w:val="zh_TW" w:bidi="zh_TW"/>
+        </w:rPr>
+      </w:r>
+      <w:r>
+        <w:rPr>
+          <w:lang w:val="zh_TW" w:bidi="zh_TW"/>
+        </w:rPr>
+        <w:t>所羅門獻殿時，再一次強調君王要遵守律法，以及約中的順服與承受土地之間的關聯。（</w:t>
+      </w:r>
+      <w:hyperlink r:id="rId45">
+        <w:r>
+          <w:rPr>
+            <w:lang w:val="zh_TW" w:bidi="zh_TW"/>
+          </w:rPr>
+          <w:rPr>
+            <w:color w:val="0000EE"/>
+            <w:u w:val="single"/>
+          </w:rPr>
+          <w:t>王上9:4–9</w:t>
+        </w:r>
+      </w:hyperlink>
+      <w:r>
+        <w:rPr>
+          <w:lang w:val="zh_TW" w:bidi="zh_TW"/>
+        </w:rPr>
+        <w:t>）。百姓不順服神便會失去土地，也使聖殿毀壞。</w:t>
+      </w:r>
+    </w:p>
+    <w:p>
+      <w:pPr/>
+      <w:r>
+        <w:rPr>
+          <w:lang w:val="zh_TW" w:bidi="zh_TW"/>
+        </w:rPr>
+      </w:r>
+      <w:r>
+        <w:rPr>
+          <w:lang w:val="zh_TW" w:bidi="zh_TW"/>
+        </w:rPr>
+        <w:t>分裂王國時期的歷史，大多是百姓與君王共同背約的歷史。耶和華一再藉著先知警告他們，這樣的不順服只會導致被逐出那地，但他們充耳不聞（</w:t>
+      </w:r>
+      <w:hyperlink r:id="rId46">
+        <w:r>
+          <w:rPr>
+            <w:lang w:val="zh_TW" w:bidi="zh_TW"/>
+          </w:rPr>
+          <w:rPr>
+            <w:color w:val="0000EE"/>
+            <w:u w:val="single"/>
+          </w:rPr>
+          <w:t>賽6:11–12</w:t>
+        </w:r>
+      </w:hyperlink>
+      <w:r>
+        <w:rPr>
+          <w:lang w:val="zh_TW" w:bidi="zh_TW"/>
+        </w:rPr>
+        <w:t>；</w:t>
+      </w:r>
+      <w:hyperlink r:id="rId47">
+        <w:r>
+          <w:rPr>
+            <w:lang w:val="zh_TW" w:bidi="zh_TW"/>
+          </w:rPr>
+          <w:rPr>
+            <w:color w:val="0000EE"/>
+            <w:u w:val="single"/>
+          </w:rPr>
+          <w:t>摩5:27，</w:t>
+        </w:r>
+      </w:hyperlink>
+      <w:hyperlink r:id="rId48">
+        <w:r>
+          <w:rPr>
+            <w:lang w:val="zh_TW" w:bidi="zh_TW"/>
+          </w:rPr>
+          <w:rPr>
+            <w:color w:val="0000EE"/>
+            <w:u w:val="single"/>
+          </w:rPr>
+          <w:t>7:17</w:t>
+        </w:r>
+      </w:hyperlink>
+      <w:r>
+        <w:rPr>
+          <w:lang w:val="zh_TW" w:bidi="zh_TW"/>
+        </w:rPr>
+        <w:t>；</w:t>
+      </w:r>
+      <w:hyperlink r:id="rId49">
+        <w:r>
+          <w:rPr>
+            <w:lang w:val="zh_TW" w:bidi="zh_TW"/>
+          </w:rPr>
+          <w:rPr>
+            <w:color w:val="0000EE"/>
+            <w:u w:val="single"/>
+          </w:rPr>
+          <w:t>何9:17</w:t>
+        </w:r>
+      </w:hyperlink>
+      <w:r>
+        <w:rPr>
+          <w:lang w:val="zh_TW" w:bidi="zh_TW"/>
+        </w:rPr>
+        <w:t>）。君王一次又一次證明自己不配擔任這職分。</w:t>
+      </w:r>
+    </w:p>
+    <w:p>
+      <w:pPr/>
+      <w:r>
+        <w:rPr>
+          <w:lang w:val="zh_TW" w:bidi="zh_TW"/>
+        </w:rPr>
+      </w:r>
+      <w:r>
+        <w:rPr>
+          <w:lang w:val="zh_TW" w:bidi="zh_TW"/>
+        </w:rPr>
+        <w:t>當百姓執意行惡時，耶利米宣告尼布甲尼撒要成為耶和華的器皿，把他們趕出那地（</w:t>
+      </w:r>
+      <w:hyperlink r:id="rId50">
+        <w:r>
+          <w:rPr>
+            <w:lang w:val="zh_TW" w:bidi="zh_TW"/>
+          </w:rPr>
+          <w:rPr>
+            <w:color w:val="0000EE"/>
+            <w:u w:val="single"/>
+          </w:rPr>
+          <w:t>耶21:2，</w:t>
+        </w:r>
+      </w:hyperlink>
+      <w:hyperlink r:id="rId51">
+        <w:r>
+          <w:rPr>
+            <w:lang w:val="zh_TW" w:bidi="zh_TW"/>
+          </w:rPr>
+          <w:rPr>
+            <w:color w:val="0000EE"/>
+            <w:u w:val="single"/>
+          </w:rPr>
+          <w:t>22:25，</w:t>
+        </w:r>
+      </w:hyperlink>
+      <w:hyperlink r:id="rId52">
+        <w:r>
+          <w:rPr>
+            <w:lang w:val="zh_TW" w:bidi="zh_TW"/>
+          </w:rPr>
+          <w:rPr>
+            <w:color w:val="0000EE"/>
+            <w:u w:val="single"/>
+          </w:rPr>
+          <w:t>25:8–9，</w:t>
+        </w:r>
+      </w:hyperlink>
+      <w:hyperlink r:id="rId53">
+        <w:r>
+          <w:rPr>
+            <w:lang w:val="zh_TW" w:bidi="zh_TW"/>
+          </w:rPr>
+          <w:rPr>
+            <w:color w:val="0000EE"/>
+            <w:u w:val="single"/>
+          </w:rPr>
+          <w:t>27:6，</w:t>
+        </w:r>
+      </w:hyperlink>
+      <w:hyperlink r:id="rId54">
+        <w:r>
+          <w:rPr>
+            <w:lang w:val="zh_TW" w:bidi="zh_TW"/>
+          </w:rPr>
+          <w:rPr>
+            <w:color w:val="0000EE"/>
+            <w:u w:val="single"/>
+          </w:rPr>
+          <w:t>28:14，</w:t>
+        </w:r>
+      </w:hyperlink>
+      <w:hyperlink r:id="rId55">
+        <w:r>
+          <w:rPr>
+            <w:lang w:val="zh_TW" w:bidi="zh_TW"/>
+          </w:rPr>
+          <w:rPr>
+            <w:color w:val="0000EE"/>
+            <w:u w:val="single"/>
+          </w:rPr>
+          <w:t>29:21</w:t>
+        </w:r>
+      </w:hyperlink>
+      <w:r>
+        <w:rPr>
+          <w:lang w:val="zh_TW" w:bidi="zh_TW"/>
+        </w:rPr>
+        <w:t>）。然而，耶利米與其他先知也把眼光放在被擄以後，宣告將來會復興與歸回應許之地（</w:t>
+      </w:r>
+      <w:hyperlink r:id="rId56">
+        <w:r>
+          <w:rPr>
+            <w:lang w:val="zh_TW" w:bidi="zh_TW"/>
+          </w:rPr>
+          <w:rPr>
+            <w:color w:val="0000EE"/>
+            <w:u w:val="single"/>
+          </w:rPr>
+          <w:t>耶32:6–25</w:t>
+        </w:r>
+      </w:hyperlink>
+      <w:r>
+        <w:rPr>
+          <w:lang w:val="zh_TW" w:bidi="zh_TW"/>
+        </w:rPr>
+        <w:t>）。在歷史上，這些事實際成就於波斯王塞魯士大帝統治時期（公元前538年），並記載在以斯拉記和尼希米記中。</w:t>
+      </w:r>
+    </w:p>
+    <w:p>
+      <w:pPr/>
+      <w:r>
+        <w:rPr>
+          <w:lang w:val="zh_TW" w:bidi="zh_TW"/>
+        </w:rPr>
+      </w:r>
+      <w:r>
+        <w:rPr>
+          <w:lang w:val="zh_TW" w:bidi="zh_TW"/>
+        </w:rPr>
+        <w:t>在解釋時出現的難題，就是要尋找某些有關被擄歸回的預言，如何得到充分的應驗（參</w:t>
+      </w:r>
+      <w:hyperlink r:id="rId57">
+        <w:r>
+          <w:rPr>
+            <w:lang w:val="zh_TW" w:bidi="zh_TW"/>
+          </w:rPr>
+          <w:rPr>
+            <w:color w:val="0000EE"/>
+            <w:u w:val="single"/>
+          </w:rPr>
+          <w:t>結37章</w:t>
+        </w:r>
+      </w:hyperlink>
+      <w:r>
+        <w:rPr>
+          <w:lang w:val="zh_TW" w:bidi="zh_TW"/>
+        </w:rPr>
+        <w:t>；</w:t>
+      </w:r>
+      <w:hyperlink r:id="rId58">
+        <w:r>
+          <w:rPr>
+            <w:lang w:val="zh_TW" w:bidi="zh_TW"/>
+          </w:rPr>
+          <w:rPr>
+            <w:color w:val="0000EE"/>
+            <w:u w:val="single"/>
+          </w:rPr>
+          <w:t>摩9:14–15</w:t>
+        </w:r>
+      </w:hyperlink>
+      <w:r>
+        <w:rPr>
+          <w:lang w:val="zh_TW" w:bidi="zh_TW"/>
+        </w:rPr>
+        <w:t>），因為這些預言描繪的是在一位大衛後裔君王統治下，以色列將大大昌盛，並且永遠得享那地為業。兩約之間似乎並不能成為這些預言的合理應驗。</w:t>
+      </w:r>
+    </w:p>
+    <w:p>
+      <w:pPr>
+        <w:pStyle w:val="Heading3"/>
+      </w:pPr>
+      <w:r>
+        <w:rPr>
+          <w:lang w:val="zh_TW" w:bidi="zh_TW"/>
+        </w:rPr>
+        <w:t>土地與新約</w:t>
+      </w:r>
+    </w:p>
+    <w:p>
+      <w:pPr/>
+      <w:r>
+        <w:rPr>
+          <w:lang w:val="zh_TW" w:bidi="zh_TW"/>
+        </w:rPr>
+      </w:r>
+      <w:r>
+        <w:rPr>
+          <w:lang w:val="zh_TW" w:bidi="zh_TW"/>
+        </w:rPr>
+        <w:t>在新約聖經裡，「土地」的主題不再那麼突出，並且多半被賦予屬靈的象徵意義。希伯來書的作者暗示，亞伯拉罕明白這土地的應許並不只是地理上的成就，而是指向更高且更令人滿足的天家。亞伯拉看透了世界上一切事物的不完全與暫時性，所以眼光超越了土地應許在今世的成就，仰望那有根基的城，就是神所經營所建造的（</w:t>
+      </w:r>
+      <w:hyperlink r:id="rId59">
+        <w:r>
+          <w:rPr>
+            <w:lang w:val="zh_TW" w:bidi="zh_TW"/>
+          </w:rPr>
+          <w:rPr>
+            <w:color w:val="0000EE"/>
+            <w:u w:val="single"/>
+          </w:rPr>
+          <w:t>來11:10</w:t>
+        </w:r>
+      </w:hyperlink>
+      <w:r>
+        <w:rPr>
+          <w:lang w:val="zh_TW" w:bidi="zh_TW"/>
+        </w:rPr>
+        <w:t>），並且尋求一個「更美的家鄉，就是在天上的」（</w:t>
+      </w:r>
+      <w:hyperlink r:id="rId60">
+        <w:r>
+          <w:rPr>
+            <w:lang w:val="zh_TW" w:bidi="zh_TW"/>
+          </w:rPr>
+          <w:rPr>
+            <w:color w:val="0000EE"/>
+            <w:u w:val="single"/>
+          </w:rPr>
+          <w:t>16節</w:t>
+        </w:r>
+      </w:hyperlink>
+      <w:r>
+        <w:rPr>
+          <w:lang w:val="zh_TW" w:bidi="zh_TW"/>
+        </w:rPr>
+        <w:t>）。在新約聖經中，以色列所得的土地應許與進入迦南，被理解為預表將來神子民要進入的天上安息（</w:t>
+      </w:r>
+      <w:hyperlink r:id="rId61">
+        <w:r>
+          <w:rPr>
+            <w:lang w:val="zh_TW" w:bidi="zh_TW"/>
+          </w:rPr>
+          <w:rPr>
+            <w:color w:val="0000EE"/>
+            <w:u w:val="single"/>
+          </w:rPr>
+          <w:t>來3–4章</w:t>
+        </w:r>
+      </w:hyperlink>
+      <w:r>
+        <w:rPr>
+          <w:lang w:val="zh_TW" w:bidi="zh_TW"/>
+        </w:rPr>
+        <w:t>）。或許，這也解釋了舊約聖經為何強調以色列人遵行神律法與承受土地之間的關聯。當以色列人未能活出聖潔，他們就失去預表蒙福的資格，因此不得進入那地，或被逐出那地。新約聖經顯明，神的旨意是為祂的子民預備一個永恆的家鄉。在那裡，神這位君王直接而公義地掌權，萬事都順服祂的旨意，死亡與罪惡被廢去，祂子民一切的需要都要完全得著滿足（</w:t>
+      </w:r>
+      <w:hyperlink r:id="rId62">
+        <w:r>
+          <w:rPr>
+            <w:lang w:val="zh_TW" w:bidi="zh_TW"/>
+          </w:rPr>
+          <w:rPr>
+            <w:color w:val="0000EE"/>
+            <w:u w:val="single"/>
+          </w:rPr>
+          <w:t>來11:13–16</w:t>
+        </w:r>
+      </w:hyperlink>
+      <w:r>
+        <w:rPr>
+          <w:lang w:val="zh_TW" w:bidi="zh_TW"/>
+        </w:rPr>
+        <w:t>；</w:t>
+      </w:r>
+      <w:hyperlink r:id="rId63">
+        <w:r>
+          <w:rPr>
+            <w:lang w:val="zh_TW" w:bidi="zh_TW"/>
+          </w:rPr>
+          <w:rPr>
+            <w:color w:val="0000EE"/>
+            <w:u w:val="single"/>
+          </w:rPr>
+          <w:t>啟21章</w:t>
+        </w:r>
+      </w:hyperlink>
+      <w:r>
+        <w:rPr>
+          <w:lang w:val="zh_TW" w:bidi="zh_TW"/>
+        </w:rPr>
+        <w:t>）。</w:t>
+      </w:r>
+    </w:p>
+    <w:p>
+      <w:pPr/>
+      <w:r>
+        <w:rPr>
+          <w:lang w:val="zh_TW" w:bidi="zh_TW"/>
+        </w:rPr>
+      </w:r>
+      <w:r>
+        <w:rPr>
+          <w:lang w:val="zh_TW" w:bidi="zh_TW"/>
+        </w:rPr>
+        <w:t>一些人認為，舊約有關土地的應許僅具有預表性的意義。因著基督道成肉身的光照，凡聖經中有關將來那地的應許，都要在教會裡得著屬靈層面得著應驗。如今教會就是新的以色列，承受舊約聖經應許的後嗣。因為神的國如今是一個屬靈的現實，所以若仍期待舊約中有關以色列歸回那地、並在大衛之子基督的統治下，進入和平與昌盛時期的預言，在將來會有實際的應驗，就被視為誤解舊約（參</w:t>
+      </w:r>
+      <w:hyperlink r:id="rId64">
+        <w:r>
+          <w:rPr>
+            <w:lang w:val="zh_TW" w:bidi="zh_TW"/>
+          </w:rPr>
+          <w:rPr>
+            <w:color w:val="0000EE"/>
+            <w:u w:val="single"/>
+          </w:rPr>
+          <w:t>賽2:1–5，</w:t>
+        </w:r>
+      </w:hyperlink>
+      <w:hyperlink r:id="rId65">
+        <w:r>
+          <w:rPr>
+            <w:lang w:val="zh_TW" w:bidi="zh_TW"/>
+          </w:rPr>
+          <w:rPr>
+            <w:color w:val="0000EE"/>
+            <w:u w:val="single"/>
+          </w:rPr>
+          <w:t>11:6–11；</w:t>
+        </w:r>
+      </w:hyperlink>
+      <w:hyperlink r:id="rId57">
+        <w:r>
+          <w:rPr>
+            <w:lang w:val="zh_TW" w:bidi="zh_TW"/>
+          </w:rPr>
+          <w:rPr>
+            <w:color w:val="0000EE"/>
+            <w:u w:val="single"/>
+          </w:rPr>
+          <w:t>結37；</w:t>
+        </w:r>
+      </w:hyperlink>
+      <w:hyperlink r:id="rId58">
+        <w:r>
+          <w:rPr>
+            <w:lang w:val="zh_TW" w:bidi="zh_TW"/>
+          </w:rPr>
+          <w:rPr>
+            <w:color w:val="0000EE"/>
+            <w:u w:val="single"/>
+          </w:rPr>
+          <w:t>摩9:14–15</w:t>
+        </w:r>
+      </w:hyperlink>
+      <w:r>
+        <w:rPr>
+          <w:lang w:val="zh_TW" w:bidi="zh_TW"/>
+        </w:rPr>
+        <w:t>）。住在基督裡，就被看作是對舊約時代有形地理應許的充分應驗。</w:t>
+      </w:r>
+    </w:p>
+    <w:p>
+      <w:pPr/>
+      <w:r>
+        <w:rPr>
+          <w:lang w:val="zh_TW" w:bidi="zh_TW"/>
+        </w:rPr>
+      </w:r>
+      <w:r>
+        <w:rPr>
+          <w:lang w:val="zh_TW" w:bidi="zh_TW"/>
+        </w:rPr>
+        <w:t>另一些人雖然不否認這些舊約現實具有預表性的意義，但他們認為有關土地的應許，仍然在其原本的具體、地理層面上有效。他們指出，保羅在</w:t>
+      </w:r>
+      <w:hyperlink r:id="rId66">
+        <w:r>
+          <w:rPr>
+            <w:lang w:val="zh_TW" w:bidi="zh_TW"/>
+          </w:rPr>
+          <w:rPr>
+            <w:color w:val="0000EE"/>
+            <w:u w:val="single"/>
+          </w:rPr>
+          <w:t>羅馬書九至十一章</w:t>
+        </w:r>
+      </w:hyperlink>
+      <w:r>
+        <w:rPr>
+          <w:lang w:val="zh_TW" w:bidi="zh_TW"/>
+        </w:rPr>
+        <w:t>論證，以色列民族仍有未來。雖然以色列在歷史中不斷不順服神，最終更拒絕彌賽亞，但神的揀選與呼召是不可廢棄的，以色列仍要被接回到那棵他們先前被折下的橄欖樹上。路加福音記載，耶路撒冷要被外邦人踐踏，直到外邦人的日期滿足（</w:t>
+      </w:r>
+      <w:hyperlink r:id="rId67">
+        <w:r>
+          <w:rPr>
+            <w:lang w:val="zh_TW" w:bidi="zh_TW"/>
+          </w:rPr>
+          <w:rPr>
+            <w:color w:val="0000EE"/>
+            <w:u w:val="single"/>
+          </w:rPr>
+          <w:t>路21:24</w:t>
+        </w:r>
+      </w:hyperlink>
+      <w:r>
+        <w:rPr>
+          <w:lang w:val="zh_TW" w:bidi="zh_TW"/>
+        </w:rPr>
+        <w:t>），表明將來必有一個時期，耶路撒冷要再度歸於猶太民族。然而，這並不必然意味著今日的以色列國，就是直接應驗舊約應許的歸回。舊約顯明，歸回的契機要出於信心（</w:t>
+      </w:r>
+      <w:hyperlink r:id="rId68">
+        <w:r>
+          <w:rPr>
+            <w:lang w:val="zh_TW" w:bidi="zh_TW"/>
+          </w:rPr>
+          <w:rPr>
+            <w:color w:val="0000EE"/>
+            <w:u w:val="single"/>
+          </w:rPr>
+          <w:t>申30:1–16</w:t>
+        </w:r>
+      </w:hyperlink>
+      <w:r>
+        <w:rPr>
+          <w:lang w:val="zh_TW" w:bidi="zh_TW"/>
+        </w:rPr>
+        <w:t>）；以色列人今天回到故土，卻仍舊不信神。同時，猶太民族在歷世歷代中的奇妙保存，以及近代以色列國的重建，也許可以理解為預示或徵象，舊約土地的應許將來會更完全成就。</w:t>
       </w:r>
       <w:r>
         <w:rPr>

--- a/zht/docx/173.content.docx
+++ b/zht/docx/173.content.docx
@@ -149,7 +149,7 @@
         <w:rPr>
           <w:lang w:val="zh_TW" w:bidi="zh_TW"/>
         </w:rPr>
-        <w:t>tu</w:t>
+        <w:t>ting</w:t>
       </w:r>
       <w:r>
         <w:rPr>
@@ -212,7 +212,7 @@
         <w:rPr>
           <w:lang w:val="zh_TW" w:bidi="zh_TW"/>
         </w:rPr>
-        <w:t>土八‧該隱</w:t>
+        <w:t>亭哈巴</w:t>
       </w:r>
       <w:r>
         <w:rPr>
@@ -231,7 +231,7 @@
         <w:rPr>
           <w:lang w:val="zh_TW" w:bidi="zh_TW"/>
         </w:rPr>
-        <w:t>拉麥和他的妻子洗拉的兒子（</w:t>
+        <w:t>在尚未進入以色列君王統治的時代的以東早期的京城。聖經提到，以東王比拉曾在這城作王（</w:t>
       </w:r>
       <w:hyperlink r:id="rId13">
         <w:r>
@@ -242,14 +242,14 @@
             <w:color w:val="0000EE"/>
             <w:u w:val="single"/>
           </w:rPr>
-          <w:t>創4:22</w:t>
+          <w:t>創36:32</w:t>
         </w:r>
       </w:hyperlink>
       <w:r>
         <w:rPr>
           <w:lang w:val="zh_TW" w:bidi="zh_TW"/>
         </w:rPr>
-        <w:t>）。他是「打造各樣銅鐵利器的」。雖然文本並未聲稱他是第一位或所有鐵匠的「祖師」，但許多學者認為，文本原先與第</w:t>
+        <w:t>；</w:t>
       </w:r>
       <w:hyperlink r:id="rId14">
         <w:r>
@@ -260,14 +260,70 @@
             <w:color w:val="0000EE"/>
             <w:u w:val="single"/>
           </w:rPr>
-          <w:t>20</w:t>
+          <w:t>代上1:43</w:t>
         </w:r>
       </w:hyperlink>
       <w:r>
         <w:rPr>
           <w:lang w:val="zh_TW" w:bidi="zh_TW"/>
         </w:rPr>
-        <w:t>和</w:t>
+        <w:t>）。這座城的確切位置至今仍不清楚。</w:t>
+      </w:r>
+      <w:r>
+        <w:rPr>
+          <w:lang w:val="zh_TW" w:bidi="zh_TW"/>
+        </w:rPr>
+      </w:r>
+      <w:r>
+        <w:rPr>
+          <w:lang w:val="zh_TW" w:bidi="zh_TW"/>
+        </w:rPr>
+      </w:r>
+    </w:p>
+    <w:p>
+      <w:pPr/>
+      <w:r>
+        <w:rPr>
+          <w:lang w:val="zh_TW" w:bidi="zh_TW"/>
+        </w:rPr>
+      </w:r>
+    </w:p>
+    <w:p>
+      <w:pPr>
+        <w:pStyle w:val="Heading2"/>
+      </w:pPr>
+      <w:r>
+        <w:rPr>
+          <w:lang w:val="zh_TW" w:bidi="zh_TW"/>
+        </w:rPr>
+        <w:t>亭拿（Timnah；地點）</w:t>
+      </w:r>
+      <w:r>
+        <w:rPr>
+          <w:lang w:val="zh_TW" w:bidi="zh_TW"/>
+        </w:rPr>
+      </w:r>
+    </w:p>
+    <w:p>
+      <w:pPr>
+        <w:pStyle w:val="ListNumber"/>
+        <w:numPr>
+          <w:ilvl w:val="0"/>
+          <w:numId w:val="14"/>
+        </w:numPr>
+        <w:spacing w:line="240" w:lineRule="auto"/>
+        <w:ind w:left="720"/>
+      </w:pPr>
+      <w:r>
+        <w:rPr>
+          <w:lang w:val="zh_TW" w:bidi="zh_TW"/>
+        </w:rPr>
+      </w:r>
+      <w:r>
+        <w:rPr>
+          <w:lang w:val="zh_TW" w:bidi="zh_TW"/>
+        </w:rPr>
+        <w:t>猶大所得產業北界上的一座城，位於伯·示麥和以革倫之間（</w:t>
       </w:r>
       <w:hyperlink r:id="rId15">
         <w:r>
@@ -278,62 +334,14 @@
             <w:color w:val="0000EE"/>
             <w:u w:val="single"/>
           </w:rPr>
-          <w:t>21</w:t>
+          <w:t>書15:10</w:t>
         </w:r>
       </w:hyperlink>
       <w:r>
         <w:rPr>
           <w:lang w:val="zh_TW" w:bidi="zh_TW"/>
         </w:rPr>
-        <w:t>節呈平行，以暗示他是第一位。</w:t>
-      </w:r>
-      <w:r>
-        <w:rPr>
-          <w:lang w:val="zh_TW" w:bidi="zh_TW"/>
-        </w:rPr>
-      </w:r>
-      <w:r>
-        <w:rPr>
-          <w:lang w:val="zh_TW" w:bidi="zh_TW"/>
-        </w:rPr>
-      </w:r>
-    </w:p>
-    <w:p>
-      <w:pPr/>
-      <w:r>
-        <w:rPr>
-          <w:lang w:val="zh_TW" w:bidi="zh_TW"/>
-        </w:rPr>
-      </w:r>
-    </w:p>
-    <w:p>
-      <w:pPr>
-        <w:pStyle w:val="Heading2"/>
-      </w:pPr>
-      <w:r>
-        <w:rPr>
-          <w:lang w:val="zh_TW" w:bidi="zh_TW"/>
-        </w:rPr>
-        <w:t>土巴</w:t>
-      </w:r>
-      <w:r>
-        <w:rPr>
-          <w:lang w:val="zh_TW" w:bidi="zh_TW"/>
-        </w:rPr>
-      </w:r>
-    </w:p>
-    <w:p>
-      <w:pPr/>
-      <w:r>
-        <w:rPr>
-          <w:lang w:val="zh_TW" w:bidi="zh_TW"/>
-        </w:rPr>
-      </w:r>
-      <w:r>
-        <w:rPr>
-          <w:lang w:val="zh_TW" w:bidi="zh_TW"/>
-        </w:rPr>
-        <w:t>在列國表（table of nations）中，雅弗的第五個兒子 （</w:t>
+        <w:t>；譯註：和合本譯為：亭納）。這很可能就是猶大與她瑪相遇，並生下法勒斯和謝拉的地方（</w:t>
       </w:r>
       <w:hyperlink r:id="rId16">
         <w:r>
@@ -344,14 +352,14 @@
             <w:color w:val="0000EE"/>
             <w:u w:val="single"/>
           </w:rPr>
-          <w:t>創10:2</w:t>
+          <w:t>創38:12–14</w:t>
         </w:r>
       </w:hyperlink>
       <w:r>
         <w:rPr>
           <w:lang w:val="zh_TW" w:bidi="zh_TW"/>
         </w:rPr>
-        <w:t>；</w:t>
+        <w:t>）。亭拿位於猶大與非利士交界地帶，也是參孫與一名非利士女子發生婚姻糾紛的地方（</w:t>
       </w:r>
       <w:hyperlink r:id="rId17">
         <w:r>
@@ -362,14 +370,14 @@
             <w:color w:val="0000EE"/>
             <w:u w:val="single"/>
           </w:rPr>
-          <w:t>代上1:5</w:t>
+          <w:t>士14:1–5</w:t>
         </w:r>
       </w:hyperlink>
       <w:r>
         <w:rPr>
           <w:lang w:val="zh_TW" w:bidi="zh_TW"/>
         </w:rPr>
-        <w:t>）。土巴後來在以賽亞和以西結的先知預言中具有重要意義，被列為因威脅神子民而將受審判的國家之一（</w:t>
+        <w:t>，</w:t>
       </w:r>
       <w:hyperlink r:id="rId18">
         <w:r>
@@ -380,14 +388,14 @@
             <w:color w:val="0000EE"/>
             <w:u w:val="single"/>
           </w:rPr>
-          <w:t>賽66:19</w:t>
+          <w:t>15:6</w:t>
         </w:r>
       </w:hyperlink>
       <w:r>
         <w:rPr>
           <w:lang w:val="zh_TW" w:bidi="zh_TW"/>
         </w:rPr>
-        <w:t>；</w:t>
+        <w:t>）。這座城顯然經常在以色列人和非利士人之間易手。以色列人在征服迦南時似乎曾控制亭拿（參</w:t>
       </w:r>
       <w:hyperlink r:id="rId19">
         <w:r>
@@ -398,14 +406,14 @@
             <w:color w:val="0000EE"/>
             <w:u w:val="single"/>
           </w:rPr>
-          <w:t>結27:13</w:t>
+          <w:t>書19:43</w:t>
         </w:r>
       </w:hyperlink>
       <w:r>
         <w:rPr>
           <w:lang w:val="zh_TW" w:bidi="zh_TW"/>
         </w:rPr>
-        <w:t>，</w:t>
+        <w:t>；譯註：和合本譯為：亭拿他），但到了參孫的時代，這城已落在非利士人手中（</w:t>
       </w:r>
       <w:hyperlink r:id="rId20">
         <w:r>
@@ -416,14 +424,14 @@
             <w:color w:val="0000EE"/>
             <w:u w:val="single"/>
           </w:rPr>
-          <w:t>32:26</w:t>
+          <w:t>士14:1</w:t>
         </w:r>
       </w:hyperlink>
       <w:r>
         <w:rPr>
           <w:lang w:val="zh_TW" w:bidi="zh_TW"/>
         </w:rPr>
-        <w:t>，</w:t>
+        <w:t>）。亞哈斯約於公元前730年從非利士人手中奪回亭拿（</w:t>
       </w:r>
       <w:hyperlink r:id="rId21">
         <w:r>
@@ -434,14 +442,32 @@
             <w:color w:val="0000EE"/>
             <w:u w:val="single"/>
           </w:rPr>
-          <w:t>38:2–3</w:t>
+          <w:t>代下28:18</w:t>
         </w:r>
       </w:hyperlink>
       <w:r>
         <w:rPr>
           <w:lang w:val="zh_TW" w:bidi="zh_TW"/>
         </w:rPr>
-        <w:t>，</w:t>
+        <w:t>；譯註：和合本譯為：亭納）。</w:t>
+      </w:r>
+    </w:p>
+    <w:p>
+      <w:pPr>
+        <w:pStyle w:val="ListNumber"/>
+        <w:spacing w:line="240" w:lineRule="auto"/>
+        <w:ind w:left="720"/>
+      </w:pPr>
+      <w:r>
+        <w:rPr>
+          <w:lang w:val="zh_TW" w:bidi="zh_TW"/>
+        </w:rPr>
+      </w:r>
+      <w:r>
+        <w:rPr>
+          <w:lang w:val="zh_TW" w:bidi="zh_TW"/>
+        </w:rPr>
+        <w:t>猶大所得產業中南部山區的一座城 （</w:t>
       </w:r>
       <w:hyperlink r:id="rId22">
         <w:r>
@@ -452,16 +478,16 @@
             <w:color w:val="0000EE"/>
             <w:u w:val="single"/>
           </w:rPr>
-          <w:t>39:1</w:t>
+          <w:t>書15:57</w:t>
         </w:r>
       </w:hyperlink>
       <w:r>
         <w:rPr>
           <w:lang w:val="zh_TW" w:bidi="zh_TW"/>
         </w:rPr>
-        <w:t>）。土巴通常與雅完和米設並列，被描述為北方國家或沿海地區的國家（</w:t>
-      </w:r>
-      <w:hyperlink r:id="rId18">
+        <w:t>；譯註：和合本譯為：亭納）。這座城也有可能是猶大與她瑪相遇的地方 （</w:t>
+      </w:r>
+      <w:hyperlink r:id="rId16">
         <w:r>
           <w:rPr>
             <w:lang w:val="zh_TW" w:bidi="zh_TW"/>
@@ -470,14 +496,173 @@
             <w:color w:val="0000EE"/>
             <w:u w:val="single"/>
           </w:rPr>
-          <w:t>賽66:19</w:t>
+          <w:t>創38:12–14</w:t>
         </w:r>
       </w:hyperlink>
       <w:r>
         <w:rPr>
           <w:lang w:val="zh_TW" w:bidi="zh_TW"/>
         </w:rPr>
-        <w:t>；</w:t>
+        <w:t>；並且可能與上述第一項的亭拿是同一地點）。</w:t>
+      </w:r>
+      <w:r>
+        <w:rPr>
+          <w:lang w:val="zh_TW" w:bidi="zh_TW"/>
+        </w:rPr>
+      </w:r>
+      <w:r>
+        <w:rPr>
+          <w:lang w:val="zh_TW" w:bidi="zh_TW"/>
+        </w:rPr>
+      </w:r>
+    </w:p>
+    <w:p>
+      <w:pPr/>
+      <w:r>
+        <w:rPr>
+          <w:lang w:val="zh_TW" w:bidi="zh_TW"/>
+        </w:rPr>
+      </w:r>
+    </w:p>
+    <w:p>
+      <w:pPr>
+        <w:pStyle w:val="Heading2"/>
+      </w:pPr>
+      <w:r>
+        <w:rPr>
+          <w:lang w:val="zh_TW" w:bidi="zh_TW"/>
+        </w:rPr>
+        <w:t>亭拿（Timnath）</w:t>
+      </w:r>
+      <w:r>
+        <w:rPr>
+          <w:lang w:val="zh_TW" w:bidi="zh_TW"/>
+        </w:rPr>
+      </w:r>
+    </w:p>
+    <w:p>
+      <w:pPr/>
+      <w:r>
+        <w:rPr>
+          <w:lang w:val="zh_TW" w:bidi="zh_TW"/>
+        </w:rPr>
+      </w:r>
+      <w:r>
+        <w:rPr>
+          <w:lang w:val="zh_TW" w:bidi="zh_TW"/>
+        </w:rPr>
+        <w:t>有英文譯本在</w:t>
+      </w:r>
+      <w:hyperlink r:id="rId16">
+        <w:r>
+          <w:rPr>
+            <w:lang w:val="zh_TW" w:bidi="zh_TW"/>
+          </w:rPr>
+          <w:rPr>
+            <w:color w:val="0000EE"/>
+            <w:u w:val="single"/>
+          </w:rPr>
+          <w:t>創世記三十八章12至14節</w:t>
+        </w:r>
+      </w:hyperlink>
+      <w:r>
+        <w:rPr>
+          <w:lang w:val="zh_TW" w:bidi="zh_TW"/>
+        </w:rPr>
+        <w:t>和</w:t>
+      </w:r>
+      <w:hyperlink r:id="rId17">
+        <w:r>
+          <w:rPr>
+            <w:lang w:val="zh_TW" w:bidi="zh_TW"/>
+          </w:rPr>
+          <w:rPr>
+            <w:color w:val="0000EE"/>
+            <w:u w:val="single"/>
+          </w:rPr>
+          <w:t>士師記十四章1至5節</w:t>
+        </w:r>
+      </w:hyperlink>
+      <w:r>
+        <w:rPr>
+          <w:lang w:val="zh_TW" w:bidi="zh_TW"/>
+        </w:rPr>
+        <w:t>將猶大北部的城亭拿（Timnah）拼寫為Timnath。</w:t>
+      </w:r>
+      <w:r>
+        <w:rPr>
+          <w:i/>
+          <w:lang w:val="zh_TW" w:bidi="zh_TW"/>
+        </w:rPr>
+        <w:t xml:space="preserve">見 </w:t>
+      </w:r>
+      <w:r>
+        <w:rPr>
+          <w:lang w:val="zh_TW" w:bidi="zh_TW"/>
+        </w:rPr>
+        <w:t>亭拿（Timnah；地點） #1</w:t>
+      </w:r>
+      <w:r>
+        <w:rPr>
+          <w:lang w:val="zh_TW" w:bidi="zh_TW"/>
+        </w:rPr>
+        <w:t>。</w:t>
+      </w:r>
+      <w:r>
+        <w:rPr>
+          <w:lang w:val="zh_TW" w:bidi="zh_TW"/>
+        </w:rPr>
+      </w:r>
+      <w:r>
+        <w:rPr>
+          <w:lang w:val="zh_TW" w:bidi="zh_TW"/>
+        </w:rPr>
+      </w:r>
+    </w:p>
+    <w:p>
+      <w:pPr/>
+      <w:r>
+        <w:rPr>
+          <w:lang w:val="zh_TW" w:bidi="zh_TW"/>
+        </w:rPr>
+      </w:r>
+    </w:p>
+    <w:p>
+      <w:pPr>
+        <w:pStyle w:val="Heading2"/>
+      </w:pPr>
+      <w:r>
+        <w:rPr>
+          <w:lang w:val="zh_TW" w:bidi="zh_TW"/>
+        </w:rPr>
+        <w:t>亭納（人物）</w:t>
+      </w:r>
+      <w:r>
+        <w:rPr>
+          <w:lang w:val="zh_TW" w:bidi="zh_TW"/>
+        </w:rPr>
+      </w:r>
+    </w:p>
+    <w:p>
+      <w:pPr>
+        <w:pStyle w:val="ListNumber"/>
+        <w:numPr>
+          <w:ilvl w:val="0"/>
+          <w:numId w:val="15"/>
+        </w:numPr>
+        <w:spacing w:line="240" w:lineRule="auto"/>
+        <w:ind w:left="720"/>
+      </w:pPr>
+      <w:r>
+        <w:rPr>
+          <w:lang w:val="zh_TW" w:bidi="zh_TW"/>
+        </w:rPr>
+      </w:r>
+      <w:r>
+        <w:rPr>
+          <w:lang w:val="zh_TW" w:bidi="zh_TW"/>
+        </w:rPr>
+        <w:t>西珥的女兒、羅坍的妹妹，是住在以東地的何利人（</w:t>
       </w:r>
       <w:hyperlink r:id="rId23">
         <w:r>
@@ -488,94 +673,14 @@
             <w:color w:val="0000EE"/>
             <w:u w:val="single"/>
           </w:rPr>
-          <w:t>結38:2</w:t>
+          <w:t>創36:22</w:t>
         </w:r>
       </w:hyperlink>
       <w:r>
         <w:rPr>
           <w:lang w:val="zh_TW" w:bidi="zh_TW"/>
         </w:rPr>
-        <w:t>）。土巴曾與泰爾進行貿易（</w:t>
-      </w:r>
-      <w:hyperlink r:id="rId19">
-        <w:r>
-          <w:rPr>
-            <w:lang w:val="zh_TW" w:bidi="zh_TW"/>
-          </w:rPr>
-          <w:rPr>
-            <w:color w:val="0000EE"/>
-            <w:u w:val="single"/>
-          </w:rPr>
-          <w:t>結27:13</w:t>
-        </w:r>
-      </w:hyperlink>
-      <w:r>
-        <w:rPr>
-          <w:lang w:val="zh_TW" w:bidi="zh_TW"/>
-        </w:rPr>
-        <w:t>），這一事實支持了土巴位於沿海地區的假設。除了這些簡略的證據外，目前很難確定土巴精確的民族身分或地理位置。它曾被辨識為西古提人（Scythians）、伊比利亞人（Iberians）、黑海與里海（Caspian Sea）之間的地區、帖撒利（Thessaly），以及各種赫人部落。</w:t>
-      </w:r>
-      <w:r>
-        <w:rPr>
-          <w:lang w:val="zh_TW" w:bidi="zh_TW"/>
-        </w:rPr>
-      </w:r>
-      <w:r>
-        <w:rPr>
-          <w:lang w:val="zh_TW" w:bidi="zh_TW"/>
-        </w:rPr>
-      </w:r>
-    </w:p>
-    <w:p>
-      <w:pPr/>
-      <w:r>
-        <w:rPr>
-          <w:lang w:val="zh_TW" w:bidi="zh_TW"/>
-        </w:rPr>
-      </w:r>
-    </w:p>
-    <w:p>
-      <w:pPr>
-        <w:pStyle w:val="Heading2"/>
-      </w:pPr>
-      <w:r>
-        <w:rPr>
-          <w:lang w:val="zh_TW" w:bidi="zh_TW"/>
-        </w:rPr>
-        <w:t>土地</w:t>
-      </w:r>
-      <w:r>
-        <w:rPr>
-          <w:lang w:val="zh_TW" w:bidi="zh_TW"/>
-        </w:rPr>
-      </w:r>
-    </w:p>
-    <w:p>
-      <w:pPr/>
-      <w:r>
-        <w:rPr>
-          <w:lang w:val="zh_TW" w:bidi="zh_TW"/>
-        </w:rPr>
-      </w:r>
-      <w:r>
-        <w:rPr>
-          <w:lang w:val="zh_TW" w:bidi="zh_TW"/>
-        </w:rPr>
-        <w:t>人與土地的關係是舊約聖經中的重要主題。在創世記裡，地與旱地被造，成為人居住並與神相交的地方。人被賦予管理大地、治理動物的任務，好使自己的需要得以滿足，並將榮耀歸給造物主。然而，自從人墮落之後，他們不僅與神和彼此隔絕，也與他們所居住的土地隔絕。他們被趕出伊甸園，大地也受咒詛。他們不得不汗流滿面地勞苦，才能制服土地並維持生計，因為收成被荊棘和蒺藜所阻。</w:t>
-      </w:r>
-    </w:p>
-    <w:p>
-      <w:pPr/>
-      <w:r>
-        <w:rPr>
-          <w:lang w:val="zh_TW" w:bidi="zh_TW"/>
-        </w:rPr>
-      </w:r>
-      <w:r>
-        <w:rPr>
-          <w:lang w:val="zh_TW" w:bidi="zh_TW"/>
-        </w:rPr>
-        <w:t>該隱殺了他的弟弟之後，受到刑罰，要承受更嚴重的土地咒詛。神告訴他，即使他辛苦勞作，土地也不會為他效力，迫使他漂流無定。該隱失去永久的居所，被剝奪享受安息與昌盛的機會。該隱因為犯罪，無法實現他對「歸屬之地」的渴望。（</w:t>
+        <w:t>；</w:t>
       </w:r>
       <w:hyperlink r:id="rId24">
         <w:r>
@@ -586,28 +691,14 @@
             <w:color w:val="0000EE"/>
             <w:u w:val="single"/>
           </w:rPr>
-          <w:t>創4:12</w:t>
+          <w:t>代上1:39</w:t>
         </w:r>
       </w:hyperlink>
       <w:r>
         <w:rPr>
           <w:lang w:val="zh_TW" w:bidi="zh_TW"/>
         </w:rPr>
-        <w:t>）。</w:t>
-      </w:r>
-    </w:p>
-    <w:p>
-      <w:pPr/>
-      <w:r>
-        <w:rPr>
-          <w:lang w:val="zh_TW" w:bidi="zh_TW"/>
-        </w:rPr>
-      </w:r>
-      <w:r>
-        <w:rPr>
-          <w:lang w:val="zh_TW" w:bidi="zh_TW"/>
-        </w:rPr>
-        <w:t>洪水之後，神因著審判極其邪惡的人而毀滅世界，但人又再一次惹動神的忿怒；人建造巴別塔，是要在不依靠神的情況下高舉人的能力。於是神介入，使人的語言混亂，並「使眾人分散在全地上」（</w:t>
+        <w:t>）。她作了以掃之子以利法的妾，生了亞瑪力（</w:t>
       </w:r>
       <w:hyperlink r:id="rId25">
         <w:r>
@@ -618,7 +709,7 @@
             <w:color w:val="0000EE"/>
             <w:u w:val="single"/>
           </w:rPr>
-          <w:t>11:9</w:t>
+          <w:t>創36:12</w:t>
         </w:r>
       </w:hyperlink>
       <w:r>
@@ -626,6 +717,24 @@
           <w:lang w:val="zh_TW" w:bidi="zh_TW"/>
         </w:rPr>
         <w:t>）。</w:t>
+      </w:r>
+    </w:p>
+    <w:p>
+      <w:pPr>
+        <w:pStyle w:val="ListNumber"/>
+        <w:spacing w:line="240" w:lineRule="auto"/>
+        <w:ind w:left="720"/>
+      </w:pPr>
+      <w:r>
+        <w:rPr>
+          <w:lang w:val="zh_TW" w:bidi="zh_TW"/>
+        </w:rPr>
+      </w:r>
+      <w:r>
+        <w:rPr>
+          <w:lang w:val="zh_TW" w:bidi="zh_TW"/>
+        </w:rPr>
+        <w:t>以東人的族長（</w:t>
       </w:r>
       <w:hyperlink r:id="rId26">
         <w:r>
@@ -636,39 +745,14 @@
             <w:color w:val="0000EE"/>
             <w:u w:val="single"/>
           </w:rPr>
-          <w:t>創世記一至十一章</w:t>
+          <w:t>創36:40</w:t>
         </w:r>
       </w:hyperlink>
       <w:r>
         <w:rPr>
           <w:lang w:val="zh_TW" w:bidi="zh_TW"/>
         </w:rPr>
-        <w:t>的敘事呈現出一個連續的脈絡：人因著罪與悖逆，不斷失去土地，並承受隨之而來的匱乏。</w:t>
-      </w:r>
-    </w:p>
-    <w:p>
-      <w:pPr>
-        <w:pStyle w:val="Heading3"/>
-      </w:pPr>
-      <w:r>
-        <w:rPr>
-          <w:lang w:val="zh_TW" w:bidi="zh_TW"/>
-        </w:rPr>
-        <w:t>土地與亞伯拉罕之約</w:t>
-      </w:r>
-    </w:p>
-    <w:p>
-      <w:pPr/>
-      <w:r>
-        <w:rPr>
-          <w:lang w:val="zh_TW" w:bidi="zh_TW"/>
-        </w:rPr>
-      </w:r>
-      <w:r>
-        <w:rPr>
-          <w:lang w:val="zh_TW" w:bidi="zh_TW"/>
-        </w:rPr>
-        <w:t>在亞伯拉罕的時代，神介入人類歷史，為一群分別出來歸於自己的人，預備一個特別的家園。在這裡，聖經中首次提到應許之地的主題。神對亞伯拉罕說：「你要離開本地、本族、父家，往我所要指示你的地去。我必叫你成為大國」（</w:t>
+        <w:t>；</w:t>
       </w:r>
       <w:hyperlink r:id="rId27">
         <w:r>
@@ -679,16 +763,16 @@
             <w:color w:val="0000EE"/>
             <w:u w:val="single"/>
           </w:rPr>
-          <w:t>創12:1–2</w:t>
+          <w:t>代上1:36</w:t>
         </w:r>
       </w:hyperlink>
       <w:r>
         <w:rPr>
           <w:lang w:val="zh_TW" w:bidi="zh_TW"/>
         </w:rPr>
-        <w:t>）。這個應許在</w:t>
-      </w:r>
-      <w:hyperlink r:id="rId28">
+        <w:t>、</w:t>
+      </w:r>
+      <w:hyperlink r:id="rId27">
         <w:r>
           <w:rPr>
             <w:lang w:val="zh_TW" w:bidi="zh_TW"/>
@@ -697,860 +781,14 @@
             <w:color w:val="0000EE"/>
             <w:u w:val="single"/>
           </w:rPr>
-          <w:t>創十二章7節</w:t>
+          <w:t>51</w:t>
         </w:r>
       </w:hyperlink>
       <w:r>
         <w:rPr>
           <w:lang w:val="zh_TW" w:bidi="zh_TW"/>
         </w:rPr>
-        <w:t>，</w:t>
-      </w:r>
-      <w:hyperlink r:id="rId29">
-        <w:r>
-          <w:rPr>
-            <w:lang w:val="zh_TW" w:bidi="zh_TW"/>
-          </w:rPr>
-          <w:rPr>
-            <w:color w:val="0000EE"/>
-            <w:u w:val="single"/>
-          </w:rPr>
-          <w:t>十三章14至18節</w:t>
-        </w:r>
-      </w:hyperlink>
-      <w:r>
-        <w:rPr>
-          <w:lang w:val="zh_TW" w:bidi="zh_TW"/>
-        </w:rPr>
-        <w:t>，</w:t>
-      </w:r>
-      <w:hyperlink r:id="rId30">
-        <w:r>
-          <w:rPr>
-            <w:lang w:val="zh_TW" w:bidi="zh_TW"/>
-          </w:rPr>
-          <w:rPr>
-            <w:color w:val="0000EE"/>
-            <w:u w:val="single"/>
-          </w:rPr>
-          <w:t>十五章7至21節</w:t>
-        </w:r>
-      </w:hyperlink>
-      <w:r>
-        <w:rPr>
-          <w:lang w:val="zh_TW" w:bidi="zh_TW"/>
-        </w:rPr>
-        <w:t>，</w:t>
-      </w:r>
-      <w:hyperlink r:id="rId31">
-        <w:r>
-          <w:rPr>
-            <w:lang w:val="zh_TW" w:bidi="zh_TW"/>
-          </w:rPr>
-          <w:rPr>
-            <w:color w:val="0000EE"/>
-            <w:u w:val="single"/>
-          </w:rPr>
-          <w:t>十七章7至8節</w:t>
-        </w:r>
-      </w:hyperlink>
-      <w:r>
-        <w:rPr>
-          <w:lang w:val="zh_TW" w:bidi="zh_TW"/>
-        </w:rPr>
-        <w:t>中進一步擴展。神告訴亞伯拉罕，他的後裔要以迦南地「永遠為業」（</w:t>
-      </w:r>
-      <w:hyperlink r:id="rId32">
-        <w:r>
-          <w:rPr>
-            <w:lang w:val="zh_TW" w:bidi="zh_TW"/>
-          </w:rPr>
-          <w:rPr>
-            <w:color w:val="0000EE"/>
-            <w:u w:val="single"/>
-          </w:rPr>
-          <w:t>17:8</w:t>
-        </w:r>
-      </w:hyperlink>
-      <w:r>
-        <w:rPr>
-          <w:lang w:val="zh_TW" w:bidi="zh_TW"/>
-        </w:rPr>
-        <w:t>）。</w:t>
-      </w:r>
-    </w:p>
-    <w:p>
-      <w:pPr/>
-      <w:r>
-        <w:rPr>
-          <w:lang w:val="zh_TW" w:bidi="zh_TW"/>
-        </w:rPr>
-      </w:r>
-      <w:r>
-        <w:rPr>
-          <w:lang w:val="zh_TW" w:bidi="zh_TW"/>
-        </w:rPr>
-        <w:t>舊約聖經的敘事隨後追溯亞伯拉罕的後裔，經由以撒和雅各，並記載雅各的家族遷往埃及，在那裡大約經過四百年，他們成為強大而人數眾多的民族。在這段時期，神再次重申關於迦南地要歸屬的應許（</w:t>
-      </w:r>
-      <w:hyperlink r:id="rId33">
-        <w:r>
-          <w:rPr>
-            <w:lang w:val="zh_TW" w:bidi="zh_TW"/>
-          </w:rPr>
-          <w:rPr>
-            <w:color w:val="0000EE"/>
-            <w:u w:val="single"/>
-          </w:rPr>
-          <w:t>創28:15，</w:t>
-        </w:r>
-      </w:hyperlink>
-      <w:hyperlink r:id="rId34">
-        <w:r>
-          <w:rPr>
-            <w:lang w:val="zh_TW" w:bidi="zh_TW"/>
-          </w:rPr>
-          <w:rPr>
-            <w:color w:val="0000EE"/>
-            <w:u w:val="single"/>
-          </w:rPr>
-          <w:t>35:11–12，</w:t>
-        </w:r>
-      </w:hyperlink>
-      <w:hyperlink r:id="rId35">
-        <w:r>
-          <w:rPr>
-            <w:lang w:val="zh_TW" w:bidi="zh_TW"/>
-          </w:rPr>
-          <w:rPr>
-            <w:color w:val="0000EE"/>
-            <w:u w:val="single"/>
-          </w:rPr>
-          <w:t>46:3–4，</w:t>
-        </w:r>
-      </w:hyperlink>
-      <w:hyperlink r:id="rId36">
-        <w:r>
-          <w:rPr>
-            <w:lang w:val="zh_TW" w:bidi="zh_TW"/>
-          </w:rPr>
-          <w:rPr>
-            <w:color w:val="0000EE"/>
-            <w:u w:val="single"/>
-          </w:rPr>
-          <w:t>50:24</w:t>
-        </w:r>
-      </w:hyperlink>
-      <w:r>
-        <w:rPr>
-          <w:lang w:val="zh_TW" w:bidi="zh_TW"/>
-        </w:rPr>
-        <w:t>），並且不斷擺在亞伯拉罕後裔面前，作為神立約應許中不可或缺的一部分。</w:t>
-      </w:r>
-    </w:p>
-    <w:p>
-      <w:pPr>
-        <w:pStyle w:val="Heading3"/>
-      </w:pPr>
-      <w:r>
-        <w:rPr>
-          <w:lang w:val="zh_TW" w:bidi="zh_TW"/>
-        </w:rPr>
-        <w:t>土地與摩西之約</w:t>
-      </w:r>
-    </w:p>
-    <w:p>
-      <w:pPr/>
-      <w:r>
-        <w:rPr>
-          <w:lang w:val="zh_TW" w:bidi="zh_TW"/>
-        </w:rPr>
-      </w:r>
-      <w:r>
-        <w:rPr>
-          <w:lang w:val="zh_TW" w:bidi="zh_TW"/>
-        </w:rPr>
-        <w:t>當神呼召摩西帶領以色列人出埃及時，祂將摩西的使命與祂對列祖成就的應許連繫在一起：「我也記念我的約……我要以你們為我的百姓，我也要作你們的神……我起誓應許給亞伯拉罕、以撒、雅各的那地，我要把你們領進去，將那地賜給你們為業」（</w:t>
-      </w:r>
-      <w:hyperlink r:id="rId37">
-        <w:r>
-          <w:rPr>
-            <w:lang w:val="zh_TW" w:bidi="zh_TW"/>
-          </w:rPr>
-          <w:rPr>
-            <w:color w:val="0000EE"/>
-            <w:u w:val="single"/>
-          </w:rPr>
-          <w:t>出6:5–8</w:t>
-        </w:r>
-      </w:hyperlink>
-      <w:r>
-        <w:rPr>
-          <w:lang w:val="zh_TW" w:bidi="zh_TW"/>
-        </w:rPr>
-        <w:t>）。神拯救以色列人出埃及，有兩個原因：第一，是要以色列人在西奈山成為神的約民；第二，是要以色列人承受神應許他們列祖的地。然而，至關重要的是，隨著摩西之約的建立，以色列人能否繼續擁有那地，已取決於他們是否順服。如果以色列人違背約中的義務，他們就要招來咒詛，其中最嚴厲的，便是被趕逐出應許之地（</w:t>
-      </w:r>
-      <w:hyperlink r:id="rId38">
-        <w:r>
-          <w:rPr>
-            <w:lang w:val="zh_TW" w:bidi="zh_TW"/>
-          </w:rPr>
-          <w:rPr>
-            <w:color w:val="0000EE"/>
-            <w:u w:val="single"/>
-          </w:rPr>
-          <w:t>利26:32–33</w:t>
-        </w:r>
-      </w:hyperlink>
-      <w:r>
-        <w:rPr>
-          <w:lang w:val="zh_TW" w:bidi="zh_TW"/>
-        </w:rPr>
-        <w:t>）。這並不表示神會完全或永遠棄絕祂的百姓與那地，因為神也應許說，當祂的百姓悔改時，「我就要記念我與雅各所立的約……並要記念這地」（</w:t>
-      </w:r>
-      <w:hyperlink r:id="rId39">
-        <w:r>
-          <w:rPr>
-            <w:lang w:val="zh_TW" w:bidi="zh_TW"/>
-          </w:rPr>
-          <w:rPr>
-            <w:color w:val="0000EE"/>
-            <w:u w:val="single"/>
-          </w:rPr>
-          <w:t>利26:42</w:t>
-        </w:r>
-      </w:hyperlink>
-      <w:r>
-        <w:rPr>
-          <w:lang w:val="zh_TW" w:bidi="zh_TW"/>
-        </w:rPr>
-        <w:t>）。</w:t>
-      </w:r>
-    </w:p>
-    <w:p>
-      <w:pPr/>
-      <w:r>
-        <w:rPr>
-          <w:lang w:val="zh_TW" w:bidi="zh_TW"/>
-        </w:rPr>
-      </w:r>
-      <w:r>
-        <w:rPr>
-          <w:lang w:val="zh_TW" w:bidi="zh_TW"/>
-        </w:rPr>
-        <w:t>在大衛作王期間，有關土地的應許至少已經部分應驗。雖然約書亞帶領百姓進入那地時，應許已經開始成就，但那時的疆界並未達到神對亞伯拉罕所應許的範圍（</w:t>
-      </w:r>
-      <w:hyperlink r:id="rId40">
-        <w:r>
-          <w:rPr>
-            <w:lang w:val="zh_TW" w:bidi="zh_TW"/>
-          </w:rPr>
-          <w:rPr>
-            <w:color w:val="0000EE"/>
-            <w:u w:val="single"/>
-          </w:rPr>
-          <w:t>創15:18</w:t>
-        </w:r>
-      </w:hyperlink>
-      <w:r>
-        <w:rPr>
-          <w:lang w:val="zh_TW" w:bidi="zh_TW"/>
-        </w:rPr>
-        <w:t>），而且許多已佔領的地方仍有舊居民的抵抗勢力（</w:t>
-      </w:r>
-      <w:hyperlink r:id="rId41">
-        <w:r>
-          <w:rPr>
-            <w:lang w:val="zh_TW" w:bidi="zh_TW"/>
-          </w:rPr>
-          <w:rPr>
-            <w:color w:val="0000EE"/>
-            <w:u w:val="single"/>
-          </w:rPr>
-          <w:t>書13:1–6</w:t>
-        </w:r>
-      </w:hyperlink>
-      <w:r>
-        <w:rPr>
-          <w:lang w:val="zh_TW" w:bidi="zh_TW"/>
-        </w:rPr>
-        <w:t>；</w:t>
-      </w:r>
-      <w:hyperlink r:id="rId42">
-        <w:r>
-          <w:rPr>
-            <w:lang w:val="zh_TW" w:bidi="zh_TW"/>
-          </w:rPr>
-          <w:rPr>
-            <w:color w:val="0000EE"/>
-            <w:u w:val="single"/>
-          </w:rPr>
-          <w:t>士1章</w:t>
-        </w:r>
-      </w:hyperlink>
-      <w:r>
-        <w:rPr>
-          <w:lang w:val="zh_TW" w:bidi="zh_TW"/>
-        </w:rPr>
-        <w:t>）。直到大衛的時代，他們才完全奪取這地，如同起初所應許的一樣。（</w:t>
-      </w:r>
-      <w:hyperlink r:id="rId43">
-        <w:r>
-          <w:rPr>
-            <w:lang w:val="zh_TW" w:bidi="zh_TW"/>
-          </w:rPr>
-          <w:rPr>
-            <w:color w:val="0000EE"/>
-            <w:u w:val="single"/>
-          </w:rPr>
-          <w:t>撒下8章</w:t>
-        </w:r>
-      </w:hyperlink>
-      <w:r>
-        <w:rPr>
-          <w:lang w:val="zh_TW" w:bidi="zh_TW"/>
-        </w:rPr>
-        <w:t>；</w:t>
-      </w:r>
-      <w:hyperlink r:id="rId44">
-        <w:r>
-          <w:rPr>
-            <w:lang w:val="zh_TW" w:bidi="zh_TW"/>
-          </w:rPr>
-          <w:rPr>
-            <w:color w:val="0000EE"/>
-            <w:u w:val="single"/>
-          </w:rPr>
-          <w:t>王上4:21、24</w:t>
-        </w:r>
-      </w:hyperlink>
-      <w:r>
-        <w:rPr>
-          <w:lang w:val="zh_TW" w:bidi="zh_TW"/>
-        </w:rPr>
-        <w:t>）。</w:t>
-      </w:r>
-    </w:p>
-    <w:p>
-      <w:pPr/>
-      <w:r>
-        <w:rPr>
-          <w:lang w:val="zh_TW" w:bidi="zh_TW"/>
-        </w:rPr>
-      </w:r>
-      <w:r>
-        <w:rPr>
-          <w:lang w:val="zh_TW" w:bidi="zh_TW"/>
-        </w:rPr>
-        <w:t>所羅門獻殿時，再一次強調君王要遵守律法，以及約中的順服與承受土地之間的關聯。（</w:t>
-      </w:r>
-      <w:hyperlink r:id="rId45">
-        <w:r>
-          <w:rPr>
-            <w:lang w:val="zh_TW" w:bidi="zh_TW"/>
-          </w:rPr>
-          <w:rPr>
-            <w:color w:val="0000EE"/>
-            <w:u w:val="single"/>
-          </w:rPr>
-          <w:t>王上9:4–9</w:t>
-        </w:r>
-      </w:hyperlink>
-      <w:r>
-        <w:rPr>
-          <w:lang w:val="zh_TW" w:bidi="zh_TW"/>
-        </w:rPr>
-        <w:t>）。百姓不順服神便會失去土地，也使聖殿毀壞。</w:t>
-      </w:r>
-    </w:p>
-    <w:p>
-      <w:pPr/>
-      <w:r>
-        <w:rPr>
-          <w:lang w:val="zh_TW" w:bidi="zh_TW"/>
-        </w:rPr>
-      </w:r>
-      <w:r>
-        <w:rPr>
-          <w:lang w:val="zh_TW" w:bidi="zh_TW"/>
-        </w:rPr>
-        <w:t>分裂王國時期的歷史，大多是百姓與君王共同背約的歷史。耶和華一再藉著先知警告他們，這樣的不順服只會導致被逐出那地，但他們充耳不聞（</w:t>
-      </w:r>
-      <w:hyperlink r:id="rId46">
-        <w:r>
-          <w:rPr>
-            <w:lang w:val="zh_TW" w:bidi="zh_TW"/>
-          </w:rPr>
-          <w:rPr>
-            <w:color w:val="0000EE"/>
-            <w:u w:val="single"/>
-          </w:rPr>
-          <w:t>賽6:11–12</w:t>
-        </w:r>
-      </w:hyperlink>
-      <w:r>
-        <w:rPr>
-          <w:lang w:val="zh_TW" w:bidi="zh_TW"/>
-        </w:rPr>
-        <w:t>；</w:t>
-      </w:r>
-      <w:hyperlink r:id="rId47">
-        <w:r>
-          <w:rPr>
-            <w:lang w:val="zh_TW" w:bidi="zh_TW"/>
-          </w:rPr>
-          <w:rPr>
-            <w:color w:val="0000EE"/>
-            <w:u w:val="single"/>
-          </w:rPr>
-          <w:t>摩5:27，</w:t>
-        </w:r>
-      </w:hyperlink>
-      <w:hyperlink r:id="rId48">
-        <w:r>
-          <w:rPr>
-            <w:lang w:val="zh_TW" w:bidi="zh_TW"/>
-          </w:rPr>
-          <w:rPr>
-            <w:color w:val="0000EE"/>
-            <w:u w:val="single"/>
-          </w:rPr>
-          <w:t>7:17</w:t>
-        </w:r>
-      </w:hyperlink>
-      <w:r>
-        <w:rPr>
-          <w:lang w:val="zh_TW" w:bidi="zh_TW"/>
-        </w:rPr>
-        <w:t>；</w:t>
-      </w:r>
-      <w:hyperlink r:id="rId49">
-        <w:r>
-          <w:rPr>
-            <w:lang w:val="zh_TW" w:bidi="zh_TW"/>
-          </w:rPr>
-          <w:rPr>
-            <w:color w:val="0000EE"/>
-            <w:u w:val="single"/>
-          </w:rPr>
-          <w:t>何9:17</w:t>
-        </w:r>
-      </w:hyperlink>
-      <w:r>
-        <w:rPr>
-          <w:lang w:val="zh_TW" w:bidi="zh_TW"/>
-        </w:rPr>
-        <w:t>）。君王一次又一次證明自己不配擔任這職分。</w:t>
-      </w:r>
-    </w:p>
-    <w:p>
-      <w:pPr/>
-      <w:r>
-        <w:rPr>
-          <w:lang w:val="zh_TW" w:bidi="zh_TW"/>
-        </w:rPr>
-      </w:r>
-      <w:r>
-        <w:rPr>
-          <w:lang w:val="zh_TW" w:bidi="zh_TW"/>
-        </w:rPr>
-        <w:t>當百姓執意行惡時，耶利米宣告尼布甲尼撒要成為耶和華的器皿，把他們趕出那地（</w:t>
-      </w:r>
-      <w:hyperlink r:id="rId50">
-        <w:r>
-          <w:rPr>
-            <w:lang w:val="zh_TW" w:bidi="zh_TW"/>
-          </w:rPr>
-          <w:rPr>
-            <w:color w:val="0000EE"/>
-            <w:u w:val="single"/>
-          </w:rPr>
-          <w:t>耶21:2，</w:t>
-        </w:r>
-      </w:hyperlink>
-      <w:hyperlink r:id="rId51">
-        <w:r>
-          <w:rPr>
-            <w:lang w:val="zh_TW" w:bidi="zh_TW"/>
-          </w:rPr>
-          <w:rPr>
-            <w:color w:val="0000EE"/>
-            <w:u w:val="single"/>
-          </w:rPr>
-          <w:t>22:25，</w:t>
-        </w:r>
-      </w:hyperlink>
-      <w:hyperlink r:id="rId52">
-        <w:r>
-          <w:rPr>
-            <w:lang w:val="zh_TW" w:bidi="zh_TW"/>
-          </w:rPr>
-          <w:rPr>
-            <w:color w:val="0000EE"/>
-            <w:u w:val="single"/>
-          </w:rPr>
-          <w:t>25:8–9，</w:t>
-        </w:r>
-      </w:hyperlink>
-      <w:hyperlink r:id="rId53">
-        <w:r>
-          <w:rPr>
-            <w:lang w:val="zh_TW" w:bidi="zh_TW"/>
-          </w:rPr>
-          <w:rPr>
-            <w:color w:val="0000EE"/>
-            <w:u w:val="single"/>
-          </w:rPr>
-          <w:t>27:6，</w:t>
-        </w:r>
-      </w:hyperlink>
-      <w:hyperlink r:id="rId54">
-        <w:r>
-          <w:rPr>
-            <w:lang w:val="zh_TW" w:bidi="zh_TW"/>
-          </w:rPr>
-          <w:rPr>
-            <w:color w:val="0000EE"/>
-            <w:u w:val="single"/>
-          </w:rPr>
-          <w:t>28:14，</w:t>
-        </w:r>
-      </w:hyperlink>
-      <w:hyperlink r:id="rId55">
-        <w:r>
-          <w:rPr>
-            <w:lang w:val="zh_TW" w:bidi="zh_TW"/>
-          </w:rPr>
-          <w:rPr>
-            <w:color w:val="0000EE"/>
-            <w:u w:val="single"/>
-          </w:rPr>
-          <w:t>29:21</w:t>
-        </w:r>
-      </w:hyperlink>
-      <w:r>
-        <w:rPr>
-          <w:lang w:val="zh_TW" w:bidi="zh_TW"/>
-        </w:rPr>
-        <w:t>）。然而，耶利米與其他先知也把眼光放在被擄以後，宣告將來會復興與歸回應許之地（</w:t>
-      </w:r>
-      <w:hyperlink r:id="rId56">
-        <w:r>
-          <w:rPr>
-            <w:lang w:val="zh_TW" w:bidi="zh_TW"/>
-          </w:rPr>
-          <w:rPr>
-            <w:color w:val="0000EE"/>
-            <w:u w:val="single"/>
-          </w:rPr>
-          <w:t>耶32:6–25</w:t>
-        </w:r>
-      </w:hyperlink>
-      <w:r>
-        <w:rPr>
-          <w:lang w:val="zh_TW" w:bidi="zh_TW"/>
-        </w:rPr>
-        <w:t>）。在歷史上，這些事實際成就於波斯王塞魯士大帝統治時期（公元前538年），並記載在以斯拉記和尼希米記中。</w:t>
-      </w:r>
-    </w:p>
-    <w:p>
-      <w:pPr/>
-      <w:r>
-        <w:rPr>
-          <w:lang w:val="zh_TW" w:bidi="zh_TW"/>
-        </w:rPr>
-      </w:r>
-      <w:r>
-        <w:rPr>
-          <w:lang w:val="zh_TW" w:bidi="zh_TW"/>
-        </w:rPr>
-        <w:t>在解釋時出現的難題，就是要尋找某些有關被擄歸回的預言，如何得到充分的應驗（參</w:t>
-      </w:r>
-      <w:hyperlink r:id="rId57">
-        <w:r>
-          <w:rPr>
-            <w:lang w:val="zh_TW" w:bidi="zh_TW"/>
-          </w:rPr>
-          <w:rPr>
-            <w:color w:val="0000EE"/>
-            <w:u w:val="single"/>
-          </w:rPr>
-          <w:t>結37章</w:t>
-        </w:r>
-      </w:hyperlink>
-      <w:r>
-        <w:rPr>
-          <w:lang w:val="zh_TW" w:bidi="zh_TW"/>
-        </w:rPr>
-        <w:t>；</w:t>
-      </w:r>
-      <w:hyperlink r:id="rId58">
-        <w:r>
-          <w:rPr>
-            <w:lang w:val="zh_TW" w:bidi="zh_TW"/>
-          </w:rPr>
-          <w:rPr>
-            <w:color w:val="0000EE"/>
-            <w:u w:val="single"/>
-          </w:rPr>
-          <w:t>摩9:14–15</w:t>
-        </w:r>
-      </w:hyperlink>
-      <w:r>
-        <w:rPr>
-          <w:lang w:val="zh_TW" w:bidi="zh_TW"/>
-        </w:rPr>
-        <w:t>），因為這些預言描繪的是在一位大衛後裔君王統治下，以色列將大大昌盛，並且永遠得享那地為業。兩約之間似乎並不能成為這些預言的合理應驗。</w:t>
-      </w:r>
-    </w:p>
-    <w:p>
-      <w:pPr>
-        <w:pStyle w:val="Heading3"/>
-      </w:pPr>
-      <w:r>
-        <w:rPr>
-          <w:lang w:val="zh_TW" w:bidi="zh_TW"/>
-        </w:rPr>
-        <w:t>土地與新約</w:t>
-      </w:r>
-    </w:p>
-    <w:p>
-      <w:pPr/>
-      <w:r>
-        <w:rPr>
-          <w:lang w:val="zh_TW" w:bidi="zh_TW"/>
-        </w:rPr>
-      </w:r>
-      <w:r>
-        <w:rPr>
-          <w:lang w:val="zh_TW" w:bidi="zh_TW"/>
-        </w:rPr>
-        <w:t>在新約聖經裡，「土地」的主題不再那麼突出，並且多半被賦予屬靈的象徵意義。希伯來書的作者暗示，亞伯拉罕明白這土地的應許並不只是地理上的成就，而是指向更高且更令人滿足的天家。亞伯拉看透了世界上一切事物的不完全與暫時性，所以眼光超越了土地應許在今世的成就，仰望那有根基的城，就是神所經營所建造的（</w:t>
-      </w:r>
-      <w:hyperlink r:id="rId59">
-        <w:r>
-          <w:rPr>
-            <w:lang w:val="zh_TW" w:bidi="zh_TW"/>
-          </w:rPr>
-          <w:rPr>
-            <w:color w:val="0000EE"/>
-            <w:u w:val="single"/>
-          </w:rPr>
-          <w:t>來11:10</w:t>
-        </w:r>
-      </w:hyperlink>
-      <w:r>
-        <w:rPr>
-          <w:lang w:val="zh_TW" w:bidi="zh_TW"/>
-        </w:rPr>
-        <w:t>），並且尋求一個「更美的家鄉，就是在天上的」（</w:t>
-      </w:r>
-      <w:hyperlink r:id="rId60">
-        <w:r>
-          <w:rPr>
-            <w:lang w:val="zh_TW" w:bidi="zh_TW"/>
-          </w:rPr>
-          <w:rPr>
-            <w:color w:val="0000EE"/>
-            <w:u w:val="single"/>
-          </w:rPr>
-          <w:t>16節</w:t>
-        </w:r>
-      </w:hyperlink>
-      <w:r>
-        <w:rPr>
-          <w:lang w:val="zh_TW" w:bidi="zh_TW"/>
-        </w:rPr>
-        <w:t>）。在新約聖經中，以色列所得的土地應許與進入迦南，被理解為預表將來神子民要進入的天上安息（</w:t>
-      </w:r>
-      <w:hyperlink r:id="rId61">
-        <w:r>
-          <w:rPr>
-            <w:lang w:val="zh_TW" w:bidi="zh_TW"/>
-          </w:rPr>
-          <w:rPr>
-            <w:color w:val="0000EE"/>
-            <w:u w:val="single"/>
-          </w:rPr>
-          <w:t>來3–4章</w:t>
-        </w:r>
-      </w:hyperlink>
-      <w:r>
-        <w:rPr>
-          <w:lang w:val="zh_TW" w:bidi="zh_TW"/>
-        </w:rPr>
-        <w:t>）。或許，這也解釋了舊約聖經為何強調以色列人遵行神律法與承受土地之間的關聯。當以色列人未能活出聖潔，他們就失去預表蒙福的資格，因此不得進入那地，或被逐出那地。新約聖經顯明，神的旨意是為祂的子民預備一個永恆的家鄉。在那裡，神這位君王直接而公義地掌權，萬事都順服祂的旨意，死亡與罪惡被廢去，祂子民一切的需要都要完全得著滿足（</w:t>
-      </w:r>
-      <w:hyperlink r:id="rId62">
-        <w:r>
-          <w:rPr>
-            <w:lang w:val="zh_TW" w:bidi="zh_TW"/>
-          </w:rPr>
-          <w:rPr>
-            <w:color w:val="0000EE"/>
-            <w:u w:val="single"/>
-          </w:rPr>
-          <w:t>來11:13–16</w:t>
-        </w:r>
-      </w:hyperlink>
-      <w:r>
-        <w:rPr>
-          <w:lang w:val="zh_TW" w:bidi="zh_TW"/>
-        </w:rPr>
-        <w:t>；</w:t>
-      </w:r>
-      <w:hyperlink r:id="rId63">
-        <w:r>
-          <w:rPr>
-            <w:lang w:val="zh_TW" w:bidi="zh_TW"/>
-          </w:rPr>
-          <w:rPr>
-            <w:color w:val="0000EE"/>
-            <w:u w:val="single"/>
-          </w:rPr>
-          <w:t>啟21章</w:t>
-        </w:r>
-      </w:hyperlink>
-      <w:r>
-        <w:rPr>
-          <w:lang w:val="zh_TW" w:bidi="zh_TW"/>
-        </w:rPr>
-        <w:t>）。</w:t>
-      </w:r>
-    </w:p>
-    <w:p>
-      <w:pPr/>
-      <w:r>
-        <w:rPr>
-          <w:lang w:val="zh_TW" w:bidi="zh_TW"/>
-        </w:rPr>
-      </w:r>
-      <w:r>
-        <w:rPr>
-          <w:lang w:val="zh_TW" w:bidi="zh_TW"/>
-        </w:rPr>
-        <w:t>一些人認為，舊約有關土地的應許僅具有預表性的意義。因著基督道成肉身的光照，凡聖經中有關將來那地的應許，都要在教會裡得著屬靈層面得著應驗。如今教會就是新的以色列，承受舊約聖經應許的後嗣。因為神的國如今是一個屬靈的現實，所以若仍期待舊約中有關以色列歸回那地、並在大衛之子基督的統治下，進入和平與昌盛時期的預言，在將來會有實際的應驗，就被視為誤解舊約（參</w:t>
-      </w:r>
-      <w:hyperlink r:id="rId64">
-        <w:r>
-          <w:rPr>
-            <w:lang w:val="zh_TW" w:bidi="zh_TW"/>
-          </w:rPr>
-          <w:rPr>
-            <w:color w:val="0000EE"/>
-            <w:u w:val="single"/>
-          </w:rPr>
-          <w:t>賽2:1–5，</w:t>
-        </w:r>
-      </w:hyperlink>
-      <w:hyperlink r:id="rId65">
-        <w:r>
-          <w:rPr>
-            <w:lang w:val="zh_TW" w:bidi="zh_TW"/>
-          </w:rPr>
-          <w:rPr>
-            <w:color w:val="0000EE"/>
-            <w:u w:val="single"/>
-          </w:rPr>
-          <w:t>11:6–11；</w:t>
-        </w:r>
-      </w:hyperlink>
-      <w:hyperlink r:id="rId57">
-        <w:r>
-          <w:rPr>
-            <w:lang w:val="zh_TW" w:bidi="zh_TW"/>
-          </w:rPr>
-          <w:rPr>
-            <w:color w:val="0000EE"/>
-            <w:u w:val="single"/>
-          </w:rPr>
-          <w:t>結37；</w:t>
-        </w:r>
-      </w:hyperlink>
-      <w:hyperlink r:id="rId58">
-        <w:r>
-          <w:rPr>
-            <w:lang w:val="zh_TW" w:bidi="zh_TW"/>
-          </w:rPr>
-          <w:rPr>
-            <w:color w:val="0000EE"/>
-            <w:u w:val="single"/>
-          </w:rPr>
-          <w:t>摩9:14–15</w:t>
-        </w:r>
-      </w:hyperlink>
-      <w:r>
-        <w:rPr>
-          <w:lang w:val="zh_TW" w:bidi="zh_TW"/>
-        </w:rPr>
-        <w:t>）。住在基督裡，就被看作是對舊約時代有形地理應許的充分應驗。</w:t>
-      </w:r>
-    </w:p>
-    <w:p>
-      <w:pPr/>
-      <w:r>
-        <w:rPr>
-          <w:lang w:val="zh_TW" w:bidi="zh_TW"/>
-        </w:rPr>
-      </w:r>
-      <w:r>
-        <w:rPr>
-          <w:lang w:val="zh_TW" w:bidi="zh_TW"/>
-        </w:rPr>
-        <w:t>另一些人雖然不否認這些舊約現實具有預表性的意義，但他們認為有關土地的應許，仍然在其原本的具體、地理層面上有效。他們指出，保羅在</w:t>
-      </w:r>
-      <w:hyperlink r:id="rId66">
-        <w:r>
-          <w:rPr>
-            <w:lang w:val="zh_TW" w:bidi="zh_TW"/>
-          </w:rPr>
-          <w:rPr>
-            <w:color w:val="0000EE"/>
-            <w:u w:val="single"/>
-          </w:rPr>
-          <w:t>羅馬書九至十一章</w:t>
-        </w:r>
-      </w:hyperlink>
-      <w:r>
-        <w:rPr>
-          <w:lang w:val="zh_TW" w:bidi="zh_TW"/>
-        </w:rPr>
-        <w:t>論證，以色列民族仍有未來。雖然以色列在歷史中不斷不順服神，最終更拒絕彌賽亞，但神的揀選與呼召是不可廢棄的，以色列仍要被接回到那棵他們先前被折下的橄欖樹上。路加福音記載，耶路撒冷要被外邦人踐踏，直到外邦人的日期滿足（</w:t>
-      </w:r>
-      <w:hyperlink r:id="rId67">
-        <w:r>
-          <w:rPr>
-            <w:lang w:val="zh_TW" w:bidi="zh_TW"/>
-          </w:rPr>
-          <w:rPr>
-            <w:color w:val="0000EE"/>
-            <w:u w:val="single"/>
-          </w:rPr>
-          <w:t>路21:24</w:t>
-        </w:r>
-      </w:hyperlink>
-      <w:r>
-        <w:rPr>
-          <w:lang w:val="zh_TW" w:bidi="zh_TW"/>
-        </w:rPr>
-        <w:t>），表明將來必有一個時期，耶路撒冷要再度歸於猶太民族。然而，這並不必然意味著今日的以色列國，就是直接應驗舊約應許的歸回。舊約顯明，歸回的契機要出於信心（</w:t>
-      </w:r>
-      <w:hyperlink r:id="rId68">
-        <w:r>
-          <w:rPr>
-            <w:lang w:val="zh_TW" w:bidi="zh_TW"/>
-          </w:rPr>
-          <w:rPr>
-            <w:color w:val="0000EE"/>
-            <w:u w:val="single"/>
-          </w:rPr>
-          <w:t>申30:1–16</w:t>
-        </w:r>
-      </w:hyperlink>
-      <w:r>
-        <w:rPr>
-          <w:lang w:val="zh_TW" w:bidi="zh_TW"/>
-        </w:rPr>
-        <w:t>）；以色列人今天回到故土，卻仍舊不信神。同時，猶太民族在歷世歷代中的奇妙保存，以及近代以色列國的重建，也許可以理解為預示或徵象，舊約土地的應許將來會更完全成就。</w:t>
+        <w:t>）。這個名稱可能是指以東一個宗族的祖先，也可能是指該宗族所居住的地區。</w:t>
       </w:r>
       <w:r>
         <w:rPr>
@@ -3452,6 +2690,18 @@
   </w:num>
   <w:num w:numId="13" w16cid:durableId="592781308">
     <w:abstractNumId w:val="11"/>
+  </w:num>
+  <w:num w:numId="14">
+    <w:abstractNumId w:val="3"/>
+    <w:lvlOverride w:ilvl="0">
+      <w:startOverride w:val="1"/>
+    </w:lvlOverride>
+  </w:num>
+  <w:num w:numId="15">
+    <w:abstractNumId w:val="3"/>
+    <w:lvlOverride w:ilvl="0">
+      <w:startOverride w:val="1"/>
+    </w:lvlOverride>
   </w:num>
   <w:numIdMacAtCleanup w:val="10"/>
 </w:numbering>

--- a/zht/docx/173.content.docx
+++ b/zht/docx/173.content.docx
@@ -233,36 +233,24 @@
         </w:rPr>
         <w:t>在尚未進入以色列君王統治的時代的以東早期的京城。聖經提到，以東王比拉曾在這城作王（</w:t>
       </w:r>
-      <w:hyperlink r:id="rId13">
-        <w:r>
-          <w:rPr>
-            <w:lang w:val="zh_TW" w:bidi="zh_TW"/>
-          </w:rPr>
-          <w:rPr>
-            <w:color w:val="0000EE"/>
-            <w:u w:val="single"/>
-          </w:rPr>
-          <w:t>創36:32</w:t>
-        </w:r>
-      </w:hyperlink>
+      <w:r>
+        <w:rPr>
+          <w:lang w:val="zh_TW" w:bidi="zh_TW"/>
+        </w:rPr>
+        <w:t>創36:32</w:t>
+      </w:r>
       <w:r>
         <w:rPr>
           <w:lang w:val="zh_TW" w:bidi="zh_TW"/>
         </w:rPr>
         <w:t>；</w:t>
       </w:r>
-      <w:hyperlink r:id="rId14">
-        <w:r>
-          <w:rPr>
-            <w:lang w:val="zh_TW" w:bidi="zh_TW"/>
-          </w:rPr>
-          <w:rPr>
-            <w:color w:val="0000EE"/>
-            <w:u w:val="single"/>
-          </w:rPr>
-          <w:t>代上1:43</w:t>
-        </w:r>
-      </w:hyperlink>
+      <w:r>
+        <w:rPr>
+          <w:lang w:val="zh_TW" w:bidi="zh_TW"/>
+        </w:rPr>
+        <w:t>代上1:43</w:t>
+      </w:r>
       <w:r>
         <w:rPr>
           <w:lang w:val="zh_TW" w:bidi="zh_TW"/>
@@ -325,126 +313,84 @@
         </w:rPr>
         <w:t>猶大所得產業北界上的一座城，位於伯·示麥和以革倫之間（</w:t>
       </w:r>
-      <w:hyperlink r:id="rId15">
-        <w:r>
-          <w:rPr>
-            <w:lang w:val="zh_TW" w:bidi="zh_TW"/>
-          </w:rPr>
-          <w:rPr>
-            <w:color w:val="0000EE"/>
-            <w:u w:val="single"/>
-          </w:rPr>
-          <w:t>書15:10</w:t>
-        </w:r>
-      </w:hyperlink>
+      <w:r>
+        <w:rPr>
+          <w:lang w:val="zh_TW" w:bidi="zh_TW"/>
+        </w:rPr>
+        <w:t>書15:10</w:t>
+      </w:r>
       <w:r>
         <w:rPr>
           <w:lang w:val="zh_TW" w:bidi="zh_TW"/>
         </w:rPr>
         <w:t>；譯註：和合本譯為：亭納）。這很可能就是猶大與她瑪相遇，並生下法勒斯和謝拉的地方（</w:t>
       </w:r>
-      <w:hyperlink r:id="rId16">
-        <w:r>
-          <w:rPr>
-            <w:lang w:val="zh_TW" w:bidi="zh_TW"/>
-          </w:rPr>
-          <w:rPr>
-            <w:color w:val="0000EE"/>
-            <w:u w:val="single"/>
-          </w:rPr>
-          <w:t>創38:12–14</w:t>
-        </w:r>
-      </w:hyperlink>
+      <w:r>
+        <w:rPr>
+          <w:lang w:val="zh_TW" w:bidi="zh_TW"/>
+        </w:rPr>
+        <w:t>創38:12–14</w:t>
+      </w:r>
       <w:r>
         <w:rPr>
           <w:lang w:val="zh_TW" w:bidi="zh_TW"/>
         </w:rPr>
         <w:t>）。亭拿位於猶大與非利士交界地帶，也是參孫與一名非利士女子發生婚姻糾紛的地方（</w:t>
       </w:r>
-      <w:hyperlink r:id="rId17">
-        <w:r>
-          <w:rPr>
-            <w:lang w:val="zh_TW" w:bidi="zh_TW"/>
-          </w:rPr>
-          <w:rPr>
-            <w:color w:val="0000EE"/>
-            <w:u w:val="single"/>
-          </w:rPr>
-          <w:t>士14:1–5</w:t>
-        </w:r>
-      </w:hyperlink>
+      <w:r>
+        <w:rPr>
+          <w:lang w:val="zh_TW" w:bidi="zh_TW"/>
+        </w:rPr>
+        <w:t>士14:1–5</w:t>
+      </w:r>
       <w:r>
         <w:rPr>
           <w:lang w:val="zh_TW" w:bidi="zh_TW"/>
         </w:rPr>
         <w:t>，</w:t>
       </w:r>
-      <w:hyperlink r:id="rId18">
-        <w:r>
-          <w:rPr>
-            <w:lang w:val="zh_TW" w:bidi="zh_TW"/>
-          </w:rPr>
-          <w:rPr>
-            <w:color w:val="0000EE"/>
-            <w:u w:val="single"/>
-          </w:rPr>
-          <w:t>15:6</w:t>
-        </w:r>
-      </w:hyperlink>
+      <w:r>
+        <w:rPr>
+          <w:lang w:val="zh_TW" w:bidi="zh_TW"/>
+        </w:rPr>
+        <w:t>15:6</w:t>
+      </w:r>
       <w:r>
         <w:rPr>
           <w:lang w:val="zh_TW" w:bidi="zh_TW"/>
         </w:rPr>
         <w:t>）。這座城顯然經常在以色列人和非利士人之間易手。以色列人在征服迦南時似乎曾控制亭拿（參</w:t>
       </w:r>
-      <w:hyperlink r:id="rId19">
-        <w:r>
-          <w:rPr>
-            <w:lang w:val="zh_TW" w:bidi="zh_TW"/>
-          </w:rPr>
-          <w:rPr>
-            <w:color w:val="0000EE"/>
-            <w:u w:val="single"/>
-          </w:rPr>
-          <w:t>書19:43</w:t>
-        </w:r>
-      </w:hyperlink>
+      <w:r>
+        <w:rPr>
+          <w:lang w:val="zh_TW" w:bidi="zh_TW"/>
+        </w:rPr>
+        <w:t>書19:43</w:t>
+      </w:r>
       <w:r>
         <w:rPr>
           <w:lang w:val="zh_TW" w:bidi="zh_TW"/>
         </w:rPr>
         <w:t>；譯註：和合本譯為：亭拿他），但到了參孫的時代，這城已落在非利士人手中（</w:t>
       </w:r>
-      <w:hyperlink r:id="rId20">
-        <w:r>
-          <w:rPr>
-            <w:lang w:val="zh_TW" w:bidi="zh_TW"/>
-          </w:rPr>
-          <w:rPr>
-            <w:color w:val="0000EE"/>
-            <w:u w:val="single"/>
-          </w:rPr>
-          <w:t>士14:1</w:t>
-        </w:r>
-      </w:hyperlink>
+      <w:r>
+        <w:rPr>
+          <w:lang w:val="zh_TW" w:bidi="zh_TW"/>
+        </w:rPr>
+        <w:t>士14:1</w:t>
+      </w:r>
       <w:r>
         <w:rPr>
           <w:lang w:val="zh_TW" w:bidi="zh_TW"/>
         </w:rPr>
         <w:t>）。亞哈斯約於公元前730年從非利士人手中奪回亭拿（</w:t>
       </w:r>
-      <w:hyperlink r:id="rId21">
-        <w:r>
-          <w:rPr>
-            <w:lang w:val="zh_TW" w:bidi="zh_TW"/>
-          </w:rPr>
-          <w:rPr>
-            <w:color w:val="0000EE"/>
-            <w:u w:val="single"/>
-          </w:rPr>
-          <w:t>代下28:18</w:t>
-        </w:r>
-      </w:hyperlink>
+      <w:r>
+        <w:rPr>
+          <w:lang w:val="zh_TW" w:bidi="zh_TW"/>
+        </w:rPr>
+        <w:t>代下28:18</w:t>
+      </w:r>
       <w:r>
         <w:rPr>
           <w:lang w:val="zh_TW" w:bidi="zh_TW"/>
@@ -469,36 +415,24 @@
         </w:rPr>
         <w:t>猶大所得產業中南部山區的一座城 （</w:t>
       </w:r>
-      <w:hyperlink r:id="rId22">
-        <w:r>
-          <w:rPr>
-            <w:lang w:val="zh_TW" w:bidi="zh_TW"/>
-          </w:rPr>
-          <w:rPr>
-            <w:color w:val="0000EE"/>
-            <w:u w:val="single"/>
-          </w:rPr>
-          <w:t>書15:57</w:t>
-        </w:r>
-      </w:hyperlink>
+      <w:r>
+        <w:rPr>
+          <w:lang w:val="zh_TW" w:bidi="zh_TW"/>
+        </w:rPr>
+        <w:t>書15:57</w:t>
+      </w:r>
       <w:r>
         <w:rPr>
           <w:lang w:val="zh_TW" w:bidi="zh_TW"/>
         </w:rPr>
         <w:t>；譯註：和合本譯為：亭納）。這座城也有可能是猶大與她瑪相遇的地方 （</w:t>
       </w:r>
-      <w:hyperlink r:id="rId16">
-        <w:r>
-          <w:rPr>
-            <w:lang w:val="zh_TW" w:bidi="zh_TW"/>
-          </w:rPr>
-          <w:rPr>
-            <w:color w:val="0000EE"/>
-            <w:u w:val="single"/>
-          </w:rPr>
-          <w:t>創38:12–14</w:t>
-        </w:r>
-      </w:hyperlink>
+      <w:r>
+        <w:rPr>
+          <w:lang w:val="zh_TW" w:bidi="zh_TW"/>
+        </w:rPr>
+        <w:t>創38:12–14</w:t>
+      </w:r>
       <w:r>
         <w:rPr>
           <w:lang w:val="zh_TW" w:bidi="zh_TW"/>
@@ -553,36 +487,24 @@
         </w:rPr>
         <w:t>有英文譯本在</w:t>
       </w:r>
-      <w:hyperlink r:id="rId16">
-        <w:r>
-          <w:rPr>
-            <w:lang w:val="zh_TW" w:bidi="zh_TW"/>
-          </w:rPr>
-          <w:rPr>
-            <w:color w:val="0000EE"/>
-            <w:u w:val="single"/>
-          </w:rPr>
-          <w:t>創世記三十八章12至14節</w:t>
-        </w:r>
-      </w:hyperlink>
+      <w:r>
+        <w:rPr>
+          <w:lang w:val="zh_TW" w:bidi="zh_TW"/>
+        </w:rPr>
+        <w:t>創世記三十八章12至14節</w:t>
+      </w:r>
       <w:r>
         <w:rPr>
           <w:lang w:val="zh_TW" w:bidi="zh_TW"/>
         </w:rPr>
         <w:t>和</w:t>
       </w:r>
-      <w:hyperlink r:id="rId17">
-        <w:r>
-          <w:rPr>
-            <w:lang w:val="zh_TW" w:bidi="zh_TW"/>
-          </w:rPr>
-          <w:rPr>
-            <w:color w:val="0000EE"/>
-            <w:u w:val="single"/>
-          </w:rPr>
-          <w:t>士師記十四章1至5節</w:t>
-        </w:r>
-      </w:hyperlink>
+      <w:r>
+        <w:rPr>
+          <w:lang w:val="zh_TW" w:bidi="zh_TW"/>
+        </w:rPr>
+        <w:t>士師記十四章1至5節</w:t>
+      </w:r>
       <w:r>
         <w:rPr>
           <w:lang w:val="zh_TW" w:bidi="zh_TW"/>
@@ -664,54 +586,36 @@
         </w:rPr>
         <w:t>西珥的女兒、羅坍的妹妹，是住在以東地的何利人（</w:t>
       </w:r>
-      <w:hyperlink r:id="rId23">
-        <w:r>
-          <w:rPr>
-            <w:lang w:val="zh_TW" w:bidi="zh_TW"/>
-          </w:rPr>
-          <w:rPr>
-            <w:color w:val="0000EE"/>
-            <w:u w:val="single"/>
-          </w:rPr>
-          <w:t>創36:22</w:t>
-        </w:r>
-      </w:hyperlink>
+      <w:r>
+        <w:rPr>
+          <w:lang w:val="zh_TW" w:bidi="zh_TW"/>
+        </w:rPr>
+        <w:t>創36:22</w:t>
+      </w:r>
       <w:r>
         <w:rPr>
           <w:lang w:val="zh_TW" w:bidi="zh_TW"/>
         </w:rPr>
         <w:t>；</w:t>
       </w:r>
-      <w:hyperlink r:id="rId24">
-        <w:r>
-          <w:rPr>
-            <w:lang w:val="zh_TW" w:bidi="zh_TW"/>
-          </w:rPr>
-          <w:rPr>
-            <w:color w:val="0000EE"/>
-            <w:u w:val="single"/>
-          </w:rPr>
-          <w:t>代上1:39</w:t>
-        </w:r>
-      </w:hyperlink>
+      <w:r>
+        <w:rPr>
+          <w:lang w:val="zh_TW" w:bidi="zh_TW"/>
+        </w:rPr>
+        <w:t>代上1:39</w:t>
+      </w:r>
       <w:r>
         <w:rPr>
           <w:lang w:val="zh_TW" w:bidi="zh_TW"/>
         </w:rPr>
         <w:t>）。她作了以掃之子以利法的妾，生了亞瑪力（</w:t>
       </w:r>
-      <w:hyperlink r:id="rId25">
-        <w:r>
-          <w:rPr>
-            <w:lang w:val="zh_TW" w:bidi="zh_TW"/>
-          </w:rPr>
-          <w:rPr>
-            <w:color w:val="0000EE"/>
-            <w:u w:val="single"/>
-          </w:rPr>
-          <w:t>創36:12</w:t>
-        </w:r>
-      </w:hyperlink>
+      <w:r>
+        <w:rPr>
+          <w:lang w:val="zh_TW" w:bidi="zh_TW"/>
+        </w:rPr>
+        <w:t>創36:12</w:t>
+      </w:r>
       <w:r>
         <w:rPr>
           <w:lang w:val="zh_TW" w:bidi="zh_TW"/>
@@ -736,54 +640,36 @@
         </w:rPr>
         <w:t>以東人的族長（</w:t>
       </w:r>
-      <w:hyperlink r:id="rId26">
-        <w:r>
-          <w:rPr>
-            <w:lang w:val="zh_TW" w:bidi="zh_TW"/>
-          </w:rPr>
-          <w:rPr>
-            <w:color w:val="0000EE"/>
-            <w:u w:val="single"/>
-          </w:rPr>
-          <w:t>創36:40</w:t>
-        </w:r>
-      </w:hyperlink>
+      <w:r>
+        <w:rPr>
+          <w:lang w:val="zh_TW" w:bidi="zh_TW"/>
+        </w:rPr>
+        <w:t>創36:40</w:t>
+      </w:r>
       <w:r>
         <w:rPr>
           <w:lang w:val="zh_TW" w:bidi="zh_TW"/>
         </w:rPr>
         <w:t>；</w:t>
       </w:r>
-      <w:hyperlink r:id="rId27">
-        <w:r>
-          <w:rPr>
-            <w:lang w:val="zh_TW" w:bidi="zh_TW"/>
-          </w:rPr>
-          <w:rPr>
-            <w:color w:val="0000EE"/>
-            <w:u w:val="single"/>
-          </w:rPr>
-          <w:t>代上1:36</w:t>
-        </w:r>
-      </w:hyperlink>
+      <w:r>
+        <w:rPr>
+          <w:lang w:val="zh_TW" w:bidi="zh_TW"/>
+        </w:rPr>
+        <w:t>代上1:36</w:t>
+      </w:r>
       <w:r>
         <w:rPr>
           <w:lang w:val="zh_TW" w:bidi="zh_TW"/>
         </w:rPr>
         <w:t>、</w:t>
       </w:r>
-      <w:hyperlink r:id="rId27">
-        <w:r>
-          <w:rPr>
-            <w:lang w:val="zh_TW" w:bidi="zh_TW"/>
-          </w:rPr>
-          <w:rPr>
-            <w:color w:val="0000EE"/>
-            <w:u w:val="single"/>
-          </w:rPr>
-          <w:t>51</w:t>
-        </w:r>
-      </w:hyperlink>
+      <w:r>
+        <w:rPr>
+          <w:lang w:val="zh_TW" w:bidi="zh_TW"/>
+        </w:rPr>
+        <w:t>51</w:t>
+      </w:r>
       <w:r>
         <w:rPr>
           <w:lang w:val="zh_TW" w:bidi="zh_TW"/>
